--- a/docs/acidwg_py_사용자매뉴얼.docx
+++ b/docs/acidwg_py_사용자매뉴얼.docx
@@ -8,10 +8,10 @@
       </w:pPr>
       <w:r>
         <w:rPr>
-          <w:rFonts w:ascii="맑은 고딕" w:hAnsi="맑은 고딕"/>
           <w:b/>
           <w:color w:val="1F4E79"/>
           <w:sz w:val="56"/>
+          <w:rFonts w:eastAsia="맑은 고딕" w:ascii="맑은 고딕" w:hAnsi="맑은 고딕"/>
         </w:rPr>
         <w:t>acidwg_py 사용자 매뉴얼</w:t>
       </w:r>
@@ -22,9 +22,9 @@
       </w:pPr>
       <w:r>
         <w:rPr>
-          <w:rFonts w:ascii="맑은 고딕" w:hAnsi="맑은 고딕"/>
           <w:i/>
           <w:sz w:val="28"/>
+          <w:rFonts w:eastAsia="맑은 고딕" w:ascii="맑은 고딕" w:hAnsi="맑은 고딕"/>
         </w:rPr>
         <w:t>APCC 계절예측 통계적 다운스케일링 — 1000-멤버 일자료 앙상블</w:t>
       </w:r>
@@ -36,14 +36,17 @@
       </w:pPr>
       <w:r>
         <w:rPr>
-          <w:rFonts w:ascii="맑은 고딕" w:hAnsi="맑은 고딕"/>
           <w:sz w:val="24"/>
+          <w:rFonts w:eastAsia="맑은 고딕" w:ascii="맑은 고딕" w:hAnsi="맑은 고딕"/>
         </w:rPr>
+        <w:t>operational + hindcast 모드 통합 가이드</w:t>
+        <w:br/>
+        <w:br/>
         <w:t>유역통합관리연구원 (IWMI-KR)</w:t>
         <w:br/>
         <w:t>PICASO-Hydro 사업</w:t>
         <w:br/>
-        <w:t>2026</w:t>
+        <w:t>v2 — 2026-05</w:t>
       </w:r>
     </w:p>
     <w:p>
@@ -57,7 +60,7 @@
       </w:pPr>
       <w:r>
         <w:rPr>
-          <w:rFonts w:ascii="맑은 고딕" w:hAnsi="맑은 고딕" w:eastAsia="맑은 고딕"/>
+          <w:rFonts w:eastAsia="맑은 고딕" w:ascii="맑은 고딕" w:hAnsi="맑은 고딕"/>
           <w:color w:val="1F4E79"/>
         </w:rPr>
         <w:t>1. 소개</w:t>
@@ -66,21 +69,21 @@
     <w:p>
       <w:r>
         <w:rPr>
-          <w:rFonts w:ascii="맑은 고딕" w:hAnsi="맑은 고딕" w:eastAsia="맑은 고딕"/>
           <w:b w:val="0"/>
           <w:sz w:val="22"/>
+          <w:rFonts w:eastAsia="맑은 고딕" w:ascii="맑은 고딕" w:hAnsi="맑은 고딕"/>
         </w:rPr>
-        <w:t>acidwg_py 는 APCC(아시아태평양 기후정보센터) 계절예측 자료를 통계적 다운스케일링하여 SWAT/SWAT-Plus 수문모델 입력에 적합한 일단위 기상 시나리오를 생성하는 Python 패키지입니다.</w:t>
+        <w:t>acidwg_py 는 APCC(아시아태평양 기후정보센터) 계절예측 자료를 통계적으로 다운스케일링하여 SWAT/SWAT-Plus 수문모델 입력에 적합한 일단위 기상 시나리오를 생성하는 Python 패키지입니다.</w:t>
       </w:r>
     </w:p>
     <w:p>
       <w:r>
         <w:rPr>
-          <w:rFonts w:ascii="맑은 고딕" w:hAnsi="맑은 고딕" w:eastAsia="맑은 고딕"/>
           <w:b w:val="0"/>
           <w:sz w:val="22"/>
+          <w:rFonts w:eastAsia="맑은 고딕" w:ascii="맑은 고딕" w:hAnsi="맑은 고딕"/>
         </w:rPr>
-        <w:t>원본 R 패키지 rACID 의 Python 포팅으로, 다음 기능을 제공합니다:</w:t>
+        <w:t>원본 R 패키지 rACID 의 Python 포팅으로, 다음 두 가지 모드를 지원합니다:</w:t>
       </w:r>
     </w:p>
     <w:p>
@@ -89,10 +92,10 @@
       </w:pPr>
       <w:r>
         <w:rPr>
-          <w:rFonts w:ascii="맑은 고딕" w:hAnsi="맑은 고딕" w:eastAsia="맑은 고딕"/>
           <w:sz w:val="22"/>
+          <w:rFonts w:eastAsia="맑은 고딕" w:ascii="맑은 고딕" w:hAnsi="맑은 고딕"/>
         </w:rPr>
-        <w:t>APCC tercile 예보 확률(AN/NN/BN)을 일단위 시나리오로 변환</w:t>
+        <w:t>operational — 미래 한 시즌 (예: 2024 JFM) 시나리오 생성. 정책·운영 의사결정용</w:t>
       </w:r>
     </w:p>
     <w:p>
@@ -101,46 +104,20 @@
       </w:pPr>
       <w:r>
         <w:rPr>
-          <w:rFonts w:ascii="맑은 고딕" w:hAnsi="맑은 고딕" w:eastAsia="맑은 고딕"/>
           <w:sz w:val="22"/>
+          <w:rFonts w:eastAsia="맑은 고딕" w:ascii="맑은 고딕" w:hAnsi="맑은 고딕"/>
         </w:rPr>
-        <w:t>관측 자료 기반 통계 모델 적합 → 1000-멤버 앙상블 일자료 생성 (강수·최고·최저기온)</w:t>
+        <w:t>hindcast — 과거 다년·다계절 (예: 1991–2020 × 12 계절 = 360 시즌) 일괄 재예측. 모델 검증·신뢰도 평가용</w:t>
       </w:r>
     </w:p>
     <w:p>
-      <w:pPr>
-        <w:pStyle w:val="ListBullet"/>
-      </w:pPr>
       <w:r>
         <w:rPr>
-          <w:rFonts w:ascii="맑은 고딕" w:hAnsi="맑은 고딕" w:eastAsia="맑은 고딕"/>
+          <w:b w:val="0"/>
           <w:sz w:val="22"/>
+          <w:rFonts w:eastAsia="맑은 고딕" w:ascii="맑은 고딕" w:hAnsi="맑은 고딕"/>
         </w:rPr>
-        <w:t>SWAT-Plus 기상발생기와 호환되는 출력 포맷 (pyswat 직접 입력 가능)</w:t>
-      </w:r>
-    </w:p>
-    <w:p>
-      <w:pPr>
-        <w:pStyle w:val="ListBullet"/>
-      </w:pPr>
-      <w:r>
-        <w:rPr>
-          <w:rFonts w:ascii="맑은 고딕" w:hAnsi="맑은 고딕" w:eastAsia="맑은 고딕"/>
-          <w:sz w:val="22"/>
-        </w:rPr>
-        <w:t>12개 3개월 계절 (JFM, FMA, ..., DJF) 모두 지원</w:t>
-      </w:r>
-    </w:p>
-    <w:p>
-      <w:pPr>
-        <w:pStyle w:val="ListBullet"/>
-      </w:pPr>
-      <w:r>
-        <w:rPr>
-          <w:rFonts w:ascii="맑은 고딕" w:hAnsi="맑은 고딕" w:eastAsia="맑은 고딕"/>
-          <w:sz w:val="22"/>
-        </w:rPr>
-        <w:t>PICASO 힌드캐스트 자료 자동 변환 도구 포함</w:t>
+        <w:t>두 모드 모두 1000-멤버 앙상블 일자료를 산출하며, SWAT-Plus 기상발생기와 호환됩니다.</w:t>
       </w:r>
     </w:p>
     <w:p>
@@ -149,7 +126,7 @@
       </w:pPr>
       <w:r>
         <w:rPr>
-          <w:rFonts w:ascii="맑은 고딕" w:hAnsi="맑은 고딕" w:eastAsia="맑은 고딕"/>
+          <w:rFonts w:eastAsia="맑은 고딕" w:ascii="맑은 고딕" w:hAnsi="맑은 고딕"/>
         </w:rPr>
         <w:t>1.1 다른 패키지와의 관계</w:t>
       </w:r>
@@ -157,11 +134,11 @@
     <w:p>
       <w:r>
         <w:rPr>
-          <w:rFonts w:ascii="맑은 고딕" w:hAnsi="맑은 고딕" w:eastAsia="맑은 고딕"/>
           <w:b w:val="0"/>
           <w:sz w:val="22"/>
+          <w:rFonts w:eastAsia="맑은 고딕" w:ascii="맑은 고딕" w:hAnsi="맑은 고딕"/>
         </w:rPr>
-        <w:t>PICASO-Hydro 사업은 3개의 Python 패키지로 구성되며, acidwg_py 는 그중 계절예측 다운스케일링을 담당합니다.</w:t>
+        <w:t>PICASO-Hydro 사업의 3개 Python 패키지 중 acidwg_py 는 계절예측 다운스케일링을 담당합니다.</w:t>
       </w:r>
     </w:p>
     <w:tbl>
@@ -184,9 +161,9 @@
             <w:r/>
             <w:r>
               <w:rPr>
-                <w:rFonts w:ascii="맑은 고딕" w:hAnsi="맑은 고딕" w:eastAsia="맑은 고딕"/>
                 <w:b/>
                 <w:sz w:val="20"/>
+                <w:rFonts w:eastAsia="맑은 고딕" w:ascii="맑은 고딕" w:hAnsi="맑은 고딕"/>
               </w:rPr>
               <w:t>패키지</w:t>
             </w:r>
@@ -200,9 +177,9 @@
             <w:r/>
             <w:r>
               <w:rPr>
-                <w:rFonts w:ascii="맑은 고딕" w:hAnsi="맑은 고딕" w:eastAsia="맑은 고딕"/>
                 <w:b/>
                 <w:sz w:val="20"/>
+                <w:rFonts w:eastAsia="맑은 고딕" w:ascii="맑은 고딕" w:hAnsi="맑은 고딕"/>
               </w:rPr>
               <w:t>역할</w:t>
             </w:r>
@@ -216,9 +193,9 @@
             <w:r/>
             <w:r>
               <w:rPr>
-                <w:rFonts w:ascii="맑은 고딕" w:hAnsi="맑은 고딕" w:eastAsia="맑은 고딕"/>
                 <w:b/>
                 <w:sz w:val="20"/>
+                <w:rFonts w:eastAsia="맑은 고딕" w:ascii="맑은 고딕" w:hAnsi="맑은 고딕"/>
               </w:rPr>
               <w:t>본 매뉴얼과 관계</w:t>
             </w:r>
@@ -234,8 +211,8 @@
             <w:r/>
             <w:r>
               <w:rPr>
-                <w:rFonts w:ascii="맑은 고딕" w:hAnsi="맑은 고딕" w:eastAsia="맑은 고딕"/>
                 <w:sz w:val="20"/>
+                <w:rFonts w:eastAsia="맑은 고딕" w:ascii="맑은 고딕" w:hAnsi="맑은 고딕"/>
               </w:rPr>
               <w:t>util_py</w:t>
             </w:r>
@@ -249,8 +226,8 @@
             <w:r/>
             <w:r>
               <w:rPr>
-                <w:rFonts w:ascii="맑은 고딕" w:hAnsi="맑은 고딕" w:eastAsia="맑은 고딕"/>
                 <w:sz w:val="20"/>
+                <w:rFonts w:eastAsia="맑은 고딕" w:ascii="맑은 고딕" w:hAnsi="맑은 고딕"/>
               </w:rPr>
               <w:t>ERA5/GSOD/관측 자료 수집·표준화·검증, GIS 자료</w:t>
             </w:r>
@@ -264,10 +241,10 @@
             <w:r/>
             <w:r>
               <w:rPr>
-                <w:rFonts w:ascii="맑은 고딕" w:hAnsi="맑은 고딕" w:eastAsia="맑은 고딕"/>
                 <w:sz w:val="20"/>
+                <w:rFonts w:eastAsia="맑은 고딕" w:ascii="맑은 고딕" w:hAnsi="맑은 고딕"/>
               </w:rPr>
-              <w:t>관측 자료 obs/weather/ 준비에 활용</w:t>
+              <w:t>★ 관측 자료를 표준 daily 포맷으로 미리 준비</w:t>
             </w:r>
           </w:p>
         </w:tc>
@@ -281,8 +258,8 @@
             <w:r/>
             <w:r>
               <w:rPr>
-                <w:rFonts w:ascii="맑은 고딕" w:hAnsi="맑은 고딕" w:eastAsia="맑은 고딕"/>
                 <w:sz w:val="20"/>
+                <w:rFonts w:eastAsia="맑은 고딕" w:ascii="맑은 고딕" w:hAnsi="맑은 고딕"/>
               </w:rPr>
               <w:t>acidwg_py</w:t>
             </w:r>
@@ -296,10 +273,10 @@
             <w:r/>
             <w:r>
               <w:rPr>
-                <w:rFonts w:ascii="맑은 고딕" w:hAnsi="맑은 고딕" w:eastAsia="맑은 고딕"/>
                 <w:sz w:val="20"/>
+                <w:rFonts w:eastAsia="맑은 고딕" w:ascii="맑은 고딕" w:hAnsi="맑은 고딕"/>
               </w:rPr>
-              <w:t>APCC 계절예측 통계 다운스케일링</w:t>
+              <w:t>APCC 계절예측 통계 다운스케일링 (operational + hindcast)</w:t>
             </w:r>
           </w:p>
         </w:tc>
@@ -311,8 +288,8 @@
             <w:r/>
             <w:r>
               <w:rPr>
-                <w:rFonts w:ascii="맑은 고딕" w:hAnsi="맑은 고딕" w:eastAsia="맑은 고딕"/>
                 <w:sz w:val="20"/>
+                <w:rFonts w:eastAsia="맑은 고딕" w:ascii="맑은 고딕" w:hAnsi="맑은 고딕"/>
               </w:rPr>
               <w:t>★ 본 매뉴얼</w:t>
             </w:r>
@@ -328,8 +305,8 @@
             <w:r/>
             <w:r>
               <w:rPr>
-                <w:rFonts w:ascii="맑은 고딕" w:hAnsi="맑은 고딕" w:eastAsia="맑은 고딕"/>
                 <w:sz w:val="20"/>
+                <w:rFonts w:eastAsia="맑은 고딕" w:ascii="맑은 고딕" w:hAnsi="맑은 고딕"/>
               </w:rPr>
               <w:t>swat_py</w:t>
             </w:r>
@@ -343,8 +320,8 @@
             <w:r/>
             <w:r>
               <w:rPr>
-                <w:rFonts w:ascii="맑은 고딕" w:hAnsi="맑은 고딕" w:eastAsia="맑은 고딕"/>
                 <w:sz w:val="20"/>
+                <w:rFonts w:eastAsia="맑은 고딕" w:ascii="맑은 고딕" w:hAnsi="맑은 고딕"/>
               </w:rPr>
               <w:t>SWAT-Plus 자동 실행·보정·검증</w:t>
             </w:r>
@@ -358,8 +335,8 @@
             <w:r/>
             <w:r>
               <w:rPr>
-                <w:rFonts w:ascii="맑은 고딕" w:hAnsi="맑은 고딕" w:eastAsia="맑은 고딕"/>
                 <w:sz w:val="20"/>
+                <w:rFonts w:eastAsia="맑은 고딕" w:ascii="맑은 고딕" w:hAnsi="맑은 고딕"/>
               </w:rPr>
               <w:t>출력된 1000-멤버 시나리오를 입력으로 사용</w:t>
             </w:r>
@@ -373,7 +350,7 @@
       </w:pPr>
       <w:r>
         <w:rPr>
-          <w:rFonts w:ascii="맑은 고딕" w:hAnsi="맑은 고딕" w:eastAsia="맑은 고딕"/>
+          <w:rFonts w:eastAsia="맑은 고딕" w:ascii="맑은 고딕" w:hAnsi="맑은 고딕"/>
         </w:rPr>
         <w:t>1.2 무엇을 만드는가</w:t>
       </w:r>
@@ -381,11 +358,11 @@
     <w:p>
       <w:r>
         <w:rPr>
-          <w:rFonts w:ascii="맑은 고딕" w:hAnsi="맑은 고딕" w:eastAsia="맑은 고딕"/>
           <w:b w:val="0"/>
           <w:sz w:val="22"/>
+          <w:rFonts w:eastAsia="맑은 고딕" w:ascii="맑은 고딕" w:hAnsi="맑은 고딕"/>
         </w:rPr>
-        <w:t>한 번 실행하면 다음 구조의 출력을 생성합니다:</w:t>
+        <w:t>operational (단일) 또는 hindcast (일괄) 실행 후 다음 구조의 출력을 생성:</w:t>
       </w:r>
     </w:p>
     <w:p>
@@ -399,31 +376,35 @@
           <w:rFonts w:ascii="Consolas" w:hAnsi="Consolas"/>
           <w:sz w:val="20"/>
         </w:rPr>
-        <w:t>1_acidwg/operational/2024/JFM/</w:t>
+        <w:t>1_acidwg/</w:t>
         <w:br/>
-        <w:t xml:space="preserve">  ├─ member_0001/</w:t>
+        <w:t>├─ operational/2024/JFM/                     ← acidwg-run</w:t>
         <w:br/>
-        <w:t xml:space="preserve">  │   ├─ STN001.csv     ← 90일 일자료 (mon, day, prcp, tmax, tmin)</w:t>
+        <w:t>│   ├─ member_0001/91843099999.csv  (90일 일자료)</w:t>
         <w:br/>
-        <w:t xml:space="preserve">  │   ├─ STN002.csv</w:t>
+        <w:t>│   ├─ member_0002/...</w:t>
         <w:br/>
-        <w:t xml:space="preserve">  │   └─ ... (관측소 N개)</w:t>
+        <w:t>│   └─ member_1000/</w:t>
         <w:br/>
-        <w:t xml:space="preserve">  ├─ member_0002/</w:t>
+        <w:t>└─ hindcast/                                ← acidwg-run --hindcast</w:t>
         <w:br/>
-        <w:t xml:space="preserve">  ├─ ...</w:t>
+        <w:t xml:space="preserve">    ├─ 1991/JFM/member_0001/...</w:t>
         <w:br/>
-        <w:t xml:space="preserve">  └─ member_1000/</w:t>
+        <w:t xml:space="preserve">    ├─ 1991/FMA/member_0001/...</w:t>
+        <w:br/>
+        <w:t xml:space="preserve">    ├─ ...</w:t>
+        <w:br/>
+        <w:t xml:space="preserve">    └─ 2020/DJF/member_1000/</w:t>
       </w:r>
     </w:p>
     <w:p>
       <w:r>
         <w:rPr>
-          <w:rFonts w:ascii="맑은 고딕" w:hAnsi="맑은 고딕" w:eastAsia="맑은 고딕"/>
           <w:b w:val="0"/>
           <w:sz w:val="22"/>
+          <w:rFonts w:eastAsia="맑은 고딕" w:ascii="맑은 고딕" w:hAnsi="맑은 고딕"/>
         </w:rPr>
-        <w:t>각 member 는 동일 확률 분포에서 샘플된 한 가지 미래 가능 시나리오. 1000개 시나리오를 SWAT-Plus 에 모두 돌려 수문 응답의 불확실성 구간을 산출합니다.</w:t>
+        <w:t>각 member 는 동일 확률 분포에서 샘플된 한 가지 가능 시나리오. 1000개 시나리오를 SWAT-Plus 에 모두 돌려 수문 응답의 불확실성 구간을 산출합니다.</w:t>
       </w:r>
     </w:p>
     <w:p>
@@ -437,7 +418,7 @@
       </w:pPr>
       <w:r>
         <w:rPr>
-          <w:rFonts w:ascii="맑은 고딕" w:hAnsi="맑은 고딕" w:eastAsia="맑은 고딕"/>
+          <w:rFonts w:eastAsia="맑은 고딕" w:ascii="맑은 고딕" w:hAnsi="맑은 고딕"/>
           <w:color w:val="1F4E79"/>
         </w:rPr>
         <w:t>2. 설치</w:t>
@@ -449,19 +430,9 @@
       </w:pPr>
       <w:r>
         <w:rPr>
-          <w:rFonts w:ascii="맑은 고딕" w:hAnsi="맑은 고딕" w:eastAsia="맑은 고딕"/>
+          <w:rFonts w:eastAsia="맑은 고딕" w:ascii="맑은 고딕" w:hAnsi="맑은 고딕"/>
         </w:rPr>
         <w:t>2.1 Python 환경 (1회)</w:t>
-      </w:r>
-    </w:p>
-    <w:p>
-      <w:r>
-        <w:rPr>
-          <w:rFonts w:ascii="맑은 고딕" w:hAnsi="맑은 고딕" w:eastAsia="맑은 고딕"/>
-          <w:b w:val="0"/>
-          <w:sz w:val="22"/>
-        </w:rPr>
-        <w:t>Python 3.10 이상이 필요합니다. 설치 시 "Add Python to PATH" 를 반드시 체크하세요.</w:t>
       </w:r>
     </w:p>
     <w:p>
@@ -470,10 +441,10 @@
       </w:pPr>
       <w:r>
         <w:rPr>
-          <w:rFonts w:ascii="맑은 고딕" w:hAnsi="맑은 고딕" w:eastAsia="맑은 고딕"/>
           <w:sz w:val="22"/>
+          <w:rFonts w:eastAsia="맑은 고딕" w:ascii="맑은 고딕" w:hAnsi="맑은 고딕"/>
         </w:rPr>
-        <w:t>공식 다운로드: https://www.python.org/downloads/</w:t>
+        <w:t>Python 3.10 이상 (https://www.python.org/downloads/) — 설치 시 "Add Python to PATH" 체크</w:t>
       </w:r>
     </w:p>
     <w:p>
@@ -482,10 +453,10 @@
       </w:pPr>
       <w:r>
         <w:rPr>
-          <w:rFonts w:ascii="맑은 고딕" w:hAnsi="맑은 고딕" w:eastAsia="맑은 고딕"/>
           <w:sz w:val="22"/>
+          <w:rFonts w:eastAsia="맑은 고딕" w:ascii="맑은 고딕" w:hAnsi="맑은 고딕"/>
         </w:rPr>
-        <w:t>설치 확인: PowerShell 에서 python --version 입력 → 3.10.x 이상 표시</w:t>
+        <w:t>확인: PowerShell 에서 python --version → 3.10.x 이상</w:t>
       </w:r>
     </w:p>
     <w:p>
@@ -494,7 +465,7 @@
       </w:pPr>
       <w:r>
         <w:rPr>
-          <w:rFonts w:ascii="맑은 고딕" w:hAnsi="맑은 고딕" w:eastAsia="맑은 고딕"/>
+          <w:rFonts w:eastAsia="맑은 고딕" w:ascii="맑은 고딕" w:hAnsi="맑은 고딕"/>
         </w:rPr>
         <w:t>2.2 acidwg_py 설치</w:t>
       </w:r>
@@ -502,19 +473,9 @@
     <w:p>
       <w:r>
         <w:rPr>
-          <w:rFonts w:ascii="맑은 고딕" w:hAnsi="맑은 고딕" w:eastAsia="맑은 고딕"/>
-          <w:b w:val="0"/>
-          <w:sz w:val="22"/>
-        </w:rPr>
-        <w:t>다음 세 옵션 중 하나를 선택합니다.</w:t>
-      </w:r>
-    </w:p>
-    <w:p>
-      <w:r>
-        <w:rPr>
-          <w:rFonts w:ascii="맑은 고딕" w:hAnsi="맑은 고딕" w:eastAsia="맑은 고딕"/>
           <w:b/>
           <w:sz w:val="22"/>
+          <w:rFonts w:eastAsia="맑은 고딕" w:ascii="맑은 고딕" w:hAnsi="맑은 고딕"/>
         </w:rPr>
         <w:t>옵션 A — IWMI-KR 공개 저장소에서 직접 (현재 권장)</w:t>
       </w:r>
@@ -536,9 +497,9 @@
     <w:p>
       <w:r>
         <w:rPr>
-          <w:rFonts w:ascii="맑은 고딕" w:hAnsi="맑은 고딕" w:eastAsia="맑은 고딕"/>
           <w:b/>
           <w:sz w:val="22"/>
+          <w:rFonts w:eastAsia="맑은 고딕" w:ascii="맑은 고딕" w:hAnsi="맑은 고딕"/>
         </w:rPr>
         <w:t>옵션 B — 로컬 클론 후 editable</w:t>
       </w:r>
@@ -558,31 +519,19 @@
         <w:br/>
         <w:t>cd picaso-hydro</w:t>
         <w:br/>
+        <w:t>pip install -e ./util_py[dev]</w:t>
+        <w:br/>
         <w:t>pip install -e ./acidwg_py</w:t>
       </w:r>
     </w:p>
     <w:p>
       <w:r>
         <w:rPr>
-          <w:rFonts w:ascii="맑은 고딕" w:hAnsi="맑은 고딕" w:eastAsia="맑은 고딕"/>
-          <w:b/>
+          <w:b w:val="0"/>
           <w:sz w:val="22"/>
+          <w:rFonts w:eastAsia="맑은 고딕" w:ascii="맑은 고딕" w:hAnsi="맑은 고딕"/>
         </w:rPr>
-        <w:t>옵션 C — PyPI (향후)</w:t>
-      </w:r>
-    </w:p>
-    <w:p>
-      <w:pPr>
-        <w:spacing w:before="80" w:after="80"/>
-        <w:ind w:left="283"/>
-        <w:shd w:val="clear" w:color="auto" w:fill="F2F2F2"/>
-      </w:pPr>
-      <w:r>
-        <w:rPr>
-          <w:rFonts w:ascii="Consolas" w:hAnsi="Consolas"/>
-          <w:sz w:val="20"/>
-        </w:rPr>
-        <w:t>pip install acidwg_py     # 아직 등록 전</w:t>
+        <w:t>util_py 도 함께 설치하길 권장 — 관측 자료를 표준 daily 포맷으로 변환할 때 필요.</w:t>
       </w:r>
     </w:p>
     <w:p>
@@ -591,7 +540,7 @@
       </w:pPr>
       <w:r>
         <w:rPr>
-          <w:rFonts w:ascii="맑은 고딕" w:hAnsi="맑은 고딕" w:eastAsia="맑은 고딕"/>
+          <w:rFonts w:eastAsia="맑은 고딕" w:ascii="맑은 고딕" w:hAnsi="맑은 고딕"/>
         </w:rPr>
         <w:t>2.3 설치 확인</w:t>
       </w:r>
@@ -615,11 +564,11 @@
     <w:p>
       <w:r>
         <w:rPr>
-          <w:rFonts w:ascii="맑은 고딕" w:hAnsi="맑은 고딕" w:eastAsia="맑은 고딕"/>
           <w:b w:val="0"/>
           <w:sz w:val="22"/>
+          <w:rFonts w:eastAsia="맑은 고딕" w:ascii="맑은 고딕" w:hAnsi="맑은 고딕"/>
         </w:rPr>
-        <w:t>두 명령이 정상 출력되면 설치 완료. "command not found" 가 나오면 Python Scripts 폴더가 PATH 에 없습니다. 다음을 PowerShell에서 실행:</w:t>
+        <w:t>두 명령이 정상 출력되면 완료. "command not found" 가 나오면 Scripts 폴더가 PATH 에 없습니다:</w:t>
       </w:r>
     </w:p>
     <w:p>
@@ -649,11 +598,11 @@
     <w:p>
       <w:r>
         <w:rPr>
-          <w:rFonts w:ascii="맑은 고딕" w:hAnsi="맑은 고딕" w:eastAsia="맑은 고딕"/>
           <w:b w:val="0"/>
           <w:sz w:val="22"/>
+          <w:rFonts w:eastAsia="맑은 고딕" w:ascii="맑은 고딕" w:hAnsi="맑은 고딕"/>
         </w:rPr>
-        <w:t>(Python 버전이 다르면 Python314 부분을 본인 버전으로 수정.) 설정 후 PowerShell 창을 닫고 새로 열면 적용됩니다.</w:t>
+        <w:t>(Python 버전이 다르면 Python314 부분 수정.) PowerShell 새로 열어 적용.</w:t>
       </w:r>
     </w:p>
     <w:p>
@@ -667,7 +616,7 @@
       </w:pPr>
       <w:r>
         <w:rPr>
-          <w:rFonts w:ascii="맑은 고딕" w:hAnsi="맑은 고딕" w:eastAsia="맑은 고딕"/>
+          <w:rFonts w:eastAsia="맑은 고딕" w:ascii="맑은 고딕" w:hAnsi="맑은 고딕"/>
           <w:color w:val="1F4E79"/>
         </w:rPr>
         <w:t>3. 프로젝트 폴더 구조</w:t>
@@ -676,11 +625,11 @@
     <w:p>
       <w:r>
         <w:rPr>
-          <w:rFonts w:ascii="맑은 고딕" w:hAnsi="맑은 고딕" w:eastAsia="맑은 고딕"/>
           <w:b w:val="0"/>
           <w:sz w:val="22"/>
+          <w:rFonts w:eastAsia="맑은 고딕" w:ascii="맑은 고딕" w:hAnsi="맑은 고딕"/>
         </w:rPr>
-        <w:t>acidwg_py 는 "PICASO-Hydro" 프로젝트 컨벤션을 따릅니다. 환경변수 PICASO_ROOT 가 프로젝트 루트를 가리킵니다.</w:t>
+        <w:t>acidwg_py 는 PICASO_ROOT 환경변수가 가리키는 프로젝트 루트를 기준으로 동작합니다.</w:t>
       </w:r>
     </w:p>
     <w:p>
@@ -689,7 +638,7 @@
       </w:pPr>
       <w:r>
         <w:rPr>
-          <w:rFonts w:ascii="맑은 고딕" w:hAnsi="맑은 고딕" w:eastAsia="맑은 고딕"/>
+          <w:rFonts w:eastAsia="맑은 고딕" w:ascii="맑은 고딕" w:hAnsi="맑은 고딕"/>
         </w:rPr>
         <w:t>3.1 PICASO_ROOT 설정</w:t>
       </w:r>
@@ -705,19 +654,9 @@
           <w:rFonts w:ascii="Consolas" w:hAnsi="Consolas"/>
           <w:sz w:val="20"/>
         </w:rPr>
-        <w:t>set PICASO_ROOT=I:\2025-APCC_Cook\PICASO-Hydro    (현재 cmd 창)</w:t>
+        <w:t>set PICASO_ROOT=I:\2025-APCC_Cook\PICASO-Hydro    (cmd)</w:t>
         <w:br/>
         <w:t>$env:PICASO_ROOT = "I:\2025-APCC_Cook\PICASO-Hydro"  (PowerShell)</w:t>
-      </w:r>
-    </w:p>
-    <w:p>
-      <w:r>
-        <w:rPr>
-          <w:rFonts w:ascii="맑은 고딕" w:hAnsi="맑은 고딕" w:eastAsia="맑은 고딕"/>
-          <w:b w:val="0"/>
-          <w:sz w:val="22"/>
-        </w:rPr>
-        <w:t>또는 acidwg_py.yaml 의 paths.base_dir 에 직접 절대경로를 적습니다 (YAML 이 환경변수보다 우선).</w:t>
       </w:r>
     </w:p>
     <w:p>
@@ -726,7 +665,7 @@
       </w:pPr>
       <w:r>
         <w:rPr>
-          <w:rFonts w:ascii="맑은 고딕" w:hAnsi="맑은 고딕" w:eastAsia="맑은 고딕"/>
+          <w:rFonts w:eastAsia="맑은 고딕" w:ascii="맑은 고딕" w:hAnsi="맑은 고딕"/>
         </w:rPr>
         <w:t>3.2 폴더 역할</w:t>
       </w:r>
@@ -734,11 +673,11 @@
     <w:p>
       <w:r>
         <w:rPr>
-          <w:rFonts w:ascii="맑은 고딕" w:hAnsi="맑은 고딕" w:eastAsia="맑은 고딕"/>
           <w:b w:val="0"/>
           <w:sz w:val="22"/>
+          <w:rFonts w:eastAsia="맑은 고딕" w:ascii="맑은 고딕" w:hAnsi="맑은 고딕"/>
         </w:rPr>
-        <w:t>다음은 PICASO_ROOT 아래에서 acidwg_py 가 사용하는 모든 폴더입니다.</w:t>
+        <w:t>PICASO_ROOT 아래 acidwg_py 가 사용하는 모든 폴더:</w:t>
       </w:r>
     </w:p>
     <w:tbl>
@@ -761,9 +700,9 @@
             <w:r/>
             <w:r>
               <w:rPr>
-                <w:rFonts w:ascii="맑은 고딕" w:hAnsi="맑은 고딕" w:eastAsia="맑은 고딕"/>
                 <w:b/>
                 <w:sz w:val="20"/>
+                <w:rFonts w:eastAsia="맑은 고딕" w:ascii="맑은 고딕" w:hAnsi="맑은 고딕"/>
               </w:rPr>
               <w:t>폴더 (PICASO_ROOT 기준)</w:t>
             </w:r>
@@ -777,9 +716,9 @@
             <w:r/>
             <w:r>
               <w:rPr>
-                <w:rFonts w:ascii="맑은 고딕" w:hAnsi="맑은 고딕" w:eastAsia="맑은 고딕"/>
                 <w:b/>
                 <w:sz w:val="20"/>
+                <w:rFonts w:eastAsia="맑은 고딕" w:ascii="맑은 고딕" w:hAnsi="맑은 고딕"/>
               </w:rPr>
               <w:t>역할</w:t>
             </w:r>
@@ -793,9 +732,9 @@
             <w:r/>
             <w:r>
               <w:rPr>
-                <w:rFonts w:ascii="맑은 고딕" w:hAnsi="맑은 고딕" w:eastAsia="맑은 고딕"/>
                 <w:b/>
                 <w:sz w:val="20"/>
+                <w:rFonts w:eastAsia="맑은 고딕" w:ascii="맑은 고딕" w:hAnsi="맑은 고딕"/>
               </w:rPr>
               <w:t>단계</w:t>
             </w:r>
@@ -811,8 +750,8 @@
             <w:r/>
             <w:r>
               <w:rPr>
-                <w:rFonts w:ascii="맑은 고딕" w:hAnsi="맑은 고딕" w:eastAsia="맑은 고딕"/>
                 <w:sz w:val="20"/>
+                <w:rFonts w:eastAsia="맑은 고딕" w:ascii="맑은 고딕" w:hAnsi="맑은 고딕"/>
               </w:rPr>
               <w:t>0_database/picaso/</w:t>
             </w:r>
@@ -826,10 +765,10 @@
             <w:r/>
             <w:r>
               <w:rPr>
-                <w:rFonts w:ascii="맑은 고딕" w:hAnsi="맑은 고딕" w:eastAsia="맑은 고딕"/>
                 <w:sz w:val="20"/>
+                <w:rFonts w:eastAsia="맑은 고딕" w:ascii="맑은 고딕" w:hAnsi="맑은 고딕"/>
               </w:rPr>
-              <w:t>APCC 원본 예보 확률 자료 (격자, 변수별 월별 .csv 또는 nc)</w:t>
+              <w:t>APCC 원본 예보 확률 자료 (격자, 변수·월·리드타임별 .csv)</w:t>
             </w:r>
           </w:p>
         </w:tc>
@@ -841,10 +780,10 @@
             <w:r/>
             <w:r>
               <w:rPr>
-                <w:rFonts w:ascii="맑은 고딕" w:hAnsi="맑은 고딕" w:eastAsia="맑은 고딕"/>
                 <w:sz w:val="20"/>
+                <w:rFonts w:eastAsia="맑은 고딕" w:ascii="맑은 고딕" w:hAnsi="맑은 고딕"/>
               </w:rPr>
-              <w:t>Stage 1: util_py + 수동</w:t>
+              <w:t>사전 준비: 사업단 제공</w:t>
             </w:r>
           </w:p>
         </w:tc>
@@ -858,10 +797,10 @@
             <w:r/>
             <w:r>
               <w:rPr>
-                <w:rFonts w:ascii="맑은 고딕" w:hAnsi="맑은 고딕" w:eastAsia="맑은 고딕"/>
                 <w:sz w:val="20"/>
+                <w:rFonts w:eastAsia="맑은 고딕" w:ascii="맑은 고딕" w:hAnsi="맑은 고딕"/>
               </w:rPr>
-              <w:t>0_database/obs/weather/</w:t>
+              <w:t>0_database/obs/weather/daily_std/</w:t>
             </w:r>
           </w:p>
         </w:tc>
@@ -873,10 +812,10 @@
             <w:r/>
             <w:r>
               <w:rPr>
-                <w:rFonts w:ascii="맑은 고딕" w:hAnsi="맑은 고딕" w:eastAsia="맑은 고딕"/>
                 <w:sz w:val="20"/>
+                <w:rFonts w:eastAsia="맑은 고딕" w:ascii="맑은 고딕" w:hAnsi="맑은 고딕"/>
               </w:rPr>
-              <w:t>관측소별 일단위 기상 CSV (관측 기간 — 보통 30년)</w:t>
+              <w:t>★ 관측소별 일단위 CSV (util_py 표준 daily 포맷)</w:t>
             </w:r>
           </w:p>
         </w:tc>
@@ -888,10 +827,10 @@
             <w:r/>
             <w:r>
               <w:rPr>
-                <w:rFonts w:ascii="맑은 고딕" w:hAnsi="맑은 고딕" w:eastAsia="맑은 고딕"/>
                 <w:sz w:val="20"/>
+                <w:rFonts w:eastAsia="맑은 고딕" w:ascii="맑은 고딕" w:hAnsi="맑은 고딕"/>
               </w:rPr>
-              <w:t>Stage 1: util_py 표준화</w:t>
+              <w:t>Stage 1: util-weather-standardize</w:t>
             </w:r>
           </w:p>
         </w:tc>
@@ -905,8 +844,8 @@
             <w:r/>
             <w:r>
               <w:rPr>
-                <w:rFonts w:ascii="맑은 고딕" w:hAnsi="맑은 고딕" w:eastAsia="맑은 고딕"/>
                 <w:sz w:val="20"/>
+                <w:rFonts w:eastAsia="맑은 고딕" w:ascii="맑은 고딕" w:hAnsi="맑은 고딕"/>
               </w:rPr>
               <w:t>1_acidwg/config/stations.csv</w:t>
             </w:r>
@@ -920,10 +859,10 @@
             <w:r/>
             <w:r>
               <w:rPr>
-                <w:rFonts w:ascii="맑은 고딕" w:hAnsi="맑은 고딕" w:eastAsia="맑은 고딕"/>
                 <w:sz w:val="20"/>
+                <w:rFonts w:eastAsia="맑은 고딕" w:ascii="맑은 고딕" w:hAnsi="맑은 고딕"/>
               </w:rPr>
-              <w:t>관측소 메타 (Lon, Lat, ID, Ename, ...) — 관측·예보 모두 같은 ID 사용</w:t>
+              <w:t>관측소 메타 (Lon, Lat, ID, Ename, ...)</w:t>
             </w:r>
           </w:p>
         </w:tc>
@@ -935,8 +874,8 @@
             <w:r/>
             <w:r>
               <w:rPr>
-                <w:rFonts w:ascii="맑은 고딕" w:hAnsi="맑은 고딕" w:eastAsia="맑은 고딕"/>
                 <w:sz w:val="20"/>
+                <w:rFonts w:eastAsia="맑은 고딕" w:ascii="맑은 고딕" w:hAnsi="맑은 고딕"/>
               </w:rPr>
               <w:t>사전 준비: 사용자 작성</w:t>
             </w:r>
@@ -952,8 +891,55 @@
             <w:r/>
             <w:r>
               <w:rPr>
-                <w:rFonts w:ascii="맑은 고딕" w:hAnsi="맑은 고딕" w:eastAsia="맑은 고딕"/>
                 <w:sz w:val="20"/>
+                <w:rFonts w:eastAsia="맑은 고딕" w:ascii="맑은 고딕" w:hAnsi="맑은 고딕"/>
+              </w:rPr>
+              <w:t>1_acidwg/config/acidwg_py.yaml</w:t>
+            </w:r>
+          </w:p>
+        </w:tc>
+        <w:tc>
+          <w:tcPr>
+            <w:tcW w:type="dxa" w:w="3969"/>
+          </w:tcPr>
+          <w:p>
+            <w:r/>
+            <w:r>
+              <w:rPr>
+                <w:sz w:val="20"/>
+                <w:rFonts w:eastAsia="맑은 고딕" w:ascii="맑은 고딕" w:hAnsi="맑은 고딕"/>
+              </w:rPr>
+              <w:t>★ acidwg_py 설정 파일 (operational + hindcast 블록)</w:t>
+            </w:r>
+          </w:p>
+        </w:tc>
+        <w:tc>
+          <w:tcPr>
+            <w:tcW w:type="dxa" w:w="1984"/>
+          </w:tcPr>
+          <w:p>
+            <w:r/>
+            <w:r>
+              <w:rPr>
+                <w:sz w:val="20"/>
+                <w:rFonts w:eastAsia="맑은 고딕" w:ascii="맑은 고딕" w:hAnsi="맑은 고딕"/>
+              </w:rPr>
+              <w:t>사전 준비: 사용자 작성</w:t>
+            </w:r>
+          </w:p>
+        </w:tc>
+      </w:tr>
+      <w:tr>
+        <w:tc>
+          <w:tcPr>
+            <w:tcW w:type="dxa" w:w="3402"/>
+          </w:tcPr>
+          <w:p>
+            <w:r/>
+            <w:r>
+              <w:rPr>
+                <w:sz w:val="20"/>
+                <w:rFonts w:eastAsia="맑은 고딕" w:ascii="맑은 고딕" w:hAnsi="맑은 고딕"/>
               </w:rPr>
               <w:t>1_acidwg/picaso/</w:t>
             </w:r>
@@ -967,8 +953,8 @@
             <w:r/>
             <w:r>
               <w:rPr>
-                <w:rFonts w:ascii="맑은 고딕" w:hAnsi="맑은 고딕" w:eastAsia="맑은 고딕"/>
                 <w:sz w:val="20"/>
+                <w:rFonts w:eastAsia="맑은 고딕" w:ascii="맑은 고딕" w:hAnsi="맑은 고딕"/>
               </w:rPr>
               <w:t>PICASO 원본 → 변환된 forecast CSV ({year}_{season}_picaso.csv)</w:t>
             </w:r>
@@ -982,8 +968,8 @@
             <w:r/>
             <w:r>
               <w:rPr>
-                <w:rFonts w:ascii="맑은 고딕" w:hAnsi="맑은 고딕" w:eastAsia="맑은 고딕"/>
                 <w:sz w:val="20"/>
+                <w:rFonts w:eastAsia="맑은 고딕" w:ascii="맑은 고딕" w:hAnsi="맑은 고딕"/>
               </w:rPr>
               <w:t>Step 1: acidwg-picaso-convert</w:t>
             </w:r>
@@ -999,8 +985,8 @@
             <w:r/>
             <w:r>
               <w:rPr>
-                <w:rFonts w:ascii="맑은 고딕" w:hAnsi="맑은 고딕" w:eastAsia="맑은 고딕"/>
                 <w:sz w:val="20"/>
+                <w:rFonts w:eastAsia="맑은 고딕" w:ascii="맑은 고딕" w:hAnsi="맑은 고딕"/>
               </w:rPr>
               <w:t>1_acidwg/operational/{year}/{season}/</w:t>
             </w:r>
@@ -1014,10 +1000,10 @@
             <w:r/>
             <w:r>
               <w:rPr>
-                <w:rFonts w:ascii="맑은 고딕" w:hAnsi="맑은 고딕" w:eastAsia="맑은 고딕"/>
                 <w:sz w:val="20"/>
+                <w:rFonts w:eastAsia="맑은 고딕" w:ascii="맑은 고딕" w:hAnsi="맑은 고딕"/>
               </w:rPr>
-              <w:t>★ 1000-멤버 시나리오 출력 폴더 (member_0001 ~ member_1000)</w:t>
+              <w:t>★ operational 1000-멤버 시나리오 (단일 시즌)</w:t>
             </w:r>
           </w:p>
         </w:tc>
@@ -1029,10 +1015,10 @@
             <w:r/>
             <w:r>
               <w:rPr>
-                <w:rFonts w:ascii="맑은 고딕" w:hAnsi="맑은 고딕" w:eastAsia="맑은 고딕"/>
                 <w:sz w:val="20"/>
+                <w:rFonts w:eastAsia="맑은 고딕" w:ascii="맑은 고딕" w:hAnsi="맑은 고딕"/>
               </w:rPr>
-              <w:t>Step 3: acidwg-run</w:t>
+              <w:t>Step 2: acidwg-run</w:t>
             </w:r>
           </w:p>
         </w:tc>
@@ -1046,8 +1032,55 @@
             <w:r/>
             <w:r>
               <w:rPr>
-                <w:rFonts w:ascii="맑은 고딕" w:hAnsi="맑은 고딕" w:eastAsia="맑은 고딕"/>
                 <w:sz w:val="20"/>
+                <w:rFonts w:eastAsia="맑은 고딕" w:ascii="맑은 고딕" w:hAnsi="맑은 고딕"/>
+              </w:rPr>
+              <w:t>1_acidwg/hindcast/{year}/{season}/</w:t>
+            </w:r>
+          </w:p>
+        </w:tc>
+        <w:tc>
+          <w:tcPr>
+            <w:tcW w:type="dxa" w:w="3969"/>
+          </w:tcPr>
+          <w:p>
+            <w:r/>
+            <w:r>
+              <w:rPr>
+                <w:sz w:val="20"/>
+                <w:rFonts w:eastAsia="맑은 고딕" w:ascii="맑은 고딕" w:hAnsi="맑은 고딕"/>
+              </w:rPr>
+              <w:t>★ hindcast 1000-멤버 시나리오 (다년 × 다계절)</w:t>
+            </w:r>
+          </w:p>
+        </w:tc>
+        <w:tc>
+          <w:tcPr>
+            <w:tcW w:type="dxa" w:w="1984"/>
+          </w:tcPr>
+          <w:p>
+            <w:r/>
+            <w:r>
+              <w:rPr>
+                <w:sz w:val="20"/>
+                <w:rFonts w:eastAsia="맑은 고딕" w:ascii="맑은 고딕" w:hAnsi="맑은 고딕"/>
+              </w:rPr>
+              <w:t>Step 2: acidwg-run --hindcast</w:t>
+            </w:r>
+          </w:p>
+        </w:tc>
+      </w:tr>
+      <w:tr>
+        <w:tc>
+          <w:tcPr>
+            <w:tcW w:type="dxa" w:w="3402"/>
+          </w:tcPr>
+          <w:p>
+            <w:r/>
+            <w:r>
+              <w:rPr>
+                <w:sz w:val="20"/>
+                <w:rFonts w:eastAsia="맑은 고딕" w:ascii="맑은 고딕" w:hAnsi="맑은 고딕"/>
               </w:rPr>
               <w:t>1_acidwg/cache/acidwg_model.pkl</w:t>
             </w:r>
@@ -1061,10 +1094,10 @@
             <w:r/>
             <w:r>
               <w:rPr>
-                <w:rFonts w:ascii="맑은 고딕" w:hAnsi="맑은 고딕" w:eastAsia="맑은 고딕"/>
                 <w:sz w:val="20"/>
+                <w:rFonts w:eastAsia="맑은 고딕" w:ascii="맑은 고딕" w:hAnsi="맑은 고딕"/>
               </w:rPr>
-              <w:t>통계 모델 적합 결과 캐시 (재실행 시 재사용)</w:t>
+              <w:t>통계 모델 적합 결과 캐시 (operational 만 사용)</w:t>
             </w:r>
           </w:p>
         </w:tc>
@@ -1076,10 +1109,10 @@
             <w:r/>
             <w:r>
               <w:rPr>
-                <w:rFonts w:ascii="맑은 고딕" w:hAnsi="맑은 고딕" w:eastAsia="맑은 고딕"/>
                 <w:sz w:val="20"/>
+                <w:rFonts w:eastAsia="맑은 고딕" w:ascii="맑은 고딕" w:hAnsi="맑은 고딕"/>
               </w:rPr>
-              <w:t>Step 3: 자동 생성·재사용</w:t>
+              <w:t>Step 2: 자동 생성·재사용</w:t>
             </w:r>
           </w:p>
         </w:tc>
@@ -1091,9 +1124,9 @@
       </w:pPr>
       <w:r>
         <w:rPr>
-          <w:rFonts w:ascii="맑은 고딕" w:hAnsi="맑은 고딕" w:eastAsia="맑은 고딕"/>
+          <w:rFonts w:eastAsia="맑은 고딕" w:ascii="맑은 고딕" w:hAnsi="맑은 고딕"/>
         </w:rPr>
-        <w:t>3.3 전체 프로젝트 구조 예시</w:t>
+        <w:t>3.3 전체 프로젝트 트리 예시</w:t>
       </w:r>
     </w:p>
     <w:p>
@@ -1113,51 +1146,49 @@
         <w:br/>
         <w:t>├─ 0_database\</w:t>
         <w:br/>
-        <w:t>│   ├─ picaso\                        APCC 원본 예보 (변환 전)</w:t>
+        <w:t>│   ├─ picaso\                        APCC 원본 예보 (사업단 제공)</w:t>
         <w:br/>
-        <w:t>│   │   ├─ prcp\</w:t>
+        <w:t>│   │   ├─ prcp\Jan-1\Jan-2014.csv</w:t>
         <w:br/>
-        <w:t>│   │   │   ├─ Jan-1\Jan-2014.csv     변수·월·리드타임별 격자 확률</w:t>
+        <w:t>│   │   └─ t2m\...</w:t>
         <w:br/>
-        <w:t>│   │   │   └─ ...</w:t>
+        <w:t>│   ├─ obs\weather\daily_std\         관측 자료 — util_py 표준 daily 포맷</w:t>
         <w:br/>
-        <w:t>│   │   └─ t2m\</w:t>
+        <w:t>│   │   ├─ 91843099999.csv             (date, pcp_mm, tmax_c, tmin_c, ...)</w:t>
         <w:br/>
-        <w:t>│   ├─ obs\weather\                   관측 자료 (스테이션별)</w:t>
-        <w:br/>
-        <w:t>│   │   ├─ STN001.csv                 (Year, Mon, Day, prec, tmax, tmin)</w:t>
-        <w:br/>
-        <w:t>│   │   └─ STN002.csv</w:t>
+        <w:t>│   │   └─ ...</w:t>
         <w:br/>
         <w:t>│   └─ era5\, gsod\, gis\, ...        (util_py 산출물)</w:t>
         <w:br/>
         <w:t>│</w:t>
         <w:br/>
-        <w:t>├─ 1_acidwg\</w:t>
+        <w:t>└─ 1_acidwg\</w:t>
         <w:br/>
-        <w:t>│   ├─ config\stations.csv            ★ 관측소 메타 (사용자 작성)</w:t>
+        <w:t xml:space="preserve">    ├─ config\</w:t>
         <w:br/>
-        <w:t>│   ├─ picaso\                        ★ 변환된 forecast CSV (Step 1 출력)</w:t>
+        <w:t xml:space="preserve">    │   ├─ stations.csv                ★ 관측소 메타</w:t>
         <w:br/>
-        <w:t>│   │   ├─ 2024_JFM_picaso.csv</w:t>
+        <w:t xml:space="preserve">    │   └─ acidwg_py.yaml              ★ 설정 파일</w:t>
         <w:br/>
-        <w:t>│   │   └─ 2024_FMA_picaso.csv</w:t>
+        <w:t xml:space="preserve">    ├─ picaso\                        ★ Step 1 출력 (forecast CSV)</w:t>
         <w:br/>
-        <w:t>│   ├─ operational\                   ★ 시나리오 출력 (Step 3)</w:t>
+        <w:t xml:space="preserve">    │   ├─ 2024_JFM_picaso.csv</w:t>
         <w:br/>
-        <w:t>│   │   └─ 2024\JFM\</w:t>
+        <w:t xml:space="preserve">    │   └─ 1991_JFM_picaso.csv         (hindcast 시 30년치 필요)</w:t>
         <w:br/>
-        <w:t>│   │       ├─ member_0001\STN001.csv</w:t>
+        <w:t xml:space="preserve">    ├─ operational\                   ★ Step 2 — operational 결과</w:t>
         <w:br/>
-        <w:t>│   │       └─ ...</w:t>
+        <w:t xml:space="preserve">    │   └─ 2024\JFM\member_NNNN\</w:t>
         <w:br/>
-        <w:t>│   └─ cache\acidwg_model.pkl         적합 모델 캐시</w:t>
+        <w:t xml:space="preserve">    ├─ hindcast\                      ★ Step 2 — hindcast 결과</w:t>
         <w:br/>
-        <w:t>│</w:t>
+        <w:t xml:space="preserve">    │   ├─ 1991\JFM\member_NNNN\</w:t>
         <w:br/>
-        <w:t>├─ 2_swat\                            (swat_py 사용 시)</w:t>
+        <w:t xml:space="preserve">    │   ├─ 1991\FMA\...</w:t>
         <w:br/>
-        <w:t>└─ acidwg_py.yaml                     설정 파일 (보통 PICASO_ROOT 직속)</w:t>
+        <w:t xml:space="preserve">    │   └─ 2020\DJF\...</w:t>
+        <w:br/>
+        <w:t xml:space="preserve">    └─ cache\acidwg_model.pkl          모델 캐시 (operational only)</w:t>
       </w:r>
     </w:p>
     <w:p>
@@ -1171,7 +1202,7 @@
       </w:pPr>
       <w:r>
         <w:rPr>
-          <w:rFonts w:ascii="맑은 고딕" w:hAnsi="맑은 고딕" w:eastAsia="맑은 고딕"/>
+          <w:rFonts w:eastAsia="맑은 고딕" w:ascii="맑은 고딕" w:hAnsi="맑은 고딕"/>
           <w:color w:val="1F4E79"/>
         </w:rPr>
         <w:t>4. 입력 자료 준비</w:t>
@@ -1180,11 +1211,11 @@
     <w:p>
       <w:r>
         <w:rPr>
-          <w:rFonts w:ascii="맑은 고딕" w:hAnsi="맑은 고딕" w:eastAsia="맑은 고딕"/>
           <w:b w:val="0"/>
           <w:sz w:val="22"/>
+          <w:rFonts w:eastAsia="맑은 고딕" w:ascii="맑은 고딕" w:hAnsi="맑은 고딕"/>
         </w:rPr>
-        <w:t>acidwg_py 를 실행하려면 다음 3종 입력이 모두 준비되어야 합니다.</w:t>
+        <w:t>acidwg_py 실행에 필요한 3종 입력:</w:t>
       </w:r>
     </w:p>
     <w:p>
@@ -1193,7 +1224,7 @@
       </w:pPr>
       <w:r>
         <w:rPr>
-          <w:rFonts w:ascii="맑은 고딕" w:hAnsi="맑은 고딕" w:eastAsia="맑은 고딕"/>
+          <w:rFonts w:eastAsia="맑은 고딕" w:ascii="맑은 고딕" w:hAnsi="맑은 고딕"/>
         </w:rPr>
         <w:t>4.1 stations.csv (관측소 메타)</w:t>
       </w:r>
@@ -1201,21 +1232,11 @@
     <w:p>
       <w:r>
         <w:rPr>
-          <w:rFonts w:ascii="맑은 고딕" w:hAnsi="맑은 고딕" w:eastAsia="맑은 고딕"/>
           <w:b w:val="0"/>
           <w:sz w:val="22"/>
+          <w:rFonts w:eastAsia="맑은 고딕" w:ascii="맑은 고딕" w:hAnsi="맑은 고딕"/>
         </w:rPr>
         <w:t>위치: 1_acidwg/config/stations.csv</w:t>
-      </w:r>
-    </w:p>
-    <w:p>
-      <w:r>
-        <w:rPr>
-          <w:rFonts w:ascii="맑은 고딕" w:hAnsi="맑은 고딕" w:eastAsia="맑은 고딕"/>
-          <w:b w:val="0"/>
-          <w:sz w:val="22"/>
-        </w:rPr>
-        <w:t>필수 컬럼:</w:t>
       </w:r>
     </w:p>
     <w:tbl>
@@ -1238,9 +1259,9 @@
             <w:r/>
             <w:r>
               <w:rPr>
-                <w:rFonts w:ascii="맑은 고딕" w:hAnsi="맑은 고딕" w:eastAsia="맑은 고딕"/>
                 <w:b/>
                 <w:sz w:val="20"/>
+                <w:rFonts w:eastAsia="맑은 고딕" w:ascii="맑은 고딕" w:hAnsi="맑은 고딕"/>
               </w:rPr>
               <w:t>컬럼</w:t>
             </w:r>
@@ -1254,9 +1275,9 @@
             <w:r/>
             <w:r>
               <w:rPr>
-                <w:rFonts w:ascii="맑은 고딕" w:hAnsi="맑은 고딕" w:eastAsia="맑은 고딕"/>
                 <w:b/>
                 <w:sz w:val="20"/>
+                <w:rFonts w:eastAsia="맑은 고딕" w:ascii="맑은 고딕" w:hAnsi="맑은 고딕"/>
               </w:rPr>
               <w:t>설명</w:t>
             </w:r>
@@ -1270,9 +1291,9 @@
             <w:r/>
             <w:r>
               <w:rPr>
-                <w:rFonts w:ascii="맑은 고딕" w:hAnsi="맑은 고딕" w:eastAsia="맑은 고딕"/>
                 <w:b/>
                 <w:sz w:val="20"/>
+                <w:rFonts w:eastAsia="맑은 고딕" w:ascii="맑은 고딕" w:hAnsi="맑은 고딕"/>
               </w:rPr>
               <w:t>예시</w:t>
             </w:r>
@@ -1288,8 +1309,8 @@
             <w:r/>
             <w:r>
               <w:rPr>
-                <w:rFonts w:ascii="맑은 고딕" w:hAnsi="맑은 고딕" w:eastAsia="맑은 고딕"/>
                 <w:sz w:val="20"/>
+                <w:rFonts w:eastAsia="맑은 고딕" w:ascii="맑은 고딕" w:hAnsi="맑은 고딕"/>
               </w:rPr>
               <w:t>Lon</w:t>
             </w:r>
@@ -1303,10 +1324,10 @@
             <w:r/>
             <w:r>
               <w:rPr>
-                <w:rFonts w:ascii="맑은 고딕" w:hAnsi="맑은 고딕" w:eastAsia="맑은 고딕"/>
                 <w:sz w:val="20"/>
+                <w:rFonts w:eastAsia="맑은 고딕" w:ascii="맑은 고딕" w:hAnsi="맑은 고딕"/>
               </w:rPr>
-              <w:t>경도 (°, -180 ~ +180)</w:t>
+              <w:t>경도 (°)</w:t>
             </w:r>
           </w:p>
         </w:tc>
@@ -1318,8 +1339,8 @@
             <w:r/>
             <w:r>
               <w:rPr>
-                <w:rFonts w:ascii="맑은 고딕" w:hAnsi="맑은 고딕" w:eastAsia="맑은 고딕"/>
                 <w:sz w:val="20"/>
+                <w:rFonts w:eastAsia="맑은 고딕" w:ascii="맑은 고딕" w:hAnsi="맑은 고딕"/>
               </w:rPr>
               <w:t>-159.81</w:t>
             </w:r>
@@ -1335,8 +1356,8 @@
             <w:r/>
             <w:r>
               <w:rPr>
-                <w:rFonts w:ascii="맑은 고딕" w:hAnsi="맑은 고딕" w:eastAsia="맑은 고딕"/>
                 <w:sz w:val="20"/>
+                <w:rFonts w:eastAsia="맑은 고딕" w:ascii="맑은 고딕" w:hAnsi="맑은 고딕"/>
               </w:rPr>
               <w:t>Lat</w:t>
             </w:r>
@@ -1350,10 +1371,10 @@
             <w:r/>
             <w:r>
               <w:rPr>
-                <w:rFonts w:ascii="맑은 고딕" w:hAnsi="맑은 고딕" w:eastAsia="맑은 고딕"/>
                 <w:sz w:val="20"/>
+                <w:rFonts w:eastAsia="맑은 고딕" w:ascii="맑은 고딕" w:hAnsi="맑은 고딕"/>
               </w:rPr>
-              <w:t>위도 (°, -90 ~ +90)</w:t>
+              <w:t>위도 (°)</w:t>
             </w:r>
           </w:p>
         </w:tc>
@@ -1365,8 +1386,8 @@
             <w:r/>
             <w:r>
               <w:rPr>
-                <w:rFonts w:ascii="맑은 고딕" w:hAnsi="맑은 고딕" w:eastAsia="맑은 고딕"/>
                 <w:sz w:val="20"/>
+                <w:rFonts w:eastAsia="맑은 고딕" w:ascii="맑은 고딕" w:hAnsi="맑은 고딕"/>
               </w:rPr>
               <w:t>-21.20</w:t>
             </w:r>
@@ -1382,8 +1403,8 @@
             <w:r/>
             <w:r>
               <w:rPr>
-                <w:rFonts w:ascii="맑은 고딕" w:hAnsi="맑은 고딕" w:eastAsia="맑은 고딕"/>
                 <w:sz w:val="20"/>
+                <w:rFonts w:eastAsia="맑은 고딕" w:ascii="맑은 고딕" w:hAnsi="맑은 고딕"/>
               </w:rPr>
               <w:t>Elev</w:t>
             </w:r>
@@ -1397,8 +1418,8 @@
             <w:r/>
             <w:r>
               <w:rPr>
-                <w:rFonts w:ascii="맑은 고딕" w:hAnsi="맑은 고딕" w:eastAsia="맑은 고딕"/>
                 <w:sz w:val="20"/>
+                <w:rFonts w:eastAsia="맑은 고딕" w:ascii="맑은 고딕" w:hAnsi="맑은 고딕"/>
               </w:rPr>
               <w:t>표고 (m). 모르면 -99</w:t>
             </w:r>
@@ -1412,8 +1433,8 @@
             <w:r/>
             <w:r>
               <w:rPr>
-                <w:rFonts w:ascii="맑은 고딕" w:hAnsi="맑은 고딕" w:eastAsia="맑은 고딕"/>
                 <w:sz w:val="20"/>
+                <w:rFonts w:eastAsia="맑은 고딕" w:ascii="맑은 고딕" w:hAnsi="맑은 고딕"/>
               </w:rPr>
               <w:t>5</w:t>
             </w:r>
@@ -1429,8 +1450,8 @@
             <w:r/>
             <w:r>
               <w:rPr>
-                <w:rFonts w:ascii="맑은 고딕" w:hAnsi="맑은 고딕" w:eastAsia="맑은 고딕"/>
                 <w:sz w:val="20"/>
+                <w:rFonts w:eastAsia="맑은 고딕" w:ascii="맑은 고딕" w:hAnsi="맑은 고딕"/>
               </w:rPr>
               <w:t>ID</w:t>
             </w:r>
@@ -1444,10 +1465,10 @@
             <w:r/>
             <w:r>
               <w:rPr>
-                <w:rFonts w:ascii="맑은 고딕" w:hAnsi="맑은 고딕" w:eastAsia="맑은 고딕"/>
                 <w:sz w:val="20"/>
+                <w:rFonts w:eastAsia="맑은 고딕" w:ascii="맑은 고딕" w:hAnsi="맑은 고딕"/>
               </w:rPr>
-              <w:t>관측소 ID (관측·예보 파일명에 사용)</w:t>
+              <w:t>관측소 ID (관측 CSV 파일명·forecast CSV 모두 동일)</w:t>
             </w:r>
           </w:p>
         </w:tc>
@@ -1459,10 +1480,10 @@
             <w:r/>
             <w:r>
               <w:rPr>
-                <w:rFonts w:ascii="맑은 고딕" w:hAnsi="맑은 고딕" w:eastAsia="맑은 고딕"/>
                 <w:sz w:val="20"/>
+                <w:rFonts w:eastAsia="맑은 고딕" w:ascii="맑은 고딕" w:hAnsi="맑은 고딕"/>
               </w:rPr>
-              <w:t>91843099999</w:t>
+              <w:t>91843099999 또는 918430</w:t>
             </w:r>
           </w:p>
         </w:tc>
@@ -1476,8 +1497,8 @@
             <w:r/>
             <w:r>
               <w:rPr>
-                <w:rFonts w:ascii="맑은 고딕" w:hAnsi="맑은 고딕" w:eastAsia="맑은 고딕"/>
                 <w:sz w:val="20"/>
+                <w:rFonts w:eastAsia="맑은 고딕" w:ascii="맑은 고딕" w:hAnsi="맑은 고딕"/>
               </w:rPr>
               <w:t>Ename</w:t>
             </w:r>
@@ -1491,10 +1512,10 @@
             <w:r/>
             <w:r>
               <w:rPr>
-                <w:rFonts w:ascii="맑은 고딕" w:hAnsi="맑은 고딕" w:eastAsia="맑은 고딕"/>
                 <w:sz w:val="20"/>
+                <w:rFonts w:eastAsia="맑은 고딕" w:ascii="맑은 고딕" w:hAnsi="맑은 고딕"/>
               </w:rPr>
-              <w:t>영문 이름 (시나리오 라벨용)</w:t>
+              <w:t>영문 이름</w:t>
             </w:r>
           </w:p>
         </w:tc>
@@ -1506,8 +1527,8 @@
             <w:r/>
             <w:r>
               <w:rPr>
-                <w:rFonts w:ascii="맑은 고딕" w:hAnsi="맑은 고딕" w:eastAsia="맑은 고딕"/>
                 <w:sz w:val="20"/>
+                <w:rFonts w:eastAsia="맑은 고딕" w:ascii="맑은 고딕" w:hAnsi="맑은 고딕"/>
               </w:rPr>
               <w:t>Rarotonga</w:t>
             </w:r>
@@ -1523,8 +1544,8 @@
             <w:r/>
             <w:r>
               <w:rPr>
-                <w:rFonts w:ascii="맑은 고딕" w:hAnsi="맑은 고딕" w:eastAsia="맑은 고딕"/>
                 <w:sz w:val="20"/>
+                <w:rFonts w:eastAsia="맑은 고딕" w:ascii="맑은 고딕" w:hAnsi="맑은 고딕"/>
               </w:rPr>
               <w:t>SYear</w:t>
             </w:r>
@@ -1538,10 +1559,10 @@
             <w:r/>
             <w:r>
               <w:rPr>
-                <w:rFonts w:ascii="맑은 고딕" w:hAnsi="맑은 고딕" w:eastAsia="맑은 고딕"/>
                 <w:sz w:val="20"/>
+                <w:rFonts w:eastAsia="맑은 고딕" w:ascii="맑은 고딕" w:hAnsi="맑은 고딕"/>
               </w:rPr>
-              <w:t>관측 시작 연도 (참고용, 옵션)</w:t>
+              <w:t>관측 시작 연도 (참고, 옵션)</w:t>
             </w:r>
           </w:p>
         </w:tc>
@@ -1553,8 +1574,8 @@
             <w:r/>
             <w:r>
               <w:rPr>
-                <w:rFonts w:ascii="맑은 고딕" w:hAnsi="맑은 고딕" w:eastAsia="맑은 고딕"/>
                 <w:sz w:val="20"/>
+                <w:rFonts w:eastAsia="맑은 고딕" w:ascii="맑은 고딕" w:hAnsi="맑은 고딕"/>
               </w:rPr>
               <w:t>1981</w:t>
             </w:r>
@@ -1565,11 +1586,11 @@
     <w:p>
       <w:r>
         <w:rPr>
-          <w:rFonts w:ascii="맑은 고딕" w:hAnsi="맑은 고딕" w:eastAsia="맑은 고딕"/>
           <w:b w:val="0"/>
           <w:sz w:val="22"/>
+          <w:rFonts w:eastAsia="맑은 고딕" w:ascii="맑은 고딕" w:hAnsi="맑은 고딕"/>
         </w:rPr>
-        <w:t>주의: ID 는 stations.csv, 관측 CSV 파일명, PICASO 격자 추출 모두 동일해야 합니다. GSOD station 을 쓰면 11자리 WMO 코드 (예: 91843099999) 가 자동으로 ID 가 됩니다.</w:t>
+        <w:t>ID 는 stations.csv·관측 CSV 파일명·PICASO 격자 추출 모두 정확히 동일해야 합니다. GSOD 에서는 USAF 6자 (예: 918430) 또는 USAF+WBAN 11자 (예: 91843099999) — util_py 의 util-gsod-download 가 자동으로 생성한 파일명을 그대로 사용 권장.</w:t>
       </w:r>
     </w:p>
     <w:p>
@@ -1578,29 +1599,3453 @@
       </w:pPr>
       <w:r>
         <w:rPr>
-          <w:rFonts w:ascii="맑은 고딕" w:hAnsi="맑은 고딕" w:eastAsia="맑은 고딕"/>
+          <w:rFonts w:eastAsia="맑은 고딕" w:ascii="맑은 고딕" w:hAnsi="맑은 고딕"/>
         </w:rPr>
-        <w:t>4.2 관측 자료 일단위 CSV</w:t>
+        <w:t>4.2 관측 자료 — util_py 표준 daily 포맷</w:t>
       </w:r>
     </w:p>
     <w:p>
       <w:r>
         <w:rPr>
-          <w:rFonts w:ascii="맑은 고딕" w:hAnsi="맑은 고딕" w:eastAsia="맑은 고딕"/>
-          <w:b w:val="0"/>
+          <w:b/>
           <w:sz w:val="22"/>
+          <w:rFonts w:eastAsia="맑은 고딕" w:ascii="맑은 고딕" w:hAnsi="맑은 고딕"/>
         </w:rPr>
-        <w:t>위치: 0_database/obs/weather/{ID}.csv</w:t>
+        <w:t>위치: 0_database/obs/weather/daily_std/{ID}.csv</w:t>
       </w:r>
     </w:p>
     <w:p>
       <w:r>
         <w:rPr>
-          <w:rFonts w:ascii="맑은 고딕" w:hAnsi="맑은 고딕" w:eastAsia="맑은 고딕"/>
           <w:b w:val="0"/>
           <w:sz w:val="22"/>
+          <w:rFonts w:eastAsia="맑은 고딕" w:ascii="맑은 고딕" w:hAnsi="맑은 고딕"/>
         </w:rPr>
         <w:t>필수 컬럼:</w:t>
+      </w:r>
+    </w:p>
+    <w:tbl>
+      <w:tblPr>
+        <w:tblStyle w:val="LightGrid-Accent1"/>
+        <w:tblW w:type="auto" w:w="0"/>
+        <w:tblLook w:firstColumn="1" w:firstRow="1" w:lastColumn="0" w:lastRow="0" w:noHBand="0" w:noVBand="1" w:val="04A0"/>
+      </w:tblPr>
+      <w:tblGrid>
+        <w:gridCol w:w="2880"/>
+        <w:gridCol w:w="2880"/>
+        <w:gridCol w:w="2880"/>
+      </w:tblGrid>
+      <w:tr>
+        <w:tc>
+          <w:tcPr>
+            <w:tcW w:type="dxa" w:w="1417"/>
+          </w:tcPr>
+          <w:p>
+            <w:r/>
+            <w:r>
+              <w:rPr>
+                <w:b/>
+                <w:sz w:val="20"/>
+                <w:rFonts w:eastAsia="맑은 고딕" w:ascii="맑은 고딕" w:hAnsi="맑은 고딕"/>
+              </w:rPr>
+              <w:t>컬럼</w:t>
+            </w:r>
+          </w:p>
+        </w:tc>
+        <w:tc>
+          <w:tcPr>
+            <w:tcW w:type="dxa" w:w="3969"/>
+          </w:tcPr>
+          <w:p>
+            <w:r/>
+            <w:r>
+              <w:rPr>
+                <w:b/>
+                <w:sz w:val="20"/>
+                <w:rFonts w:eastAsia="맑은 고딕" w:ascii="맑은 고딕" w:hAnsi="맑은 고딕"/>
+              </w:rPr>
+              <w:t>설명</w:t>
+            </w:r>
+          </w:p>
+        </w:tc>
+        <w:tc>
+          <w:tcPr>
+            <w:tcW w:type="dxa" w:w="2268"/>
+          </w:tcPr>
+          <w:p>
+            <w:r/>
+            <w:r>
+              <w:rPr>
+                <w:b/>
+                <w:sz w:val="20"/>
+                <w:rFonts w:eastAsia="맑은 고딕" w:ascii="맑은 고딕" w:hAnsi="맑은 고딕"/>
+              </w:rPr>
+              <w:t>단위/예시</w:t>
+            </w:r>
+          </w:p>
+        </w:tc>
+      </w:tr>
+      <w:tr>
+        <w:tc>
+          <w:tcPr>
+            <w:tcW w:type="dxa" w:w="1417"/>
+          </w:tcPr>
+          <w:p>
+            <w:r/>
+            <w:r>
+              <w:rPr>
+                <w:sz w:val="20"/>
+                <w:rFonts w:eastAsia="맑은 고딕" w:ascii="맑은 고딕" w:hAnsi="맑은 고딕"/>
+              </w:rPr>
+              <w:t>date</w:t>
+            </w:r>
+          </w:p>
+        </w:tc>
+        <w:tc>
+          <w:tcPr>
+            <w:tcW w:type="dxa" w:w="3969"/>
+          </w:tcPr>
+          <w:p>
+            <w:r/>
+            <w:r>
+              <w:rPr>
+                <w:sz w:val="20"/>
+                <w:rFonts w:eastAsia="맑은 고딕" w:ascii="맑은 고딕" w:hAnsi="맑은 고딕"/>
+              </w:rPr>
+              <w:t>관측일자 (YYYY-MM-DD)</w:t>
+            </w:r>
+          </w:p>
+        </w:tc>
+        <w:tc>
+          <w:tcPr>
+            <w:tcW w:type="dxa" w:w="2268"/>
+          </w:tcPr>
+          <w:p>
+            <w:r/>
+            <w:r>
+              <w:rPr>
+                <w:sz w:val="20"/>
+                <w:rFonts w:eastAsia="맑은 고딕" w:ascii="맑은 고딕" w:hAnsi="맑은 고딕"/>
+              </w:rPr>
+              <w:t>1981-01-01</w:t>
+            </w:r>
+          </w:p>
+        </w:tc>
+      </w:tr>
+      <w:tr>
+        <w:tc>
+          <w:tcPr>
+            <w:tcW w:type="dxa" w:w="1417"/>
+          </w:tcPr>
+          <w:p>
+            <w:r/>
+            <w:r>
+              <w:rPr>
+                <w:sz w:val="20"/>
+                <w:rFonts w:eastAsia="맑은 고딕" w:ascii="맑은 고딕" w:hAnsi="맑은 고딕"/>
+              </w:rPr>
+              <w:t>pcp_mm</w:t>
+            </w:r>
+          </w:p>
+        </w:tc>
+        <w:tc>
+          <w:tcPr>
+            <w:tcW w:type="dxa" w:w="3969"/>
+          </w:tcPr>
+          <w:p>
+            <w:r/>
+            <w:r>
+              <w:rPr>
+                <w:sz w:val="20"/>
+                <w:rFonts w:eastAsia="맑은 고딕" w:ascii="맑은 고딕" w:hAnsi="맑은 고딕"/>
+              </w:rPr>
+              <w:t>일강수량</w:t>
+            </w:r>
+          </w:p>
+        </w:tc>
+        <w:tc>
+          <w:tcPr>
+            <w:tcW w:type="dxa" w:w="2268"/>
+          </w:tcPr>
+          <w:p>
+            <w:r/>
+            <w:r>
+              <w:rPr>
+                <w:sz w:val="20"/>
+                <w:rFonts w:eastAsia="맑은 고딕" w:ascii="맑은 고딕" w:hAnsi="맑은 고딕"/>
+              </w:rPr>
+              <w:t>mm</w:t>
+            </w:r>
+          </w:p>
+        </w:tc>
+      </w:tr>
+      <w:tr>
+        <w:tc>
+          <w:tcPr>
+            <w:tcW w:type="dxa" w:w="1417"/>
+          </w:tcPr>
+          <w:p>
+            <w:r/>
+            <w:r>
+              <w:rPr>
+                <w:sz w:val="20"/>
+                <w:rFonts w:eastAsia="맑은 고딕" w:ascii="맑은 고딕" w:hAnsi="맑은 고딕"/>
+              </w:rPr>
+              <w:t>tmax_c</w:t>
+            </w:r>
+          </w:p>
+        </w:tc>
+        <w:tc>
+          <w:tcPr>
+            <w:tcW w:type="dxa" w:w="3969"/>
+          </w:tcPr>
+          <w:p>
+            <w:r/>
+            <w:r>
+              <w:rPr>
+                <w:sz w:val="20"/>
+                <w:rFonts w:eastAsia="맑은 고딕" w:ascii="맑은 고딕" w:hAnsi="맑은 고딕"/>
+              </w:rPr>
+              <w:t>일최고기온</w:t>
+            </w:r>
+          </w:p>
+        </w:tc>
+        <w:tc>
+          <w:tcPr>
+            <w:tcW w:type="dxa" w:w="2268"/>
+          </w:tcPr>
+          <w:p>
+            <w:r/>
+            <w:r>
+              <w:rPr>
+                <w:sz w:val="20"/>
+                <w:rFonts w:eastAsia="맑은 고딕" w:ascii="맑은 고딕" w:hAnsi="맑은 고딕"/>
+              </w:rPr>
+              <w:t>°C</w:t>
+            </w:r>
+          </w:p>
+        </w:tc>
+      </w:tr>
+      <w:tr>
+        <w:tc>
+          <w:tcPr>
+            <w:tcW w:type="dxa" w:w="1417"/>
+          </w:tcPr>
+          <w:p>
+            <w:r/>
+            <w:r>
+              <w:rPr>
+                <w:sz w:val="20"/>
+                <w:rFonts w:eastAsia="맑은 고딕" w:ascii="맑은 고딕" w:hAnsi="맑은 고딕"/>
+              </w:rPr>
+              <w:t>tmin_c</w:t>
+            </w:r>
+          </w:p>
+        </w:tc>
+        <w:tc>
+          <w:tcPr>
+            <w:tcW w:type="dxa" w:w="3969"/>
+          </w:tcPr>
+          <w:p>
+            <w:r/>
+            <w:r>
+              <w:rPr>
+                <w:sz w:val="20"/>
+                <w:rFonts w:eastAsia="맑은 고딕" w:ascii="맑은 고딕" w:hAnsi="맑은 고딕"/>
+              </w:rPr>
+              <w:t>일최저기온</w:t>
+            </w:r>
+          </w:p>
+        </w:tc>
+        <w:tc>
+          <w:tcPr>
+            <w:tcW w:type="dxa" w:w="2268"/>
+          </w:tcPr>
+          <w:p>
+            <w:r/>
+            <w:r>
+              <w:rPr>
+                <w:sz w:val="20"/>
+                <w:rFonts w:eastAsia="맑은 고딕" w:ascii="맑은 고딕" w:hAnsi="맑은 고딕"/>
+              </w:rPr>
+              <w:t>°C</w:t>
+            </w:r>
+          </w:p>
+        </w:tc>
+      </w:tr>
+    </w:tbl>
+    <w:p>
+      <w:r>
+        <w:rPr>
+          <w:b w:val="0"/>
+          <w:sz w:val="22"/>
+          <w:rFonts w:eastAsia="맑은 고딕" w:ascii="맑은 고딕" w:hAnsi="맑은 고딕"/>
+        </w:rPr>
+        <w:t>선택 컬럼: tavg_c, tdew_c, hmd_pct, slr_mjm2, ws10_ms, ws2_ms, source — 모두 보존되며 acidwg_py 분석에 영향 없음.</w:t>
+      </w:r>
+    </w:p>
+    <w:p>
+      <w:r>
+        <w:rPr>
+          <w:b w:val="0"/>
+          <w:sz w:val="22"/>
+          <w:rFonts w:eastAsia="맑은 고딕" w:ascii="맑은 고딕" w:hAnsi="맑은 고딕"/>
+        </w:rPr>
+        <w:t>★ 옛 R 포맷 (Year/Mon/Day/prec/tmax/tmin) 은 더 이상 지원하지 않습니다. util-weather-standardize 출력을 그대로 사용하세요.</w:t>
+      </w:r>
+    </w:p>
+    <w:p>
+      <w:r>
+        <w:rPr>
+          <w:b/>
+          <w:sz w:val="22"/>
+          <w:rFonts w:eastAsia="맑은 고딕" w:ascii="맑은 고딕" w:hAnsi="맑은 고딕"/>
+        </w:rPr>
+        <w:t>표준화 명령 (util_py)</w:t>
+      </w:r>
+    </w:p>
+    <w:p>
+      <w:pPr>
+        <w:spacing w:before="80" w:after="80"/>
+        <w:ind w:left="283"/>
+        <w:shd w:val="clear" w:color="auto" w:fill="F2F2F2"/>
+      </w:pPr>
+      <w:r>
+        <w:rPr>
+          <w:rFonts w:ascii="Consolas" w:hAnsi="Consolas"/>
+          <w:sz w:val="20"/>
+        </w:rPr>
+        <w:t>util-weather-standardize --source gsod</w:t>
+        <w:br/>
+        <w:t xml:space="preserve">  → 0_database/gsod/daily_std/{ID}.csv 생성</w:t>
+        <w:br/>
+        <w:t xml:space="preserve">  (또는 acidwg_py.yaml 의 obs_dir 를 daily_std 위치로 설정)</w:t>
+      </w:r>
+    </w:p>
+    <w:p>
+      <w:pPr>
+        <w:pStyle w:val="Heading2"/>
+      </w:pPr>
+      <w:r>
+        <w:rPr>
+          <w:rFonts w:eastAsia="맑은 고딕" w:ascii="맑은 고딕" w:hAnsi="맑은 고딕"/>
+        </w:rPr>
+        <w:t>4.3 PICASO 예보 자료 + forecast CSV</w:t>
+      </w:r>
+    </w:p>
+    <w:p>
+      <w:r>
+        <w:rPr>
+          <w:b w:val="0"/>
+          <w:sz w:val="22"/>
+          <w:rFonts w:eastAsia="맑은 고딕" w:ascii="맑은 고딕" w:hAnsi="맑은 고딕"/>
+        </w:rPr>
+        <w:t>PICASO 원본은 0_database/picaso/{변수}/{Mon}-{lt}/{Mon}-{year}.csv 위치 — 사업단 제공.</w:t>
+      </w:r>
+    </w:p>
+    <w:p>
+      <w:r>
+        <w:rPr>
+          <w:b w:val="0"/>
+          <w:sz w:val="22"/>
+          <w:rFonts w:eastAsia="맑은 고딕" w:ascii="맑은 고딕" w:hAnsi="맑은 고딕"/>
+        </w:rPr>
+        <w:t>Step 1 (acidwg-picaso-convert) 가 이를 acidwg_py 입력용 long-format CSV 로 변환:</w:t>
+      </w:r>
+    </w:p>
+    <w:p>
+      <w:pPr>
+        <w:spacing w:before="80" w:after="80"/>
+        <w:ind w:left="283"/>
+        <w:shd w:val="clear" w:color="auto" w:fill="F2F2F2"/>
+      </w:pPr>
+      <w:r>
+        <w:rPr>
+          <w:rFonts w:ascii="Consolas" w:hAnsi="Consolas"/>
+          <w:sz w:val="20"/>
+        </w:rPr>
+        <w:t>1_acidwg/picaso/{year}_{season}_picaso.csv  (예: 2024_JFM_picaso.csv)</w:t>
+      </w:r>
+    </w:p>
+    <w:p>
+      <w:r>
+        <w:rPr>
+          <w:b w:val="0"/>
+          <w:sz w:val="22"/>
+          <w:rFonts w:eastAsia="맑은 고딕" w:ascii="맑은 고딕" w:hAnsi="맑은 고딕"/>
+        </w:rPr>
+        <w:t>Hindcast 의 경우 변환 대상 연도가 30개 이상이지만 한 번 명령으로 일괄 변환:</w:t>
+      </w:r>
+    </w:p>
+    <w:p>
+      <w:pPr>
+        <w:spacing w:before="80" w:after="80"/>
+        <w:ind w:left="283"/>
+        <w:shd w:val="clear" w:color="auto" w:fill="F2F2F2"/>
+      </w:pPr>
+      <w:r>
+        <w:rPr>
+          <w:rFonts w:ascii="Consolas" w:hAnsi="Consolas"/>
+          <w:sz w:val="20"/>
+        </w:rPr>
+        <w:t>acidwg-picaso-convert --years 1991 1992 ... 2020   # 인자 없으면 전체 연도 자동</w:t>
+      </w:r>
+    </w:p>
+    <w:p>
+      <w:r>
+        <w:br w:type="page"/>
+      </w:r>
+    </w:p>
+    <w:p>
+      <w:pPr>
+        <w:pStyle w:val="Heading1"/>
+      </w:pPr>
+      <w:r>
+        <w:rPr>
+          <w:rFonts w:eastAsia="맑은 고딕" w:ascii="맑은 고딕" w:hAnsi="맑은 고딕"/>
+          <w:color w:val="1F4E79"/>
+        </w:rPr>
+        <w:t>5. Hindcast vs Operational — 왜 둘로 나누는가</w:t>
+      </w:r>
+    </w:p>
+    <w:p>
+      <w:r>
+        <w:rPr>
+          <w:b w:val="0"/>
+          <w:sz w:val="22"/>
+          <w:rFonts w:eastAsia="맑은 고딕" w:ascii="맑은 고딕" w:hAnsi="맑은 고딕"/>
+        </w:rPr>
+        <w:t>acidwg_py 는 같은 함수가 두 가지 다른 목적으로 사용됩니다. 폴더와 모드를 구분해야 하는 이유를 쉽게 설명합니다.</w:t>
+      </w:r>
+    </w:p>
+    <w:p>
+      <w:pPr>
+        <w:pStyle w:val="Heading2"/>
+      </w:pPr>
+      <w:r>
+        <w:rPr>
+          <w:rFonts w:eastAsia="맑은 고딕" w:ascii="맑은 고딕" w:hAnsi="맑은 고딕"/>
+        </w:rPr>
+        <w:t>5.1 비유로 이해하기</w:t>
+      </w:r>
+    </w:p>
+    <w:p>
+      <w:r>
+        <w:rPr>
+          <w:b/>
+          <w:sz w:val="22"/>
+          <w:rFonts w:eastAsia="맑은 고딕" w:ascii="맑은 고딕" w:hAnsi="맑은 고딕"/>
+        </w:rPr>
+        <w:t>Hindcast = 모델의 "모의고사" — 답을 이미 아는 과거 시점에 "그때 예보했다고 가정"하고 채점.</w:t>
+      </w:r>
+    </w:p>
+    <w:p>
+      <w:r>
+        <w:rPr>
+          <w:b/>
+          <w:sz w:val="22"/>
+          <w:rFonts w:eastAsia="맑은 고딕" w:ascii="맑은 고딕" w:hAnsi="맑은 고딕"/>
+        </w:rPr>
+        <w:t>Operational = 실제 시험 — 답이 없는 미래 예보. 의사결정에 직접 사용.</w:t>
+      </w:r>
+    </w:p>
+    <w:p>
+      <w:r>
+        <w:rPr>
+          <w:b w:val="0"/>
+          <w:sz w:val="22"/>
+          <w:rFonts w:eastAsia="맑은 고딕" w:ascii="맑은 고딕" w:hAnsi="맑은 고딕"/>
+        </w:rPr>
+        <w:t>모의고사로 연습한 다음 실제 시험을 보듯, hindcast 로 모델 신뢰도를 평가한 뒤 operational 예보를 활용합니다.</w:t>
+      </w:r>
+    </w:p>
+    <w:p>
+      <w:pPr>
+        <w:pStyle w:val="Heading2"/>
+      </w:pPr>
+      <w:r>
+        <w:rPr>
+          <w:rFonts w:eastAsia="맑은 고딕" w:ascii="맑은 고딕" w:hAnsi="맑은 고딕"/>
+        </w:rPr>
+        <w:t>5.2 핵심 차이</w:t>
+      </w:r>
+    </w:p>
+    <w:tbl>
+      <w:tblPr>
+        <w:tblStyle w:val="LightGrid-Accent1"/>
+        <w:tblW w:type="auto" w:w="0"/>
+        <w:tblLook w:firstColumn="1" w:firstRow="1" w:lastColumn="0" w:lastRow="0" w:noHBand="0" w:noVBand="1" w:val="04A0"/>
+      </w:tblPr>
+      <w:tblGrid>
+        <w:gridCol w:w="2880"/>
+        <w:gridCol w:w="2880"/>
+        <w:gridCol w:w="2880"/>
+      </w:tblGrid>
+      <w:tr>
+        <w:tc>
+          <w:tcPr>
+            <w:tcW w:type="dxa" w:w="1417"/>
+          </w:tcPr>
+          <w:p>
+            <w:r/>
+            <w:r>
+              <w:rPr>
+                <w:b/>
+                <w:sz w:val="20"/>
+                <w:rFonts w:eastAsia="맑은 고딕" w:ascii="맑은 고딕" w:hAnsi="맑은 고딕"/>
+              </w:rPr>
+              <w:t>구분</w:t>
+            </w:r>
+          </w:p>
+        </w:tc>
+        <w:tc>
+          <w:tcPr>
+            <w:tcW w:type="dxa" w:w="3402"/>
+          </w:tcPr>
+          <w:p>
+            <w:r/>
+            <w:r>
+              <w:rPr>
+                <w:b/>
+                <w:sz w:val="20"/>
+                <w:rFonts w:eastAsia="맑은 고딕" w:ascii="맑은 고딕" w:hAnsi="맑은 고딕"/>
+              </w:rPr>
+              <w:t>Hindcast (과거 재예측)</w:t>
+            </w:r>
+          </w:p>
+        </w:tc>
+        <w:tc>
+          <w:tcPr>
+            <w:tcW w:type="dxa" w:w="3402"/>
+          </w:tcPr>
+          <w:p>
+            <w:r/>
+            <w:r>
+              <w:rPr>
+                <w:b/>
+                <w:sz w:val="20"/>
+                <w:rFonts w:eastAsia="맑은 고딕" w:ascii="맑은 고딕" w:hAnsi="맑은 고딕"/>
+              </w:rPr>
+              <w:t>Operational (실제 운영)</w:t>
+            </w:r>
+          </w:p>
+        </w:tc>
+      </w:tr>
+      <w:tr>
+        <w:tc>
+          <w:tcPr>
+            <w:tcW w:type="dxa" w:w="1417"/>
+          </w:tcPr>
+          <w:p>
+            <w:r/>
+            <w:r>
+              <w:rPr>
+                <w:sz w:val="20"/>
+                <w:rFonts w:eastAsia="맑은 고딕" w:ascii="맑은 고딕" w:hAnsi="맑은 고딕"/>
+              </w:rPr>
+              <w:t>시점</w:t>
+            </w:r>
+          </w:p>
+        </w:tc>
+        <w:tc>
+          <w:tcPr>
+            <w:tcW w:type="dxa" w:w="3402"/>
+          </w:tcPr>
+          <w:p>
+            <w:r/>
+            <w:r>
+              <w:rPr>
+                <w:sz w:val="20"/>
+                <w:rFonts w:eastAsia="맑은 고딕" w:ascii="맑은 고딕" w:hAnsi="맑은 고딕"/>
+              </w:rPr>
+              <w:t>과거 시점에 예보했다고 가정</w:t>
+            </w:r>
+          </w:p>
+        </w:tc>
+        <w:tc>
+          <w:tcPr>
+            <w:tcW w:type="dxa" w:w="3402"/>
+          </w:tcPr>
+          <w:p>
+            <w:r/>
+            <w:r>
+              <w:rPr>
+                <w:sz w:val="20"/>
+                <w:rFonts w:eastAsia="맑은 고딕" w:ascii="맑은 고딕" w:hAnsi="맑은 고딕"/>
+              </w:rPr>
+              <w:t>실제 미래</w:t>
+            </w:r>
+          </w:p>
+        </w:tc>
+      </w:tr>
+      <w:tr>
+        <w:tc>
+          <w:tcPr>
+            <w:tcW w:type="dxa" w:w="1417"/>
+          </w:tcPr>
+          <w:p>
+            <w:r/>
+            <w:r>
+              <w:rPr>
+                <w:sz w:val="20"/>
+                <w:rFonts w:eastAsia="맑은 고딕" w:ascii="맑은 고딕" w:hAnsi="맑은 고딕"/>
+              </w:rPr>
+              <w:t>목적</w:t>
+            </w:r>
+          </w:p>
+        </w:tc>
+        <w:tc>
+          <w:tcPr>
+            <w:tcW w:type="dxa" w:w="3402"/>
+          </w:tcPr>
+          <w:p>
+            <w:r/>
+            <w:r>
+              <w:rPr>
+                <w:sz w:val="20"/>
+                <w:rFonts w:eastAsia="맑은 고딕" w:ascii="맑은 고딕" w:hAnsi="맑은 고딕"/>
+              </w:rPr>
+              <w:t>모델 신뢰도 평가 / bias 보정 / 검증</w:t>
+            </w:r>
+          </w:p>
+        </w:tc>
+        <w:tc>
+          <w:tcPr>
+            <w:tcW w:type="dxa" w:w="3402"/>
+          </w:tcPr>
+          <w:p>
+            <w:r/>
+            <w:r>
+              <w:rPr>
+                <w:sz w:val="20"/>
+                <w:rFonts w:eastAsia="맑은 고딕" w:ascii="맑은 고딕" w:hAnsi="맑은 고딕"/>
+              </w:rPr>
+              <w:t>정책·운영 의사결정 (수문, 농업, 댐)</w:t>
+            </w:r>
+          </w:p>
+        </w:tc>
+      </w:tr>
+      <w:tr>
+        <w:tc>
+          <w:tcPr>
+            <w:tcW w:type="dxa" w:w="1417"/>
+          </w:tcPr>
+          <w:p>
+            <w:r/>
+            <w:r>
+              <w:rPr>
+                <w:sz w:val="20"/>
+                <w:rFonts w:eastAsia="맑은 고딕" w:ascii="맑은 고딕" w:hAnsi="맑은 고딕"/>
+              </w:rPr>
+              <w:t>사용 가능 관측</w:t>
+            </w:r>
+          </w:p>
+        </w:tc>
+        <w:tc>
+          <w:tcPr>
+            <w:tcW w:type="dxa" w:w="3402"/>
+          </w:tcPr>
+          <w:p>
+            <w:r/>
+            <w:r>
+              <w:rPr>
+                <w:sz w:val="20"/>
+                <w:rFonts w:eastAsia="맑은 고딕" w:ascii="맑은 고딕" w:hAnsi="맑은 고딕"/>
+              </w:rPr>
+              <w:t>★ 평가 시점 이전 관측만 (leakage 방지)</w:t>
+            </w:r>
+          </w:p>
+        </w:tc>
+        <w:tc>
+          <w:tcPr>
+            <w:tcW w:type="dxa" w:w="3402"/>
+          </w:tcPr>
+          <w:p>
+            <w:r/>
+            <w:r>
+              <w:rPr>
+                <w:sz w:val="20"/>
+                <w:rFonts w:eastAsia="맑은 고딕" w:ascii="맑은 고딕" w:hAnsi="맑은 고딕"/>
+              </w:rPr>
+              <w:t>모든 가용 관측 사용</w:t>
+            </w:r>
+          </w:p>
+        </w:tc>
+      </w:tr>
+      <w:tr>
+        <w:tc>
+          <w:tcPr>
+            <w:tcW w:type="dxa" w:w="1417"/>
+          </w:tcPr>
+          <w:p>
+            <w:r/>
+            <w:r>
+              <w:rPr>
+                <w:sz w:val="20"/>
+                <w:rFonts w:eastAsia="맑은 고딕" w:ascii="맑은 고딕" w:hAnsi="맑은 고딕"/>
+              </w:rPr>
+              <w:t>재생성 빈도</w:t>
+            </w:r>
+          </w:p>
+        </w:tc>
+        <w:tc>
+          <w:tcPr>
+            <w:tcW w:type="dxa" w:w="3402"/>
+          </w:tcPr>
+          <w:p>
+            <w:r/>
+            <w:r>
+              <w:rPr>
+                <w:sz w:val="20"/>
+                <w:rFonts w:eastAsia="맑은 고딕" w:ascii="맑은 고딕" w:hAnsi="맑은 고딕"/>
+              </w:rPr>
+              <w:t>모델·방법론 변경 시 (드묾)</w:t>
+            </w:r>
+          </w:p>
+        </w:tc>
+        <w:tc>
+          <w:tcPr>
+            <w:tcW w:type="dxa" w:w="3402"/>
+          </w:tcPr>
+          <w:p>
+            <w:r/>
+            <w:r>
+              <w:rPr>
+                <w:sz w:val="20"/>
+                <w:rFonts w:eastAsia="맑은 고딕" w:ascii="맑은 고딕" w:hAnsi="맑은 고딕"/>
+              </w:rPr>
+              <w:t>매 계절 갱신 (자주, 누적)</w:t>
+            </w:r>
+          </w:p>
+        </w:tc>
+      </w:tr>
+      <w:tr>
+        <w:tc>
+          <w:tcPr>
+            <w:tcW w:type="dxa" w:w="1417"/>
+          </w:tcPr>
+          <w:p>
+            <w:r/>
+            <w:r>
+              <w:rPr>
+                <w:sz w:val="20"/>
+                <w:rFonts w:eastAsia="맑은 고딕" w:ascii="맑은 고딕" w:hAnsi="맑은 고딕"/>
+              </w:rPr>
+              <w:t>수신자</w:t>
+            </w:r>
+          </w:p>
+        </w:tc>
+        <w:tc>
+          <w:tcPr>
+            <w:tcW w:type="dxa" w:w="3402"/>
+          </w:tcPr>
+          <w:p>
+            <w:r/>
+            <w:r>
+              <w:rPr>
+                <w:sz w:val="20"/>
+                <w:rFonts w:eastAsia="맑은 고딕" w:ascii="맑은 고딕" w:hAnsi="맑은 고딕"/>
+              </w:rPr>
+              <w:t>연구자, 모델 개발자</w:t>
+            </w:r>
+          </w:p>
+        </w:tc>
+        <w:tc>
+          <w:tcPr>
+            <w:tcW w:type="dxa" w:w="3402"/>
+          </w:tcPr>
+          <w:p>
+            <w:r/>
+            <w:r>
+              <w:rPr>
+                <w:sz w:val="20"/>
+                <w:rFonts w:eastAsia="맑은 고딕" w:ascii="맑은 고딕" w:hAnsi="맑은 고딕"/>
+              </w:rPr>
+              <w:t>정책 결정권자, 운영자</w:t>
+            </w:r>
+          </w:p>
+        </w:tc>
+      </w:tr>
+    </w:tbl>
+    <w:p>
+      <w:pPr>
+        <w:pStyle w:val="Heading2"/>
+      </w:pPr>
+      <w:r>
+        <w:rPr>
+          <w:rFonts w:eastAsia="맑은 고딕" w:ascii="맑은 고딕" w:hAnsi="맑은 고딕"/>
+        </w:rPr>
+        <w:t>5.3 한 폴더로 합치면 안 되는 4가지 실무적 이유</w:t>
+      </w:r>
+    </w:p>
+    <w:p>
+      <w:r>
+        <w:rPr>
+          <w:b/>
+          <w:sz w:val="22"/>
+          <w:rFonts w:eastAsia="맑은 고딕" w:ascii="맑은 고딕" w:hAnsi="맑은 고딕"/>
+        </w:rPr>
+        <w:t>1) 데이터 누설(leakage) 방지</w:t>
+      </w:r>
+    </w:p>
+    <w:p>
+      <w:r>
+        <w:rPr>
+          <w:b w:val="0"/>
+          <w:sz w:val="22"/>
+          <w:rFonts w:eastAsia="맑은 고딕" w:ascii="맑은 고딕" w:hAnsi="맑은 고딕"/>
+        </w:rPr>
+        <w:t>Hindcast 의 정직성을 위해 "평가 시점 이후 관측" 을 절대 모델 적합에 쓰면 안 됩니다 (예: 2010년 hindcast 는 2010년 이전 관측만). Operational 은 그런 제약 없음. 한 폴더에 섞이면 어느 멤버가 어떤 규칙으로 만들어졌는지 추적 불가 → 신뢰성 무너짐.</w:t>
+      </w:r>
+    </w:p>
+    <w:p>
+      <w:r>
+        <w:rPr>
+          <w:b/>
+          <w:sz w:val="22"/>
+          <w:rFonts w:eastAsia="맑은 고딕" w:ascii="맑은 고딕" w:hAnsi="맑은 고딕"/>
+        </w:rPr>
+        <w:t>2) 모델 skill 측정의 객관성</w:t>
+      </w:r>
+    </w:p>
+    <w:p>
+      <w:r>
+        <w:rPr>
+          <w:b w:val="0"/>
+          <w:sz w:val="22"/>
+          <w:rFonts w:eastAsia="맑은 고딕" w:ascii="맑은 고딕" w:hAnsi="맑은 고딕"/>
+        </w:rPr>
+        <w:t>Hindcast 결과를 별도로 두고 그 시점 관측과 비교 → CRPS, BSS 같은 skill score 산출. Operational 시나리오에 이 skill 정보를 사후 적용 (bias 보정, 신뢰구간 폭 조정). 두 흐름이 분리되어야 깨끗한 평가→보정→적용 파이프라인 가능.</w:t>
+      </w:r>
+    </w:p>
+    <w:p>
+      <w:r>
+        <w:rPr>
+          <w:b/>
+          <w:sz w:val="22"/>
+          <w:rFonts w:eastAsia="맑은 고딕" w:ascii="맑은 고딕" w:hAnsi="맑은 고딕"/>
+        </w:rPr>
+        <w:t>3) 버전 관리 / 감사 추적 (audit trail)</w:t>
+      </w:r>
+    </w:p>
+    <w:p>
+      <w:r>
+        <w:rPr>
+          <w:b w:val="0"/>
+          <w:sz w:val="22"/>
+          <w:rFonts w:eastAsia="맑은 고딕" w:ascii="맑은 고딕" w:hAnsi="맑은 고딕"/>
+        </w:rPr>
+        <w:t>운영 기관은 "2024년 1월 19일에 가진 정보로 어떤 예보를 발표했는가" 를 정확히 보존해야 합니다 (사후 재해 조사 등). Operational 폴더는 시간순 누적 archive — 절대 사후 수정 금지. Hindcast 는 모델 버전이 바뀌면 통째로 재생성 가능 — 다른 라이프사이클.</w:t>
+      </w:r>
+    </w:p>
+    <w:p>
+      <w:r>
+        <w:rPr>
+          <w:b/>
+          <w:sz w:val="22"/>
+          <w:rFonts w:eastAsia="맑은 고딕" w:ascii="맑은 고딕" w:hAnsi="맑은 고딕"/>
+        </w:rPr>
+        <w:t>4) 자동화 흐름 분리</w:t>
+      </w:r>
+    </w:p>
+    <w:p>
+      <w:r>
+        <w:rPr>
+          <w:b w:val="0"/>
+          <w:sz w:val="22"/>
+          <w:rFonts w:eastAsia="맑은 고딕" w:ascii="맑은 고딕" w:hAnsi="맑은 고딕"/>
+        </w:rPr>
+        <w:t>Hindcast: 한 번에 30년 × 12 계절 = 360 시즌 일괄 → 오래 걸리는 배치 잡 (수 시간 ~ 수 일). Operational: 매 계절 1개씩 운영 스케줄에 맞춰 실행. 다른 트리거, 다른 로깅, 다른 알람.</w:t>
+      </w:r>
+    </w:p>
+    <w:p>
+      <w:pPr>
+        <w:pStyle w:val="Heading2"/>
+      </w:pPr>
+      <w:r>
+        <w:rPr>
+          <w:rFonts w:eastAsia="맑은 고딕" w:ascii="맑은 고딕" w:hAnsi="맑은 고딕"/>
+        </w:rPr>
+        <w:t>5.4 acidwg_py 의 자동 분리</w:t>
+      </w:r>
+    </w:p>
+    <w:p>
+      <w:r>
+        <w:rPr>
+          <w:b w:val="0"/>
+          <w:sz w:val="22"/>
+          <w:rFonts w:eastAsia="맑은 고딕" w:ascii="맑은 고딕" w:hAnsi="맑은 고딕"/>
+        </w:rPr>
+        <w:t>단일 acidwg_py.yaml 에 두 모드 블록이 모두 들어 있고, CLI 플래그로 어느 블록을 실행할지 선택합니다.</w:t>
+      </w:r>
+    </w:p>
+    <w:tbl>
+      <w:tblPr>
+        <w:tblStyle w:val="LightGrid-Accent1"/>
+        <w:tblW w:type="auto" w:w="0"/>
+        <w:tblLook w:firstColumn="1" w:firstRow="1" w:lastColumn="0" w:lastRow="0" w:noHBand="0" w:noVBand="1" w:val="04A0"/>
+      </w:tblPr>
+      <w:tblGrid>
+        <w:gridCol w:w="2160"/>
+        <w:gridCol w:w="2160"/>
+        <w:gridCol w:w="2160"/>
+        <w:gridCol w:w="2160"/>
+      </w:tblGrid>
+      <w:tr>
+        <w:tc>
+          <w:tcPr>
+            <w:tcW w:type="dxa" w:w="1417"/>
+          </w:tcPr>
+          <w:p>
+            <w:r/>
+            <w:r>
+              <w:rPr>
+                <w:b/>
+                <w:sz w:val="20"/>
+                <w:rFonts w:eastAsia="맑은 고딕" w:ascii="맑은 고딕" w:hAnsi="맑은 고딕"/>
+              </w:rPr>
+              <w:t>모드</w:t>
+            </w:r>
+          </w:p>
+        </w:tc>
+        <w:tc>
+          <w:tcPr>
+            <w:tcW w:type="dxa" w:w="1701"/>
+          </w:tcPr>
+          <w:p>
+            <w:r/>
+            <w:r>
+              <w:rPr>
+                <w:b/>
+                <w:sz w:val="20"/>
+                <w:rFonts w:eastAsia="맑은 고딕" w:ascii="맑은 고딕" w:hAnsi="맑은 고딕"/>
+              </w:rPr>
+              <w:t>yaml 블록</w:t>
+            </w:r>
+          </w:p>
+        </w:tc>
+        <w:tc>
+          <w:tcPr>
+            <w:tcW w:type="dxa" w:w="2551"/>
+          </w:tcPr>
+          <w:p>
+            <w:r/>
+            <w:r>
+              <w:rPr>
+                <w:b/>
+                <w:sz w:val="20"/>
+                <w:rFonts w:eastAsia="맑은 고딕" w:ascii="맑은 고딕" w:hAnsi="맑은 고딕"/>
+              </w:rPr>
+              <w:t>CLI</w:t>
+            </w:r>
+          </w:p>
+        </w:tc>
+        <w:tc>
+          <w:tcPr>
+            <w:tcW w:type="dxa" w:w="3402"/>
+          </w:tcPr>
+          <w:p>
+            <w:r/>
+            <w:r>
+              <w:rPr>
+                <w:b/>
+                <w:sz w:val="20"/>
+                <w:rFonts w:eastAsia="맑은 고딕" w:ascii="맑은 고딕" w:hAnsi="맑은 고딕"/>
+              </w:rPr>
+              <w:t>출력 폴더</w:t>
+            </w:r>
+          </w:p>
+        </w:tc>
+      </w:tr>
+      <w:tr>
+        <w:tc>
+          <w:tcPr>
+            <w:tcW w:type="dxa" w:w="1417"/>
+          </w:tcPr>
+          <w:p>
+            <w:r/>
+            <w:r>
+              <w:rPr>
+                <w:sz w:val="20"/>
+                <w:rFonts w:eastAsia="맑은 고딕" w:ascii="맑은 고딕" w:hAnsi="맑은 고딕"/>
+              </w:rPr>
+              <w:t>operational</w:t>
+            </w:r>
+          </w:p>
+        </w:tc>
+        <w:tc>
+          <w:tcPr>
+            <w:tcW w:type="dxa" w:w="1701"/>
+          </w:tcPr>
+          <w:p>
+            <w:r/>
+            <w:r>
+              <w:rPr>
+                <w:sz w:val="20"/>
+                <w:rFonts w:eastAsia="맑은 고딕" w:ascii="맑은 고딕" w:hAnsi="맑은 고딕"/>
+              </w:rPr>
+              <w:t>operational:</w:t>
+            </w:r>
+          </w:p>
+        </w:tc>
+        <w:tc>
+          <w:tcPr>
+            <w:tcW w:type="dxa" w:w="2551"/>
+          </w:tcPr>
+          <w:p>
+            <w:r/>
+            <w:r>
+              <w:rPr>
+                <w:sz w:val="20"/>
+                <w:rFonts w:eastAsia="맑은 고딕" w:ascii="맑은 고딕" w:hAnsi="맑은 고딕"/>
+              </w:rPr>
+              <w:t>acidwg-run</w:t>
+            </w:r>
+          </w:p>
+        </w:tc>
+        <w:tc>
+          <w:tcPr>
+            <w:tcW w:type="dxa" w:w="3402"/>
+          </w:tcPr>
+          <w:p>
+            <w:r/>
+            <w:r>
+              <w:rPr>
+                <w:sz w:val="20"/>
+                <w:rFonts w:eastAsia="맑은 고딕" w:ascii="맑은 고딕" w:hAnsi="맑은 고딕"/>
+              </w:rPr>
+              <w:t>1_acidwg/operational/{year}/{season}/</w:t>
+            </w:r>
+          </w:p>
+        </w:tc>
+      </w:tr>
+      <w:tr>
+        <w:tc>
+          <w:tcPr>
+            <w:tcW w:type="dxa" w:w="1417"/>
+          </w:tcPr>
+          <w:p>
+            <w:r/>
+            <w:r>
+              <w:rPr>
+                <w:sz w:val="20"/>
+                <w:rFonts w:eastAsia="맑은 고딕" w:ascii="맑은 고딕" w:hAnsi="맑은 고딕"/>
+              </w:rPr>
+              <w:t>hindcast</w:t>
+            </w:r>
+          </w:p>
+        </w:tc>
+        <w:tc>
+          <w:tcPr>
+            <w:tcW w:type="dxa" w:w="1701"/>
+          </w:tcPr>
+          <w:p>
+            <w:r/>
+            <w:r>
+              <w:rPr>
+                <w:sz w:val="20"/>
+                <w:rFonts w:eastAsia="맑은 고딕" w:ascii="맑은 고딕" w:hAnsi="맑은 고딕"/>
+              </w:rPr>
+              <w:t>hindcast:</w:t>
+            </w:r>
+          </w:p>
+        </w:tc>
+        <w:tc>
+          <w:tcPr>
+            <w:tcW w:type="dxa" w:w="2551"/>
+          </w:tcPr>
+          <w:p>
+            <w:r/>
+            <w:r>
+              <w:rPr>
+                <w:sz w:val="20"/>
+                <w:rFonts w:eastAsia="맑은 고딕" w:ascii="맑은 고딕" w:hAnsi="맑은 고딕"/>
+              </w:rPr>
+              <w:t>acidwg-run --hindcast</w:t>
+            </w:r>
+          </w:p>
+        </w:tc>
+        <w:tc>
+          <w:tcPr>
+            <w:tcW w:type="dxa" w:w="3402"/>
+          </w:tcPr>
+          <w:p>
+            <w:r/>
+            <w:r>
+              <w:rPr>
+                <w:sz w:val="20"/>
+                <w:rFonts w:eastAsia="맑은 고딕" w:ascii="맑은 고딕" w:hAnsi="맑은 고딕"/>
+              </w:rPr>
+              <w:t>1_acidwg/hindcast/{year}/{season}/</w:t>
+            </w:r>
+          </w:p>
+        </w:tc>
+      </w:tr>
+    </w:tbl>
+    <w:p>
+      <w:r>
+        <w:rPr>
+          <w:b w:val="0"/>
+          <w:sz w:val="22"/>
+          <w:rFonts w:eastAsia="맑은 고딕" w:ascii="맑은 고딕" w:hAnsi="맑은 고딕"/>
+        </w:rPr>
+        <w:t>출력 폴더가 자동으로 분리되어 두 결과가 절대 섞이지 않습니다. observation_eyear_cap 옵션이 hindcast leakage 도 자동 방지.</w:t>
+      </w:r>
+    </w:p>
+    <w:p>
+      <w:r>
+        <w:br w:type="page"/>
+      </w:r>
+    </w:p>
+    <w:p>
+      <w:pPr>
+        <w:pStyle w:val="Heading1"/>
+      </w:pPr>
+      <w:r>
+        <w:rPr>
+          <w:rFonts w:eastAsia="맑은 고딕" w:ascii="맑은 고딕" w:hAnsi="맑은 고딕"/>
+          <w:color w:val="1F4E79"/>
+        </w:rPr>
+        <w:t>6. Operational 워크플로우 (단일 시즌)</w:t>
+      </w:r>
+    </w:p>
+    <w:p>
+      <w:r>
+        <w:rPr>
+          <w:b w:val="0"/>
+          <w:sz w:val="22"/>
+          <w:rFonts w:eastAsia="맑은 고딕" w:ascii="맑은 고딕" w:hAnsi="맑은 고딕"/>
+        </w:rPr>
+        <w:t>예시: 2024년 1-3월 (JFM) 시나리오 1000 멤버 생성</w:t>
+      </w:r>
+    </w:p>
+    <w:p>
+      <w:pPr>
+        <w:pStyle w:val="Heading2"/>
+      </w:pPr>
+      <w:r>
+        <w:rPr>
+          <w:rFonts w:eastAsia="맑은 고딕" w:ascii="맑은 고딕" w:hAnsi="맑은 고딕"/>
+        </w:rPr>
+        <w:t>6.1 Step 1 — PICASO 원본 → forecast CSV</w:t>
+      </w:r>
+    </w:p>
+    <w:p>
+      <w:pPr>
+        <w:spacing w:before="80" w:after="80"/>
+        <w:ind w:left="283"/>
+        <w:shd w:val="clear" w:color="auto" w:fill="F2F2F2"/>
+      </w:pPr>
+      <w:r>
+        <w:rPr>
+          <w:rFonts w:ascii="Consolas" w:hAnsi="Consolas"/>
+          <w:sz w:val="20"/>
+        </w:rPr>
+        <w:t>set PICASO_ROOT=I:\2025-APCC_Cook\PICASO-Hydro</w:t>
+        <w:br/>
+        <w:t>acidwg-picaso-convert --seasons JFM --years 2024</w:t>
+      </w:r>
+    </w:p>
+    <w:p>
+      <w:r>
+        <w:rPr>
+          <w:b w:val="0"/>
+          <w:sz w:val="22"/>
+          <w:rFonts w:eastAsia="맑은 고딕" w:ascii="맑은 고딕" w:hAnsi="맑은 고딕"/>
+        </w:rPr>
+        <w:t>출력: 1_acidwg/picaso/2024_JFM_picaso.csv</w:t>
+      </w:r>
+    </w:p>
+    <w:p>
+      <w:pPr>
+        <w:pStyle w:val="Heading2"/>
+      </w:pPr>
+      <w:r>
+        <w:rPr>
+          <w:rFonts w:eastAsia="맑은 고딕" w:ascii="맑은 고딕" w:hAnsi="맑은 고딕"/>
+        </w:rPr>
+        <w:t>6.2 Step 2 — acidwg_py.yaml 작성 (operational 블록만)</w:t>
+      </w:r>
+    </w:p>
+    <w:p>
+      <w:r>
+        <w:rPr>
+          <w:b w:val="0"/>
+          <w:sz w:val="22"/>
+          <w:rFonts w:eastAsia="맑은 고딕" w:ascii="맑은 고딕" w:hAnsi="맑은 고딕"/>
+        </w:rPr>
+        <w:t>1_acidwg/config/acidwg_py.yaml 파일에 다음 작성:</w:t>
+      </w:r>
+    </w:p>
+    <w:p>
+      <w:pPr>
+        <w:spacing w:before="80" w:after="80"/>
+        <w:ind w:left="283"/>
+        <w:shd w:val="clear" w:color="auto" w:fill="F2F2F2"/>
+      </w:pPr>
+      <w:r>
+        <w:rPr>
+          <w:rFonts w:ascii="Consolas" w:hAnsi="Consolas"/>
+          <w:sz w:val="20"/>
+        </w:rPr>
+        <w:t>paths:</w:t>
+        <w:br/>
+        <w:t xml:space="preserve">  base_dir:    "${env:PICASO_ROOT}"</w:t>
+        <w:br/>
+        <w:t xml:space="preserve">  station_csv: "$(paths.base_dir)/1_acidwg/config/stations.csv"</w:t>
+        <w:br/>
+        <w:t xml:space="preserve">  obs_dir:     "$(paths.base_dir)/0_database/obs/weather/daily_std"</w:t>
+        <w:br/>
+        <w:t xml:space="preserve">  picaso_dir:  "$(paths.base_dir)/1_acidwg/picaso"</w:t>
+        <w:br/>
+        <w:t xml:space="preserve">  output_root: "$(paths.base_dir)/1_acidwg"</w:t>
+        <w:br/>
+        <w:t xml:space="preserve">  model_file:  "$(paths.base_dir)/1_acidwg/cache/acidwg_model.pkl"</w:t>
+        <w:br/>
+        <w:br/>
+        <w:t>observation: { syear: 1981, eyear: 2010 }</w:t>
+        <w:br/>
+        <w:br/>
+        <w:t>operational:</w:t>
+        <w:br/>
+        <w:t xml:space="preserve">  year:   2024</w:t>
+        <w:br/>
+        <w:t xml:space="preserve">  season: "JFM"</w:t>
+        <w:br/>
+        <w:br/>
+        <w:t>ensemble: { n_members: 1000, random_seed: 1 }</w:t>
+        <w:br/>
+        <w:t>model:    { retrieve: true }</w:t>
+        <w:br/>
+        <w:t>output:   { overwrite: false, variables: [prcp, tmax, tmin] }</w:t>
+      </w:r>
+    </w:p>
+    <w:p>
+      <w:pPr>
+        <w:pStyle w:val="Heading2"/>
+      </w:pPr>
+      <w:r>
+        <w:rPr>
+          <w:rFonts w:eastAsia="맑은 고딕" w:ascii="맑은 고딕" w:hAnsi="맑은 고딕"/>
+        </w:rPr>
+        <w:t>6.3 Step 3 — 시나리오 생성</w:t>
+      </w:r>
+    </w:p>
+    <w:p>
+      <w:pPr>
+        <w:spacing w:before="80" w:after="80"/>
+        <w:ind w:left="283"/>
+        <w:shd w:val="clear" w:color="auto" w:fill="F2F2F2"/>
+      </w:pPr>
+      <w:r>
+        <w:rPr>
+          <w:rFonts w:ascii="Consolas" w:hAnsi="Consolas"/>
+          <w:sz w:val="20"/>
+        </w:rPr>
+        <w:t>acidwg-run</w:t>
+      </w:r>
+    </w:p>
+    <w:p>
+      <w:r>
+        <w:rPr>
+          <w:b w:val="0"/>
+          <w:sz w:val="22"/>
+          <w:rFonts w:eastAsia="맑은 고딕" w:ascii="맑은 고딕" w:hAnsi="맑은 고딕"/>
+        </w:rPr>
+        <w:t>yaml 자동 탐색 우선순위:</w:t>
+      </w:r>
+    </w:p>
+    <w:p>
+      <w:pPr>
+        <w:pStyle w:val="ListBullet"/>
+      </w:pPr>
+      <w:r>
+        <w:rPr>
+          <w:sz w:val="22"/>
+          <w:rFonts w:eastAsia="맑은 고딕" w:ascii="맑은 고딕" w:hAnsi="맑은 고딕"/>
+        </w:rPr>
+        <w:t>환경변수 ACIDWG_PY_CONFIG</w:t>
+      </w:r>
+    </w:p>
+    <w:p>
+      <w:pPr>
+        <w:pStyle w:val="ListBullet"/>
+      </w:pPr>
+      <w:r>
+        <w:rPr>
+          <w:sz w:val="22"/>
+          <w:rFonts w:eastAsia="맑은 고딕" w:ascii="맑은 고딕" w:hAnsi="맑은 고딕"/>
+        </w:rPr>
+        <w:t>현재 디렉토리 → 상위로 ``acidwg_py.yaml``</w:t>
+      </w:r>
+    </w:p>
+    <w:p>
+      <w:pPr>
+        <w:pStyle w:val="ListBullet"/>
+      </w:pPr>
+      <w:r>
+        <w:rPr>
+          <w:sz w:val="22"/>
+          <w:rFonts w:eastAsia="맑은 고딕" w:ascii="맑은 고딕" w:hAnsi="맑은 고딕"/>
+        </w:rPr>
+        <w:t>$PICASO_ROOT/1_acidwg/config/acidwg_py.yaml (권장 위치)</w:t>
+      </w:r>
+    </w:p>
+    <w:p>
+      <w:pPr>
+        <w:pStyle w:val="ListBullet"/>
+      </w:pPr>
+      <w:r>
+        <w:rPr>
+          <w:sz w:val="22"/>
+          <w:rFonts w:eastAsia="맑은 고딕" w:ascii="맑은 고딕" w:hAnsi="맑은 고딕"/>
+        </w:rPr>
+        <w:t>$PICASO_ROOT/acidwg_py.yaml</w:t>
+      </w:r>
+    </w:p>
+    <w:p>
+      <w:r>
+        <w:rPr>
+          <w:b w:val="0"/>
+          <w:sz w:val="22"/>
+          <w:rFonts w:eastAsia="맑은 고딕" w:ascii="맑은 고딕" w:hAnsi="맑은 고딕"/>
+        </w:rPr>
+        <w:t>결과:</w:t>
+      </w:r>
+    </w:p>
+    <w:p>
+      <w:pPr>
+        <w:spacing w:before="80" w:after="80"/>
+        <w:ind w:left="283"/>
+        <w:shd w:val="clear" w:color="auto" w:fill="F2F2F2"/>
+      </w:pPr>
+      <w:r>
+        <w:rPr>
+          <w:rFonts w:ascii="Consolas" w:hAnsi="Consolas"/>
+          <w:sz w:val="20"/>
+        </w:rPr>
+        <w:t>1_acidwg/operational/2024/JFM/</w:t>
+        <w:br/>
+        <w:t xml:space="preserve">  member_0001/91843099999.csv</w:t>
+        <w:br/>
+        <w:t xml:space="preserve">  ...</w:t>
+        <w:br/>
+        <w:t xml:space="preserve">  member_1000/91843099999.csv</w:t>
+      </w:r>
+    </w:p>
+    <w:p>
+      <w:pPr>
+        <w:pStyle w:val="Heading2"/>
+      </w:pPr>
+      <w:r>
+        <w:rPr>
+          <w:rFonts w:eastAsia="맑은 고딕" w:ascii="맑은 고딕" w:hAnsi="맑은 고딕"/>
+        </w:rPr>
+        <w:t>6.4 Step 4 — SWAT-Plus 입력으로 사용</w:t>
+      </w:r>
+    </w:p>
+    <w:p>
+      <w:r>
+        <w:rPr>
+          <w:b w:val="0"/>
+          <w:sz w:val="22"/>
+          <w:rFonts w:eastAsia="맑은 고딕" w:ascii="맑은 고딕" w:hAnsi="맑은 고딕"/>
+        </w:rPr>
+        <w:t>swat_py (별도 패키지) 가 출력 폴더 구조를 직접 인식. 자세한 내용은 swat_py 매뉴얼 참조.</w:t>
+      </w:r>
+    </w:p>
+    <w:p>
+      <w:r>
+        <w:br w:type="page"/>
+      </w:r>
+    </w:p>
+    <w:p>
+      <w:pPr>
+        <w:pStyle w:val="Heading1"/>
+      </w:pPr>
+      <w:r>
+        <w:rPr>
+          <w:rFonts w:eastAsia="맑은 고딕" w:ascii="맑은 고딕" w:hAnsi="맑은 고딕"/>
+          <w:color w:val="1F4E79"/>
+        </w:rPr>
+        <w:t>7. Hindcast 워크플로우 (다년 × 다계절 일괄)</w:t>
+      </w:r>
+    </w:p>
+    <w:p>
+      <w:r>
+        <w:rPr>
+          <w:b w:val="0"/>
+          <w:sz w:val="22"/>
+          <w:rFonts w:eastAsia="맑은 고딕" w:ascii="맑은 고딕" w:hAnsi="맑은 고딕"/>
+        </w:rPr>
+        <w:t>예시: 1991–2020 (30년) × 12 계절 = 360 시즌 일괄 hindcast</w:t>
+      </w:r>
+    </w:p>
+    <w:p>
+      <w:pPr>
+        <w:pStyle w:val="Heading2"/>
+      </w:pPr>
+      <w:r>
+        <w:rPr>
+          <w:rFonts w:eastAsia="맑은 고딕" w:ascii="맑은 고딕" w:hAnsi="맑은 고딕"/>
+        </w:rPr>
+        <w:t>7.1 Step 1 — forecast CSV 30년치 일괄 생성</w:t>
+      </w:r>
+    </w:p>
+    <w:p>
+      <w:pPr>
+        <w:spacing w:before="80" w:after="80"/>
+        <w:ind w:left="283"/>
+        <w:shd w:val="clear" w:color="auto" w:fill="F2F2F2"/>
+      </w:pPr>
+      <w:r>
+        <w:rPr>
+          <w:rFonts w:ascii="Consolas" w:hAnsi="Consolas"/>
+          <w:sz w:val="20"/>
+        </w:rPr>
+        <w:t>set PICASO_ROOT=I:\2025-APCC_Cook\PICASO-Hydro</w:t>
+        <w:br/>
+        <w:t>acidwg-picaso-convert --years 1991 1992 ... 2020   # 또는 인자 없이 전체</w:t>
+      </w:r>
+    </w:p>
+    <w:p>
+      <w:r>
+        <w:rPr>
+          <w:b w:val="0"/>
+          <w:sz w:val="22"/>
+          <w:rFonts w:eastAsia="맑은 고딕" w:ascii="맑은 고딕" w:hAnsi="맑은 고딕"/>
+        </w:rPr>
+        <w:t>출력: 1_acidwg/picaso/{year}_{season}_picaso.csv 약 360개. PICASO 원본이 없는 (year, season) 조합은 자동 건너뜀 (hindcast 실행 시에도 자동 skip).</w:t>
+      </w:r>
+    </w:p>
+    <w:p>
+      <w:pPr>
+        <w:pStyle w:val="Heading2"/>
+      </w:pPr>
+      <w:r>
+        <w:rPr>
+          <w:rFonts w:eastAsia="맑은 고딕" w:ascii="맑은 고딕" w:hAnsi="맑은 고딕"/>
+        </w:rPr>
+        <w:t>7.2 Step 2 — acidwg_py.yaml 에 hindcast 블록 추가</w:t>
+      </w:r>
+    </w:p>
+    <w:p>
+      <w:r>
+        <w:rPr>
+          <w:b w:val="0"/>
+          <w:sz w:val="22"/>
+          <w:rFonts w:eastAsia="맑은 고딕" w:ascii="맑은 고딕" w:hAnsi="맑은 고딕"/>
+        </w:rPr>
+        <w:t>operational 블록과 hindcast 블록을 한 yaml 에 함께 넣을 수 있습니다.</w:t>
+      </w:r>
+    </w:p>
+    <w:p>
+      <w:pPr>
+        <w:spacing w:before="80" w:after="80"/>
+        <w:ind w:left="283"/>
+        <w:shd w:val="clear" w:color="auto" w:fill="F2F2F2"/>
+      </w:pPr>
+      <w:r>
+        <w:rPr>
+          <w:rFonts w:ascii="Consolas" w:hAnsi="Consolas"/>
+          <w:sz w:val="20"/>
+        </w:rPr>
+        <w:t>paths:</w:t>
+        <w:br/>
+        <w:t xml:space="preserve">  base_dir:    "${env:PICASO_ROOT}"</w:t>
+        <w:br/>
+        <w:t xml:space="preserve">  station_csv: "$(paths.base_dir)/1_acidwg/config/stations.csv"</w:t>
+        <w:br/>
+        <w:t xml:space="preserve">  obs_dir:     "$(paths.base_dir)/0_database/obs/weather/daily_std"</w:t>
+        <w:br/>
+        <w:t xml:space="preserve">  picaso_dir:  "$(paths.base_dir)/1_acidwg/picaso"</w:t>
+        <w:br/>
+        <w:t xml:space="preserve">  output_root: "$(paths.base_dir)/1_acidwg"</w:t>
+        <w:br/>
+        <w:t xml:space="preserve">  model_file:  "$(paths.base_dir)/1_acidwg/cache/acidwg_model.pkl"</w:t>
+        <w:br/>
+        <w:br/>
+        <w:t>observation: { syear: 1981, eyear: 2010 }</w:t>
+        <w:br/>
+        <w:br/>
+        <w:t>operational:</w:t>
+        <w:br/>
+        <w:t xml:space="preserve">  year:   2024</w:t>
+        <w:br/>
+        <w:t xml:space="preserve">  season: "JFM"</w:t>
+        <w:br/>
+        <w:br/>
+        <w:t>hindcast:</w:t>
+        <w:br/>
+        <w:t xml:space="preserve">  years:   [1991, 2020]              # [start, end] 연속 30년 자동 전개</w:t>
+        <w:br/>
+        <w:t xml:space="preserve">  seasons: "all"                      # 12 계절 전체</w:t>
+        <w:br/>
+        <w:t xml:space="preserve">  observation_eyear_cap: true         # 누설 방지 자동</w:t>
+        <w:br/>
+        <w:br/>
+        <w:t>ensemble: { n_members: 1000, random_seed: 1 }</w:t>
+        <w:br/>
+        <w:t>model:    { retrieve: true }</w:t>
+        <w:br/>
+        <w:t>output:   { overwrite: false, variables: [prcp, tmax, tmin] }</w:t>
+      </w:r>
+    </w:p>
+    <w:p>
+      <w:pPr>
+        <w:pStyle w:val="Heading2"/>
+      </w:pPr>
+      <w:r>
+        <w:rPr>
+          <w:rFonts w:eastAsia="맑은 고딕" w:ascii="맑은 고딕" w:hAnsi="맑은 고딕"/>
+        </w:rPr>
+        <w:t>7.3 Step 3 — hindcast 일괄 실행</w:t>
+      </w:r>
+    </w:p>
+    <w:p>
+      <w:pPr>
+        <w:spacing w:before="80" w:after="80"/>
+        <w:ind w:left="283"/>
+        <w:shd w:val="clear" w:color="auto" w:fill="F2F2F2"/>
+      </w:pPr>
+      <w:r>
+        <w:rPr>
+          <w:rFonts w:ascii="Consolas" w:hAnsi="Consolas"/>
+          <w:sz w:val="20"/>
+        </w:rPr>
+        <w:t>acidwg-run --hindcast              # yaml hindcast 블록 전체 (360 시즌)</w:t>
+      </w:r>
+    </w:p>
+    <w:p>
+      <w:r>
+        <w:rPr>
+          <w:b w:val="0"/>
+          <w:sz w:val="22"/>
+          <w:rFonts w:eastAsia="맑은 고딕" w:ascii="맑은 고딕" w:hAnsi="맑은 고딕"/>
+        </w:rPr>
+        <w:t>시간이 오래 걸리므로 먼저 dry-run 으로 처리 대상 확인:</w:t>
+      </w:r>
+    </w:p>
+    <w:p>
+      <w:pPr>
+        <w:spacing w:before="80" w:after="80"/>
+        <w:ind w:left="283"/>
+        <w:shd w:val="clear" w:color="auto" w:fill="F2F2F2"/>
+      </w:pPr>
+      <w:r>
+        <w:rPr>
+          <w:rFonts w:ascii="Consolas" w:hAnsi="Consolas"/>
+          <w:sz w:val="20"/>
+        </w:rPr>
+        <w:t>acidwg-run --hindcast --dry-run</w:t>
+      </w:r>
+    </w:p>
+    <w:p>
+      <w:r>
+        <w:rPr>
+          <w:b w:val="0"/>
+          <w:sz w:val="22"/>
+          <w:rFonts w:eastAsia="맑은 고딕" w:ascii="맑은 고딕" w:hAnsi="맑은 고딕"/>
+        </w:rPr>
+        <w:t>일부만 실행:</w:t>
+      </w:r>
+    </w:p>
+    <w:p>
+      <w:pPr>
+        <w:spacing w:before="80" w:after="80"/>
+        <w:ind w:left="283"/>
+        <w:shd w:val="clear" w:color="auto" w:fill="F2F2F2"/>
+      </w:pPr>
+      <w:r>
+        <w:rPr>
+          <w:rFonts w:ascii="Consolas" w:hAnsi="Consolas"/>
+          <w:sz w:val="20"/>
+        </w:rPr>
+        <w:t>acidwg-run --hindcast --years 2010 2015          # 특정 연도만</w:t>
+        <w:br/>
+        <w:t>acidwg-run --hindcast --seasons JFM FMA          # 특정 계절만</w:t>
+        <w:br/>
+        <w:t>acidwg-run --hindcast --years 2015 --seasons JJA # 한 시즌만</w:t>
+      </w:r>
+    </w:p>
+    <w:p>
+      <w:pPr>
+        <w:pStyle w:val="Heading2"/>
+      </w:pPr>
+      <w:r>
+        <w:rPr>
+          <w:rFonts w:eastAsia="맑은 고딕" w:ascii="맑은 고딕" w:hAnsi="맑은 고딕"/>
+        </w:rPr>
+        <w:t>7.4 observation_eyear_cap = true 가 하는 일</w:t>
+      </w:r>
+    </w:p>
+    <w:p>
+      <w:r>
+        <w:rPr>
+          <w:b w:val="0"/>
+          <w:sz w:val="22"/>
+          <w:rFonts w:eastAsia="맑은 고딕" w:ascii="맑은 고딕" w:hAnsi="맑은 고딕"/>
+        </w:rPr>
+        <w:t>각 hindcast 연도 Y 에 대해 모델을 적합할 때, 관측 종료 연도를 자동으로 min(eyear, Y-1) 로 제한합니다. 예: 2010년 hindcast 시 → 1981–2009 관측만 사용 (2010년 이후 정보 누설 방지).</w:t>
+      </w:r>
+    </w:p>
+    <w:p>
+      <w:r>
+        <w:rPr>
+          <w:b w:val="0"/>
+          <w:sz w:val="22"/>
+          <w:rFonts w:eastAsia="맑은 고딕" w:ascii="맑은 고딕" w:hAnsi="맑은 고딕"/>
+        </w:rPr>
+        <w:t>결과적으로 매 hindcast 연도마다 모델이 새로 적합되므로 model.retrieve 캐시는 자동으로 비활성화됩니다 (코드가 알아서 처리; 안내 메시지 출력).</w:t>
+      </w:r>
+    </w:p>
+    <w:p>
+      <w:r>
+        <w:rPr>
+          <w:b w:val="0"/>
+          <w:sz w:val="22"/>
+          <w:rFonts w:eastAsia="맑은 고딕" w:ascii="맑은 고딕" w:hAnsi="맑은 고딕"/>
+        </w:rPr>
+        <w:t>cap=false 로 설정하면 모든 hindcast 연도가 같은 관측 기간을 사용 — 빠르지만 leakage 발생, 학술적 비추천.</w:t>
+      </w:r>
+    </w:p>
+    <w:p>
+      <w:pPr>
+        <w:pStyle w:val="Heading2"/>
+      </w:pPr>
+      <w:r>
+        <w:rPr>
+          <w:rFonts w:eastAsia="맑은 고딕" w:ascii="맑은 고딕" w:hAnsi="맑은 고딕"/>
+        </w:rPr>
+        <w:t>7.5 결과 — 360 시즌 누적 폴더</w:t>
+      </w:r>
+    </w:p>
+    <w:p>
+      <w:pPr>
+        <w:spacing w:before="80" w:after="80"/>
+        <w:ind w:left="283"/>
+        <w:shd w:val="clear" w:color="auto" w:fill="F2F2F2"/>
+      </w:pPr>
+      <w:r>
+        <w:rPr>
+          <w:rFonts w:ascii="Consolas" w:hAnsi="Consolas"/>
+          <w:sz w:val="20"/>
+        </w:rPr>
+        <w:t>1_acidwg/hindcast/</w:t>
+        <w:br/>
+        <w:t xml:space="preserve">  1991/</w:t>
+        <w:br/>
+        <w:t xml:space="preserve">    JFM/member_0001/91843099999.csv ~ member_1000/...</w:t>
+        <w:br/>
+        <w:t xml:space="preserve">    FMA/member_0001/...</w:t>
+        <w:br/>
+        <w:t xml:space="preserve">    ...</w:t>
+        <w:br/>
+        <w:t xml:space="preserve">    DJF/member_1000/...</w:t>
+        <w:br/>
+        <w:t xml:space="preserve">  1992/...</w:t>
+        <w:br/>
+        <w:t xml:space="preserve">  ...</w:t>
+        <w:br/>
+        <w:t xml:space="preserve">  2020/DJF/member_1000/</w:t>
+      </w:r>
+    </w:p>
+    <w:p>
+      <w:r>
+        <w:rPr>
+          <w:b w:val="0"/>
+          <w:sz w:val="22"/>
+          <w:rFonts w:eastAsia="맑은 고딕" w:ascii="맑은 고딕" w:hAnsi="맑은 고딕"/>
+        </w:rPr>
+        <w:t>총 30 × 12 × 1000 = 360,000 멤버 CSV. 디스크 공간을 미리 확인하세요 (관측소 1개 기준 약 수 GB).</w:t>
+      </w:r>
+    </w:p>
+    <w:p>
+      <w:pPr>
+        <w:pStyle w:val="Heading2"/>
+      </w:pPr>
+      <w:r>
+        <w:rPr>
+          <w:rFonts w:eastAsia="맑은 고딕" w:ascii="맑은 고딕" w:hAnsi="맑은 고딕"/>
+        </w:rPr>
+        <w:t>7.6 Step 4 — Skill 평가 (사후)</w:t>
+      </w:r>
+    </w:p>
+    <w:p>
+      <w:r>
+        <w:rPr>
+          <w:b w:val="0"/>
+          <w:sz w:val="22"/>
+          <w:rFonts w:eastAsia="맑은 고딕" w:ascii="맑은 고딕" w:hAnsi="맑은 고딕"/>
+        </w:rPr>
+        <w:t>Hindcast 1000 멤버 vs 실제 그 시즌 관측을 비교해 모델 skill 산출:</w:t>
+      </w:r>
+    </w:p>
+    <w:p>
+      <w:pPr>
+        <w:spacing w:before="80" w:after="80"/>
+        <w:ind w:left="283"/>
+        <w:shd w:val="clear" w:color="auto" w:fill="F2F2F2"/>
+      </w:pPr>
+      <w:r>
+        <w:rPr>
+          <w:rFonts w:ascii="Consolas" w:hAnsi="Consolas"/>
+          <w:sz w:val="20"/>
+        </w:rPr>
+        <w:t>import pandas as pd, numpy as np</w:t>
+        <w:br/>
+        <w:t>from pathlib import Path</w:t>
+        <w:br/>
+        <w:br/>
+        <w:t>base = Path("1_acidwg/hindcast")</w:t>
+        <w:br/>
+        <w:t>year, season, station = 2010, "JFM", "91843099999"</w:t>
+        <w:br/>
+        <w:br/>
+        <w:t># 1000 멤버 일강수량 행렬</w:t>
+        <w:br/>
+        <w:t>prcp_ens = []</w:t>
+        <w:br/>
+        <w:t>for m in sorted((base / str(year) / season).glob("member_*")):</w:t>
+        <w:br/>
+        <w:t xml:space="preserve">    df = pd.read_csv(m / f"{station}.csv")</w:t>
+        <w:br/>
+        <w:t xml:space="preserve">    prcp_ens.append(df["prcp"].values)</w:t>
+        <w:br/>
+        <w:t>ens = np.stack(prcp_ens)        # (1000, n_days)</w:t>
+        <w:br/>
+        <w:br/>
+        <w:t># 실제 관측</w:t>
+        <w:br/>
+        <w:t>obs = pd.read_csv(f"0_database/obs/weather/daily_std/{station}.csv")</w:t>
+        <w:br/>
+        <w:t>obs = obs[(obs.date &gt;= f"{year}-01-01") &amp; (obs.date &lt;= f"{year}-03-31")]</w:t>
+        <w:br/>
+        <w:br/>
+        <w:t># 시즌 합계 비교</w:t>
+        <w:br/>
+        <w:t>ens_total = ens.sum(axis=1)</w:t>
+        <w:br/>
+        <w:t>obs_total = obs["pcp_mm"].sum()</w:t>
+        <w:br/>
+        <w:t>print(f"앙상블 평균: {ens_total.mean():.1f} mm, 관측: {obs_total:.1f} mm")</w:t>
+        <w:br/>
+        <w:t>print(f"5–95% 구간: {np.percentile(ens_total, 5):.1f} ~ {np.percentile(ens_total, 95):.1f} mm")</w:t>
+      </w:r>
+    </w:p>
+    <w:p>
+      <w:r>
+        <w:br w:type="page"/>
+      </w:r>
+    </w:p>
+    <w:p>
+      <w:pPr>
+        <w:pStyle w:val="Heading1"/>
+      </w:pPr>
+      <w:r>
+        <w:rPr>
+          <w:rFonts w:eastAsia="맑은 고딕" w:ascii="맑은 고딕" w:hAnsi="맑은 고딕"/>
+          <w:color w:val="1F4E79"/>
+        </w:rPr>
+        <w:t>8. acidwg_py.yaml 상세 (8개 섹션)</w:t>
+      </w:r>
+    </w:p>
+    <w:p>
+      <w:pPr>
+        <w:pStyle w:val="Heading2"/>
+      </w:pPr>
+      <w:r>
+        <w:rPr>
+          <w:rFonts w:eastAsia="맑은 고딕" w:ascii="맑은 고딕" w:hAnsi="맑은 고딕"/>
+        </w:rPr>
+        <w:t>8.1 paths — 입출력 경로 (operational/hindcast 공용)</w:t>
+      </w:r>
+    </w:p>
+    <w:tbl>
+      <w:tblPr>
+        <w:tblStyle w:val="LightGrid-Accent1"/>
+        <w:tblW w:type="auto" w:w="0"/>
+        <w:tblLook w:firstColumn="1" w:firstRow="1" w:lastColumn="0" w:lastRow="0" w:noHBand="0" w:noVBand="1" w:val="04A0"/>
+      </w:tblPr>
+      <w:tblGrid>
+        <w:gridCol w:w="2880"/>
+        <w:gridCol w:w="2880"/>
+        <w:gridCol w:w="2880"/>
+      </w:tblGrid>
+      <w:tr>
+        <w:tc>
+          <w:tcPr>
+            <w:tcW w:type="dxa" w:w="1417"/>
+          </w:tcPr>
+          <w:p>
+            <w:r/>
+            <w:r>
+              <w:rPr>
+                <w:b/>
+                <w:sz w:val="20"/>
+                <w:rFonts w:eastAsia="맑은 고딕" w:ascii="맑은 고딕" w:hAnsi="맑은 고딕"/>
+              </w:rPr>
+              <w:t>키</w:t>
+            </w:r>
+          </w:p>
+        </w:tc>
+        <w:tc>
+          <w:tcPr>
+            <w:tcW w:type="dxa" w:w="3969"/>
+          </w:tcPr>
+          <w:p>
+            <w:r/>
+            <w:r>
+              <w:rPr>
+                <w:b/>
+                <w:sz w:val="20"/>
+                <w:rFonts w:eastAsia="맑은 고딕" w:ascii="맑은 고딕" w:hAnsi="맑은 고딕"/>
+              </w:rPr>
+              <w:t>역할</w:t>
+            </w:r>
+          </w:p>
+        </w:tc>
+        <w:tc>
+          <w:tcPr>
+            <w:tcW w:type="dxa" w:w="3402"/>
+          </w:tcPr>
+          <w:p>
+            <w:r/>
+            <w:r>
+              <w:rPr>
+                <w:b/>
+                <w:sz w:val="20"/>
+                <w:rFonts w:eastAsia="맑은 고딕" w:ascii="맑은 고딕" w:hAnsi="맑은 고딕"/>
+              </w:rPr>
+              <w:t>비고</w:t>
+            </w:r>
+          </w:p>
+        </w:tc>
+      </w:tr>
+      <w:tr>
+        <w:tc>
+          <w:tcPr>
+            <w:tcW w:type="dxa" w:w="1417"/>
+          </w:tcPr>
+          <w:p>
+            <w:r/>
+            <w:r>
+              <w:rPr>
+                <w:sz w:val="20"/>
+                <w:rFonts w:eastAsia="맑은 고딕" w:ascii="맑은 고딕" w:hAnsi="맑은 고딕"/>
+              </w:rPr>
+              <w:t>base_dir</w:t>
+            </w:r>
+          </w:p>
+        </w:tc>
+        <w:tc>
+          <w:tcPr>
+            <w:tcW w:type="dxa" w:w="3969"/>
+          </w:tcPr>
+          <w:p>
+            <w:r/>
+            <w:r>
+              <w:rPr>
+                <w:sz w:val="20"/>
+                <w:rFonts w:eastAsia="맑은 고딕" w:ascii="맑은 고딕" w:hAnsi="맑은 고딕"/>
+              </w:rPr>
+              <w:t>프로젝트 루트</w:t>
+            </w:r>
+          </w:p>
+        </w:tc>
+        <w:tc>
+          <w:tcPr>
+            <w:tcW w:type="dxa" w:w="3402"/>
+          </w:tcPr>
+          <w:p>
+            <w:r/>
+            <w:r>
+              <w:rPr>
+                <w:sz w:val="20"/>
+                <w:rFonts w:eastAsia="맑은 고딕" w:ascii="맑은 고딕" w:hAnsi="맑은 고딕"/>
+              </w:rPr>
+              <w:t>${env:PICASO_ROOT} 권장</w:t>
+            </w:r>
+          </w:p>
+        </w:tc>
+      </w:tr>
+      <w:tr>
+        <w:tc>
+          <w:tcPr>
+            <w:tcW w:type="dxa" w:w="1417"/>
+          </w:tcPr>
+          <w:p>
+            <w:r/>
+            <w:r>
+              <w:rPr>
+                <w:sz w:val="20"/>
+                <w:rFonts w:eastAsia="맑은 고딕" w:ascii="맑은 고딕" w:hAnsi="맑은 고딕"/>
+              </w:rPr>
+              <w:t>station_csv</w:t>
+            </w:r>
+          </w:p>
+        </w:tc>
+        <w:tc>
+          <w:tcPr>
+            <w:tcW w:type="dxa" w:w="3969"/>
+          </w:tcPr>
+          <w:p>
+            <w:r/>
+            <w:r>
+              <w:rPr>
+                <w:sz w:val="20"/>
+                <w:rFonts w:eastAsia="맑은 고딕" w:ascii="맑은 고딕" w:hAnsi="맑은 고딕"/>
+              </w:rPr>
+              <w:t>관측소 메타 CSV</w:t>
+            </w:r>
+          </w:p>
+        </w:tc>
+        <w:tc>
+          <w:tcPr>
+            <w:tcW w:type="dxa" w:w="3402"/>
+          </w:tcPr>
+          <w:p>
+            <w:r/>
+            <w:r>
+              <w:rPr>
+                <w:sz w:val="20"/>
+                <w:rFonts w:eastAsia="맑은 고딕" w:ascii="맑은 고딕" w:hAnsi="맑은 고딕"/>
+              </w:rPr>
+              <w:t>1_acidwg/config/stations.csv</w:t>
+            </w:r>
+          </w:p>
+        </w:tc>
+      </w:tr>
+      <w:tr>
+        <w:tc>
+          <w:tcPr>
+            <w:tcW w:type="dxa" w:w="1417"/>
+          </w:tcPr>
+          <w:p>
+            <w:r/>
+            <w:r>
+              <w:rPr>
+                <w:sz w:val="20"/>
+                <w:rFonts w:eastAsia="맑은 고딕" w:ascii="맑은 고딕" w:hAnsi="맑은 고딕"/>
+              </w:rPr>
+              <w:t>obs_dir</w:t>
+            </w:r>
+          </w:p>
+        </w:tc>
+        <w:tc>
+          <w:tcPr>
+            <w:tcW w:type="dxa" w:w="3969"/>
+          </w:tcPr>
+          <w:p>
+            <w:r/>
+            <w:r>
+              <w:rPr>
+                <w:sz w:val="20"/>
+                <w:rFonts w:eastAsia="맑은 고딕" w:ascii="맑은 고딕" w:hAnsi="맑은 고딕"/>
+              </w:rPr>
+              <w:t>★ 관측소 일자료 폴더 (util_py 표준 daily 포맷)</w:t>
+            </w:r>
+          </w:p>
+        </w:tc>
+        <w:tc>
+          <w:tcPr>
+            <w:tcW w:type="dxa" w:w="3402"/>
+          </w:tcPr>
+          <w:p>
+            <w:r/>
+            <w:r>
+              <w:rPr>
+                <w:sz w:val="20"/>
+                <w:rFonts w:eastAsia="맑은 고딕" w:ascii="맑은 고딕" w:hAnsi="맑은 고딕"/>
+              </w:rPr>
+              <w:t>0_database/obs/weather/daily_std</w:t>
+            </w:r>
+          </w:p>
+        </w:tc>
+      </w:tr>
+      <w:tr>
+        <w:tc>
+          <w:tcPr>
+            <w:tcW w:type="dxa" w:w="1417"/>
+          </w:tcPr>
+          <w:p>
+            <w:r/>
+            <w:r>
+              <w:rPr>
+                <w:sz w:val="20"/>
+                <w:rFonts w:eastAsia="맑은 고딕" w:ascii="맑은 고딕" w:hAnsi="맑은 고딕"/>
+              </w:rPr>
+              <w:t>picaso_dir</w:t>
+            </w:r>
+          </w:p>
+        </w:tc>
+        <w:tc>
+          <w:tcPr>
+            <w:tcW w:type="dxa" w:w="3969"/>
+          </w:tcPr>
+          <w:p>
+            <w:r/>
+            <w:r>
+              <w:rPr>
+                <w:sz w:val="20"/>
+                <w:rFonts w:eastAsia="맑은 고딕" w:ascii="맑은 고딕" w:hAnsi="맑은 고딕"/>
+              </w:rPr>
+              <w:t>forecast CSV 폴더</w:t>
+            </w:r>
+          </w:p>
+        </w:tc>
+        <w:tc>
+          <w:tcPr>
+            <w:tcW w:type="dxa" w:w="3402"/>
+          </w:tcPr>
+          <w:p>
+            <w:r/>
+            <w:r>
+              <w:rPr>
+                <w:sz w:val="20"/>
+                <w:rFonts w:eastAsia="맑은 고딕" w:ascii="맑은 고딕" w:hAnsi="맑은 고딕"/>
+              </w:rPr>
+              <w:t>1_acidwg/picaso</w:t>
+            </w:r>
+          </w:p>
+        </w:tc>
+      </w:tr>
+      <w:tr>
+        <w:tc>
+          <w:tcPr>
+            <w:tcW w:type="dxa" w:w="1417"/>
+          </w:tcPr>
+          <w:p>
+            <w:r/>
+            <w:r>
+              <w:rPr>
+                <w:sz w:val="20"/>
+                <w:rFonts w:eastAsia="맑은 고딕" w:ascii="맑은 고딕" w:hAnsi="맑은 고딕"/>
+              </w:rPr>
+              <w:t>output_root</w:t>
+            </w:r>
+          </w:p>
+        </w:tc>
+        <w:tc>
+          <w:tcPr>
+            <w:tcW w:type="dxa" w:w="3969"/>
+          </w:tcPr>
+          <w:p>
+            <w:r/>
+            <w:r>
+              <w:rPr>
+                <w:sz w:val="20"/>
+                <w:rFonts w:eastAsia="맑은 고딕" w:ascii="맑은 고딕" w:hAnsi="맑은 고딕"/>
+              </w:rPr>
+              <w:t>★ operational/, hindcast/ 의 부모</w:t>
+            </w:r>
+          </w:p>
+        </w:tc>
+        <w:tc>
+          <w:tcPr>
+            <w:tcW w:type="dxa" w:w="3402"/>
+          </w:tcPr>
+          <w:p>
+            <w:r/>
+            <w:r>
+              <w:rPr>
+                <w:sz w:val="20"/>
+                <w:rFonts w:eastAsia="맑은 고딕" w:ascii="맑은 고딕" w:hAnsi="맑은 고딕"/>
+              </w:rPr>
+              <w:t>1_acidwg</w:t>
+            </w:r>
+          </w:p>
+        </w:tc>
+      </w:tr>
+      <w:tr>
+        <w:tc>
+          <w:tcPr>
+            <w:tcW w:type="dxa" w:w="1417"/>
+          </w:tcPr>
+          <w:p>
+            <w:r/>
+            <w:r>
+              <w:rPr>
+                <w:sz w:val="20"/>
+                <w:rFonts w:eastAsia="맑은 고딕" w:ascii="맑은 고딕" w:hAnsi="맑은 고딕"/>
+              </w:rPr>
+              <w:t>model_file</w:t>
+            </w:r>
+          </w:p>
+        </w:tc>
+        <w:tc>
+          <w:tcPr>
+            <w:tcW w:type="dxa" w:w="3969"/>
+          </w:tcPr>
+          <w:p>
+            <w:r/>
+            <w:r>
+              <w:rPr>
+                <w:sz w:val="20"/>
+                <w:rFonts w:eastAsia="맑은 고딕" w:ascii="맑은 고딕" w:hAnsi="맑은 고딕"/>
+              </w:rPr>
+              <w:t>모델 캐시 (operational 만 사용)</w:t>
+            </w:r>
+          </w:p>
+        </w:tc>
+        <w:tc>
+          <w:tcPr>
+            <w:tcW w:type="dxa" w:w="3402"/>
+          </w:tcPr>
+          <w:p>
+            <w:r/>
+            <w:r>
+              <w:rPr>
+                <w:sz w:val="20"/>
+                <w:rFonts w:eastAsia="맑은 고딕" w:ascii="맑은 고딕" w:hAnsi="맑은 고딕"/>
+              </w:rPr>
+              <w:t>1_acidwg/cache/acidwg_model.pkl</w:t>
+            </w:r>
+          </w:p>
+        </w:tc>
+      </w:tr>
+    </w:tbl>
+    <w:p>
+      <w:r>
+        <w:rPr>
+          <w:b w:val="0"/>
+          <w:sz w:val="22"/>
+          <w:rFonts w:eastAsia="맑은 고딕" w:ascii="맑은 고딕" w:hAnsi="맑은 고딕"/>
+        </w:rPr>
+        <w:t>★ forecast_csv 와 output_dir 는 자동 산출됩니다 (직접 지정 불필요):</w:t>
+      </w:r>
+    </w:p>
+    <w:p>
+      <w:pPr>
+        <w:spacing w:before="80" w:after="80"/>
+        <w:ind w:left="283"/>
+        <w:shd w:val="clear" w:color="auto" w:fill="F2F2F2"/>
+      </w:pPr>
+      <w:r>
+        <w:rPr>
+          <w:rFonts w:ascii="Consolas" w:hAnsi="Consolas"/>
+          <w:sz w:val="20"/>
+        </w:rPr>
+        <w:t>forecast_csv = picaso_dir/{year}_{season}_picaso.csv</w:t>
+        <w:br/>
+        <w:t>output_dir   = output_root/operational/{year}/{season}/</w:t>
+      </w:r>
+    </w:p>
+    <w:p>
+      <w:pPr>
+        <w:pStyle w:val="Heading2"/>
+      </w:pPr>
+      <w:r>
+        <w:rPr>
+          <w:rFonts w:eastAsia="맑은 고딕" w:ascii="맑은 고딕" w:hAnsi="맑은 고딕"/>
+        </w:rPr>
+        <w:t>8.2 observation — 관측 기간 (모델 적합용)</w:t>
+      </w:r>
+    </w:p>
+    <w:tbl>
+      <w:tblPr>
+        <w:tblStyle w:val="LightGrid-Accent1"/>
+        <w:tblW w:type="auto" w:w="0"/>
+        <w:tblLook w:firstColumn="1" w:firstRow="1" w:lastColumn="0" w:lastRow="0" w:noHBand="0" w:noVBand="1" w:val="04A0"/>
+      </w:tblPr>
+      <w:tblGrid>
+        <w:gridCol w:w="4320"/>
+        <w:gridCol w:w="4320"/>
+      </w:tblGrid>
+      <w:tr>
+        <w:tc>
+          <w:tcPr>
+            <w:tcW w:type="dxa" w:w="1701"/>
+          </w:tcPr>
+          <w:p>
+            <w:r/>
+            <w:r>
+              <w:rPr>
+                <w:b/>
+                <w:sz w:val="20"/>
+                <w:rFonts w:eastAsia="맑은 고딕" w:ascii="맑은 고딕" w:hAnsi="맑은 고딕"/>
+              </w:rPr>
+              <w:t>키</w:t>
+            </w:r>
+          </w:p>
+        </w:tc>
+        <w:tc>
+          <w:tcPr>
+            <w:tcW w:type="dxa" w:w="6803"/>
+          </w:tcPr>
+          <w:p>
+            <w:r/>
+            <w:r>
+              <w:rPr>
+                <w:b/>
+                <w:sz w:val="20"/>
+                <w:rFonts w:eastAsia="맑은 고딕" w:ascii="맑은 고딕" w:hAnsi="맑은 고딕"/>
+              </w:rPr>
+              <w:t>역할</w:t>
+            </w:r>
+          </w:p>
+        </w:tc>
+      </w:tr>
+      <w:tr>
+        <w:tc>
+          <w:tcPr>
+            <w:tcW w:type="dxa" w:w="1701"/>
+          </w:tcPr>
+          <w:p>
+            <w:r/>
+            <w:r>
+              <w:rPr>
+                <w:sz w:val="20"/>
+                <w:rFonts w:eastAsia="맑은 고딕" w:ascii="맑은 고딕" w:hAnsi="맑은 고딕"/>
+              </w:rPr>
+              <w:t>syear</w:t>
+            </w:r>
+          </w:p>
+        </w:tc>
+        <w:tc>
+          <w:tcPr>
+            <w:tcW w:type="dxa" w:w="6803"/>
+          </w:tcPr>
+          <w:p>
+            <w:r/>
+            <w:r>
+              <w:rPr>
+                <w:sz w:val="20"/>
+                <w:rFonts w:eastAsia="맑은 고딕" w:ascii="맑은 고딕" w:hAnsi="맑은 고딕"/>
+              </w:rPr>
+              <w:t>관측 시작 연도 (예: 1981)</w:t>
+            </w:r>
+          </w:p>
+        </w:tc>
+      </w:tr>
+      <w:tr>
+        <w:tc>
+          <w:tcPr>
+            <w:tcW w:type="dxa" w:w="1701"/>
+          </w:tcPr>
+          <w:p>
+            <w:r/>
+            <w:r>
+              <w:rPr>
+                <w:sz w:val="20"/>
+                <w:rFonts w:eastAsia="맑은 고딕" w:ascii="맑은 고딕" w:hAnsi="맑은 고딕"/>
+              </w:rPr>
+              <w:t>eyear</w:t>
+            </w:r>
+          </w:p>
+        </w:tc>
+        <w:tc>
+          <w:tcPr>
+            <w:tcW w:type="dxa" w:w="6803"/>
+          </w:tcPr>
+          <w:p>
+            <w:r/>
+            <w:r>
+              <w:rPr>
+                <w:sz w:val="20"/>
+                <w:rFonts w:eastAsia="맑은 고딕" w:ascii="맑은 고딕" w:hAnsi="맑은 고딕"/>
+              </w:rPr>
+              <w:t>관측 종료 연도 (예: 2010)</w:t>
+            </w:r>
+          </w:p>
+        </w:tc>
+      </w:tr>
+    </w:tbl>
+    <w:p>
+      <w:r>
+        <w:rPr>
+          <w:b w:val="0"/>
+          <w:sz w:val="22"/>
+          <w:rFonts w:eastAsia="맑은 고딕" w:ascii="맑은 고딕" w:hAnsi="맑은 고딕"/>
+        </w:rPr>
+        <w:t>Hindcast 모드 + observation_eyear_cap=true 인 경우 각 hindcast 연도마다 자동 조정.</w:t>
+      </w:r>
+    </w:p>
+    <w:p>
+      <w:pPr>
+        <w:pStyle w:val="Heading2"/>
+      </w:pPr>
+      <w:r>
+        <w:rPr>
+          <w:rFonts w:eastAsia="맑은 고딕" w:ascii="맑은 고딕" w:hAnsi="맑은 고딕"/>
+        </w:rPr>
+        <w:t>8.3 operational — 단일 시즌 (acidwg-run)</w:t>
+      </w:r>
+    </w:p>
+    <w:tbl>
+      <w:tblPr>
+        <w:tblStyle w:val="LightGrid-Accent1"/>
+        <w:tblW w:type="auto" w:w="0"/>
+        <w:tblLook w:firstColumn="1" w:firstRow="1" w:lastColumn="0" w:lastRow="0" w:noHBand="0" w:noVBand="1" w:val="04A0"/>
+      </w:tblPr>
+      <w:tblGrid>
+        <w:gridCol w:w="2880"/>
+        <w:gridCol w:w="2880"/>
+        <w:gridCol w:w="2880"/>
+      </w:tblGrid>
+      <w:tr>
+        <w:tc>
+          <w:tcPr>
+            <w:tcW w:type="dxa" w:w="1417"/>
+          </w:tcPr>
+          <w:p>
+            <w:r/>
+            <w:r>
+              <w:rPr>
+                <w:b/>
+                <w:sz w:val="20"/>
+                <w:rFonts w:eastAsia="맑은 고딕" w:ascii="맑은 고딕" w:hAnsi="맑은 고딕"/>
+              </w:rPr>
+              <w:t>키</w:t>
+            </w:r>
+          </w:p>
+        </w:tc>
+        <w:tc>
+          <w:tcPr>
+            <w:tcW w:type="dxa" w:w="4535"/>
+          </w:tcPr>
+          <w:p>
+            <w:r/>
+            <w:r>
+              <w:rPr>
+                <w:b/>
+                <w:sz w:val="20"/>
+                <w:rFonts w:eastAsia="맑은 고딕" w:ascii="맑은 고딕" w:hAnsi="맑은 고딕"/>
+              </w:rPr>
+              <w:t>역할</w:t>
+            </w:r>
+          </w:p>
+        </w:tc>
+        <w:tc>
+          <w:tcPr>
+            <w:tcW w:type="dxa" w:w="2268"/>
+          </w:tcPr>
+          <w:p>
+            <w:r/>
+            <w:r>
+              <w:rPr>
+                <w:b/>
+                <w:sz w:val="20"/>
+                <w:rFonts w:eastAsia="맑은 고딕" w:ascii="맑은 고딕" w:hAnsi="맑은 고딕"/>
+              </w:rPr>
+              <w:t>예시</w:t>
+            </w:r>
+          </w:p>
+        </w:tc>
+      </w:tr>
+      <w:tr>
+        <w:tc>
+          <w:tcPr>
+            <w:tcW w:type="dxa" w:w="1417"/>
+          </w:tcPr>
+          <w:p>
+            <w:r/>
+            <w:r>
+              <w:rPr>
+                <w:sz w:val="20"/>
+                <w:rFonts w:eastAsia="맑은 고딕" w:ascii="맑은 고딕" w:hAnsi="맑은 고딕"/>
+              </w:rPr>
+              <w:t>year</w:t>
+            </w:r>
+          </w:p>
+        </w:tc>
+        <w:tc>
+          <w:tcPr>
+            <w:tcW w:type="dxa" w:w="4535"/>
+          </w:tcPr>
+          <w:p>
+            <w:r/>
+            <w:r>
+              <w:rPr>
+                <w:sz w:val="20"/>
+                <w:rFonts w:eastAsia="맑은 고딕" w:ascii="맑은 고딕" w:hAnsi="맑은 고딕"/>
+              </w:rPr>
+              <w:t>예보 연도 (시즌 첫 월의 연도)</w:t>
+            </w:r>
+          </w:p>
+        </w:tc>
+        <w:tc>
+          <w:tcPr>
+            <w:tcW w:type="dxa" w:w="2268"/>
+          </w:tcPr>
+          <w:p>
+            <w:r/>
+            <w:r>
+              <w:rPr>
+                <w:sz w:val="20"/>
+                <w:rFonts w:eastAsia="맑은 고딕" w:ascii="맑은 고딕" w:hAnsi="맑은 고딕"/>
+              </w:rPr>
+              <w:t>2024</w:t>
+            </w:r>
+          </w:p>
+        </w:tc>
+      </w:tr>
+      <w:tr>
+        <w:tc>
+          <w:tcPr>
+            <w:tcW w:type="dxa" w:w="1417"/>
+          </w:tcPr>
+          <w:p>
+            <w:r/>
+            <w:r>
+              <w:rPr>
+                <w:sz w:val="20"/>
+                <w:rFonts w:eastAsia="맑은 고딕" w:ascii="맑은 고딕" w:hAnsi="맑은 고딕"/>
+              </w:rPr>
+              <w:t>season</w:t>
+            </w:r>
+          </w:p>
+        </w:tc>
+        <w:tc>
+          <w:tcPr>
+            <w:tcW w:type="dxa" w:w="4535"/>
+          </w:tcPr>
+          <w:p>
+            <w:r/>
+            <w:r>
+              <w:rPr>
+                <w:sz w:val="20"/>
+                <w:rFonts w:eastAsia="맑은 고딕" w:ascii="맑은 고딕" w:hAnsi="맑은 고딕"/>
+              </w:rPr>
+              <w:t>12개 계절 코드 중 하나</w:t>
+            </w:r>
+          </w:p>
+        </w:tc>
+        <w:tc>
+          <w:tcPr>
+            <w:tcW w:type="dxa" w:w="2268"/>
+          </w:tcPr>
+          <w:p>
+            <w:r/>
+            <w:r>
+              <w:rPr>
+                <w:sz w:val="20"/>
+                <w:rFonts w:eastAsia="맑은 고딕" w:ascii="맑은 고딕" w:hAnsi="맑은 고딕"/>
+              </w:rPr>
+              <w:t>"JFM"</w:t>
+            </w:r>
+          </w:p>
+        </w:tc>
+      </w:tr>
+      <w:tr>
+        <w:tc>
+          <w:tcPr>
+            <w:tcW w:type="dxa" w:w="1417"/>
+          </w:tcPr>
+          <w:p>
+            <w:r/>
+            <w:r>
+              <w:rPr>
+                <w:sz w:val="20"/>
+                <w:rFonts w:eastAsia="맑은 고딕" w:ascii="맑은 고딕" w:hAnsi="맑은 고딕"/>
+              </w:rPr>
+              <w:t>months</w:t>
+            </w:r>
+          </w:p>
+        </w:tc>
+        <w:tc>
+          <w:tcPr>
+            <w:tcW w:type="dxa" w:w="4535"/>
+          </w:tcPr>
+          <w:p>
+            <w:r/>
+            <w:r>
+              <w:rPr>
+                <w:sz w:val="20"/>
+                <w:rFonts w:eastAsia="맑은 고딕" w:ascii="맑은 고딕" w:hAnsi="맑은 고딕"/>
+              </w:rPr>
+              <w:t>직접 월 목록 (season 무시)</w:t>
+            </w:r>
+          </w:p>
+        </w:tc>
+        <w:tc>
+          <w:tcPr>
+            <w:tcW w:type="dxa" w:w="2268"/>
+          </w:tcPr>
+          <w:p>
+            <w:r/>
+            <w:r>
+              <w:rPr>
+                <w:sz w:val="20"/>
+                <w:rFonts w:eastAsia="맑은 고딕" w:ascii="맑은 고딕" w:hAnsi="맑은 고딕"/>
+              </w:rPr>
+              <w:t>[1, 2, 3]</w:t>
+            </w:r>
+          </w:p>
+        </w:tc>
+      </w:tr>
+    </w:tbl>
+    <w:p>
+      <w:r>
+        <w:rPr>
+          <w:b w:val="0"/>
+          <w:sz w:val="22"/>
+          <w:rFonts w:eastAsia="맑은 고딕" w:ascii="맑은 고딕" w:hAnsi="맑은 고딕"/>
+        </w:rPr>
+        <w:t>DJF/NDJ 등 연도 경계 시즌은 year 가 시즌 첫 월의 연도 (예: NDJ 2024 → 2024-11 + 2024-12 + 2025-01).</w:t>
+      </w:r>
+    </w:p>
+    <w:p>
+      <w:pPr>
+        <w:pStyle w:val="Heading2"/>
+      </w:pPr>
+      <w:r>
+        <w:rPr>
+          <w:rFonts w:eastAsia="맑은 고딕" w:ascii="맑은 고딕" w:hAnsi="맑은 고딕"/>
+        </w:rPr>
+        <w:t>8.4 hindcast — 다년·다계절 일괄 (acidwg-run --hindcast)</w:t>
+      </w:r>
+    </w:p>
+    <w:tbl>
+      <w:tblPr>
+        <w:tblStyle w:val="LightGrid-Accent1"/>
+        <w:tblW w:type="auto" w:w="0"/>
+        <w:tblLook w:firstColumn="1" w:firstRow="1" w:lastColumn="0" w:lastRow="0" w:noHBand="0" w:noVBand="1" w:val="04A0"/>
+      </w:tblPr>
+      <w:tblGrid>
+        <w:gridCol w:w="2880"/>
+        <w:gridCol w:w="2880"/>
+        <w:gridCol w:w="2880"/>
+      </w:tblGrid>
+      <w:tr>
+        <w:tc>
+          <w:tcPr>
+            <w:tcW w:type="dxa" w:w="1701"/>
+          </w:tcPr>
+          <w:p>
+            <w:r/>
+            <w:r>
+              <w:rPr>
+                <w:b/>
+                <w:sz w:val="20"/>
+                <w:rFonts w:eastAsia="맑은 고딕" w:ascii="맑은 고딕" w:hAnsi="맑은 고딕"/>
+              </w:rPr>
+              <w:t>키</w:t>
+            </w:r>
+          </w:p>
+        </w:tc>
+        <w:tc>
+          <w:tcPr>
+            <w:tcW w:type="dxa" w:w="3969"/>
+          </w:tcPr>
+          <w:p>
+            <w:r/>
+            <w:r>
+              <w:rPr>
+                <w:b/>
+                <w:sz w:val="20"/>
+                <w:rFonts w:eastAsia="맑은 고딕" w:ascii="맑은 고딕" w:hAnsi="맑은 고딕"/>
+              </w:rPr>
+              <w:t>역할</w:t>
+            </w:r>
+          </w:p>
+        </w:tc>
+        <w:tc>
+          <w:tcPr>
+            <w:tcW w:type="dxa" w:w="2835"/>
+          </w:tcPr>
+          <w:p>
+            <w:r/>
+            <w:r>
+              <w:rPr>
+                <w:b/>
+                <w:sz w:val="20"/>
+                <w:rFonts w:eastAsia="맑은 고딕" w:ascii="맑은 고딕" w:hAnsi="맑은 고딕"/>
+              </w:rPr>
+              <w:t>예시</w:t>
+            </w:r>
+          </w:p>
+        </w:tc>
+      </w:tr>
+      <w:tr>
+        <w:tc>
+          <w:tcPr>
+            <w:tcW w:type="dxa" w:w="1701"/>
+          </w:tcPr>
+          <w:p>
+            <w:r/>
+            <w:r>
+              <w:rPr>
+                <w:sz w:val="20"/>
+                <w:rFonts w:eastAsia="맑은 고딕" w:ascii="맑은 고딕" w:hAnsi="맑은 고딕"/>
+              </w:rPr>
+              <w:t>years</w:t>
+            </w:r>
+          </w:p>
+        </w:tc>
+        <w:tc>
+          <w:tcPr>
+            <w:tcW w:type="dxa" w:w="3969"/>
+          </w:tcPr>
+          <w:p>
+            <w:r/>
+            <w:r>
+              <w:rPr>
+                <w:sz w:val="20"/>
+                <w:rFonts w:eastAsia="맑은 고딕" w:ascii="맑은 고딕" w:hAnsi="맑은 고딕"/>
+              </w:rPr>
+              <w:t>[start, end] 연속 범위 또는 명시 리스트 (3개 이상)</w:t>
+            </w:r>
+          </w:p>
+        </w:tc>
+        <w:tc>
+          <w:tcPr>
+            <w:tcW w:type="dxa" w:w="2835"/>
+          </w:tcPr>
+          <w:p>
+            <w:r/>
+            <w:r>
+              <w:rPr>
+                <w:sz w:val="20"/>
+                <w:rFonts w:eastAsia="맑은 고딕" w:ascii="맑은 고딕" w:hAnsi="맑은 고딕"/>
+              </w:rPr>
+              <w:t>[1991, 2020]</w:t>
+              <w:br/>
+              <w:t>또는 [1991, 1995, 2010]</w:t>
+            </w:r>
+          </w:p>
+        </w:tc>
+      </w:tr>
+      <w:tr>
+        <w:tc>
+          <w:tcPr>
+            <w:tcW w:type="dxa" w:w="1701"/>
+          </w:tcPr>
+          <w:p>
+            <w:r/>
+            <w:r>
+              <w:rPr>
+                <w:sz w:val="20"/>
+                <w:rFonts w:eastAsia="맑은 고딕" w:ascii="맑은 고딕" w:hAnsi="맑은 고딕"/>
+              </w:rPr>
+              <w:t>seasons</w:t>
+            </w:r>
+          </w:p>
+        </w:tc>
+        <w:tc>
+          <w:tcPr>
+            <w:tcW w:type="dxa" w:w="3969"/>
+          </w:tcPr>
+          <w:p>
+            <w:r/>
+            <w:r>
+              <w:rPr>
+                <w:sz w:val="20"/>
+                <w:rFonts w:eastAsia="맑은 고딕" w:ascii="맑은 고딕" w:hAnsi="맑은 고딕"/>
+              </w:rPr>
+              <w:t>"all" 또는 코드 리스트</w:t>
+            </w:r>
+          </w:p>
+        </w:tc>
+        <w:tc>
+          <w:tcPr>
+            <w:tcW w:type="dxa" w:w="2835"/>
+          </w:tcPr>
+          <w:p>
+            <w:r/>
+            <w:r>
+              <w:rPr>
+                <w:sz w:val="20"/>
+                <w:rFonts w:eastAsia="맑은 고딕" w:ascii="맑은 고딕" w:hAnsi="맑은 고딕"/>
+              </w:rPr>
+              <w:t>"all"  또는 ["JFM", "FMA"]</w:t>
+            </w:r>
+          </w:p>
+        </w:tc>
+      </w:tr>
+      <w:tr>
+        <w:tc>
+          <w:tcPr>
+            <w:tcW w:type="dxa" w:w="1701"/>
+          </w:tcPr>
+          <w:p>
+            <w:r/>
+            <w:r>
+              <w:rPr>
+                <w:sz w:val="20"/>
+                <w:rFonts w:eastAsia="맑은 고딕" w:ascii="맑은 고딕" w:hAnsi="맑은 고딕"/>
+              </w:rPr>
+              <w:t>observation_eyear_cap</w:t>
+            </w:r>
+          </w:p>
+        </w:tc>
+        <w:tc>
+          <w:tcPr>
+            <w:tcW w:type="dxa" w:w="3969"/>
+          </w:tcPr>
+          <w:p>
+            <w:r/>
+            <w:r>
+              <w:rPr>
+                <w:sz w:val="20"/>
+                <w:rFonts w:eastAsia="맑은 고딕" w:ascii="맑은 고딕" w:hAnsi="맑은 고딕"/>
+              </w:rPr>
+              <w:t>★ true 면 각 hindcast year 직전까지 관측 자동 제한 (leakage 방지)</w:t>
+            </w:r>
+          </w:p>
+        </w:tc>
+        <w:tc>
+          <w:tcPr>
+            <w:tcW w:type="dxa" w:w="2835"/>
+          </w:tcPr>
+          <w:p>
+            <w:r/>
+            <w:r>
+              <w:rPr>
+                <w:sz w:val="20"/>
+                <w:rFonts w:eastAsia="맑은 고딕" w:ascii="맑은 고딕" w:hAnsi="맑은 고딕"/>
+              </w:rPr>
+              <w:t>true (권장)</w:t>
+            </w:r>
+          </w:p>
+        </w:tc>
+      </w:tr>
+    </w:tbl>
+    <w:p>
+      <w:r>
+        <w:rPr>
+          <w:b w:val="0"/>
+          <w:sz w:val="22"/>
+          <w:rFonts w:eastAsia="맑은 고딕" w:ascii="맑은 고딕" w:hAnsi="맑은 고딕"/>
+        </w:rPr>
+        <w:t>hindcast 블록이 yaml 에 없으면 acidwg-run --hindcast 가 명확한 에러로 안내합니다.</w:t>
+      </w:r>
+    </w:p>
+    <w:p>
+      <w:pPr>
+        <w:pStyle w:val="Heading2"/>
+      </w:pPr>
+      <w:r>
+        <w:rPr>
+          <w:rFonts w:eastAsia="맑은 고딕" w:ascii="맑은 고딕" w:hAnsi="맑은 고딕"/>
+        </w:rPr>
+        <w:t>8.5 ensemble — 앙상블 (공용)</w:t>
+      </w:r>
+    </w:p>
+    <w:tbl>
+      <w:tblPr>
+        <w:tblStyle w:val="LightGrid-Accent1"/>
+        <w:tblW w:type="auto" w:w="0"/>
+        <w:tblLook w:firstColumn="1" w:firstRow="1" w:lastColumn="0" w:lastRow="0" w:noHBand="0" w:noVBand="1" w:val="04A0"/>
+      </w:tblPr>
+      <w:tblGrid>
+        <w:gridCol w:w="2880"/>
+        <w:gridCol w:w="2880"/>
+        <w:gridCol w:w="2880"/>
+      </w:tblGrid>
+      <w:tr>
+        <w:tc>
+          <w:tcPr>
+            <w:tcW w:type="dxa" w:w="1701"/>
+          </w:tcPr>
+          <w:p>
+            <w:r/>
+            <w:r>
+              <w:rPr>
+                <w:b/>
+                <w:sz w:val="20"/>
+                <w:rFonts w:eastAsia="맑은 고딕" w:ascii="맑은 고딕" w:hAnsi="맑은 고딕"/>
+              </w:rPr>
+              <w:t>키</w:t>
+            </w:r>
+          </w:p>
+        </w:tc>
+        <w:tc>
+          <w:tcPr>
+            <w:tcW w:type="dxa" w:w="4535"/>
+          </w:tcPr>
+          <w:p>
+            <w:r/>
+            <w:r>
+              <w:rPr>
+                <w:b/>
+                <w:sz w:val="20"/>
+                <w:rFonts w:eastAsia="맑은 고딕" w:ascii="맑은 고딕" w:hAnsi="맑은 고딕"/>
+              </w:rPr>
+              <w:t>역할</w:t>
+            </w:r>
+          </w:p>
+        </w:tc>
+        <w:tc>
+          <w:tcPr>
+            <w:tcW w:type="dxa" w:w="2268"/>
+          </w:tcPr>
+          <w:p>
+            <w:r/>
+            <w:r>
+              <w:rPr>
+                <w:b/>
+                <w:sz w:val="20"/>
+                <w:rFonts w:eastAsia="맑은 고딕" w:ascii="맑은 고딕" w:hAnsi="맑은 고딕"/>
+              </w:rPr>
+              <w:t>기본</w:t>
+            </w:r>
+          </w:p>
+        </w:tc>
+      </w:tr>
+      <w:tr>
+        <w:tc>
+          <w:tcPr>
+            <w:tcW w:type="dxa" w:w="1701"/>
+          </w:tcPr>
+          <w:p>
+            <w:r/>
+            <w:r>
+              <w:rPr>
+                <w:sz w:val="20"/>
+                <w:rFonts w:eastAsia="맑은 고딕" w:ascii="맑은 고딕" w:hAnsi="맑은 고딕"/>
+              </w:rPr>
+              <w:t>n_members</w:t>
+            </w:r>
+          </w:p>
+        </w:tc>
+        <w:tc>
+          <w:tcPr>
+            <w:tcW w:type="dxa" w:w="4535"/>
+          </w:tcPr>
+          <w:p>
+            <w:r/>
+            <w:r>
+              <w:rPr>
+                <w:sz w:val="20"/>
+                <w:rFonts w:eastAsia="맑은 고딕" w:ascii="맑은 고딕" w:hAnsi="맑은 고딕"/>
+              </w:rPr>
+              <w:t>생성할 시나리오 개수</w:t>
+            </w:r>
+          </w:p>
+        </w:tc>
+        <w:tc>
+          <w:tcPr>
+            <w:tcW w:type="dxa" w:w="2268"/>
+          </w:tcPr>
+          <w:p>
+            <w:r/>
+            <w:r>
+              <w:rPr>
+                <w:sz w:val="20"/>
+                <w:rFonts w:eastAsia="맑은 고딕" w:ascii="맑은 고딕" w:hAnsi="맑은 고딕"/>
+              </w:rPr>
+              <w:t>1000</w:t>
+            </w:r>
+          </w:p>
+        </w:tc>
+      </w:tr>
+      <w:tr>
+        <w:tc>
+          <w:tcPr>
+            <w:tcW w:type="dxa" w:w="1701"/>
+          </w:tcPr>
+          <w:p>
+            <w:r/>
+            <w:r>
+              <w:rPr>
+                <w:sz w:val="20"/>
+                <w:rFonts w:eastAsia="맑은 고딕" w:ascii="맑은 고딕" w:hAnsi="맑은 고딕"/>
+              </w:rPr>
+              <w:t>random_seed</w:t>
+            </w:r>
+          </w:p>
+        </w:tc>
+        <w:tc>
+          <w:tcPr>
+            <w:tcW w:type="dxa" w:w="4535"/>
+          </w:tcPr>
+          <w:p>
+            <w:r/>
+            <w:r>
+              <w:rPr>
+                <w:sz w:val="20"/>
+                <w:rFonts w:eastAsia="맑은 고딕" w:ascii="맑은 고딕" w:hAnsi="맑은 고딕"/>
+              </w:rPr>
+              <w:t>난수 시드 (재현성). null 이면 매번 다름</w:t>
+            </w:r>
+          </w:p>
+        </w:tc>
+        <w:tc>
+          <w:tcPr>
+            <w:tcW w:type="dxa" w:w="2268"/>
+          </w:tcPr>
+          <w:p>
+            <w:r/>
+            <w:r>
+              <w:rPr>
+                <w:sz w:val="20"/>
+                <w:rFonts w:eastAsia="맑은 고딕" w:ascii="맑은 고딕" w:hAnsi="맑은 고딕"/>
+              </w:rPr>
+              <w:t>1 / null</w:t>
+            </w:r>
+          </w:p>
+        </w:tc>
+      </w:tr>
+    </w:tbl>
+    <w:p>
+      <w:pPr>
+        <w:pStyle w:val="Heading2"/>
+      </w:pPr>
+      <w:r>
+        <w:rPr>
+          <w:rFonts w:eastAsia="맑은 고딕" w:ascii="맑은 고딕" w:hAnsi="맑은 고딕"/>
+        </w:rPr>
+        <w:t>8.6 model — 적합 모델 캐싱 (공용)</w:t>
+      </w:r>
+    </w:p>
+    <w:tbl>
+      <w:tblPr>
+        <w:tblStyle w:val="LightGrid-Accent1"/>
+        <w:tblW w:type="auto" w:w="0"/>
+        <w:tblLook w:firstColumn="1" w:firstRow="1" w:lastColumn="0" w:lastRow="0" w:noHBand="0" w:noVBand="1" w:val="04A0"/>
+      </w:tblPr>
+      <w:tblGrid>
+        <w:gridCol w:w="4320"/>
+        <w:gridCol w:w="4320"/>
+      </w:tblGrid>
+      <w:tr>
+        <w:tc>
+          <w:tcPr>
+            <w:tcW w:type="dxa" w:w="1701"/>
+          </w:tcPr>
+          <w:p>
+            <w:r/>
+            <w:r>
+              <w:rPr>
+                <w:b/>
+                <w:sz w:val="20"/>
+                <w:rFonts w:eastAsia="맑은 고딕" w:ascii="맑은 고딕" w:hAnsi="맑은 고딕"/>
+              </w:rPr>
+              <w:t>키</w:t>
+            </w:r>
+          </w:p>
+        </w:tc>
+        <w:tc>
+          <w:tcPr>
+            <w:tcW w:type="dxa" w:w="6803"/>
+          </w:tcPr>
+          <w:p>
+            <w:r/>
+            <w:r>
+              <w:rPr>
+                <w:b/>
+                <w:sz w:val="20"/>
+                <w:rFonts w:eastAsia="맑은 고딕" w:ascii="맑은 고딕" w:hAnsi="맑은 고딕"/>
+              </w:rPr>
+              <w:t>역할</w:t>
+            </w:r>
+          </w:p>
+        </w:tc>
+      </w:tr>
+      <w:tr>
+        <w:tc>
+          <w:tcPr>
+            <w:tcW w:type="dxa" w:w="1701"/>
+          </w:tcPr>
+          <w:p>
+            <w:r/>
+            <w:r>
+              <w:rPr>
+                <w:sz w:val="20"/>
+                <w:rFonts w:eastAsia="맑은 고딕" w:ascii="맑은 고딕" w:hAnsi="맑은 고딕"/>
+              </w:rPr>
+              <w:t>retrieve</w:t>
+            </w:r>
+          </w:p>
+        </w:tc>
+        <w:tc>
+          <w:tcPr>
+            <w:tcW w:type="dxa" w:w="6803"/>
+          </w:tcPr>
+          <w:p>
+            <w:r/>
+            <w:r>
+              <w:rPr>
+                <w:sz w:val="20"/>
+                <w:rFonts w:eastAsia="맑은 고딕" w:ascii="맑은 고딕" w:hAnsi="맑은 고딕"/>
+              </w:rPr>
+              <w:t>true: model_file 캐시 사용 (operational 빠름).</w:t>
+              <w:br/>
+              <w:t>hindcast + observation_eyear_cap=true → 자동 false (관측이 매년 다르므로 캐시 무의미)</w:t>
+            </w:r>
+          </w:p>
+        </w:tc>
+      </w:tr>
+    </w:tbl>
+    <w:p>
+      <w:pPr>
+        <w:pStyle w:val="Heading2"/>
+      </w:pPr>
+      <w:r>
+        <w:rPr>
+          <w:rFonts w:eastAsia="맑은 고딕" w:ascii="맑은 고딕" w:hAnsi="맑은 고딕"/>
+        </w:rPr>
+        <w:t>8.7 output — 출력 옵션 (공용)</w:t>
+      </w:r>
+    </w:p>
+    <w:tbl>
+      <w:tblPr>
+        <w:tblStyle w:val="LightGrid-Accent1"/>
+        <w:tblW w:type="auto" w:w="0"/>
+        <w:tblLook w:firstColumn="1" w:firstRow="1" w:lastColumn="0" w:lastRow="0" w:noHBand="0" w:noVBand="1" w:val="04A0"/>
+      </w:tblPr>
+      <w:tblGrid>
+        <w:gridCol w:w="2880"/>
+        <w:gridCol w:w="2880"/>
+        <w:gridCol w:w="2880"/>
+      </w:tblGrid>
+      <w:tr>
+        <w:tc>
+          <w:tcPr>
+            <w:tcW w:type="dxa" w:w="1701"/>
+          </w:tcPr>
+          <w:p>
+            <w:r/>
+            <w:r>
+              <w:rPr>
+                <w:b/>
+                <w:sz w:val="20"/>
+                <w:rFonts w:eastAsia="맑은 고딕" w:ascii="맑은 고딕" w:hAnsi="맑은 고딕"/>
+              </w:rPr>
+              <w:t>키</w:t>
+            </w:r>
+          </w:p>
+        </w:tc>
+        <w:tc>
+          <w:tcPr>
+            <w:tcW w:type="dxa" w:w="4535"/>
+          </w:tcPr>
+          <w:p>
+            <w:r/>
+            <w:r>
+              <w:rPr>
+                <w:b/>
+                <w:sz w:val="20"/>
+                <w:rFonts w:eastAsia="맑은 고딕" w:ascii="맑은 고딕" w:hAnsi="맑은 고딕"/>
+              </w:rPr>
+              <w:t>역할</w:t>
+            </w:r>
+          </w:p>
+        </w:tc>
+        <w:tc>
+          <w:tcPr>
+            <w:tcW w:type="dxa" w:w="2268"/>
+          </w:tcPr>
+          <w:p>
+            <w:r/>
+            <w:r>
+              <w:rPr>
+                <w:b/>
+                <w:sz w:val="20"/>
+                <w:rFonts w:eastAsia="맑은 고딕" w:ascii="맑은 고딕" w:hAnsi="맑은 고딕"/>
+              </w:rPr>
+              <w:t>기본</w:t>
+            </w:r>
+          </w:p>
+        </w:tc>
+      </w:tr>
+      <w:tr>
+        <w:tc>
+          <w:tcPr>
+            <w:tcW w:type="dxa" w:w="1701"/>
+          </w:tcPr>
+          <w:p>
+            <w:r/>
+            <w:r>
+              <w:rPr>
+                <w:sz w:val="20"/>
+                <w:rFonts w:eastAsia="맑은 고딕" w:ascii="맑은 고딕" w:hAnsi="맑은 고딕"/>
+              </w:rPr>
+              <w:t>overwrite</w:t>
+            </w:r>
+          </w:p>
+        </w:tc>
+        <w:tc>
+          <w:tcPr>
+            <w:tcW w:type="dxa" w:w="4535"/>
+          </w:tcPr>
+          <w:p>
+            <w:r/>
+            <w:r>
+              <w:rPr>
+                <w:sz w:val="20"/>
+                <w:rFonts w:eastAsia="맑은 고딕" w:ascii="맑은 고딕" w:hAnsi="맑은 고딕"/>
+              </w:rPr>
+              <w:t>기존 시나리오 폴더 덮어쓰기</w:t>
+            </w:r>
+          </w:p>
+        </w:tc>
+        <w:tc>
+          <w:tcPr>
+            <w:tcW w:type="dxa" w:w="2268"/>
+          </w:tcPr>
+          <w:p>
+            <w:r/>
+            <w:r>
+              <w:rPr>
+                <w:sz w:val="20"/>
+                <w:rFonts w:eastAsia="맑은 고딕" w:ascii="맑은 고딕" w:hAnsi="맑은 고딕"/>
+              </w:rPr>
+              <w:t>false</w:t>
+            </w:r>
+          </w:p>
+        </w:tc>
+      </w:tr>
+      <w:tr>
+        <w:tc>
+          <w:tcPr>
+            <w:tcW w:type="dxa" w:w="1701"/>
+          </w:tcPr>
+          <w:p>
+            <w:r/>
+            <w:r>
+              <w:rPr>
+                <w:sz w:val="20"/>
+                <w:rFonts w:eastAsia="맑은 고딕" w:ascii="맑은 고딕" w:hAnsi="맑은 고딕"/>
+              </w:rPr>
+              <w:t>variables</w:t>
+            </w:r>
+          </w:p>
+        </w:tc>
+        <w:tc>
+          <w:tcPr>
+            <w:tcW w:type="dxa" w:w="4535"/>
+          </w:tcPr>
+          <w:p>
+            <w:r/>
+            <w:r>
+              <w:rPr>
+                <w:sz w:val="20"/>
+                <w:rFonts w:eastAsia="맑은 고딕" w:ascii="맑은 고딕" w:hAnsi="맑은 고딕"/>
+              </w:rPr>
+              <w:t>출력할 변수 목록</w:t>
+            </w:r>
+          </w:p>
+        </w:tc>
+        <w:tc>
+          <w:tcPr>
+            <w:tcW w:type="dxa" w:w="2268"/>
+          </w:tcPr>
+          <w:p>
+            <w:r/>
+            <w:r>
+              <w:rPr>
+                <w:sz w:val="20"/>
+                <w:rFonts w:eastAsia="맑은 고딕" w:ascii="맑은 고딕" w:hAnsi="맑은 고딕"/>
+              </w:rPr>
+              <w:t>[prcp, tmax, tmin]</w:t>
+            </w:r>
+          </w:p>
+        </w:tc>
+      </w:tr>
+    </w:tbl>
+    <w:p>
+      <w:pPr>
+        <w:pStyle w:val="Heading2"/>
+      </w:pPr>
+      <w:r>
+        <w:rPr>
+          <w:rFonts w:eastAsia="맑은 고딕" w:ascii="맑은 고딕" w:hAnsi="맑은 고딕"/>
+        </w:rPr>
+        <w:t>8.8 advanced — 고급 (선택)</w:t>
+      </w:r>
+    </w:p>
+    <w:tbl>
+      <w:tblPr>
+        <w:tblStyle w:val="LightGrid-Accent1"/>
+        <w:tblW w:type="auto" w:w="0"/>
+        <w:tblLook w:firstColumn="1" w:firstRow="1" w:lastColumn="0" w:lastRow="0" w:noHBand="0" w:noVBand="1" w:val="04A0"/>
+      </w:tblPr>
+      <w:tblGrid>
+        <w:gridCol w:w="2880"/>
+        <w:gridCol w:w="2880"/>
+        <w:gridCol w:w="2880"/>
+      </w:tblGrid>
+      <w:tr>
+        <w:tc>
+          <w:tcPr>
+            <w:tcW w:type="dxa" w:w="1701"/>
+          </w:tcPr>
+          <w:p>
+            <w:r/>
+            <w:r>
+              <w:rPr>
+                <w:b/>
+                <w:sz w:val="20"/>
+                <w:rFonts w:eastAsia="맑은 고딕" w:ascii="맑은 고딕" w:hAnsi="맑은 고딕"/>
+              </w:rPr>
+              <w:t>키</w:t>
+            </w:r>
+          </w:p>
+        </w:tc>
+        <w:tc>
+          <w:tcPr>
+            <w:tcW w:type="dxa" w:w="4535"/>
+          </w:tcPr>
+          <w:p>
+            <w:r/>
+            <w:r>
+              <w:rPr>
+                <w:b/>
+                <w:sz w:val="20"/>
+                <w:rFonts w:eastAsia="맑은 고딕" w:ascii="맑은 고딕" w:hAnsi="맑은 고딕"/>
+              </w:rPr>
+              <w:t>역할</w:t>
+            </w:r>
+          </w:p>
+        </w:tc>
+        <w:tc>
+          <w:tcPr>
+            <w:tcW w:type="dxa" w:w="2268"/>
+          </w:tcPr>
+          <w:p>
+            <w:r/>
+            <w:r>
+              <w:rPr>
+                <w:b/>
+                <w:sz w:val="20"/>
+                <w:rFonts w:eastAsia="맑은 고딕" w:ascii="맑은 고딕" w:hAnsi="맑은 고딕"/>
+              </w:rPr>
+              <w:t>기본</w:t>
+            </w:r>
+          </w:p>
+        </w:tc>
+      </w:tr>
+      <w:tr>
+        <w:tc>
+          <w:tcPr>
+            <w:tcW w:type="dxa" w:w="1701"/>
+          </w:tcPr>
+          <w:p>
+            <w:r/>
+            <w:r>
+              <w:rPr>
+                <w:sz w:val="20"/>
+                <w:rFonts w:eastAsia="맑은 고딕" w:ascii="맑은 고딕" w:hAnsi="맑은 고딕"/>
+              </w:rPr>
+              <w:t>max_retry_factor</w:t>
+            </w:r>
+          </w:p>
+        </w:tc>
+        <w:tc>
+          <w:tcPr>
+            <w:tcW w:type="dxa" w:w="4535"/>
+          </w:tcPr>
+          <w:p>
+            <w:r/>
+            <w:r>
+              <w:rPr>
+                <w:sz w:val="20"/>
+                <w:rFonts w:eastAsia="맑은 고딕" w:ascii="맑은 고딕" w:hAnsi="맑은 고딕"/>
+              </w:rPr>
+              <w:t>분포 매칭 실패 시 재시도 배수</w:t>
+            </w:r>
+          </w:p>
+        </w:tc>
+        <w:tc>
+          <w:tcPr>
+            <w:tcW w:type="dxa" w:w="2268"/>
+          </w:tcPr>
+          <w:p>
+            <w:r/>
+            <w:r>
+              <w:rPr>
+                <w:sz w:val="20"/>
+                <w:rFonts w:eastAsia="맑은 고딕" w:ascii="맑은 고딕" w:hAnsi="맑은 고딕"/>
+              </w:rPr>
+              <w:t>5</w:t>
+            </w:r>
+          </w:p>
+        </w:tc>
+      </w:tr>
+      <w:tr>
+        <w:tc>
+          <w:tcPr>
+            <w:tcW w:type="dxa" w:w="1701"/>
+          </w:tcPr>
+          <w:p>
+            <w:r/>
+            <w:r>
+              <w:rPr>
+                <w:sz w:val="20"/>
+                <w:rFonts w:eastAsia="맑은 고딕" w:ascii="맑은 고딕" w:hAnsi="맑은 고딕"/>
+              </w:rPr>
+              <w:t>n_cores</w:t>
+            </w:r>
+          </w:p>
+        </w:tc>
+        <w:tc>
+          <w:tcPr>
+            <w:tcW w:type="dxa" w:w="4535"/>
+          </w:tcPr>
+          <w:p>
+            <w:r/>
+            <w:r>
+              <w:rPr>
+                <w:sz w:val="20"/>
+                <w:rFonts w:eastAsia="맑은 고딕" w:ascii="맑은 고딕" w:hAnsi="맑은 고딕"/>
+              </w:rPr>
+              <w:t>병렬 코어 수</w:t>
+            </w:r>
+          </w:p>
+        </w:tc>
+        <w:tc>
+          <w:tcPr>
+            <w:tcW w:type="dxa" w:w="2268"/>
+          </w:tcPr>
+          <w:p>
+            <w:r/>
+            <w:r>
+              <w:rPr>
+                <w:sz w:val="20"/>
+                <w:rFonts w:eastAsia="맑은 고딕" w:ascii="맑은 고딕" w:hAnsi="맑은 고딕"/>
+              </w:rPr>
+              <w:t>1</w:t>
+            </w:r>
+          </w:p>
+        </w:tc>
+      </w:tr>
+      <w:tr>
+        <w:tc>
+          <w:tcPr>
+            <w:tcW w:type="dxa" w:w="1701"/>
+          </w:tcPr>
+          <w:p>
+            <w:r/>
+            <w:r>
+              <w:rPr>
+                <w:sz w:val="20"/>
+                <w:rFonts w:eastAsia="맑은 고딕" w:ascii="맑은 고딕" w:hAnsi="맑은 고딕"/>
+              </w:rPr>
+              <w:t>validate_after</w:t>
+            </w:r>
+          </w:p>
+        </w:tc>
+        <w:tc>
+          <w:tcPr>
+            <w:tcW w:type="dxa" w:w="4535"/>
+          </w:tcPr>
+          <w:p>
+            <w:r/>
+            <w:r>
+              <w:rPr>
+                <w:sz w:val="20"/>
+                <w:rFonts w:eastAsia="맑은 고딕" w:ascii="맑은 고딕" w:hAnsi="맑은 고딕"/>
+              </w:rPr>
+              <w:t>실행 후 통계 검증 자동 수행</w:t>
+            </w:r>
+          </w:p>
+        </w:tc>
+        <w:tc>
+          <w:tcPr>
+            <w:tcW w:type="dxa" w:w="2268"/>
+          </w:tcPr>
+          <w:p>
+            <w:r/>
+            <w:r>
+              <w:rPr>
+                <w:sz w:val="20"/>
+                <w:rFonts w:eastAsia="맑은 고딕" w:ascii="맑은 고딕" w:hAnsi="맑은 고딕"/>
+              </w:rPr>
+              <w:t>false</w:t>
+            </w:r>
+          </w:p>
+        </w:tc>
+      </w:tr>
+    </w:tbl>
+    <w:p>
+      <w:r>
+        <w:br w:type="page"/>
+      </w:r>
+    </w:p>
+    <w:p>
+      <w:pPr>
+        <w:pStyle w:val="Heading1"/>
+      </w:pPr>
+      <w:r>
+        <w:rPr>
+          <w:rFonts w:eastAsia="맑은 고딕" w:ascii="맑은 고딕" w:hAnsi="맑은 고딕"/>
+          <w:color w:val="1F4E79"/>
+        </w:rPr>
+        <w:t>9. 출력 시나리오 구조</w:t>
+      </w:r>
+    </w:p>
+    <w:p>
+      <w:pPr>
+        <w:pStyle w:val="Heading2"/>
+      </w:pPr>
+      <w:r>
+        <w:rPr>
+          <w:rFonts w:eastAsia="맑은 고딕" w:ascii="맑은 고딕" w:hAnsi="맑은 고딕"/>
+        </w:rPr>
+        <w:t>9.1 폴더 트리</w:t>
+      </w:r>
+    </w:p>
+    <w:p>
+      <w:r>
+        <w:rPr>
+          <w:b w:val="0"/>
+          <w:sz w:val="22"/>
+          <w:rFonts w:eastAsia="맑은 고딕" w:ascii="맑은 고딕" w:hAnsi="맑은 고딕"/>
+        </w:rPr>
+        <w:t>Operational:</w:t>
+      </w:r>
+    </w:p>
+    <w:p>
+      <w:pPr>
+        <w:spacing w:before="80" w:after="80"/>
+        <w:ind w:left="283"/>
+        <w:shd w:val="clear" w:color="auto" w:fill="F2F2F2"/>
+      </w:pPr>
+      <w:r>
+        <w:rPr>
+          <w:rFonts w:ascii="Consolas" w:hAnsi="Consolas"/>
+          <w:sz w:val="20"/>
+        </w:rPr>
+        <w:t>1_acidwg/operational/{year}/{season}/</w:t>
+        <w:br/>
+        <w:t xml:space="preserve">  member_0001/{ID}.csv</w:t>
+        <w:br/>
+        <w:t xml:space="preserve">  ...</w:t>
+        <w:br/>
+        <w:t xml:space="preserve">  member_1000/{ID}.csv</w:t>
+      </w:r>
+    </w:p>
+    <w:p>
+      <w:r>
+        <w:rPr>
+          <w:b w:val="0"/>
+          <w:sz w:val="22"/>
+          <w:rFonts w:eastAsia="맑은 고딕" w:ascii="맑은 고딕" w:hAnsi="맑은 고딕"/>
+        </w:rPr>
+        <w:t>Hindcast:</w:t>
+      </w:r>
+    </w:p>
+    <w:p>
+      <w:pPr>
+        <w:spacing w:before="80" w:after="80"/>
+        <w:ind w:left="283"/>
+        <w:shd w:val="clear" w:color="auto" w:fill="F2F2F2"/>
+      </w:pPr>
+      <w:r>
+        <w:rPr>
+          <w:rFonts w:ascii="Consolas" w:hAnsi="Consolas"/>
+          <w:sz w:val="20"/>
+        </w:rPr>
+        <w:t>1_acidwg/hindcast/{year}/{season}/</w:t>
+        <w:br/>
+        <w:t xml:space="preserve">  member_0001/{ID}.csv</w:t>
+        <w:br/>
+        <w:t xml:space="preserve">  ...</w:t>
+        <w:br/>
+        <w:t xml:space="preserve">  member_1000/{ID}.csv</w:t>
+      </w:r>
+    </w:p>
+    <w:p>
+      <w:pPr>
+        <w:pStyle w:val="Heading2"/>
+      </w:pPr>
+      <w:r>
+        <w:rPr>
+          <w:rFonts w:eastAsia="맑은 고딕" w:ascii="맑은 고딕" w:hAnsi="맑은 고딕"/>
+        </w:rPr>
+        <w:t>9.2 각 CSV 의 컬럼</w:t>
       </w:r>
     </w:p>
     <w:tbl>
@@ -1623,9 +5068,9 @@
             <w:r/>
             <w:r>
               <w:rPr>
-                <w:rFonts w:ascii="맑은 고딕" w:hAnsi="맑은 고딕" w:eastAsia="맑은 고딕"/>
                 <w:b/>
                 <w:sz w:val="20"/>
+                <w:rFonts w:eastAsia="맑은 고딕" w:ascii="맑은 고딕" w:hAnsi="맑은 고딕"/>
               </w:rPr>
               <w:t>컬럼</w:t>
             </w:r>
@@ -1633,15 +5078,15 @@
         </w:tc>
         <w:tc>
           <w:tcPr>
-            <w:tcW w:type="dxa" w:w="3402"/>
+            <w:tcW w:type="dxa" w:w="4535"/>
           </w:tcPr>
           <w:p>
             <w:r/>
             <w:r>
               <w:rPr>
-                <w:rFonts w:ascii="맑은 고딕" w:hAnsi="맑은 고딕" w:eastAsia="맑은 고딕"/>
                 <w:b/>
                 <w:sz w:val="20"/>
+                <w:rFonts w:eastAsia="맑은 고딕" w:ascii="맑은 고딕" w:hAnsi="맑은 고딕"/>
               </w:rPr>
               <w:t>설명</w:t>
             </w:r>
@@ -1649,15 +5094,15 @@
         </w:tc>
         <w:tc>
           <w:tcPr>
-            <w:tcW w:type="dxa" w:w="1701"/>
+            <w:tcW w:type="dxa" w:w="1417"/>
           </w:tcPr>
           <w:p>
             <w:r/>
             <w:r>
               <w:rPr>
-                <w:rFonts w:ascii="맑은 고딕" w:hAnsi="맑은 고딕" w:eastAsia="맑은 고딕"/>
                 <w:b/>
                 <w:sz w:val="20"/>
+                <w:rFonts w:eastAsia="맑은 고딕" w:ascii="맑은 고딕" w:hAnsi="맑은 고딕"/>
               </w:rPr>
               <w:t>단위</w:t>
             </w:r>
@@ -1673,38 +5118,38 @@
             <w:r/>
             <w:r>
               <w:rPr>
-                <w:rFonts w:ascii="맑은 고딕" w:hAnsi="맑은 고딕" w:eastAsia="맑은 고딕"/>
                 <w:sz w:val="20"/>
+                <w:rFonts w:eastAsia="맑은 고딕" w:ascii="맑은 고딕" w:hAnsi="맑은 고딕"/>
               </w:rPr>
-              <w:t>Year</w:t>
+              <w:t>year</w:t>
             </w:r>
           </w:p>
         </w:tc>
         <w:tc>
           <w:tcPr>
-            <w:tcW w:type="dxa" w:w="3402"/>
+            <w:tcW w:type="dxa" w:w="4535"/>
           </w:tcPr>
           <w:p>
             <w:r/>
             <w:r>
               <w:rPr>
-                <w:rFonts w:ascii="맑은 고딕" w:hAnsi="맑은 고딕" w:eastAsia="맑은 고딕"/>
                 <w:sz w:val="20"/>
+                <w:rFonts w:eastAsia="맑은 고딕" w:ascii="맑은 고딕" w:hAnsi="맑은 고딕"/>
               </w:rPr>
-              <w:t>연도 (4자리)</w:t>
+              <w:t>예보 연도</w:t>
             </w:r>
           </w:p>
         </w:tc>
         <w:tc>
           <w:tcPr>
-            <w:tcW w:type="dxa" w:w="1701"/>
+            <w:tcW w:type="dxa" w:w="1417"/>
           </w:tcPr>
           <w:p>
             <w:r/>
             <w:r>
               <w:rPr>
-                <w:rFonts w:ascii="맑은 고딕" w:hAnsi="맑은 고딕" w:eastAsia="맑은 고딕"/>
                 <w:sz w:val="20"/>
+                <w:rFonts w:eastAsia="맑은 고딕" w:ascii="맑은 고딕" w:hAnsi="맑은 고딕"/>
               </w:rPr>
               <w:t>—</w:t>
             </w:r>
@@ -1720,38 +5165,38 @@
             <w:r/>
             <w:r>
               <w:rPr>
-                <w:rFonts w:ascii="맑은 고딕" w:hAnsi="맑은 고딕" w:eastAsia="맑은 고딕"/>
                 <w:sz w:val="20"/>
+                <w:rFonts w:eastAsia="맑은 고딕" w:ascii="맑은 고딕" w:hAnsi="맑은 고딕"/>
               </w:rPr>
-              <w:t>Mon</w:t>
+              <w:t>mon</w:t>
             </w:r>
           </w:p>
         </w:tc>
         <w:tc>
           <w:tcPr>
-            <w:tcW w:type="dxa" w:w="3402"/>
+            <w:tcW w:type="dxa" w:w="4535"/>
           </w:tcPr>
           <w:p>
             <w:r/>
             <w:r>
               <w:rPr>
-                <w:rFonts w:ascii="맑은 고딕" w:hAnsi="맑은 고딕" w:eastAsia="맑은 고딕"/>
                 <w:sz w:val="20"/>
+                <w:rFonts w:eastAsia="맑은 고딕" w:ascii="맑은 고딕" w:hAnsi="맑은 고딕"/>
               </w:rPr>
-              <w:t>월 (1~12)</w:t>
+              <w:t>월</w:t>
             </w:r>
           </w:p>
         </w:tc>
         <w:tc>
           <w:tcPr>
-            <w:tcW w:type="dxa" w:w="1701"/>
+            <w:tcW w:type="dxa" w:w="1417"/>
           </w:tcPr>
           <w:p>
             <w:r/>
             <w:r>
               <w:rPr>
-                <w:rFonts w:ascii="맑은 고딕" w:hAnsi="맑은 고딕" w:eastAsia="맑은 고딕"/>
                 <w:sz w:val="20"/>
+                <w:rFonts w:eastAsia="맑은 고딕" w:ascii="맑은 고딕" w:hAnsi="맑은 고딕"/>
               </w:rPr>
               <w:t>—</w:t>
             </w:r>
@@ -1767,38 +5212,38 @@
             <w:r/>
             <w:r>
               <w:rPr>
-                <w:rFonts w:ascii="맑은 고딕" w:hAnsi="맑은 고딕" w:eastAsia="맑은 고딕"/>
                 <w:sz w:val="20"/>
+                <w:rFonts w:eastAsia="맑은 고딕" w:ascii="맑은 고딕" w:hAnsi="맑은 고딕"/>
               </w:rPr>
-              <w:t>Day</w:t>
+              <w:t>day</w:t>
             </w:r>
           </w:p>
         </w:tc>
         <w:tc>
           <w:tcPr>
-            <w:tcW w:type="dxa" w:w="3402"/>
+            <w:tcW w:type="dxa" w:w="4535"/>
           </w:tcPr>
           <w:p>
             <w:r/>
             <w:r>
               <w:rPr>
-                <w:rFonts w:ascii="맑은 고딕" w:hAnsi="맑은 고딕" w:eastAsia="맑은 고딕"/>
                 <w:sz w:val="20"/>
+                <w:rFonts w:eastAsia="맑은 고딕" w:ascii="맑은 고딕" w:hAnsi="맑은 고딕"/>
               </w:rPr>
-              <w:t>일 (1~31)</w:t>
+              <w:t>일</w:t>
             </w:r>
           </w:p>
         </w:tc>
         <w:tc>
           <w:tcPr>
-            <w:tcW w:type="dxa" w:w="1701"/>
+            <w:tcW w:type="dxa" w:w="1417"/>
           </w:tcPr>
           <w:p>
             <w:r/>
             <w:r>
               <w:rPr>
-                <w:rFonts w:ascii="맑은 고딕" w:hAnsi="맑은 고딕" w:eastAsia="맑은 고딕"/>
                 <w:sz w:val="20"/>
+                <w:rFonts w:eastAsia="맑은 고딕" w:ascii="맑은 고딕" w:hAnsi="맑은 고딕"/>
               </w:rPr>
               <w:t>—</w:t>
             </w:r>
@@ -1814,23 +5259,23 @@
             <w:r/>
             <w:r>
               <w:rPr>
-                <w:rFonts w:ascii="맑은 고딕" w:hAnsi="맑은 고딕" w:eastAsia="맑은 고딕"/>
                 <w:sz w:val="20"/>
+                <w:rFonts w:eastAsia="맑은 고딕" w:ascii="맑은 고딕" w:hAnsi="맑은 고딕"/>
               </w:rPr>
-              <w:t>prec</w:t>
+              <w:t>prcp</w:t>
             </w:r>
           </w:p>
         </w:tc>
         <w:tc>
           <w:tcPr>
-            <w:tcW w:type="dxa" w:w="3402"/>
+            <w:tcW w:type="dxa" w:w="4535"/>
           </w:tcPr>
           <w:p>
             <w:r/>
             <w:r>
               <w:rPr>
-                <w:rFonts w:ascii="맑은 고딕" w:hAnsi="맑은 고딕" w:eastAsia="맑은 고딕"/>
                 <w:sz w:val="20"/>
+                <w:rFonts w:eastAsia="맑은 고딕" w:ascii="맑은 고딕" w:hAnsi="맑은 고딕"/>
               </w:rPr>
               <w:t>일강수량</w:t>
             </w:r>
@@ -1838,14 +5283,14 @@
         </w:tc>
         <w:tc>
           <w:tcPr>
-            <w:tcW w:type="dxa" w:w="1701"/>
+            <w:tcW w:type="dxa" w:w="1417"/>
           </w:tcPr>
           <w:p>
             <w:r/>
             <w:r>
               <w:rPr>
-                <w:rFonts w:ascii="맑은 고딕" w:hAnsi="맑은 고딕" w:eastAsia="맑은 고딕"/>
                 <w:sz w:val="20"/>
+                <w:rFonts w:eastAsia="맑은 고딕" w:ascii="맑은 고딕" w:hAnsi="맑은 고딕"/>
               </w:rPr>
               <w:t>mm</w:t>
             </w:r>
@@ -1861,8 +5306,8 @@
             <w:r/>
             <w:r>
               <w:rPr>
-                <w:rFonts w:ascii="맑은 고딕" w:hAnsi="맑은 고딕" w:eastAsia="맑은 고딕"/>
                 <w:sz w:val="20"/>
+                <w:rFonts w:eastAsia="맑은 고딕" w:ascii="맑은 고딕" w:hAnsi="맑은 고딕"/>
               </w:rPr>
               <w:t>tmax</w:t>
             </w:r>
@@ -1870,14 +5315,14 @@
         </w:tc>
         <w:tc>
           <w:tcPr>
-            <w:tcW w:type="dxa" w:w="3402"/>
+            <w:tcW w:type="dxa" w:w="4535"/>
           </w:tcPr>
           <w:p>
             <w:r/>
             <w:r>
               <w:rPr>
-                <w:rFonts w:ascii="맑은 고딕" w:hAnsi="맑은 고딕" w:eastAsia="맑은 고딕"/>
                 <w:sz w:val="20"/>
+                <w:rFonts w:eastAsia="맑은 고딕" w:ascii="맑은 고딕" w:hAnsi="맑은 고딕"/>
               </w:rPr>
               <w:t>일최고기온</w:t>
             </w:r>
@@ -1885,14 +5330,14 @@
         </w:tc>
         <w:tc>
           <w:tcPr>
-            <w:tcW w:type="dxa" w:w="1701"/>
+            <w:tcW w:type="dxa" w:w="1417"/>
           </w:tcPr>
           <w:p>
             <w:r/>
             <w:r>
               <w:rPr>
-                <w:rFonts w:ascii="맑은 고딕" w:hAnsi="맑은 고딕" w:eastAsia="맑은 고딕"/>
                 <w:sz w:val="20"/>
+                <w:rFonts w:eastAsia="맑은 고딕" w:ascii="맑은 고딕" w:hAnsi="맑은 고딕"/>
               </w:rPr>
               <w:t>°C</w:t>
             </w:r>
@@ -1908,8 +5353,8 @@
             <w:r/>
             <w:r>
               <w:rPr>
-                <w:rFonts w:ascii="맑은 고딕" w:hAnsi="맑은 고딕" w:eastAsia="맑은 고딕"/>
                 <w:sz w:val="20"/>
+                <w:rFonts w:eastAsia="맑은 고딕" w:ascii="맑은 고딕" w:hAnsi="맑은 고딕"/>
               </w:rPr>
               <w:t>tmin</w:t>
             </w:r>
@@ -1917,14 +5362,14 @@
         </w:tc>
         <w:tc>
           <w:tcPr>
-            <w:tcW w:type="dxa" w:w="3402"/>
+            <w:tcW w:type="dxa" w:w="4535"/>
           </w:tcPr>
           <w:p>
             <w:r/>
             <w:r>
               <w:rPr>
-                <w:rFonts w:ascii="맑은 고딕" w:hAnsi="맑은 고딕" w:eastAsia="맑은 고딕"/>
                 <w:sz w:val="20"/>
+                <w:rFonts w:eastAsia="맑은 고딕" w:ascii="맑은 고딕" w:hAnsi="맑은 고딕"/>
               </w:rPr>
               <w:t>일최저기온</w:t>
             </w:r>
@@ -1932,14 +5377,14 @@
         </w:tc>
         <w:tc>
           <w:tcPr>
-            <w:tcW w:type="dxa" w:w="1701"/>
+            <w:tcW w:type="dxa" w:w="1417"/>
           </w:tcPr>
           <w:p>
             <w:r/>
             <w:r>
               <w:rPr>
-                <w:rFonts w:ascii="맑은 고딕" w:hAnsi="맑은 고딕" w:eastAsia="맑은 고딕"/>
                 <w:sz w:val="20"/>
+                <w:rFonts w:eastAsia="맑은 고딕" w:ascii="맑은 고딕" w:hAnsi="맑은 고딕"/>
               </w:rPr>
               <w:t>°C</w:t>
             </w:r>
@@ -1950,21 +5395,11 @@
     <w:p>
       <w:r>
         <w:rPr>
-          <w:rFonts w:ascii="맑은 고딕" w:hAnsi="맑은 고딕" w:eastAsia="맑은 고딕"/>
           <w:b w:val="0"/>
           <w:sz w:val="22"/>
+          <w:rFonts w:eastAsia="맑은 고딕" w:ascii="맑은 고딕" w:hAnsi="맑은 고딕"/>
         </w:rPr>
-        <w:t>선택 컬럼: tavg (일평균기온). 결측치는 -99 또는 NaN 으로 표기 — 내부에서 시계열 보간 처리됩니다. 옛 R 컨벤션 컬럼명 (Pcp.mm., Tmax.c., Tmin.c.) 도 자동 인식됩니다.</w:t>
-      </w:r>
-    </w:p>
-    <w:p>
-      <w:r>
-        <w:rPr>
-          <w:rFonts w:ascii="맑은 고딕" w:hAnsi="맑은 고딕" w:eastAsia="맑은 고딕"/>
-          <w:b w:val="0"/>
-          <w:sz w:val="22"/>
-        </w:rPr>
-        <w:t>관측 기간: 보통 30년 (1981–2010 등). YAML 의 observation.syear/eyear 로 지정한 기간만 모델 적합에 사용됩니다.</w:t>
+        <w:t>행 수 = 시즌 일수 (JFM = 31+29 또는 28+31 = 90 또는 89). 각 멤버는 동일 확률 분포로부터 독립 샘플.</w:t>
       </w:r>
     </w:p>
     <w:p>
@@ -1973,462 +5408,19 @@
       </w:pPr>
       <w:r>
         <w:rPr>
-          <w:rFonts w:ascii="맑은 고딕" w:hAnsi="맑은 고딕" w:eastAsia="맑은 고딕"/>
+          <w:rFonts w:eastAsia="맑은 고딕" w:ascii="맑은 고딕" w:hAnsi="맑은 고딕"/>
         </w:rPr>
-        <w:t>4.3 PICASO 예보 자료</w:t>
+        <w:t>9.3 SWAT-Plus 호환</w:t>
       </w:r>
     </w:p>
     <w:p>
       <w:r>
         <w:rPr>
-          <w:rFonts w:ascii="맑은 고딕" w:hAnsi="맑은 고딕" w:eastAsia="맑은 고딕"/>
           <w:b w:val="0"/>
           <w:sz w:val="22"/>
+          <w:rFonts w:eastAsia="맑은 고딕" w:ascii="맑은 고딕" w:hAnsi="맑은 고딕"/>
         </w:rPr>
-        <w:t>위치: 0_database/picaso/{변수}/{Mon}-{lt}/{Mon}-{year}.csv</w:t>
-      </w:r>
-    </w:p>
-    <w:p>
-      <w:pPr>
-        <w:pStyle w:val="ListBullet"/>
-      </w:pPr>
-      <w:r>
-        <w:rPr>
-          <w:rFonts w:ascii="맑은 고딕" w:hAnsi="맑은 고딕" w:eastAsia="맑은 고딕"/>
-          <w:sz w:val="22"/>
-        </w:rPr>
-        <w:t>변수: prcp, t2m</w:t>
-      </w:r>
-    </w:p>
-    <w:p>
-      <w:pPr>
-        <w:pStyle w:val="ListBullet"/>
-      </w:pPr>
-      <w:r>
-        <w:rPr>
-          <w:rFonts w:ascii="맑은 고딕" w:hAnsi="맑은 고딕" w:eastAsia="맑은 고딕"/>
-          <w:sz w:val="22"/>
-        </w:rPr>
-        <w:t>Mon: 영문 월 약어 (Jan, Feb, ..., Dec)</w:t>
-      </w:r>
-    </w:p>
-    <w:p>
-      <w:pPr>
-        <w:pStyle w:val="ListBullet"/>
-      </w:pPr>
-      <w:r>
-        <w:rPr>
-          <w:rFonts w:ascii="맑은 고딕" w:hAnsi="맑은 고딕" w:eastAsia="맑은 고딕"/>
-          <w:sz w:val="22"/>
-        </w:rPr>
-        <w:t>lt: 리드타임 (1=해당월, 2=다음달, 3=두달 후)</w:t>
-      </w:r>
-    </w:p>
-    <w:p>
-      <w:pPr>
-        <w:pStyle w:val="ListBullet"/>
-      </w:pPr>
-      <w:r>
-        <w:rPr>
-          <w:rFonts w:ascii="맑은 고딕" w:hAnsi="맑은 고딕" w:eastAsia="맑은 고딕"/>
-          <w:sz w:val="22"/>
-        </w:rPr>
-        <w:t>내부 컬럼: stnid, an, nn, bn (각 0~100, 합=100)</w:t>
-      </w:r>
-    </w:p>
-    <w:p>
-      <w:r>
-        <w:rPr>
-          <w:rFonts w:ascii="맑은 고딕" w:hAnsi="맑은 고딕" w:eastAsia="맑은 고딕"/>
-          <w:b w:val="0"/>
-          <w:sz w:val="22"/>
-        </w:rPr>
-        <w:t>원본 자료는 APCC 또는 사업 담당부서에서 별도로 제공받습니다. 자체 수집이 어려울 경우 이미 변환된 forecast CSV (다음 4.4) 를 직접 사용해도 무방합니다.</w:t>
-      </w:r>
-    </w:p>
-    <w:p>
-      <w:pPr>
-        <w:pStyle w:val="Heading2"/>
-      </w:pPr>
-      <w:r>
-        <w:rPr>
-          <w:rFonts w:ascii="맑은 고딕" w:hAnsi="맑은 고딕" w:eastAsia="맑은 고딕"/>
-        </w:rPr>
-        <w:t>4.4 forecast CSV (Step 1 산출물)</w:t>
-      </w:r>
-    </w:p>
-    <w:p>
-      <w:r>
-        <w:rPr>
-          <w:rFonts w:ascii="맑은 고딕" w:hAnsi="맑은 고딕" w:eastAsia="맑은 고딕"/>
-          <w:b w:val="0"/>
-          <w:sz w:val="22"/>
-        </w:rPr>
-        <w:t>위치: 1_acidwg/picaso/{year}_{season}_picaso.csv</w:t>
-      </w:r>
-    </w:p>
-    <w:p>
-      <w:r>
-        <w:rPr>
-          <w:rFonts w:ascii="맑은 고딕" w:hAnsi="맑은 고딕" w:eastAsia="맑은 고딕"/>
-          <w:b w:val="0"/>
-          <w:sz w:val="22"/>
-        </w:rPr>
-        <w:t>Step 1 (acidwg-picaso-convert) 가 PICASO 원본 자료에서 자동 생성하는 "long format" tidy CSV.</w:t>
-      </w:r>
-    </w:p>
-    <w:tbl>
-      <w:tblPr>
-        <w:tblStyle w:val="LightGrid-Accent1"/>
-        <w:tblW w:type="auto" w:w="0"/>
-        <w:tblLook w:firstColumn="1" w:firstRow="1" w:lastColumn="0" w:lastRow="0" w:noHBand="0" w:noVBand="1" w:val="04A0"/>
-      </w:tblPr>
-      <w:tblGrid>
-        <w:gridCol w:w="2880"/>
-        <w:gridCol w:w="2880"/>
-        <w:gridCol w:w="2880"/>
-      </w:tblGrid>
-      <w:tr>
-        <w:tc>
-          <w:tcPr>
-            <w:tcW w:type="dxa" w:w="1417"/>
-          </w:tcPr>
-          <w:p>
-            <w:r/>
-            <w:r>
-              <w:rPr>
-                <w:rFonts w:ascii="맑은 고딕" w:hAnsi="맑은 고딕" w:eastAsia="맑은 고딕"/>
-                <w:b/>
-                <w:sz w:val="20"/>
-              </w:rPr>
-              <w:t>컬럼</w:t>
-            </w:r>
-          </w:p>
-        </w:tc>
-        <w:tc>
-          <w:tcPr>
-            <w:tcW w:type="dxa" w:w="3685"/>
-          </w:tcPr>
-          <w:p>
-            <w:r/>
-            <w:r>
-              <w:rPr>
-                <w:rFonts w:ascii="맑은 고딕" w:hAnsi="맑은 고딕" w:eastAsia="맑은 고딕"/>
-                <w:b/>
-                <w:sz w:val="20"/>
-              </w:rPr>
-              <w:t>설명</w:t>
-            </w:r>
-          </w:p>
-        </w:tc>
-        <w:tc>
-          <w:tcPr>
-            <w:tcW w:type="dxa" w:w="1701"/>
-          </w:tcPr>
-          <w:p>
-            <w:r/>
-            <w:r>
-              <w:rPr>
-                <w:rFonts w:ascii="맑은 고딕" w:hAnsi="맑은 고딕" w:eastAsia="맑은 고딕"/>
-                <w:b/>
-                <w:sz w:val="20"/>
-              </w:rPr>
-              <w:t>값 범위</w:t>
-            </w:r>
-          </w:p>
-        </w:tc>
-      </w:tr>
-      <w:tr>
-        <w:tc>
-          <w:tcPr>
-            <w:tcW w:type="dxa" w:w="1417"/>
-          </w:tcPr>
-          <w:p>
-            <w:r/>
-            <w:r>
-              <w:rPr>
-                <w:rFonts w:ascii="맑은 고딕" w:hAnsi="맑은 고딕" w:eastAsia="맑은 고딕"/>
-                <w:sz w:val="20"/>
-              </w:rPr>
-              <w:t>station_id</w:t>
-            </w:r>
-          </w:p>
-        </w:tc>
-        <w:tc>
-          <w:tcPr>
-            <w:tcW w:type="dxa" w:w="3685"/>
-          </w:tcPr>
-          <w:p>
-            <w:r/>
-            <w:r>
-              <w:rPr>
-                <w:rFonts w:ascii="맑은 고딕" w:hAnsi="맑은 고딕" w:eastAsia="맑은 고딕"/>
-                <w:sz w:val="20"/>
-              </w:rPr>
-              <w:t>stations.csv 의 ID</w:t>
-            </w:r>
-          </w:p>
-        </w:tc>
-        <w:tc>
-          <w:tcPr>
-            <w:tcW w:type="dxa" w:w="1701"/>
-          </w:tcPr>
-          <w:p>
-            <w:r/>
-            <w:r>
-              <w:rPr>
-                <w:rFonts w:ascii="맑은 고딕" w:hAnsi="맑은 고딕" w:eastAsia="맑은 고딕"/>
-                <w:sz w:val="20"/>
-              </w:rPr>
-              <w:t>—</w:t>
-            </w:r>
-          </w:p>
-        </w:tc>
-      </w:tr>
-      <w:tr>
-        <w:tc>
-          <w:tcPr>
-            <w:tcW w:type="dxa" w:w="1417"/>
-          </w:tcPr>
-          <w:p>
-            <w:r/>
-            <w:r>
-              <w:rPr>
-                <w:rFonts w:ascii="맑은 고딕" w:hAnsi="맑은 고딕" w:eastAsia="맑은 고딕"/>
-                <w:sz w:val="20"/>
-              </w:rPr>
-              <w:t>month</w:t>
-            </w:r>
-          </w:p>
-        </w:tc>
-        <w:tc>
-          <w:tcPr>
-            <w:tcW w:type="dxa" w:w="3685"/>
-          </w:tcPr>
-          <w:p>
-            <w:r/>
-            <w:r>
-              <w:rPr>
-                <w:rFonts w:ascii="맑은 고딕" w:hAnsi="맑은 고딕" w:eastAsia="맑은 고딕"/>
-                <w:sz w:val="20"/>
-              </w:rPr>
-              <w:t>월 (1~12)</w:t>
-            </w:r>
-          </w:p>
-        </w:tc>
-        <w:tc>
-          <w:tcPr>
-            <w:tcW w:type="dxa" w:w="1701"/>
-          </w:tcPr>
-          <w:p>
-            <w:r/>
-            <w:r>
-              <w:rPr>
-                <w:rFonts w:ascii="맑은 고딕" w:hAnsi="맑은 고딕" w:eastAsia="맑은 고딕"/>
-                <w:sz w:val="20"/>
-              </w:rPr>
-              <w:t>—</w:t>
-            </w:r>
-          </w:p>
-        </w:tc>
-      </w:tr>
-      <w:tr>
-        <w:tc>
-          <w:tcPr>
-            <w:tcW w:type="dxa" w:w="1417"/>
-          </w:tcPr>
-          <w:p>
-            <w:r/>
-            <w:r>
-              <w:rPr>
-                <w:rFonts w:ascii="맑은 고딕" w:hAnsi="맑은 고딕" w:eastAsia="맑은 고딕"/>
-                <w:sz w:val="20"/>
-              </w:rPr>
-              <w:t>variable</w:t>
-            </w:r>
-          </w:p>
-        </w:tc>
-        <w:tc>
-          <w:tcPr>
-            <w:tcW w:type="dxa" w:w="3685"/>
-          </w:tcPr>
-          <w:p>
-            <w:r/>
-            <w:r>
-              <w:rPr>
-                <w:rFonts w:ascii="맑은 고딕" w:hAnsi="맑은 고딕" w:eastAsia="맑은 고딕"/>
-                <w:sz w:val="20"/>
-              </w:rPr>
-              <w:t>예보 변수</w:t>
-            </w:r>
-          </w:p>
-        </w:tc>
-        <w:tc>
-          <w:tcPr>
-            <w:tcW w:type="dxa" w:w="1701"/>
-          </w:tcPr>
-          <w:p>
-            <w:r/>
-            <w:r>
-              <w:rPr>
-                <w:rFonts w:ascii="맑은 고딕" w:hAnsi="맑은 고딕" w:eastAsia="맑은 고딕"/>
-                <w:sz w:val="20"/>
-              </w:rPr>
-              <w:t>prcp / t2m</w:t>
-            </w:r>
-          </w:p>
-        </w:tc>
-      </w:tr>
-      <w:tr>
-        <w:tc>
-          <w:tcPr>
-            <w:tcW w:type="dxa" w:w="1417"/>
-          </w:tcPr>
-          <w:p>
-            <w:r/>
-            <w:r>
-              <w:rPr>
-                <w:rFonts w:ascii="맑은 고딕" w:hAnsi="맑은 고딕" w:eastAsia="맑은 고딕"/>
-                <w:sz w:val="20"/>
-              </w:rPr>
-              <w:t>AN</w:t>
-            </w:r>
-          </w:p>
-        </w:tc>
-        <w:tc>
-          <w:tcPr>
-            <w:tcW w:type="dxa" w:w="3685"/>
-          </w:tcPr>
-          <w:p>
-            <w:r/>
-            <w:r>
-              <w:rPr>
-                <w:rFonts w:ascii="맑은 고딕" w:hAnsi="맑은 고딕" w:eastAsia="맑은 고딕"/>
-                <w:sz w:val="20"/>
-              </w:rPr>
-              <w:t>Above Normal (상한 33%) 확률</w:t>
-            </w:r>
-          </w:p>
-        </w:tc>
-        <w:tc>
-          <w:tcPr>
-            <w:tcW w:type="dxa" w:w="1701"/>
-          </w:tcPr>
-          <w:p>
-            <w:r/>
-            <w:r>
-              <w:rPr>
-                <w:rFonts w:ascii="맑은 고딕" w:hAnsi="맑은 고딕" w:eastAsia="맑은 고딕"/>
-                <w:sz w:val="20"/>
-              </w:rPr>
-              <w:t>0–100</w:t>
-            </w:r>
-          </w:p>
-        </w:tc>
-      </w:tr>
-      <w:tr>
-        <w:tc>
-          <w:tcPr>
-            <w:tcW w:type="dxa" w:w="1417"/>
-          </w:tcPr>
-          <w:p>
-            <w:r/>
-            <w:r>
-              <w:rPr>
-                <w:rFonts w:ascii="맑은 고딕" w:hAnsi="맑은 고딕" w:eastAsia="맑은 고딕"/>
-                <w:sz w:val="20"/>
-              </w:rPr>
-              <w:t>NN</w:t>
-            </w:r>
-          </w:p>
-        </w:tc>
-        <w:tc>
-          <w:tcPr>
-            <w:tcW w:type="dxa" w:w="3685"/>
-          </w:tcPr>
-          <w:p>
-            <w:r/>
-            <w:r>
-              <w:rPr>
-                <w:rFonts w:ascii="맑은 고딕" w:hAnsi="맑은 고딕" w:eastAsia="맑은 고딕"/>
-                <w:sz w:val="20"/>
-              </w:rPr>
-              <w:t>Near Normal 확률</w:t>
-            </w:r>
-          </w:p>
-        </w:tc>
-        <w:tc>
-          <w:tcPr>
-            <w:tcW w:type="dxa" w:w="1701"/>
-          </w:tcPr>
-          <w:p>
-            <w:r/>
-            <w:r>
-              <w:rPr>
-                <w:rFonts w:ascii="맑은 고딕" w:hAnsi="맑은 고딕" w:eastAsia="맑은 고딕"/>
-                <w:sz w:val="20"/>
-              </w:rPr>
-              <w:t>0–100</w:t>
-            </w:r>
-          </w:p>
-        </w:tc>
-      </w:tr>
-      <w:tr>
-        <w:tc>
-          <w:tcPr>
-            <w:tcW w:type="dxa" w:w="1417"/>
-          </w:tcPr>
-          <w:p>
-            <w:r/>
-            <w:r>
-              <w:rPr>
-                <w:rFonts w:ascii="맑은 고딕" w:hAnsi="맑은 고딕" w:eastAsia="맑은 고딕"/>
-                <w:sz w:val="20"/>
-              </w:rPr>
-              <w:t>BN</w:t>
-            </w:r>
-          </w:p>
-        </w:tc>
-        <w:tc>
-          <w:tcPr>
-            <w:tcW w:type="dxa" w:w="3685"/>
-          </w:tcPr>
-          <w:p>
-            <w:r/>
-            <w:r>
-              <w:rPr>
-                <w:rFonts w:ascii="맑은 고딕" w:hAnsi="맑은 고딕" w:eastAsia="맑은 고딕"/>
-                <w:sz w:val="20"/>
-              </w:rPr>
-              <w:t>Below Normal (하한 33%) 확률</w:t>
-            </w:r>
-          </w:p>
-        </w:tc>
-        <w:tc>
-          <w:tcPr>
-            <w:tcW w:type="dxa" w:w="1701"/>
-          </w:tcPr>
-          <w:p>
-            <w:r/>
-            <w:r>
-              <w:rPr>
-                <w:rFonts w:ascii="맑은 고딕" w:hAnsi="맑은 고딕" w:eastAsia="맑은 고딕"/>
-                <w:sz w:val="20"/>
-              </w:rPr>
-              <w:t>0–100</w:t>
-            </w:r>
-          </w:p>
-        </w:tc>
-      </w:tr>
-    </w:tbl>
-    <w:p>
-      <w:r>
-        <w:rPr>
-          <w:rFonts w:ascii="맑은 고딕" w:hAnsi="맑은 고딕" w:eastAsia="맑은 고딕"/>
-          <w:b w:val="0"/>
-          <w:sz w:val="22"/>
-        </w:rPr>
-        <w:t>AN+NN+BN 합이 100 이 아닌 행이 있으면 ValueError 발생. 한 줄도 t2m 행이 없으면 prcp 확률을 기온에도 사용 (균등 fallback).</w:t>
+        <w:t>swat_py 의 _load_station_data() 가 직접 읽음. wspd/rhum/rsds 누락 시 SWAT-Plus 기상발생기가 -99 → 합성 보완.</w:t>
       </w:r>
     </w:p>
     <w:p>
@@ -2442,1847 +5434,10 @@
       </w:pPr>
       <w:r>
         <w:rPr>
-          <w:rFonts w:ascii="맑은 고딕" w:hAnsi="맑은 고딕" w:eastAsia="맑은 고딕"/>
+          <w:rFonts w:eastAsia="맑은 고딕" w:ascii="맑은 고딕" w:hAnsi="맑은 고딕"/>
           <w:color w:val="1F4E79"/>
         </w:rPr>
-        <w:t>5. 워크플로우 — 한 계절 시나리오 생성</w:t>
-      </w:r>
-    </w:p>
-    <w:p>
-      <w:r>
-        <w:rPr>
-          <w:rFonts w:ascii="맑은 고딕" w:hAnsi="맑은 고딕" w:eastAsia="맑은 고딕"/>
-          <w:b w:val="0"/>
-          <w:sz w:val="22"/>
-        </w:rPr>
-        <w:t>예시: 2024년 1-2-3월 (JFM 계절) 시나리오 1000 멤버 생성</w:t>
-      </w:r>
-    </w:p>
-    <w:p>
-      <w:pPr>
-        <w:pStyle w:val="Heading2"/>
-      </w:pPr>
-      <w:r>
-        <w:rPr>
-          <w:rFonts w:ascii="맑은 고딕" w:hAnsi="맑은 고딕" w:eastAsia="맑은 고딕"/>
-        </w:rPr>
-        <w:t>Step 1 — PICASO 원본 → forecast CSV 변환</w:t>
-      </w:r>
-    </w:p>
-    <w:p>
-      <w:pPr>
-        <w:spacing w:before="80" w:after="80"/>
-        <w:ind w:left="283"/>
-        <w:shd w:val="clear" w:color="auto" w:fill="F2F2F2"/>
-      </w:pPr>
-      <w:r>
-        <w:rPr>
-          <w:rFonts w:ascii="Consolas" w:hAnsi="Consolas"/>
-          <w:sz w:val="20"/>
-        </w:rPr>
-        <w:t>set PICASO_ROOT=I:\2025-APCC_Cook\PICASO-Hydro</w:t>
-        <w:br/>
-        <w:t>acidwg-picaso-convert --seasons JFM --years 2024</w:t>
-      </w:r>
-    </w:p>
-    <w:p>
-      <w:r>
-        <w:rPr>
-          <w:rFonts w:ascii="맑은 고딕" w:hAnsi="맑은 고딕" w:eastAsia="맑은 고딕"/>
-          <w:b w:val="0"/>
-          <w:sz w:val="22"/>
-        </w:rPr>
-        <w:t>출력: 1_acidwg/picaso/2024_JFM_picaso.csv</w:t>
-      </w:r>
-    </w:p>
-    <w:p>
-      <w:r>
-        <w:rPr>
-          <w:rFonts w:ascii="맑은 고딕" w:hAnsi="맑은 고딕" w:eastAsia="맑은 고딕"/>
-          <w:b w:val="0"/>
-          <w:sz w:val="22"/>
-        </w:rPr>
-        <w:t>전체 12 계절·전체 연도 일괄 변환:</w:t>
-      </w:r>
-    </w:p>
-    <w:p>
-      <w:pPr>
-        <w:spacing w:before="80" w:after="80"/>
-        <w:ind w:left="283"/>
-        <w:shd w:val="clear" w:color="auto" w:fill="F2F2F2"/>
-      </w:pPr>
-      <w:r>
-        <w:rPr>
-          <w:rFonts w:ascii="Consolas" w:hAnsi="Consolas"/>
-          <w:sz w:val="20"/>
-        </w:rPr>
-        <w:t>acidwg-picaso-convert     # 인자 없음 = 전체</w:t>
-      </w:r>
-    </w:p>
-    <w:p>
-      <w:pPr>
-        <w:pStyle w:val="Heading2"/>
-      </w:pPr>
-      <w:r>
-        <w:rPr>
-          <w:rFonts w:ascii="맑은 고딕" w:hAnsi="맑은 고딕" w:eastAsia="맑은 고딕"/>
-        </w:rPr>
-        <w:t>Step 2 — acidwg_py.yaml 작성</w:t>
-      </w:r>
-    </w:p>
-    <w:p>
-      <w:r>
-        <w:rPr>
-          <w:rFonts w:ascii="맑은 고딕" w:hAnsi="맑은 고딕" w:eastAsia="맑은 고딕"/>
-          <w:b w:val="0"/>
-          <w:sz w:val="22"/>
-        </w:rPr>
-        <w:t>PICASO_ROOT 직속에 acidwg_py.yaml 파일을 만들고 다음과 같이 작성합니다:</w:t>
-      </w:r>
-    </w:p>
-    <w:p>
-      <w:pPr>
-        <w:spacing w:before="80" w:after="80"/>
-        <w:ind w:left="283"/>
-        <w:shd w:val="clear" w:color="auto" w:fill="F2F2F2"/>
-      </w:pPr>
-      <w:r>
-        <w:rPr>
-          <w:rFonts w:ascii="Consolas" w:hAnsi="Consolas"/>
-          <w:sz w:val="20"/>
-        </w:rPr>
-        <w:t>paths:</w:t>
-        <w:br/>
-        <w:t xml:space="preserve">  base_dir:     "${env:PICASO_ROOT}"</w:t>
-        <w:br/>
-        <w:t xml:space="preserve">  station_csv:  "$(paths.base_dir)/1_acidwg/config/stations.csv"</w:t>
-        <w:br/>
-        <w:t xml:space="preserve">  forecast_csv: "$(paths.base_dir)/1_acidwg/picaso/2024_JFM_picaso.csv"</w:t>
-        <w:br/>
-        <w:t xml:space="preserve">  obs_dir:      "$(paths.base_dir)/0_database/obs/weather"</w:t>
-        <w:br/>
-        <w:t xml:space="preserve">  output_dir:   "$(paths.base_dir)/1_acidwg/operational/2024/JFM"</w:t>
-        <w:br/>
-        <w:t xml:space="preserve">  model_file:   "$(paths.base_dir)/1_acidwg/cache/acidwg_model.pkl"</w:t>
-        <w:br/>
-        <w:br/>
-        <w:t>observation:</w:t>
-        <w:br/>
-        <w:t xml:space="preserve">  syear: 1981</w:t>
-        <w:br/>
-        <w:t xml:space="preserve">  eyear: 2010</w:t>
-        <w:br/>
-        <w:br/>
-        <w:t>forecast:</w:t>
-        <w:br/>
-        <w:t xml:space="preserve">  year:   2024</w:t>
-        <w:br/>
-        <w:t xml:space="preserve">  season: "JFM"</w:t>
-        <w:br/>
-        <w:br/>
-        <w:t>ensemble:</w:t>
-        <w:br/>
-        <w:t xml:space="preserve">  n_members:   1000</w:t>
-        <w:br/>
-        <w:t xml:space="preserve">  random_seed: 1</w:t>
-        <w:br/>
-        <w:br/>
-        <w:t>model:</w:t>
-        <w:br/>
-        <w:t xml:space="preserve">  retrieve: true</w:t>
-        <w:br/>
-        <w:br/>
-        <w:t>output:</w:t>
-        <w:br/>
-        <w:t xml:space="preserve">  overwrite: false</w:t>
-        <w:br/>
-        <w:t xml:space="preserve">  variables: [prcp, tmax, tmin]</w:t>
-      </w:r>
-    </w:p>
-    <w:p>
-      <w:r>
-        <w:rPr>
-          <w:rFonts w:ascii="맑은 고딕" w:hAnsi="맑은 고딕" w:eastAsia="맑은 고딕"/>
-          <w:b w:val="0"/>
-          <w:sz w:val="22"/>
-        </w:rPr>
-        <w:t>각 항목 의미는 6장에서 자세히 설명합니다.</w:t>
-      </w:r>
-    </w:p>
-    <w:p>
-      <w:pPr>
-        <w:pStyle w:val="Heading2"/>
-      </w:pPr>
-      <w:r>
-        <w:rPr>
-          <w:rFonts w:ascii="맑은 고딕" w:hAnsi="맑은 고딕" w:eastAsia="맑은 고딕"/>
-        </w:rPr>
-        <w:t>Step 3 — 시나리오 생성 실행</w:t>
-      </w:r>
-    </w:p>
-    <w:p>
-      <w:pPr>
-        <w:spacing w:before="80" w:after="80"/>
-        <w:ind w:left="283"/>
-        <w:shd w:val="clear" w:color="auto" w:fill="F2F2F2"/>
-      </w:pPr>
-      <w:r>
-        <w:rPr>
-          <w:rFonts w:ascii="Consolas" w:hAnsi="Consolas"/>
-          <w:sz w:val="20"/>
-        </w:rPr>
-        <w:t>acidwg-run</w:t>
-      </w:r>
-    </w:p>
-    <w:p>
-      <w:r>
-        <w:rPr>
-          <w:rFonts w:ascii="맑은 고딕" w:hAnsi="맑은 고딕" w:eastAsia="맑은 고딕"/>
-          <w:b w:val="0"/>
-          <w:sz w:val="22"/>
-        </w:rPr>
-        <w:t>또는 명시적 설정 파일:</w:t>
-      </w:r>
-    </w:p>
-    <w:p>
-      <w:pPr>
-        <w:spacing w:before="80" w:after="80"/>
-        <w:ind w:left="283"/>
-        <w:shd w:val="clear" w:color="auto" w:fill="F2F2F2"/>
-      </w:pPr>
-      <w:r>
-        <w:rPr>
-          <w:rFonts w:ascii="Consolas" w:hAnsi="Consolas"/>
-          <w:sz w:val="20"/>
-        </w:rPr>
-        <w:t>acidwg-run --config I:/2025-APCC_Cook/PICASO-Hydro/acidwg_py.yaml</w:t>
-      </w:r>
-    </w:p>
-    <w:p>
-      <w:r>
-        <w:rPr>
-          <w:rFonts w:ascii="맑은 고딕" w:hAnsi="맑은 고딕" w:eastAsia="맑은 고딕"/>
-          <w:b w:val="0"/>
-          <w:sz w:val="22"/>
-        </w:rPr>
-        <w:t>실행 출력 예시:</w:t>
-      </w:r>
-    </w:p>
-    <w:p>
-      <w:pPr>
-        <w:spacing w:before="80" w:after="80"/>
-        <w:ind w:left="283"/>
-        <w:shd w:val="clear" w:color="auto" w:fill="F2F2F2"/>
-      </w:pPr>
-      <w:r>
-        <w:rPr>
-          <w:rFonts w:ascii="Consolas" w:hAnsi="Consolas"/>
-          <w:sz w:val="20"/>
-        </w:rPr>
-        <w:t>============================================================</w:t>
-        <w:br/>
-        <w:t xml:space="preserve">  acidwg_py — APCC 계절예측 통계적 상세화</w:t>
-        <w:br/>
-        <w:t>============================================================</w:t>
-        <w:br/>
-        <w:t xml:space="preserve">  설정 파일    : I:\...\acidwg_py.yaml</w:t>
-        <w:br/>
-        <w:t xml:space="preserve">  관측 기간    : 1981 ~ 2010</w:t>
-        <w:br/>
-        <w:t xml:space="preserve">  예보 계절    : JFM  [1, 2, 3]</w:t>
-        <w:br/>
-        <w:t xml:space="preserve">  예보 연도    : 2024</w:t>
-        <w:br/>
-        <w:t xml:space="preserve">  앙상블 수    : 1000</w:t>
-        <w:br/>
-        <w:t xml:space="preserve">  난수 시드    : 1</w:t>
-        <w:br/>
-        <w:t xml:space="preserve">  Forecast 파일: I:\...\1_acidwg\picaso\2024_JFM_picaso.csv</w:t>
-        <w:br/>
-        <w:t xml:space="preserve">  출력 경로    : I:\...\1_acidwg\operational\2024\JFM</w:t>
-        <w:br/>
-        <w:t>============================================================</w:t>
-        <w:br/>
-        <w:t xml:space="preserve">  ... (모델 적합 + 시뮬레이션 — 관측소 수에 따라 수 분 ~ 수십 분)</w:t>
-        <w:br/>
-        <w:br/>
-        <w:t>완료! 시나리오 파일: I:\...\1_acidwg\operational\2024\JFM</w:t>
-        <w:br/>
-        <w:t>파일 수: 1000개  (처음 6개)</w:t>
-        <w:br/>
-        <w:t xml:space="preserve">  member_0001</w:t>
-        <w:br/>
-        <w:t xml:space="preserve">  member_0002</w:t>
-        <w:br/>
-        <w:t xml:space="preserve">  ...</w:t>
-      </w:r>
-    </w:p>
-    <w:p>
-      <w:pPr>
-        <w:pStyle w:val="Heading2"/>
-      </w:pPr>
-      <w:r>
-        <w:rPr>
-          <w:rFonts w:ascii="맑은 고딕" w:hAnsi="맑은 고딕" w:eastAsia="맑은 고딕"/>
-        </w:rPr>
-        <w:t>Step 4 — SWAT-Plus 입력으로 사용</w:t>
-      </w:r>
-    </w:p>
-    <w:p>
-      <w:r>
-        <w:rPr>
-          <w:rFonts w:ascii="맑은 고딕" w:hAnsi="맑은 고딕" w:eastAsia="맑은 고딕"/>
-          <w:b w:val="0"/>
-          <w:sz w:val="22"/>
-        </w:rPr>
-        <w:t>swat_py 가 출력 폴더 구조를 직접 인식합니다:</w:t>
-      </w:r>
-    </w:p>
-    <w:p>
-      <w:pPr>
-        <w:spacing w:before="80" w:after="80"/>
-        <w:ind w:left="283"/>
-        <w:shd w:val="clear" w:color="auto" w:fill="F2F2F2"/>
-      </w:pPr>
-      <w:r>
-        <w:rPr>
-          <w:rFonts w:ascii="Consolas" w:hAnsi="Consolas"/>
-          <w:sz w:val="20"/>
-        </w:rPr>
-        <w:t>swat_py.run_ensemble(</w:t>
-        <w:br/>
-        <w:t xml:space="preserve">    scenario_dir="1_acidwg/operational/2024/JFM",</w:t>
-        <w:br/>
-        <w:t xml:space="preserve">    swat_project="2_swat/cook",</w:t>
-        <w:br/>
-        <w:t>)</w:t>
-      </w:r>
-    </w:p>
-    <w:p>
-      <w:r>
-        <w:rPr>
-          <w:rFonts w:ascii="맑은 고딕" w:hAnsi="맑은 고딕" w:eastAsia="맑은 고딕"/>
-          <w:b w:val="0"/>
-          <w:sz w:val="22"/>
-        </w:rPr>
-        <w:t>(swat_py 매뉴얼 별도 참조)</w:t>
-      </w:r>
-    </w:p>
-    <w:p>
-      <w:r>
-        <w:br w:type="page"/>
-      </w:r>
-    </w:p>
-    <w:p>
-      <w:pPr>
-        <w:pStyle w:val="Heading1"/>
-      </w:pPr>
-      <w:r>
-        <w:rPr>
-          <w:rFonts w:ascii="맑은 고딕" w:hAnsi="맑은 고딕" w:eastAsia="맑은 고딕"/>
-          <w:color w:val="1F4E79"/>
-        </w:rPr>
-        <w:t>6. 설정 파일 acidwg_py.yaml 상세</w:t>
-      </w:r>
-    </w:p>
-    <w:p>
-      <w:r>
-        <w:rPr>
-          <w:rFonts w:ascii="맑은 고딕" w:hAnsi="맑은 고딕" w:eastAsia="맑은 고딕"/>
-          <w:b w:val="0"/>
-          <w:sz w:val="22"/>
-        </w:rPr>
-        <w:t>yaml 은 7개 섹션으로 구성됩니다.</w:t>
-      </w:r>
-    </w:p>
-    <w:p>
-      <w:pPr>
-        <w:pStyle w:val="Heading2"/>
-      </w:pPr>
-      <w:r>
-        <w:rPr>
-          <w:rFonts w:ascii="맑은 고딕" w:hAnsi="맑은 고딕" w:eastAsia="맑은 고딕"/>
-        </w:rPr>
-        <w:t>6.1 paths — 입출력 경로</w:t>
-      </w:r>
-    </w:p>
-    <w:tbl>
-      <w:tblPr>
-        <w:tblStyle w:val="LightGrid-Accent1"/>
-        <w:tblW w:type="auto" w:w="0"/>
-        <w:tblLook w:firstColumn="1" w:firstRow="1" w:lastColumn="0" w:lastRow="0" w:noHBand="0" w:noVBand="1" w:val="04A0"/>
-      </w:tblPr>
-      <w:tblGrid>
-        <w:gridCol w:w="2880"/>
-        <w:gridCol w:w="2880"/>
-        <w:gridCol w:w="2880"/>
-      </w:tblGrid>
-      <w:tr>
-        <w:tc>
-          <w:tcPr>
-            <w:tcW w:type="dxa" w:w="1701"/>
-          </w:tcPr>
-          <w:p>
-            <w:r/>
-            <w:r>
-              <w:rPr>
-                <w:rFonts w:ascii="맑은 고딕" w:hAnsi="맑은 고딕" w:eastAsia="맑은 고딕"/>
-                <w:b/>
-                <w:sz w:val="20"/>
-              </w:rPr>
-              <w:t>키</w:t>
-            </w:r>
-          </w:p>
-        </w:tc>
-        <w:tc>
-          <w:tcPr>
-            <w:tcW w:type="dxa" w:w="3402"/>
-          </w:tcPr>
-          <w:p>
-            <w:r/>
-            <w:r>
-              <w:rPr>
-                <w:rFonts w:ascii="맑은 고딕" w:hAnsi="맑은 고딕" w:eastAsia="맑은 고딕"/>
-                <w:b/>
-                <w:sz w:val="20"/>
-              </w:rPr>
-              <w:t>역할</w:t>
-            </w:r>
-          </w:p>
-        </w:tc>
-        <w:tc>
-          <w:tcPr>
-            <w:tcW w:type="dxa" w:w="3969"/>
-          </w:tcPr>
-          <w:p>
-            <w:r/>
-            <w:r>
-              <w:rPr>
-                <w:rFonts w:ascii="맑은 고딕" w:hAnsi="맑은 고딕" w:eastAsia="맑은 고딕"/>
-                <w:b/>
-                <w:sz w:val="20"/>
-              </w:rPr>
-              <w:t>예시</w:t>
-            </w:r>
-          </w:p>
-        </w:tc>
-      </w:tr>
-      <w:tr>
-        <w:tc>
-          <w:tcPr>
-            <w:tcW w:type="dxa" w:w="1701"/>
-          </w:tcPr>
-          <w:p>
-            <w:r/>
-            <w:r>
-              <w:rPr>
-                <w:rFonts w:ascii="맑은 고딕" w:hAnsi="맑은 고딕" w:eastAsia="맑은 고딕"/>
-                <w:sz w:val="20"/>
-              </w:rPr>
-              <w:t>base_dir</w:t>
-            </w:r>
-          </w:p>
-        </w:tc>
-        <w:tc>
-          <w:tcPr>
-            <w:tcW w:type="dxa" w:w="3402"/>
-          </w:tcPr>
-          <w:p>
-            <w:r/>
-            <w:r>
-              <w:rPr>
-                <w:rFonts w:ascii="맑은 고딕" w:hAnsi="맑은 고딕" w:eastAsia="맑은 고딕"/>
-                <w:sz w:val="20"/>
-              </w:rPr>
-              <w:t>프로젝트 루트. 다른 키는 이걸 참조함</w:t>
-            </w:r>
-          </w:p>
-        </w:tc>
-        <w:tc>
-          <w:tcPr>
-            <w:tcW w:type="dxa" w:w="3969"/>
-          </w:tcPr>
-          <w:p>
-            <w:r/>
-            <w:r>
-              <w:rPr>
-                <w:rFonts w:ascii="맑은 고딕" w:hAnsi="맑은 고딕" w:eastAsia="맑은 고딕"/>
-                <w:sz w:val="20"/>
-              </w:rPr>
-              <w:t>${env:PICASO_ROOT}</w:t>
-            </w:r>
-          </w:p>
-        </w:tc>
-      </w:tr>
-      <w:tr>
-        <w:tc>
-          <w:tcPr>
-            <w:tcW w:type="dxa" w:w="1701"/>
-          </w:tcPr>
-          <w:p>
-            <w:r/>
-            <w:r>
-              <w:rPr>
-                <w:rFonts w:ascii="맑은 고딕" w:hAnsi="맑은 고딕" w:eastAsia="맑은 고딕"/>
-                <w:sz w:val="20"/>
-              </w:rPr>
-              <w:t>station_csv</w:t>
-            </w:r>
-          </w:p>
-        </w:tc>
-        <w:tc>
-          <w:tcPr>
-            <w:tcW w:type="dxa" w:w="3402"/>
-          </w:tcPr>
-          <w:p>
-            <w:r/>
-            <w:r>
-              <w:rPr>
-                <w:rFonts w:ascii="맑은 고딕" w:hAnsi="맑은 고딕" w:eastAsia="맑은 고딕"/>
-                <w:sz w:val="20"/>
-              </w:rPr>
-              <w:t>관측소 메타 CSV</w:t>
-            </w:r>
-          </w:p>
-        </w:tc>
-        <w:tc>
-          <w:tcPr>
-            <w:tcW w:type="dxa" w:w="3969"/>
-          </w:tcPr>
-          <w:p>
-            <w:r/>
-            <w:r>
-              <w:rPr>
-                <w:rFonts w:ascii="맑은 고딕" w:hAnsi="맑은 고딕" w:eastAsia="맑은 고딕"/>
-                <w:sz w:val="20"/>
-              </w:rPr>
-              <w:t>$(paths.base_dir)/1_acidwg/config/stations.csv</w:t>
-            </w:r>
-          </w:p>
-        </w:tc>
-      </w:tr>
-      <w:tr>
-        <w:tc>
-          <w:tcPr>
-            <w:tcW w:type="dxa" w:w="1701"/>
-          </w:tcPr>
-          <w:p>
-            <w:r/>
-            <w:r>
-              <w:rPr>
-                <w:rFonts w:ascii="맑은 고딕" w:hAnsi="맑은 고딕" w:eastAsia="맑은 고딕"/>
-                <w:sz w:val="20"/>
-              </w:rPr>
-              <w:t>forecast_csv</w:t>
-            </w:r>
-          </w:p>
-        </w:tc>
-        <w:tc>
-          <w:tcPr>
-            <w:tcW w:type="dxa" w:w="3402"/>
-          </w:tcPr>
-          <w:p>
-            <w:r/>
-            <w:r>
-              <w:rPr>
-                <w:rFonts w:ascii="맑은 고딕" w:hAnsi="맑은 고딕" w:eastAsia="맑은 고딕"/>
-                <w:sz w:val="20"/>
-              </w:rPr>
-              <w:t>예보 입력 CSV (Step 1 산출물)</w:t>
-            </w:r>
-          </w:p>
-        </w:tc>
-        <w:tc>
-          <w:tcPr>
-            <w:tcW w:type="dxa" w:w="3969"/>
-          </w:tcPr>
-          <w:p>
-            <w:r/>
-            <w:r>
-              <w:rPr>
-                <w:rFonts w:ascii="맑은 고딕" w:hAnsi="맑은 고딕" w:eastAsia="맑은 고딕"/>
-                <w:sz w:val="20"/>
-              </w:rPr>
-              <w:t>$(paths.base_dir)/1_acidwg/picaso/2024_JFM_picaso.csv</w:t>
-            </w:r>
-          </w:p>
-        </w:tc>
-      </w:tr>
-      <w:tr>
-        <w:tc>
-          <w:tcPr>
-            <w:tcW w:type="dxa" w:w="1701"/>
-          </w:tcPr>
-          <w:p>
-            <w:r/>
-            <w:r>
-              <w:rPr>
-                <w:rFonts w:ascii="맑은 고딕" w:hAnsi="맑은 고딕" w:eastAsia="맑은 고딕"/>
-                <w:sz w:val="20"/>
-              </w:rPr>
-              <w:t>obs_dir</w:t>
-            </w:r>
-          </w:p>
-        </w:tc>
-        <w:tc>
-          <w:tcPr>
-            <w:tcW w:type="dxa" w:w="3402"/>
-          </w:tcPr>
-          <w:p>
-            <w:r/>
-            <w:r>
-              <w:rPr>
-                <w:rFonts w:ascii="맑은 고딕" w:hAnsi="맑은 고딕" w:eastAsia="맑은 고딕"/>
-                <w:sz w:val="20"/>
-              </w:rPr>
-              <w:t>관측소별 일자료 폴더 ({ID}.csv 가 들어 있음)</w:t>
-            </w:r>
-          </w:p>
-        </w:tc>
-        <w:tc>
-          <w:tcPr>
-            <w:tcW w:type="dxa" w:w="3969"/>
-          </w:tcPr>
-          <w:p>
-            <w:r/>
-            <w:r>
-              <w:rPr>
-                <w:rFonts w:ascii="맑은 고딕" w:hAnsi="맑은 고딕" w:eastAsia="맑은 고딕"/>
-                <w:sz w:val="20"/>
-              </w:rPr>
-              <w:t>$(paths.base_dir)/0_database/obs/weather</w:t>
-            </w:r>
-          </w:p>
-        </w:tc>
-      </w:tr>
-      <w:tr>
-        <w:tc>
-          <w:tcPr>
-            <w:tcW w:type="dxa" w:w="1701"/>
-          </w:tcPr>
-          <w:p>
-            <w:r/>
-            <w:r>
-              <w:rPr>
-                <w:rFonts w:ascii="맑은 고딕" w:hAnsi="맑은 고딕" w:eastAsia="맑은 고딕"/>
-                <w:sz w:val="20"/>
-              </w:rPr>
-              <w:t>output_dir</w:t>
-            </w:r>
-          </w:p>
-        </w:tc>
-        <w:tc>
-          <w:tcPr>
-            <w:tcW w:type="dxa" w:w="3402"/>
-          </w:tcPr>
-          <w:p>
-            <w:r/>
-            <w:r>
-              <w:rPr>
-                <w:rFonts w:ascii="맑은 고딕" w:hAnsi="맑은 고딕" w:eastAsia="맑은 고딕"/>
-                <w:sz w:val="20"/>
-              </w:rPr>
-              <w:t>★ 1000-멤버 시나리오 출력 폴더</w:t>
-            </w:r>
-          </w:p>
-        </w:tc>
-        <w:tc>
-          <w:tcPr>
-            <w:tcW w:type="dxa" w:w="3969"/>
-          </w:tcPr>
-          <w:p>
-            <w:r/>
-            <w:r>
-              <w:rPr>
-                <w:rFonts w:ascii="맑은 고딕" w:hAnsi="맑은 고딕" w:eastAsia="맑은 고딕"/>
-                <w:sz w:val="20"/>
-              </w:rPr>
-              <w:t>$(paths.base_dir)/1_acidwg/operational/2024/JFM</w:t>
-            </w:r>
-          </w:p>
-        </w:tc>
-      </w:tr>
-      <w:tr>
-        <w:tc>
-          <w:tcPr>
-            <w:tcW w:type="dxa" w:w="1701"/>
-          </w:tcPr>
-          <w:p>
-            <w:r/>
-            <w:r>
-              <w:rPr>
-                <w:rFonts w:ascii="맑은 고딕" w:hAnsi="맑은 고딕" w:eastAsia="맑은 고딕"/>
-                <w:sz w:val="20"/>
-              </w:rPr>
-              <w:t>model_file</w:t>
-            </w:r>
-          </w:p>
-        </w:tc>
-        <w:tc>
-          <w:tcPr>
-            <w:tcW w:type="dxa" w:w="3402"/>
-          </w:tcPr>
-          <w:p>
-            <w:r/>
-            <w:r>
-              <w:rPr>
-                <w:rFonts w:ascii="맑은 고딕" w:hAnsi="맑은 고딕" w:eastAsia="맑은 고딕"/>
-                <w:sz w:val="20"/>
-              </w:rPr>
-              <w:t>적합 모델 pkl 캐시 (선택)</w:t>
-            </w:r>
-          </w:p>
-        </w:tc>
-        <w:tc>
-          <w:tcPr>
-            <w:tcW w:type="dxa" w:w="3969"/>
-          </w:tcPr>
-          <w:p>
-            <w:r/>
-            <w:r>
-              <w:rPr>
-                <w:rFonts w:ascii="맑은 고딕" w:hAnsi="맑은 고딕" w:eastAsia="맑은 고딕"/>
-                <w:sz w:val="20"/>
-              </w:rPr>
-              <w:t>$(paths.base_dir)/1_acidwg/cache/acidwg_model.pkl</w:t>
-            </w:r>
-          </w:p>
-        </w:tc>
-      </w:tr>
-    </w:tbl>
-    <w:p>
-      <w:pPr>
-        <w:pStyle w:val="Heading2"/>
-      </w:pPr>
-      <w:r>
-        <w:rPr>
-          <w:rFonts w:ascii="맑은 고딕" w:hAnsi="맑은 고딕" w:eastAsia="맑은 고딕"/>
-        </w:rPr>
-        <w:t>6.2 observation — 관측 기간</w:t>
-      </w:r>
-    </w:p>
-    <w:tbl>
-      <w:tblPr>
-        <w:tblStyle w:val="LightGrid-Accent1"/>
-        <w:tblW w:type="auto" w:w="0"/>
-        <w:tblLook w:firstColumn="1" w:firstRow="1" w:lastColumn="0" w:lastRow="0" w:noHBand="0" w:noVBand="1" w:val="04A0"/>
-      </w:tblPr>
-      <w:tblGrid>
-        <w:gridCol w:w="2880"/>
-        <w:gridCol w:w="2880"/>
-        <w:gridCol w:w="2880"/>
-      </w:tblGrid>
-      <w:tr>
-        <w:tc>
-          <w:tcPr>
-            <w:tcW w:type="dxa" w:w="1701"/>
-          </w:tcPr>
-          <w:p>
-            <w:r/>
-            <w:r>
-              <w:rPr>
-                <w:rFonts w:ascii="맑은 고딕" w:hAnsi="맑은 고딕" w:eastAsia="맑은 고딕"/>
-                <w:b/>
-                <w:sz w:val="20"/>
-              </w:rPr>
-              <w:t>키</w:t>
-            </w:r>
-          </w:p>
-        </w:tc>
-        <w:tc>
-          <w:tcPr>
-            <w:tcW w:type="dxa" w:w="4535"/>
-          </w:tcPr>
-          <w:p>
-            <w:r/>
-            <w:r>
-              <w:rPr>
-                <w:rFonts w:ascii="맑은 고딕" w:hAnsi="맑은 고딕" w:eastAsia="맑은 고딕"/>
-                <w:b/>
-                <w:sz w:val="20"/>
-              </w:rPr>
-              <w:t>역할</w:t>
-            </w:r>
-          </w:p>
-        </w:tc>
-        <w:tc>
-          <w:tcPr>
-            <w:tcW w:type="dxa" w:w="1701"/>
-          </w:tcPr>
-          <w:p>
-            <w:r/>
-            <w:r>
-              <w:rPr>
-                <w:rFonts w:ascii="맑은 고딕" w:hAnsi="맑은 고딕" w:eastAsia="맑은 고딕"/>
-                <w:b/>
-                <w:sz w:val="20"/>
-              </w:rPr>
-              <w:t>기본</w:t>
-            </w:r>
-          </w:p>
-        </w:tc>
-      </w:tr>
-      <w:tr>
-        <w:tc>
-          <w:tcPr>
-            <w:tcW w:type="dxa" w:w="1701"/>
-          </w:tcPr>
-          <w:p>
-            <w:r/>
-            <w:r>
-              <w:rPr>
-                <w:rFonts w:ascii="맑은 고딕" w:hAnsi="맑은 고딕" w:eastAsia="맑은 고딕"/>
-                <w:sz w:val="20"/>
-              </w:rPr>
-              <w:t>syear</w:t>
-            </w:r>
-          </w:p>
-        </w:tc>
-        <w:tc>
-          <w:tcPr>
-            <w:tcW w:type="dxa" w:w="4535"/>
-          </w:tcPr>
-          <w:p>
-            <w:r/>
-            <w:r>
-              <w:rPr>
-                <w:rFonts w:ascii="맑은 고딕" w:hAnsi="맑은 고딕" w:eastAsia="맑은 고딕"/>
-                <w:sz w:val="20"/>
-              </w:rPr>
-              <w:t>관측 시작 연도</w:t>
-            </w:r>
-          </w:p>
-        </w:tc>
-        <w:tc>
-          <w:tcPr>
-            <w:tcW w:type="dxa" w:w="1701"/>
-          </w:tcPr>
-          <w:p>
-            <w:r/>
-            <w:r>
-              <w:rPr>
-                <w:rFonts w:ascii="맑은 고딕" w:hAnsi="맑은 고딕" w:eastAsia="맑은 고딕"/>
-                <w:sz w:val="20"/>
-              </w:rPr>
-              <w:t>필수</w:t>
-            </w:r>
-          </w:p>
-        </w:tc>
-      </w:tr>
-      <w:tr>
-        <w:tc>
-          <w:tcPr>
-            <w:tcW w:type="dxa" w:w="1701"/>
-          </w:tcPr>
-          <w:p>
-            <w:r/>
-            <w:r>
-              <w:rPr>
-                <w:rFonts w:ascii="맑은 고딕" w:hAnsi="맑은 고딕" w:eastAsia="맑은 고딕"/>
-                <w:sz w:val="20"/>
-              </w:rPr>
-              <w:t>eyear</w:t>
-            </w:r>
-          </w:p>
-        </w:tc>
-        <w:tc>
-          <w:tcPr>
-            <w:tcW w:type="dxa" w:w="4535"/>
-          </w:tcPr>
-          <w:p>
-            <w:r/>
-            <w:r>
-              <w:rPr>
-                <w:rFonts w:ascii="맑은 고딕" w:hAnsi="맑은 고딕" w:eastAsia="맑은 고딕"/>
-                <w:sz w:val="20"/>
-              </w:rPr>
-              <w:t>관측 종료 연도</w:t>
-            </w:r>
-          </w:p>
-        </w:tc>
-        <w:tc>
-          <w:tcPr>
-            <w:tcW w:type="dxa" w:w="1701"/>
-          </w:tcPr>
-          <w:p>
-            <w:r/>
-            <w:r>
-              <w:rPr>
-                <w:rFonts w:ascii="맑은 고딕" w:hAnsi="맑은 고딕" w:eastAsia="맑은 고딕"/>
-                <w:sz w:val="20"/>
-              </w:rPr>
-              <w:t>필수</w:t>
-            </w:r>
-          </w:p>
-        </w:tc>
-      </w:tr>
-    </w:tbl>
-    <w:p>
-      <w:r>
-        <w:rPr>
-          <w:rFonts w:ascii="맑은 고딕" w:hAnsi="맑은 고딕" w:eastAsia="맑은 고딕"/>
-          <w:b w:val="0"/>
-          <w:sz w:val="22"/>
-        </w:rPr>
-        <w:t>통계 모델은 이 기간의 관측 자료로 적합됩니다. 보통 30년 권장 (1981–2010).</w:t>
-      </w:r>
-    </w:p>
-    <w:p>
-      <w:pPr>
-        <w:pStyle w:val="Heading2"/>
-      </w:pPr>
-      <w:r>
-        <w:rPr>
-          <w:rFonts w:ascii="맑은 고딕" w:hAnsi="맑은 고딕" w:eastAsia="맑은 고딕"/>
-        </w:rPr>
-        <w:t>6.3 forecast — 예보 대상</w:t>
-      </w:r>
-    </w:p>
-    <w:tbl>
-      <w:tblPr>
-        <w:tblStyle w:val="LightGrid-Accent1"/>
-        <w:tblW w:type="auto" w:w="0"/>
-        <w:tblLook w:firstColumn="1" w:firstRow="1" w:lastColumn="0" w:lastRow="0" w:noHBand="0" w:noVBand="1" w:val="04A0"/>
-      </w:tblPr>
-      <w:tblGrid>
-        <w:gridCol w:w="2880"/>
-        <w:gridCol w:w="2880"/>
-        <w:gridCol w:w="2880"/>
-      </w:tblGrid>
-      <w:tr>
-        <w:tc>
-          <w:tcPr>
-            <w:tcW w:type="dxa" w:w="1701"/>
-          </w:tcPr>
-          <w:p>
-            <w:r/>
-            <w:r>
-              <w:rPr>
-                <w:rFonts w:ascii="맑은 고딕" w:hAnsi="맑은 고딕" w:eastAsia="맑은 고딕"/>
-                <w:b/>
-                <w:sz w:val="20"/>
-              </w:rPr>
-              <w:t>키</w:t>
-            </w:r>
-          </w:p>
-        </w:tc>
-        <w:tc>
-          <w:tcPr>
-            <w:tcW w:type="dxa" w:w="4535"/>
-          </w:tcPr>
-          <w:p>
-            <w:r/>
-            <w:r>
-              <w:rPr>
-                <w:rFonts w:ascii="맑은 고딕" w:hAnsi="맑은 고딕" w:eastAsia="맑은 고딕"/>
-                <w:b/>
-                <w:sz w:val="20"/>
-              </w:rPr>
-              <w:t>역할</w:t>
-            </w:r>
-          </w:p>
-        </w:tc>
-        <w:tc>
-          <w:tcPr>
-            <w:tcW w:type="dxa" w:w="1701"/>
-          </w:tcPr>
-          <w:p>
-            <w:r/>
-            <w:r>
-              <w:rPr>
-                <w:rFonts w:ascii="맑은 고딕" w:hAnsi="맑은 고딕" w:eastAsia="맑은 고딕"/>
-                <w:b/>
-                <w:sz w:val="20"/>
-              </w:rPr>
-              <w:t>예시</w:t>
-            </w:r>
-          </w:p>
-        </w:tc>
-      </w:tr>
-      <w:tr>
-        <w:tc>
-          <w:tcPr>
-            <w:tcW w:type="dxa" w:w="1701"/>
-          </w:tcPr>
-          <w:p>
-            <w:r/>
-            <w:r>
-              <w:rPr>
-                <w:rFonts w:ascii="맑은 고딕" w:hAnsi="맑은 고딕" w:eastAsia="맑은 고딕"/>
-                <w:sz w:val="20"/>
-              </w:rPr>
-              <w:t>year</w:t>
-            </w:r>
-          </w:p>
-        </w:tc>
-        <w:tc>
-          <w:tcPr>
-            <w:tcW w:type="dxa" w:w="4535"/>
-          </w:tcPr>
-          <w:p>
-            <w:r/>
-            <w:r>
-              <w:rPr>
-                <w:rFonts w:ascii="맑은 고딕" w:hAnsi="맑은 고딕" w:eastAsia="맑은 고딕"/>
-                <w:sz w:val="20"/>
-              </w:rPr>
-              <w:t>예보 연도 (시즌 첫 월의 연도)</w:t>
-            </w:r>
-          </w:p>
-        </w:tc>
-        <w:tc>
-          <w:tcPr>
-            <w:tcW w:type="dxa" w:w="1701"/>
-          </w:tcPr>
-          <w:p>
-            <w:r/>
-            <w:r>
-              <w:rPr>
-                <w:rFonts w:ascii="맑은 고딕" w:hAnsi="맑은 고딕" w:eastAsia="맑은 고딕"/>
-                <w:sz w:val="20"/>
-              </w:rPr>
-              <w:t>2024</w:t>
-            </w:r>
-          </w:p>
-        </w:tc>
-      </w:tr>
-      <w:tr>
-        <w:tc>
-          <w:tcPr>
-            <w:tcW w:type="dxa" w:w="1701"/>
-          </w:tcPr>
-          <w:p>
-            <w:r/>
-            <w:r>
-              <w:rPr>
-                <w:rFonts w:ascii="맑은 고딕" w:hAnsi="맑은 고딕" w:eastAsia="맑은 고딕"/>
-                <w:sz w:val="20"/>
-              </w:rPr>
-              <w:t>season</w:t>
-            </w:r>
-          </w:p>
-        </w:tc>
-        <w:tc>
-          <w:tcPr>
-            <w:tcW w:type="dxa" w:w="4535"/>
-          </w:tcPr>
-          <w:p>
-            <w:r/>
-            <w:r>
-              <w:rPr>
-                <w:rFonts w:ascii="맑은 고딕" w:hAnsi="맑은 고딕" w:eastAsia="맑은 고딕"/>
-                <w:sz w:val="20"/>
-              </w:rPr>
-              <w:t>12개 계절 코드 중 하나</w:t>
-            </w:r>
-          </w:p>
-        </w:tc>
-        <w:tc>
-          <w:tcPr>
-            <w:tcW w:type="dxa" w:w="1701"/>
-          </w:tcPr>
-          <w:p>
-            <w:r/>
-            <w:r>
-              <w:rPr>
-                <w:rFonts w:ascii="맑은 고딕" w:hAnsi="맑은 고딕" w:eastAsia="맑은 고딕"/>
-                <w:sz w:val="20"/>
-              </w:rPr>
-              <w:t>"JFM"</w:t>
-            </w:r>
-          </w:p>
-        </w:tc>
-      </w:tr>
-      <w:tr>
-        <w:tc>
-          <w:tcPr>
-            <w:tcW w:type="dxa" w:w="1701"/>
-          </w:tcPr>
-          <w:p>
-            <w:r/>
-            <w:r>
-              <w:rPr>
-                <w:rFonts w:ascii="맑은 고딕" w:hAnsi="맑은 고딕" w:eastAsia="맑은 고딕"/>
-                <w:sz w:val="20"/>
-              </w:rPr>
-              <w:t>months</w:t>
-            </w:r>
-          </w:p>
-        </w:tc>
-        <w:tc>
-          <w:tcPr>
-            <w:tcW w:type="dxa" w:w="4535"/>
-          </w:tcPr>
-          <w:p>
-            <w:r/>
-            <w:r>
-              <w:rPr>
-                <w:rFonts w:ascii="맑은 고딕" w:hAnsi="맑은 고딕" w:eastAsia="맑은 고딕"/>
-                <w:sz w:val="20"/>
-              </w:rPr>
-              <w:t>직접 월 목록 지정 (season 무시)</w:t>
-            </w:r>
-          </w:p>
-        </w:tc>
-        <w:tc>
-          <w:tcPr>
-            <w:tcW w:type="dxa" w:w="1701"/>
-          </w:tcPr>
-          <w:p>
-            <w:r/>
-            <w:r>
-              <w:rPr>
-                <w:rFonts w:ascii="맑은 고딕" w:hAnsi="맑은 고딕" w:eastAsia="맑은 고딕"/>
-                <w:sz w:val="20"/>
-              </w:rPr>
-              <w:t>[1, 2, 3]</w:t>
-            </w:r>
-          </w:p>
-        </w:tc>
-      </w:tr>
-    </w:tbl>
-    <w:p>
-      <w:r>
-        <w:rPr>
-          <w:rFonts w:ascii="맑은 고딕" w:hAnsi="맑은 고딕" w:eastAsia="맑은 고딕"/>
-          <w:b w:val="0"/>
-          <w:sz w:val="22"/>
-        </w:rPr>
-        <w:t>season vs months 는 둘 중 하나만 사용. months 가 있으면 우선 적용됩니다.</w:t>
-      </w:r>
-    </w:p>
-    <w:p>
-      <w:r>
-        <w:rPr>
-          <w:rFonts w:ascii="맑은 고딕" w:hAnsi="맑은 고딕" w:eastAsia="맑은 고딕"/>
-          <w:b w:val="0"/>
-          <w:sz w:val="22"/>
-        </w:rPr>
-        <w:t>DJF(12-1-2), NDJ(11-12-1) 등 연도 경계를 넘는 계절은 year 가 시즌 첫 월의 연도를 의미합니다 (NDJ 2024 → 2024년 11월 + 12월 + 2025년 1월).</w:t>
-      </w:r>
-    </w:p>
-    <w:p>
-      <w:pPr>
-        <w:pStyle w:val="Heading2"/>
-      </w:pPr>
-      <w:r>
-        <w:rPr>
-          <w:rFonts w:ascii="맑은 고딕" w:hAnsi="맑은 고딕" w:eastAsia="맑은 고딕"/>
-        </w:rPr>
-        <w:t>6.4 ensemble — 앙상블</w:t>
-      </w:r>
-    </w:p>
-    <w:tbl>
-      <w:tblPr>
-        <w:tblStyle w:val="LightGrid-Accent1"/>
-        <w:tblW w:type="auto" w:w="0"/>
-        <w:tblLook w:firstColumn="1" w:firstRow="1" w:lastColumn="0" w:lastRow="0" w:noHBand="0" w:noVBand="1" w:val="04A0"/>
-      </w:tblPr>
-      <w:tblGrid>
-        <w:gridCol w:w="2880"/>
-        <w:gridCol w:w="2880"/>
-        <w:gridCol w:w="2880"/>
-      </w:tblGrid>
-      <w:tr>
-        <w:tc>
-          <w:tcPr>
-            <w:tcW w:type="dxa" w:w="1701"/>
-          </w:tcPr>
-          <w:p>
-            <w:r/>
-            <w:r>
-              <w:rPr>
-                <w:rFonts w:ascii="맑은 고딕" w:hAnsi="맑은 고딕" w:eastAsia="맑은 고딕"/>
-                <w:b/>
-                <w:sz w:val="20"/>
-              </w:rPr>
-              <w:t>키</w:t>
-            </w:r>
-          </w:p>
-        </w:tc>
-        <w:tc>
-          <w:tcPr>
-            <w:tcW w:type="dxa" w:w="4535"/>
-          </w:tcPr>
-          <w:p>
-            <w:r/>
-            <w:r>
-              <w:rPr>
-                <w:rFonts w:ascii="맑은 고딕" w:hAnsi="맑은 고딕" w:eastAsia="맑은 고딕"/>
-                <w:b/>
-                <w:sz w:val="20"/>
-              </w:rPr>
-              <w:t>역할</w:t>
-            </w:r>
-          </w:p>
-        </w:tc>
-        <w:tc>
-          <w:tcPr>
-            <w:tcW w:type="dxa" w:w="2268"/>
-          </w:tcPr>
-          <w:p>
-            <w:r/>
-            <w:r>
-              <w:rPr>
-                <w:rFonts w:ascii="맑은 고딕" w:hAnsi="맑은 고딕" w:eastAsia="맑은 고딕"/>
-                <w:b/>
-                <w:sz w:val="20"/>
-              </w:rPr>
-              <w:t>기본</w:t>
-            </w:r>
-          </w:p>
-        </w:tc>
-      </w:tr>
-      <w:tr>
-        <w:tc>
-          <w:tcPr>
-            <w:tcW w:type="dxa" w:w="1701"/>
-          </w:tcPr>
-          <w:p>
-            <w:r/>
-            <w:r>
-              <w:rPr>
-                <w:rFonts w:ascii="맑은 고딕" w:hAnsi="맑은 고딕" w:eastAsia="맑은 고딕"/>
-                <w:sz w:val="20"/>
-              </w:rPr>
-              <w:t>n_members</w:t>
-            </w:r>
-          </w:p>
-        </w:tc>
-        <w:tc>
-          <w:tcPr>
-            <w:tcW w:type="dxa" w:w="4535"/>
-          </w:tcPr>
-          <w:p>
-            <w:r/>
-            <w:r>
-              <w:rPr>
-                <w:rFonts w:ascii="맑은 고딕" w:hAnsi="맑은 고딕" w:eastAsia="맑은 고딕"/>
-                <w:sz w:val="20"/>
-              </w:rPr>
-              <w:t>생성할 시나리오 개수</w:t>
-            </w:r>
-          </w:p>
-        </w:tc>
-        <w:tc>
-          <w:tcPr>
-            <w:tcW w:type="dxa" w:w="2268"/>
-          </w:tcPr>
-          <w:p>
-            <w:r/>
-            <w:r>
-              <w:rPr>
-                <w:rFonts w:ascii="맑은 고딕" w:hAnsi="맑은 고딕" w:eastAsia="맑은 고딕"/>
-                <w:sz w:val="20"/>
-              </w:rPr>
-              <w:t>1000 (권장)</w:t>
-            </w:r>
-          </w:p>
-        </w:tc>
-      </w:tr>
-      <w:tr>
-        <w:tc>
-          <w:tcPr>
-            <w:tcW w:type="dxa" w:w="1701"/>
-          </w:tcPr>
-          <w:p>
-            <w:r/>
-            <w:r>
-              <w:rPr>
-                <w:rFonts w:ascii="맑은 고딕" w:hAnsi="맑은 고딕" w:eastAsia="맑은 고딕"/>
-                <w:sz w:val="20"/>
-              </w:rPr>
-              <w:t>random_seed</w:t>
-            </w:r>
-          </w:p>
-        </w:tc>
-        <w:tc>
-          <w:tcPr>
-            <w:tcW w:type="dxa" w:w="4535"/>
-          </w:tcPr>
-          <w:p>
-            <w:r/>
-            <w:r>
-              <w:rPr>
-                <w:rFonts w:ascii="맑은 고딕" w:hAnsi="맑은 고딕" w:eastAsia="맑은 고딕"/>
-                <w:sz w:val="20"/>
-              </w:rPr>
-              <w:t>난수 시드 (재현성). null 이면 매번 다름</w:t>
-            </w:r>
-          </w:p>
-        </w:tc>
-        <w:tc>
-          <w:tcPr>
-            <w:tcW w:type="dxa" w:w="2268"/>
-          </w:tcPr>
-          <w:p>
-            <w:r/>
-            <w:r>
-              <w:rPr>
-                <w:rFonts w:ascii="맑은 고딕" w:hAnsi="맑은 고딕" w:eastAsia="맑은 고딕"/>
-                <w:sz w:val="20"/>
-              </w:rPr>
-              <w:t>1 (예시) / null</w:t>
-            </w:r>
-          </w:p>
-        </w:tc>
-      </w:tr>
-    </w:tbl>
-    <w:p>
-      <w:r>
-        <w:rPr>
-          <w:rFonts w:ascii="맑은 고딕" w:hAnsi="맑은 고딕" w:eastAsia="맑은 고딕"/>
-          <w:b w:val="0"/>
-          <w:sz w:val="22"/>
-        </w:rPr>
-        <w:t>동일 seed 면 동일 결과가 재현됩니다. 멤버 수는 SWAT 실행 비용과 통계 정확도의 균형 — PICASO 사업 표준은 1000.</w:t>
-      </w:r>
-    </w:p>
-    <w:p>
-      <w:pPr>
-        <w:pStyle w:val="Heading2"/>
-      </w:pPr>
-      <w:r>
-        <w:rPr>
-          <w:rFonts w:ascii="맑은 고딕" w:hAnsi="맑은 고딕" w:eastAsia="맑은 고딕"/>
-        </w:rPr>
-        <w:t>6.5 model — 적합 모델 캐싱</w:t>
-      </w:r>
-    </w:p>
-    <w:tbl>
-      <w:tblPr>
-        <w:tblStyle w:val="LightGrid-Accent1"/>
-        <w:tblW w:type="auto" w:w="0"/>
-        <w:tblLook w:firstColumn="1" w:firstRow="1" w:lastColumn="0" w:lastRow="0" w:noHBand="0" w:noVBand="1" w:val="04A0"/>
-      </w:tblPr>
-      <w:tblGrid>
-        <w:gridCol w:w="4320"/>
-        <w:gridCol w:w="4320"/>
-      </w:tblGrid>
-      <w:tr>
-        <w:tc>
-          <w:tcPr>
-            <w:tcW w:type="dxa" w:w="1701"/>
-          </w:tcPr>
-          <w:p>
-            <w:r/>
-            <w:r>
-              <w:rPr>
-                <w:rFonts w:ascii="맑은 고딕" w:hAnsi="맑은 고딕" w:eastAsia="맑은 고딕"/>
-                <w:b/>
-                <w:sz w:val="20"/>
-              </w:rPr>
-              <w:t>키</w:t>
-            </w:r>
-          </w:p>
-        </w:tc>
-        <w:tc>
-          <w:tcPr>
-            <w:tcW w:type="dxa" w:w="6803"/>
-          </w:tcPr>
-          <w:p>
-            <w:r/>
-            <w:r>
-              <w:rPr>
-                <w:rFonts w:ascii="맑은 고딕" w:hAnsi="맑은 고딕" w:eastAsia="맑은 고딕"/>
-                <w:b/>
-                <w:sz w:val="20"/>
-              </w:rPr>
-              <w:t>역할</w:t>
-            </w:r>
-          </w:p>
-        </w:tc>
-      </w:tr>
-      <w:tr>
-        <w:tc>
-          <w:tcPr>
-            <w:tcW w:type="dxa" w:w="1701"/>
-          </w:tcPr>
-          <w:p>
-            <w:r/>
-            <w:r>
-              <w:rPr>
-                <w:rFonts w:ascii="맑은 고딕" w:hAnsi="맑은 고딕" w:eastAsia="맑은 고딕"/>
-                <w:sz w:val="20"/>
-              </w:rPr>
-              <w:t>retrieve</w:t>
-            </w:r>
-          </w:p>
-        </w:tc>
-        <w:tc>
-          <w:tcPr>
-            <w:tcW w:type="dxa" w:w="6803"/>
-          </w:tcPr>
-          <w:p>
-            <w:r/>
-            <w:r>
-              <w:rPr>
-                <w:rFonts w:ascii="맑은 고딕" w:hAnsi="맑은 고딕" w:eastAsia="맑은 고딕"/>
-                <w:sz w:val="20"/>
-              </w:rPr>
-              <w:t>true: model_file 캐시 사용 (있으면 로드, 없으면 적합 후 저장)</w:t>
-              <w:br/>
-              <w:t>false: 매 실행 시 새로 적합 (느림, 디버깅용)</w:t>
-            </w:r>
-          </w:p>
-        </w:tc>
-      </w:tr>
-    </w:tbl>
-    <w:p>
-      <w:r>
-        <w:rPr>
-          <w:rFonts w:ascii="맑은 고딕" w:hAnsi="맑은 고딕" w:eastAsia="맑은 고딕"/>
-          <w:b w:val="0"/>
-          <w:sz w:val="22"/>
-        </w:rPr>
-        <w:t>관측 자료가 동일하면 모델도 동일하므로 캐시가 큰 시간 절약을 가져옵니다 (첫 적합 후 매 실행 ~수 초).</w:t>
-      </w:r>
-    </w:p>
-    <w:p>
-      <w:pPr>
-        <w:pStyle w:val="Heading2"/>
-      </w:pPr>
-      <w:r>
-        <w:rPr>
-          <w:rFonts w:ascii="맑은 고딕" w:hAnsi="맑은 고딕" w:eastAsia="맑은 고딕"/>
-        </w:rPr>
-        <w:t>6.6 output — 출력 옵션</w:t>
-      </w:r>
-    </w:p>
-    <w:tbl>
-      <w:tblPr>
-        <w:tblStyle w:val="LightGrid-Accent1"/>
-        <w:tblW w:type="auto" w:w="0"/>
-        <w:tblLook w:firstColumn="1" w:firstRow="1" w:lastColumn="0" w:lastRow="0" w:noHBand="0" w:noVBand="1" w:val="04A0"/>
-      </w:tblPr>
-      <w:tblGrid>
-        <w:gridCol w:w="2880"/>
-        <w:gridCol w:w="2880"/>
-        <w:gridCol w:w="2880"/>
-      </w:tblGrid>
-      <w:tr>
-        <w:tc>
-          <w:tcPr>
-            <w:tcW w:type="dxa" w:w="1701"/>
-          </w:tcPr>
-          <w:p>
-            <w:r/>
-            <w:r>
-              <w:rPr>
-                <w:rFonts w:ascii="맑은 고딕" w:hAnsi="맑은 고딕" w:eastAsia="맑은 고딕"/>
-                <w:b/>
-                <w:sz w:val="20"/>
-              </w:rPr>
-              <w:t>키</w:t>
-            </w:r>
-          </w:p>
-        </w:tc>
-        <w:tc>
-          <w:tcPr>
-            <w:tcW w:type="dxa" w:w="4535"/>
-          </w:tcPr>
-          <w:p>
-            <w:r/>
-            <w:r>
-              <w:rPr>
-                <w:rFonts w:ascii="맑은 고딕" w:hAnsi="맑은 고딕" w:eastAsia="맑은 고딕"/>
-                <w:b/>
-                <w:sz w:val="20"/>
-              </w:rPr>
-              <w:t>역할</w:t>
-            </w:r>
-          </w:p>
-        </w:tc>
-        <w:tc>
-          <w:tcPr>
-            <w:tcW w:type="dxa" w:w="2268"/>
-          </w:tcPr>
-          <w:p>
-            <w:r/>
-            <w:r>
-              <w:rPr>
-                <w:rFonts w:ascii="맑은 고딕" w:hAnsi="맑은 고딕" w:eastAsia="맑은 고딕"/>
-                <w:b/>
-                <w:sz w:val="20"/>
-              </w:rPr>
-              <w:t>기본</w:t>
-            </w:r>
-          </w:p>
-        </w:tc>
-      </w:tr>
-      <w:tr>
-        <w:tc>
-          <w:tcPr>
-            <w:tcW w:type="dxa" w:w="1701"/>
-          </w:tcPr>
-          <w:p>
-            <w:r/>
-            <w:r>
-              <w:rPr>
-                <w:rFonts w:ascii="맑은 고딕" w:hAnsi="맑은 고딕" w:eastAsia="맑은 고딕"/>
-                <w:sz w:val="20"/>
-              </w:rPr>
-              <w:t>overwrite</w:t>
-            </w:r>
-          </w:p>
-        </w:tc>
-        <w:tc>
-          <w:tcPr>
-            <w:tcW w:type="dxa" w:w="4535"/>
-          </w:tcPr>
-          <w:p>
-            <w:r/>
-            <w:r>
-              <w:rPr>
-                <w:rFonts w:ascii="맑은 고딕" w:hAnsi="맑은 고딕" w:eastAsia="맑은 고딕"/>
-                <w:sz w:val="20"/>
-              </w:rPr>
-              <w:t>기존 시나리오 폴더 덮어쓰기 여부</w:t>
-            </w:r>
-          </w:p>
-        </w:tc>
-        <w:tc>
-          <w:tcPr>
-            <w:tcW w:type="dxa" w:w="2268"/>
-          </w:tcPr>
-          <w:p>
-            <w:r/>
-            <w:r>
-              <w:rPr>
-                <w:rFonts w:ascii="맑은 고딕" w:hAnsi="맑은 고딕" w:eastAsia="맑은 고딕"/>
-                <w:sz w:val="20"/>
-              </w:rPr>
-              <w:t>false</w:t>
-            </w:r>
-          </w:p>
-        </w:tc>
-      </w:tr>
-      <w:tr>
-        <w:tc>
-          <w:tcPr>
-            <w:tcW w:type="dxa" w:w="1701"/>
-          </w:tcPr>
-          <w:p>
-            <w:r/>
-            <w:r>
-              <w:rPr>
-                <w:rFonts w:ascii="맑은 고딕" w:hAnsi="맑은 고딕" w:eastAsia="맑은 고딕"/>
-                <w:sz w:val="20"/>
-              </w:rPr>
-              <w:t>variables</w:t>
-            </w:r>
-          </w:p>
-        </w:tc>
-        <w:tc>
-          <w:tcPr>
-            <w:tcW w:type="dxa" w:w="4535"/>
-          </w:tcPr>
-          <w:p>
-            <w:r/>
-            <w:r>
-              <w:rPr>
-                <w:rFonts w:ascii="맑은 고딕" w:hAnsi="맑은 고딕" w:eastAsia="맑은 고딕"/>
-                <w:sz w:val="20"/>
-              </w:rPr>
-              <w:t>출력할 변수 목록</w:t>
-            </w:r>
-          </w:p>
-        </w:tc>
-        <w:tc>
-          <w:tcPr>
-            <w:tcW w:type="dxa" w:w="2268"/>
-          </w:tcPr>
-          <w:p>
-            <w:r/>
-            <w:r>
-              <w:rPr>
-                <w:rFonts w:ascii="맑은 고딕" w:hAnsi="맑은 고딕" w:eastAsia="맑은 고딕"/>
-                <w:sz w:val="20"/>
-              </w:rPr>
-              <w:t>[prcp, tmax, tmin]</w:t>
-            </w:r>
-          </w:p>
-        </w:tc>
-      </w:tr>
-    </w:tbl>
-    <w:p>
-      <w:pPr>
-        <w:pStyle w:val="Heading2"/>
-      </w:pPr>
-      <w:r>
-        <w:rPr>
-          <w:rFonts w:ascii="맑은 고딕" w:hAnsi="맑은 고딕" w:eastAsia="맑은 고딕"/>
-        </w:rPr>
-        <w:t>6.7 advanced — 고급 (보통 손대지 않음)</w:t>
-      </w:r>
-    </w:p>
-    <w:tbl>
-      <w:tblPr>
-        <w:tblStyle w:val="LightGrid-Accent1"/>
-        <w:tblW w:type="auto" w:w="0"/>
-        <w:tblLook w:firstColumn="1" w:firstRow="1" w:lastColumn="0" w:lastRow="0" w:noHBand="0" w:noVBand="1" w:val="04A0"/>
-      </w:tblPr>
-      <w:tblGrid>
-        <w:gridCol w:w="2880"/>
-        <w:gridCol w:w="2880"/>
-        <w:gridCol w:w="2880"/>
-      </w:tblGrid>
-      <w:tr>
-        <w:tc>
-          <w:tcPr>
-            <w:tcW w:type="dxa" w:w="1701"/>
-          </w:tcPr>
-          <w:p>
-            <w:r/>
-            <w:r>
-              <w:rPr>
-                <w:rFonts w:ascii="맑은 고딕" w:hAnsi="맑은 고딕" w:eastAsia="맑은 고딕"/>
-                <w:b/>
-                <w:sz w:val="20"/>
-              </w:rPr>
-              <w:t>키</w:t>
-            </w:r>
-          </w:p>
-        </w:tc>
-        <w:tc>
-          <w:tcPr>
-            <w:tcW w:type="dxa" w:w="4535"/>
-          </w:tcPr>
-          <w:p>
-            <w:r/>
-            <w:r>
-              <w:rPr>
-                <w:rFonts w:ascii="맑은 고딕" w:hAnsi="맑은 고딕" w:eastAsia="맑은 고딕"/>
-                <w:b/>
-                <w:sz w:val="20"/>
-              </w:rPr>
-              <w:t>역할</w:t>
-            </w:r>
-          </w:p>
-        </w:tc>
-        <w:tc>
-          <w:tcPr>
-            <w:tcW w:type="dxa" w:w="2268"/>
-          </w:tcPr>
-          <w:p>
-            <w:r/>
-            <w:r>
-              <w:rPr>
-                <w:rFonts w:ascii="맑은 고딕" w:hAnsi="맑은 고딕" w:eastAsia="맑은 고딕"/>
-                <w:b/>
-                <w:sz w:val="20"/>
-              </w:rPr>
-              <w:t>기본</w:t>
-            </w:r>
-          </w:p>
-        </w:tc>
-      </w:tr>
-      <w:tr>
-        <w:tc>
-          <w:tcPr>
-            <w:tcW w:type="dxa" w:w="1701"/>
-          </w:tcPr>
-          <w:p>
-            <w:r/>
-            <w:r>
-              <w:rPr>
-                <w:rFonts w:ascii="맑은 고딕" w:hAnsi="맑은 고딕" w:eastAsia="맑은 고딕"/>
-                <w:sz w:val="20"/>
-              </w:rPr>
-              <w:t>max_retry_factor</w:t>
-            </w:r>
-          </w:p>
-        </w:tc>
-        <w:tc>
-          <w:tcPr>
-            <w:tcW w:type="dxa" w:w="4535"/>
-          </w:tcPr>
-          <w:p>
-            <w:r/>
-            <w:r>
-              <w:rPr>
-                <w:rFonts w:ascii="맑은 고딕" w:hAnsi="맑은 고딕" w:eastAsia="맑은 고딕"/>
-                <w:sz w:val="20"/>
-              </w:rPr>
-              <w:t>분포 매칭 실패 시 재시도 배수</w:t>
-            </w:r>
-          </w:p>
-        </w:tc>
-        <w:tc>
-          <w:tcPr>
-            <w:tcW w:type="dxa" w:w="2268"/>
-          </w:tcPr>
-          <w:p>
-            <w:r/>
-            <w:r>
-              <w:rPr>
-                <w:rFonts w:ascii="맑은 고딕" w:hAnsi="맑은 고딕" w:eastAsia="맑은 고딕"/>
-                <w:sz w:val="20"/>
-              </w:rPr>
-              <w:t>5</w:t>
-            </w:r>
-          </w:p>
-        </w:tc>
-      </w:tr>
-      <w:tr>
-        <w:tc>
-          <w:tcPr>
-            <w:tcW w:type="dxa" w:w="1701"/>
-          </w:tcPr>
-          <w:p>
-            <w:r/>
-            <w:r>
-              <w:rPr>
-                <w:rFonts w:ascii="맑은 고딕" w:hAnsi="맑은 고딕" w:eastAsia="맑은 고딕"/>
-                <w:sz w:val="20"/>
-              </w:rPr>
-              <w:t>n_cores</w:t>
-            </w:r>
-          </w:p>
-        </w:tc>
-        <w:tc>
-          <w:tcPr>
-            <w:tcW w:type="dxa" w:w="4535"/>
-          </w:tcPr>
-          <w:p>
-            <w:r/>
-            <w:r>
-              <w:rPr>
-                <w:rFonts w:ascii="맑은 고딕" w:hAnsi="맑은 고딕" w:eastAsia="맑은 고딕"/>
-                <w:sz w:val="20"/>
-              </w:rPr>
-              <w:t>병렬 코어 수 (1이면 단일 스레드)</w:t>
-            </w:r>
-          </w:p>
-        </w:tc>
-        <w:tc>
-          <w:tcPr>
-            <w:tcW w:type="dxa" w:w="2268"/>
-          </w:tcPr>
-          <w:p>
-            <w:r/>
-            <w:r>
-              <w:rPr>
-                <w:rFonts w:ascii="맑은 고딕" w:hAnsi="맑은 고딕" w:eastAsia="맑은 고딕"/>
-                <w:sz w:val="20"/>
-              </w:rPr>
-              <w:t>1</w:t>
-            </w:r>
-          </w:p>
-        </w:tc>
-      </w:tr>
-      <w:tr>
-        <w:tc>
-          <w:tcPr>
-            <w:tcW w:type="dxa" w:w="1701"/>
-          </w:tcPr>
-          <w:p>
-            <w:r/>
-            <w:r>
-              <w:rPr>
-                <w:rFonts w:ascii="맑은 고딕" w:hAnsi="맑은 고딕" w:eastAsia="맑은 고딕"/>
-                <w:sz w:val="20"/>
-              </w:rPr>
-              <w:t>validate_after</w:t>
-            </w:r>
-          </w:p>
-        </w:tc>
-        <w:tc>
-          <w:tcPr>
-            <w:tcW w:type="dxa" w:w="4535"/>
-          </w:tcPr>
-          <w:p>
-            <w:r/>
-            <w:r>
-              <w:rPr>
-                <w:rFonts w:ascii="맑은 고딕" w:hAnsi="맑은 고딕" w:eastAsia="맑은 고딕"/>
-                <w:sz w:val="20"/>
-              </w:rPr>
-              <w:t>실행 후 통계 검증 자동 수행 여부</w:t>
-            </w:r>
-          </w:p>
-        </w:tc>
-        <w:tc>
-          <w:tcPr>
-            <w:tcW w:type="dxa" w:w="2268"/>
-          </w:tcPr>
-          <w:p>
-            <w:r/>
-            <w:r>
-              <w:rPr>
-                <w:rFonts w:ascii="맑은 고딕" w:hAnsi="맑은 고딕" w:eastAsia="맑은 고딕"/>
-                <w:sz w:val="20"/>
-              </w:rPr>
-              <w:t>false</w:t>
-            </w:r>
-          </w:p>
-        </w:tc>
-      </w:tr>
-    </w:tbl>
-    <w:p>
-      <w:r>
-        <w:br w:type="page"/>
-      </w:r>
-    </w:p>
-    <w:p>
-      <w:pPr>
-        <w:pStyle w:val="Heading1"/>
-      </w:pPr>
-      <w:r>
-        <w:rPr>
-          <w:rFonts w:ascii="맑은 고딕" w:hAnsi="맑은 고딕" w:eastAsia="맑은 고딕"/>
-          <w:color w:val="1F4E79"/>
-        </w:rPr>
-        <w:t>7. 출력 시나리오 구조</w:t>
-      </w:r>
-    </w:p>
-    <w:p>
-      <w:r>
-        <w:rPr>
-          <w:rFonts w:ascii="맑은 고딕" w:hAnsi="맑은 고딕" w:eastAsia="맑은 고딕"/>
-          <w:b w:val="0"/>
-          <w:sz w:val="22"/>
-        </w:rPr>
-        <w:t>acidwg-run 실행 후 output_dir 아래에 다음 구조가 생성됩니다.</w:t>
-      </w:r>
-    </w:p>
-    <w:p>
-      <w:pPr>
-        <w:spacing w:before="80" w:after="80"/>
-        <w:ind w:left="283"/>
-        <w:shd w:val="clear" w:color="auto" w:fill="F2F2F2"/>
-      </w:pPr>
-      <w:r>
-        <w:rPr>
-          <w:rFonts w:ascii="Consolas" w:hAnsi="Consolas"/>
-          <w:sz w:val="20"/>
-        </w:rPr>
-        <w:t>1_acidwg/operational/2024/JFM/</w:t>
-        <w:br/>
-        <w:t>├─ member_0001/</w:t>
-        <w:br/>
-        <w:t>│   ├─ STN001.csv     ← 관측소 1</w:t>
-        <w:br/>
-        <w:t>│   ├─ STN002.csv     ← 관측소 2</w:t>
-        <w:br/>
-        <w:t>│   └─ ...</w:t>
-        <w:br/>
-        <w:t>├─ member_0002/</w:t>
-        <w:br/>
-        <w:t>├─ ...</w:t>
-        <w:br/>
-        <w:t>└─ member_1000/</w:t>
-      </w:r>
-    </w:p>
-    <w:p>
-      <w:pPr>
-        <w:pStyle w:val="Heading2"/>
-      </w:pPr>
-      <w:r>
-        <w:rPr>
-          <w:rFonts w:ascii="맑은 고딕" w:hAnsi="맑은 고딕" w:eastAsia="맑은 고딕"/>
-        </w:rPr>
-        <w:t>7.1 각 CSV 의 컬럼</w:t>
+        <w:t>10. 12개 계절 코드</w:t>
       </w:r>
     </w:p>
     <w:tbl>
@@ -4305,11 +5460,27 @@
             <w:r/>
             <w:r>
               <w:rPr>
-                <w:rFonts w:ascii="맑은 고딕" w:hAnsi="맑은 고딕" w:eastAsia="맑은 고딕"/>
                 <w:b/>
                 <w:sz w:val="20"/>
+                <w:rFonts w:eastAsia="맑은 고딕" w:ascii="맑은 고딕" w:hAnsi="맑은 고딕"/>
               </w:rPr>
-              <w:t>컬럼</w:t>
+              <w:t>코드</w:t>
+            </w:r>
+          </w:p>
+        </w:tc>
+        <w:tc>
+          <w:tcPr>
+            <w:tcW w:type="dxa" w:w="2268"/>
+          </w:tcPr>
+          <w:p>
+            <w:r/>
+            <w:r>
+              <w:rPr>
+                <w:b/>
+                <w:sz w:val="20"/>
+                <w:rFonts w:eastAsia="맑은 고딕" w:ascii="맑은 고딕" w:hAnsi="맑은 고딕"/>
+              </w:rPr>
+              <w:t>월</w:t>
             </w:r>
           </w:p>
         </w:tc>
@@ -4321,27 +5492,11 @@
             <w:r/>
             <w:r>
               <w:rPr>
-                <w:rFonts w:ascii="맑은 고딕" w:hAnsi="맑은 고딕" w:eastAsia="맑은 고딕"/>
                 <w:b/>
                 <w:sz w:val="20"/>
+                <w:rFonts w:eastAsia="맑은 고딕" w:ascii="맑은 고딕" w:hAnsi="맑은 고딕"/>
               </w:rPr>
-              <w:t>설명</w:t>
-            </w:r>
-          </w:p>
-        </w:tc>
-        <w:tc>
-          <w:tcPr>
-            <w:tcW w:type="dxa" w:w="1417"/>
-          </w:tcPr>
-          <w:p>
-            <w:r/>
-            <w:r>
-              <w:rPr>
-                <w:rFonts w:ascii="맑은 고딕" w:hAnsi="맑은 고딕" w:eastAsia="맑은 고딕"/>
-                <w:b/>
-                <w:sz w:val="20"/>
-              </w:rPr>
-              <w:t>단위</w:t>
+              <w:t>비고</w:t>
             </w:r>
           </w:p>
         </w:tc>
@@ -4355,10 +5510,25 @@
             <w:r/>
             <w:r>
               <w:rPr>
-                <w:rFonts w:ascii="맑은 고딕" w:hAnsi="맑은 고딕" w:eastAsia="맑은 고딕"/>
                 <w:sz w:val="20"/>
+                <w:rFonts w:eastAsia="맑은 고딕" w:ascii="맑은 고딕" w:hAnsi="맑은 고딕"/>
               </w:rPr>
-              <w:t>year</w:t>
+              <w:t>JFM</w:t>
+            </w:r>
+          </w:p>
+        </w:tc>
+        <w:tc>
+          <w:tcPr>
+            <w:tcW w:type="dxa" w:w="2268"/>
+          </w:tcPr>
+          <w:p>
+            <w:r/>
+            <w:r>
+              <w:rPr>
+                <w:sz w:val="20"/>
+                <w:rFonts w:eastAsia="맑은 고딕" w:ascii="맑은 고딕" w:hAnsi="맑은 고딕"/>
+              </w:rPr>
+              <w:t>1, 2, 3</w:t>
             </w:r>
           </w:p>
         </w:tc>
@@ -4370,25 +5540,10 @@
             <w:r/>
             <w:r>
               <w:rPr>
-                <w:rFonts w:ascii="맑은 고딕" w:hAnsi="맑은 고딕" w:eastAsia="맑은 고딕"/>
                 <w:sz w:val="20"/>
+                <w:rFonts w:eastAsia="맑은 고딕" w:ascii="맑은 고딕" w:hAnsi="맑은 고딕"/>
               </w:rPr>
-              <w:t>예보 연도 (forecast.year)</w:t>
-            </w:r>
-          </w:p>
-        </w:tc>
-        <w:tc>
-          <w:tcPr>
-            <w:tcW w:type="dxa" w:w="1417"/>
-          </w:tcPr>
-          <w:p>
-            <w:r/>
-            <w:r>
-              <w:rPr>
-                <w:rFonts w:ascii="맑은 고딕" w:hAnsi="맑은 고딕" w:eastAsia="맑은 고딕"/>
-                <w:sz w:val="20"/>
-              </w:rPr>
-              <w:t>—</w:t>
+              <w:t>북반구 겨울 / 남반구 한여름</w:t>
             </w:r>
           </w:p>
         </w:tc>
@@ -4402,465 +5557,8 @@
             <w:r/>
             <w:r>
               <w:rPr>
-                <w:rFonts w:ascii="맑은 고딕" w:hAnsi="맑은 고딕" w:eastAsia="맑은 고딕"/>
                 <w:sz w:val="20"/>
-              </w:rPr>
-              <w:t>mon</w:t>
-            </w:r>
-          </w:p>
-        </w:tc>
-        <w:tc>
-          <w:tcPr>
-            <w:tcW w:type="dxa" w:w="4535"/>
-          </w:tcPr>
-          <w:p>
-            <w:r/>
-            <w:r>
-              <w:rPr>
-                <w:rFonts w:ascii="맑은 고딕" w:hAnsi="맑은 고딕" w:eastAsia="맑은 고딕"/>
-                <w:sz w:val="20"/>
-              </w:rPr>
-              <w:t>월</w:t>
-            </w:r>
-          </w:p>
-        </w:tc>
-        <w:tc>
-          <w:tcPr>
-            <w:tcW w:type="dxa" w:w="1417"/>
-          </w:tcPr>
-          <w:p>
-            <w:r/>
-            <w:r>
-              <w:rPr>
-                <w:rFonts w:ascii="맑은 고딕" w:hAnsi="맑은 고딕" w:eastAsia="맑은 고딕"/>
-                <w:sz w:val="20"/>
-              </w:rPr>
-              <w:t>—</w:t>
-            </w:r>
-          </w:p>
-        </w:tc>
-      </w:tr>
-      <w:tr>
-        <w:tc>
-          <w:tcPr>
-            <w:tcW w:type="dxa" w:w="1134"/>
-          </w:tcPr>
-          <w:p>
-            <w:r/>
-            <w:r>
-              <w:rPr>
-                <w:rFonts w:ascii="맑은 고딕" w:hAnsi="맑은 고딕" w:eastAsia="맑은 고딕"/>
-                <w:sz w:val="20"/>
-              </w:rPr>
-              <w:t>day</w:t>
-            </w:r>
-          </w:p>
-        </w:tc>
-        <w:tc>
-          <w:tcPr>
-            <w:tcW w:type="dxa" w:w="4535"/>
-          </w:tcPr>
-          <w:p>
-            <w:r/>
-            <w:r>
-              <w:rPr>
-                <w:rFonts w:ascii="맑은 고딕" w:hAnsi="맑은 고딕" w:eastAsia="맑은 고딕"/>
-                <w:sz w:val="20"/>
-              </w:rPr>
-              <w:t>일</w:t>
-            </w:r>
-          </w:p>
-        </w:tc>
-        <w:tc>
-          <w:tcPr>
-            <w:tcW w:type="dxa" w:w="1417"/>
-          </w:tcPr>
-          <w:p>
-            <w:r/>
-            <w:r>
-              <w:rPr>
-                <w:rFonts w:ascii="맑은 고딕" w:hAnsi="맑은 고딕" w:eastAsia="맑은 고딕"/>
-                <w:sz w:val="20"/>
-              </w:rPr>
-              <w:t>—</w:t>
-            </w:r>
-          </w:p>
-        </w:tc>
-      </w:tr>
-      <w:tr>
-        <w:tc>
-          <w:tcPr>
-            <w:tcW w:type="dxa" w:w="1134"/>
-          </w:tcPr>
-          <w:p>
-            <w:r/>
-            <w:r>
-              <w:rPr>
-                <w:rFonts w:ascii="맑은 고딕" w:hAnsi="맑은 고딕" w:eastAsia="맑은 고딕"/>
-                <w:sz w:val="20"/>
-              </w:rPr>
-              <w:t>prcp</w:t>
-            </w:r>
-          </w:p>
-        </w:tc>
-        <w:tc>
-          <w:tcPr>
-            <w:tcW w:type="dxa" w:w="4535"/>
-          </w:tcPr>
-          <w:p>
-            <w:r/>
-            <w:r>
-              <w:rPr>
-                <w:rFonts w:ascii="맑은 고딕" w:hAnsi="맑은 고딕" w:eastAsia="맑은 고딕"/>
-                <w:sz w:val="20"/>
-              </w:rPr>
-              <w:t>일강수량</w:t>
-            </w:r>
-          </w:p>
-        </w:tc>
-        <w:tc>
-          <w:tcPr>
-            <w:tcW w:type="dxa" w:w="1417"/>
-          </w:tcPr>
-          <w:p>
-            <w:r/>
-            <w:r>
-              <w:rPr>
-                <w:rFonts w:ascii="맑은 고딕" w:hAnsi="맑은 고딕" w:eastAsia="맑은 고딕"/>
-                <w:sz w:val="20"/>
-              </w:rPr>
-              <w:t>mm</w:t>
-            </w:r>
-          </w:p>
-        </w:tc>
-      </w:tr>
-      <w:tr>
-        <w:tc>
-          <w:tcPr>
-            <w:tcW w:type="dxa" w:w="1134"/>
-          </w:tcPr>
-          <w:p>
-            <w:r/>
-            <w:r>
-              <w:rPr>
-                <w:rFonts w:ascii="맑은 고딕" w:hAnsi="맑은 고딕" w:eastAsia="맑은 고딕"/>
-                <w:sz w:val="20"/>
-              </w:rPr>
-              <w:t>tmax</w:t>
-            </w:r>
-          </w:p>
-        </w:tc>
-        <w:tc>
-          <w:tcPr>
-            <w:tcW w:type="dxa" w:w="4535"/>
-          </w:tcPr>
-          <w:p>
-            <w:r/>
-            <w:r>
-              <w:rPr>
-                <w:rFonts w:ascii="맑은 고딕" w:hAnsi="맑은 고딕" w:eastAsia="맑은 고딕"/>
-                <w:sz w:val="20"/>
-              </w:rPr>
-              <w:t>일최고기온</w:t>
-            </w:r>
-          </w:p>
-        </w:tc>
-        <w:tc>
-          <w:tcPr>
-            <w:tcW w:type="dxa" w:w="1417"/>
-          </w:tcPr>
-          <w:p>
-            <w:r/>
-            <w:r>
-              <w:rPr>
-                <w:rFonts w:ascii="맑은 고딕" w:hAnsi="맑은 고딕" w:eastAsia="맑은 고딕"/>
-                <w:sz w:val="20"/>
-              </w:rPr>
-              <w:t>°C</w:t>
-            </w:r>
-          </w:p>
-        </w:tc>
-      </w:tr>
-      <w:tr>
-        <w:tc>
-          <w:tcPr>
-            <w:tcW w:type="dxa" w:w="1134"/>
-          </w:tcPr>
-          <w:p>
-            <w:r/>
-            <w:r>
-              <w:rPr>
-                <w:rFonts w:ascii="맑은 고딕" w:hAnsi="맑은 고딕" w:eastAsia="맑은 고딕"/>
-                <w:sz w:val="20"/>
-              </w:rPr>
-              <w:t>tmin</w:t>
-            </w:r>
-          </w:p>
-        </w:tc>
-        <w:tc>
-          <w:tcPr>
-            <w:tcW w:type="dxa" w:w="4535"/>
-          </w:tcPr>
-          <w:p>
-            <w:r/>
-            <w:r>
-              <w:rPr>
-                <w:rFonts w:ascii="맑은 고딕" w:hAnsi="맑은 고딕" w:eastAsia="맑은 고딕"/>
-                <w:sz w:val="20"/>
-              </w:rPr>
-              <w:t>일최저기온</w:t>
-            </w:r>
-          </w:p>
-        </w:tc>
-        <w:tc>
-          <w:tcPr>
-            <w:tcW w:type="dxa" w:w="1417"/>
-          </w:tcPr>
-          <w:p>
-            <w:r/>
-            <w:r>
-              <w:rPr>
-                <w:rFonts w:ascii="맑은 고딕" w:hAnsi="맑은 고딕" w:eastAsia="맑은 고딕"/>
-                <w:sz w:val="20"/>
-              </w:rPr>
-              <w:t>°C</w:t>
-            </w:r>
-          </w:p>
-        </w:tc>
-      </w:tr>
-    </w:tbl>
-    <w:p>
-      <w:r>
-        <w:rPr>
-          <w:rFonts w:ascii="맑은 고딕" w:hAnsi="맑은 고딕" w:eastAsia="맑은 고딕"/>
-          <w:b w:val="0"/>
-          <w:sz w:val="22"/>
-        </w:rPr>
-        <w:t>행 수 = 시즌 일수 (JFM = 31+29 또는 28+31). 각 멤버는 동일 확률 분포로부터 독립 샘플된 한 가지 가능 미래.</w:t>
-      </w:r>
-    </w:p>
-    <w:p>
-      <w:pPr>
-        <w:pStyle w:val="Heading2"/>
-      </w:pPr>
-      <w:r>
-        <w:rPr>
-          <w:rFonts w:ascii="맑은 고딕" w:hAnsi="맑은 고딕" w:eastAsia="맑은 고딕"/>
-        </w:rPr>
-        <w:t>7.2 SWAT-Plus 호환</w:t>
-      </w:r>
-    </w:p>
-    <w:p>
-      <w:r>
-        <w:rPr>
-          <w:rFonts w:ascii="맑은 고딕" w:hAnsi="맑은 고딕" w:eastAsia="맑은 고딕"/>
-          <w:b w:val="0"/>
-          <w:sz w:val="22"/>
-        </w:rPr>
-        <w:t>출력 CSV 는 swat_py 의 _load_station_data() 가 직접 읽을 수 있는 포맷입니다. wspd, rhum, rsds 등 추가 변수가 없으므로 SWAT-Plus 기상발생기가 -99 → 합성 보완.</w:t>
-      </w:r>
-    </w:p>
-    <w:p>
-      <w:pPr>
-        <w:pStyle w:val="Heading2"/>
-      </w:pPr>
-      <w:r>
-        <w:rPr>
-          <w:rFonts w:ascii="맑은 고딕" w:hAnsi="맑은 고딕" w:eastAsia="맑은 고딕"/>
-        </w:rPr>
-        <w:t>7.3 후처리 — 통계 요약</w:t>
-      </w:r>
-    </w:p>
-    <w:p>
-      <w:r>
-        <w:rPr>
-          <w:rFonts w:ascii="맑은 고딕" w:hAnsi="맑은 고딕" w:eastAsia="맑은 고딕"/>
-          <w:b w:val="0"/>
-          <w:sz w:val="22"/>
-        </w:rPr>
-        <w:t>1000 멤버 → 변수별 분위수 산출:</w:t>
-      </w:r>
-    </w:p>
-    <w:p>
-      <w:pPr>
-        <w:spacing w:before="80" w:after="80"/>
-        <w:ind w:left="283"/>
-        <w:shd w:val="clear" w:color="auto" w:fill="F2F2F2"/>
-      </w:pPr>
-      <w:r>
-        <w:rPr>
-          <w:rFonts w:ascii="Consolas" w:hAnsi="Consolas"/>
-          <w:sz w:val="20"/>
-        </w:rPr>
-        <w:t>import pandas as pd, numpy as np</w:t>
-        <w:br/>
-        <w:t>from pathlib import Path</w:t>
-        <w:br/>
-        <w:br/>
-        <w:t>base = Path("1_acidwg/operational/2024/JFM")</w:t>
-        <w:br/>
-        <w:t>prcp_all = []</w:t>
-        <w:br/>
-        <w:t>for m in sorted(base.glob("member_*")):</w:t>
-        <w:br/>
-        <w:t xml:space="preserve">    df = pd.read_csv(m / "STN001.csv")</w:t>
-        <w:br/>
-        <w:t xml:space="preserve">    prcp_all.append(df["prcp"].values)</w:t>
-        <w:br/>
-        <w:br/>
-        <w:t>arr = np.stack(prcp_all)        # shape: (1000, n_days)</w:t>
-        <w:br/>
-        <w:t>print(f"중앙값: {np.median(arr, axis=0)}")</w:t>
-        <w:br/>
-        <w:t>print(f"5–95% 구간: {np.percentile(arr, 5)} ~ {np.percentile(arr, 95)}")</w:t>
-      </w:r>
-    </w:p>
-    <w:p>
-      <w:r>
-        <w:br w:type="page"/>
-      </w:r>
-    </w:p>
-    <w:p>
-      <w:pPr>
-        <w:pStyle w:val="Heading1"/>
-      </w:pPr>
-      <w:r>
-        <w:rPr>
-          <w:rFonts w:ascii="맑은 고딕" w:hAnsi="맑은 고딕" w:eastAsia="맑은 고딕"/>
-          <w:color w:val="1F4E79"/>
-        </w:rPr>
-        <w:t>8. 12개 계절 코드</w:t>
-      </w:r>
-    </w:p>
-    <w:p>
-      <w:r>
-        <w:rPr>
-          <w:rFonts w:ascii="맑은 고딕" w:hAnsi="맑은 고딕" w:eastAsia="맑은 고딕"/>
-          <w:b w:val="0"/>
-          <w:sz w:val="22"/>
-        </w:rPr>
-        <w:t>APCC 계절예측은 3개월 이동 계절을 사용합니다.</w:t>
-      </w:r>
-    </w:p>
-    <w:tbl>
-      <w:tblPr>
-        <w:tblStyle w:val="LightGrid-Accent1"/>
-        <w:tblW w:type="auto" w:w="0"/>
-        <w:tblLook w:firstColumn="1" w:firstRow="1" w:lastColumn="0" w:lastRow="0" w:noHBand="0" w:noVBand="1" w:val="04A0"/>
-      </w:tblPr>
-      <w:tblGrid>
-        <w:gridCol w:w="2880"/>
-        <w:gridCol w:w="2880"/>
-        <w:gridCol w:w="2880"/>
-      </w:tblGrid>
-      <w:tr>
-        <w:tc>
-          <w:tcPr>
-            <w:tcW w:type="dxa" w:w="1134"/>
-          </w:tcPr>
-          <w:p>
-            <w:r/>
-            <w:r>
-              <w:rPr>
-                <w:rFonts w:ascii="맑은 고딕" w:hAnsi="맑은 고딕" w:eastAsia="맑은 고딕"/>
-                <w:b/>
-                <w:sz w:val="20"/>
-              </w:rPr>
-              <w:t>코드</w:t>
-            </w:r>
-          </w:p>
-        </w:tc>
-        <w:tc>
-          <w:tcPr>
-            <w:tcW w:type="dxa" w:w="2268"/>
-          </w:tcPr>
-          <w:p>
-            <w:r/>
-            <w:r>
-              <w:rPr>
-                <w:rFonts w:ascii="맑은 고딕" w:hAnsi="맑은 고딕" w:eastAsia="맑은 고딕"/>
-                <w:b/>
-                <w:sz w:val="20"/>
-              </w:rPr>
-              <w:t>월</w:t>
-            </w:r>
-          </w:p>
-        </w:tc>
-        <w:tc>
-          <w:tcPr>
-            <w:tcW w:type="dxa" w:w="4535"/>
-          </w:tcPr>
-          <w:p>
-            <w:r/>
-            <w:r>
-              <w:rPr>
-                <w:rFonts w:ascii="맑은 고딕" w:hAnsi="맑은 고딕" w:eastAsia="맑은 고딕"/>
-                <w:b/>
-                <w:sz w:val="20"/>
-              </w:rPr>
-              <w:t>주로 사용되는 지역·용도</w:t>
-            </w:r>
-          </w:p>
-        </w:tc>
-      </w:tr>
-      <w:tr>
-        <w:tc>
-          <w:tcPr>
-            <w:tcW w:type="dxa" w:w="1134"/>
-          </w:tcPr>
-          <w:p>
-            <w:r/>
-            <w:r>
-              <w:rPr>
-                <w:rFonts w:ascii="맑은 고딕" w:hAnsi="맑은 고딕" w:eastAsia="맑은 고딕"/>
-                <w:sz w:val="20"/>
-              </w:rPr>
-              <w:t>JFM</w:t>
-            </w:r>
-          </w:p>
-        </w:tc>
-        <w:tc>
-          <w:tcPr>
-            <w:tcW w:type="dxa" w:w="2268"/>
-          </w:tcPr>
-          <w:p>
-            <w:r/>
-            <w:r>
-              <w:rPr>
-                <w:rFonts w:ascii="맑은 고딕" w:hAnsi="맑은 고딕" w:eastAsia="맑은 고딕"/>
-                <w:sz w:val="20"/>
-              </w:rPr>
-              <w:t>1, 2, 3</w:t>
-            </w:r>
-          </w:p>
-        </w:tc>
-        <w:tc>
-          <w:tcPr>
-            <w:tcW w:type="dxa" w:w="4535"/>
-          </w:tcPr>
-          <w:p>
-            <w:r/>
-            <w:r>
-              <w:rPr>
-                <w:rFonts w:ascii="맑은 고딕" w:hAnsi="맑은 고딕" w:eastAsia="맑은 고딕"/>
-                <w:sz w:val="20"/>
-              </w:rPr>
-              <w:t>북반구 겨울</w:t>
-            </w:r>
-          </w:p>
-        </w:tc>
-      </w:tr>
-      <w:tr>
-        <w:tc>
-          <w:tcPr>
-            <w:tcW w:type="dxa" w:w="1134"/>
-          </w:tcPr>
-          <w:p>
-            <w:r/>
-            <w:r>
-              <w:rPr>
-                <w:rFonts w:ascii="맑은 고딕" w:hAnsi="맑은 고딕" w:eastAsia="맑은 고딕"/>
-                <w:sz w:val="20"/>
+                <w:rFonts w:eastAsia="맑은 고딕" w:ascii="맑은 고딕" w:hAnsi="맑은 고딕"/>
               </w:rPr>
               <w:t>FMA</w:t>
             </w:r>
@@ -4874,8 +5572,8 @@
             <w:r/>
             <w:r>
               <w:rPr>
-                <w:rFonts w:ascii="맑은 고딕" w:hAnsi="맑은 고딕" w:eastAsia="맑은 고딕"/>
                 <w:sz w:val="20"/>
+                <w:rFonts w:eastAsia="맑은 고딕" w:ascii="맑은 고딕" w:hAnsi="맑은 고딕"/>
               </w:rPr>
               <w:t>2, 3, 4</w:t>
             </w:r>
@@ -4889,8 +5587,8 @@
             <w:r/>
             <w:r>
               <w:rPr>
-                <w:rFonts w:ascii="맑은 고딕" w:hAnsi="맑은 고딕" w:eastAsia="맑은 고딕"/>
                 <w:sz w:val="20"/>
+                <w:rFonts w:eastAsia="맑은 고딕" w:ascii="맑은 고딕" w:hAnsi="맑은 고딕"/>
               </w:rPr>
               <w:t>북반구 늦겨울</w:t>
             </w:r>
@@ -4906,8 +5604,8 @@
             <w:r/>
             <w:r>
               <w:rPr>
-                <w:rFonts w:ascii="맑은 고딕" w:hAnsi="맑은 고딕" w:eastAsia="맑은 고딕"/>
                 <w:sz w:val="20"/>
+                <w:rFonts w:eastAsia="맑은 고딕" w:ascii="맑은 고딕" w:hAnsi="맑은 고딕"/>
               </w:rPr>
               <w:t>MAM</w:t>
             </w:r>
@@ -4921,8 +5619,8 @@
             <w:r/>
             <w:r>
               <w:rPr>
-                <w:rFonts w:ascii="맑은 고딕" w:hAnsi="맑은 고딕" w:eastAsia="맑은 고딕"/>
                 <w:sz w:val="20"/>
+                <w:rFonts w:eastAsia="맑은 고딕" w:ascii="맑은 고딕" w:hAnsi="맑은 고딕"/>
               </w:rPr>
               <w:t>3, 4, 5</w:t>
             </w:r>
@@ -4936,8 +5634,8 @@
             <w:r/>
             <w:r>
               <w:rPr>
-                <w:rFonts w:ascii="맑은 고딕" w:hAnsi="맑은 고딕" w:eastAsia="맑은 고딕"/>
                 <w:sz w:val="20"/>
+                <w:rFonts w:eastAsia="맑은 고딕" w:ascii="맑은 고딕" w:hAnsi="맑은 고딕"/>
               </w:rPr>
               <w:t>북반구 봄</w:t>
             </w:r>
@@ -4953,8 +5651,8 @@
             <w:r/>
             <w:r>
               <w:rPr>
-                <w:rFonts w:ascii="맑은 고딕" w:hAnsi="맑은 고딕" w:eastAsia="맑은 고딕"/>
                 <w:sz w:val="20"/>
+                <w:rFonts w:eastAsia="맑은 고딕" w:ascii="맑은 고딕" w:hAnsi="맑은 고딕"/>
               </w:rPr>
               <w:t>AMJ</w:t>
             </w:r>
@@ -4968,8 +5666,8 @@
             <w:r/>
             <w:r>
               <w:rPr>
-                <w:rFonts w:ascii="맑은 고딕" w:hAnsi="맑은 고딕" w:eastAsia="맑은 고딕"/>
                 <w:sz w:val="20"/>
+                <w:rFonts w:eastAsia="맑은 고딕" w:ascii="맑은 고딕" w:hAnsi="맑은 고딕"/>
               </w:rPr>
               <w:t>4, 5, 6</w:t>
             </w:r>
@@ -4983,8 +5681,8 @@
             <w:r/>
             <w:r>
               <w:rPr>
-                <w:rFonts w:ascii="맑은 고딕" w:hAnsi="맑은 고딕" w:eastAsia="맑은 고딕"/>
                 <w:sz w:val="20"/>
+                <w:rFonts w:eastAsia="맑은 고딕" w:ascii="맑은 고딕" w:hAnsi="맑은 고딕"/>
               </w:rPr>
               <w:t>북반구 초여름</w:t>
             </w:r>
@@ -5000,8 +5698,8 @@
             <w:r/>
             <w:r>
               <w:rPr>
-                <w:rFonts w:ascii="맑은 고딕" w:hAnsi="맑은 고딕" w:eastAsia="맑은 고딕"/>
                 <w:sz w:val="20"/>
+                <w:rFonts w:eastAsia="맑은 고딕" w:ascii="맑은 고딕" w:hAnsi="맑은 고딕"/>
               </w:rPr>
               <w:t>MJJ</w:t>
             </w:r>
@@ -5015,8 +5713,8 @@
             <w:r/>
             <w:r>
               <w:rPr>
-                <w:rFonts w:ascii="맑은 고딕" w:hAnsi="맑은 고딕" w:eastAsia="맑은 고딕"/>
                 <w:sz w:val="20"/>
+                <w:rFonts w:eastAsia="맑은 고딕" w:ascii="맑은 고딕" w:hAnsi="맑은 고딕"/>
               </w:rPr>
               <w:t>5, 6, 7</w:t>
             </w:r>
@@ -5030,8 +5728,8 @@
             <w:r/>
             <w:r>
               <w:rPr>
-                <w:rFonts w:ascii="맑은 고딕" w:hAnsi="맑은 고딕" w:eastAsia="맑은 고딕"/>
                 <w:sz w:val="20"/>
+                <w:rFonts w:eastAsia="맑은 고딕" w:ascii="맑은 고딕" w:hAnsi="맑은 고딕"/>
               </w:rPr>
               <w:t>북반구 여름 시작</w:t>
             </w:r>
@@ -5047,8 +5745,8 @@
             <w:r/>
             <w:r>
               <w:rPr>
-                <w:rFonts w:ascii="맑은 고딕" w:hAnsi="맑은 고딕" w:eastAsia="맑은 고딕"/>
                 <w:sz w:val="20"/>
+                <w:rFonts w:eastAsia="맑은 고딕" w:ascii="맑은 고딕" w:hAnsi="맑은 고딕"/>
               </w:rPr>
               <w:t>JJA</w:t>
             </w:r>
@@ -5062,8 +5760,8 @@
             <w:r/>
             <w:r>
               <w:rPr>
-                <w:rFonts w:ascii="맑은 고딕" w:hAnsi="맑은 고딕" w:eastAsia="맑은 고딕"/>
                 <w:sz w:val="20"/>
+                <w:rFonts w:eastAsia="맑은 고딕" w:ascii="맑은 고딕" w:hAnsi="맑은 고딕"/>
               </w:rPr>
               <w:t>6, 7, 8</w:t>
             </w:r>
@@ -5077,8 +5775,8 @@
             <w:r/>
             <w:r>
               <w:rPr>
-                <w:rFonts w:ascii="맑은 고딕" w:hAnsi="맑은 고딕" w:eastAsia="맑은 고딕"/>
                 <w:sz w:val="20"/>
+                <w:rFonts w:eastAsia="맑은 고딕" w:ascii="맑은 고딕" w:hAnsi="맑은 고딕"/>
               </w:rPr>
               <w:t>북반구 한여름 / 동남아 우기</w:t>
             </w:r>
@@ -5094,8 +5792,8 @@
             <w:r/>
             <w:r>
               <w:rPr>
-                <w:rFonts w:ascii="맑은 고딕" w:hAnsi="맑은 고딕" w:eastAsia="맑은 고딕"/>
                 <w:sz w:val="20"/>
+                <w:rFonts w:eastAsia="맑은 고딕" w:ascii="맑은 고딕" w:hAnsi="맑은 고딕"/>
               </w:rPr>
               <w:t>JAS</w:t>
             </w:r>
@@ -5109,8 +5807,8 @@
             <w:r/>
             <w:r>
               <w:rPr>
-                <w:rFonts w:ascii="맑은 고딕" w:hAnsi="맑은 고딕" w:eastAsia="맑은 고딕"/>
                 <w:sz w:val="20"/>
+                <w:rFonts w:eastAsia="맑은 고딕" w:ascii="맑은 고딕" w:hAnsi="맑은 고딕"/>
               </w:rPr>
               <w:t>7, 8, 9</w:t>
             </w:r>
@@ -5124,8 +5822,8 @@
             <w:r/>
             <w:r>
               <w:rPr>
-                <w:rFonts w:ascii="맑은 고딕" w:hAnsi="맑은 고딕" w:eastAsia="맑은 고딕"/>
                 <w:sz w:val="20"/>
+                <w:rFonts w:eastAsia="맑은 고딕" w:ascii="맑은 고딕" w:hAnsi="맑은 고딕"/>
               </w:rPr>
               <w:t>북반구 늦여름</w:t>
             </w:r>
@@ -5141,8 +5839,8 @@
             <w:r/>
             <w:r>
               <w:rPr>
-                <w:rFonts w:ascii="맑은 고딕" w:hAnsi="맑은 고딕" w:eastAsia="맑은 고딕"/>
                 <w:sz w:val="20"/>
+                <w:rFonts w:eastAsia="맑은 고딕" w:ascii="맑은 고딕" w:hAnsi="맑은 고딕"/>
               </w:rPr>
               <w:t>ASO</w:t>
             </w:r>
@@ -5156,8 +5854,8 @@
             <w:r/>
             <w:r>
               <w:rPr>
-                <w:rFonts w:ascii="맑은 고딕" w:hAnsi="맑은 고딕" w:eastAsia="맑은 고딕"/>
                 <w:sz w:val="20"/>
+                <w:rFonts w:eastAsia="맑은 고딕" w:ascii="맑은 고딕" w:hAnsi="맑은 고딕"/>
               </w:rPr>
               <w:t>8, 9, 10</w:t>
             </w:r>
@@ -5171,8 +5869,8 @@
             <w:r/>
             <w:r>
               <w:rPr>
-                <w:rFonts w:ascii="맑은 고딕" w:hAnsi="맑은 고딕" w:eastAsia="맑은 고딕"/>
                 <w:sz w:val="20"/>
+                <w:rFonts w:eastAsia="맑은 고딕" w:ascii="맑은 고딕" w:hAnsi="맑은 고딕"/>
               </w:rPr>
               <w:t>북반구 초가을</w:t>
             </w:r>
@@ -5188,8 +5886,8 @@
             <w:r/>
             <w:r>
               <w:rPr>
-                <w:rFonts w:ascii="맑은 고딕" w:hAnsi="맑은 고딕" w:eastAsia="맑은 고딕"/>
                 <w:sz w:val="20"/>
+                <w:rFonts w:eastAsia="맑은 고딕" w:ascii="맑은 고딕" w:hAnsi="맑은 고딕"/>
               </w:rPr>
               <w:t>SON</w:t>
             </w:r>
@@ -5203,8 +5901,8 @@
             <w:r/>
             <w:r>
               <w:rPr>
-                <w:rFonts w:ascii="맑은 고딕" w:hAnsi="맑은 고딕" w:eastAsia="맑은 고딕"/>
                 <w:sz w:val="20"/>
+                <w:rFonts w:eastAsia="맑은 고딕" w:ascii="맑은 고딕" w:hAnsi="맑은 고딕"/>
               </w:rPr>
               <w:t>9, 10, 11</w:t>
             </w:r>
@@ -5218,8 +5916,8 @@
             <w:r/>
             <w:r>
               <w:rPr>
-                <w:rFonts w:ascii="맑은 고딕" w:hAnsi="맑은 고딕" w:eastAsia="맑은 고딕"/>
                 <w:sz w:val="20"/>
+                <w:rFonts w:eastAsia="맑은 고딕" w:ascii="맑은 고딕" w:hAnsi="맑은 고딕"/>
               </w:rPr>
               <w:t>북반구 가을</w:t>
             </w:r>
@@ -5235,8 +5933,8 @@
             <w:r/>
             <w:r>
               <w:rPr>
-                <w:rFonts w:ascii="맑은 고딕" w:hAnsi="맑은 고딕" w:eastAsia="맑은 고딕"/>
                 <w:sz w:val="20"/>
+                <w:rFonts w:eastAsia="맑은 고딕" w:ascii="맑은 고딕" w:hAnsi="맑은 고딕"/>
               </w:rPr>
               <w:t>OND</w:t>
             </w:r>
@@ -5250,8 +5948,8 @@
             <w:r/>
             <w:r>
               <w:rPr>
-                <w:rFonts w:ascii="맑은 고딕" w:hAnsi="맑은 고딕" w:eastAsia="맑은 고딕"/>
                 <w:sz w:val="20"/>
+                <w:rFonts w:eastAsia="맑은 고딕" w:ascii="맑은 고딕" w:hAnsi="맑은 고딕"/>
               </w:rPr>
               <w:t>10,11,12</w:t>
             </w:r>
@@ -5265,8 +5963,8 @@
             <w:r/>
             <w:r>
               <w:rPr>
-                <w:rFonts w:ascii="맑은 고딕" w:hAnsi="맑은 고딕" w:eastAsia="맑은 고딕"/>
                 <w:sz w:val="20"/>
+                <w:rFonts w:eastAsia="맑은 고딕" w:ascii="맑은 고딕" w:hAnsi="맑은 고딕"/>
               </w:rPr>
               <w:t>북반구 늦가을</w:t>
             </w:r>
@@ -5282,8 +5980,8 @@
             <w:r/>
             <w:r>
               <w:rPr>
-                <w:rFonts w:ascii="맑은 고딕" w:hAnsi="맑은 고딕" w:eastAsia="맑은 고딕"/>
                 <w:sz w:val="20"/>
+                <w:rFonts w:eastAsia="맑은 고딕" w:ascii="맑은 고딕" w:hAnsi="맑은 고딕"/>
               </w:rPr>
               <w:t>NDJ</w:t>
             </w:r>
@@ -5297,8 +5995,8 @@
             <w:r/>
             <w:r>
               <w:rPr>
-                <w:rFonts w:ascii="맑은 고딕" w:hAnsi="맑은 고딕" w:eastAsia="맑은 고딕"/>
                 <w:sz w:val="20"/>
+                <w:rFonts w:eastAsia="맑은 고딕" w:ascii="맑은 고딕" w:hAnsi="맑은 고딕"/>
               </w:rPr>
               <w:t>11,12,1</w:t>
             </w:r>
@@ -5312,10 +6010,10 @@
             <w:r/>
             <w:r>
               <w:rPr>
-                <w:rFonts w:ascii="맑은 고딕" w:hAnsi="맑은 고딕" w:eastAsia="맑은 고딕"/>
                 <w:sz w:val="20"/>
+                <w:rFonts w:eastAsia="맑은 고딕" w:ascii="맑은 고딕" w:hAnsi="맑은 고딕"/>
               </w:rPr>
-              <w:t>북반구 초겨울 (연도 경계)</w:t>
+              <w:t>★ 연도 경계 — year 는 11월의 연도</w:t>
             </w:r>
           </w:p>
         </w:tc>
@@ -5329,8 +6027,8 @@
             <w:r/>
             <w:r>
               <w:rPr>
-                <w:rFonts w:ascii="맑은 고딕" w:hAnsi="맑은 고딕" w:eastAsia="맑은 고딕"/>
                 <w:sz w:val="20"/>
+                <w:rFonts w:eastAsia="맑은 고딕" w:ascii="맑은 고딕" w:hAnsi="맑은 고딕"/>
               </w:rPr>
               <w:t>DJF</w:t>
             </w:r>
@@ -5344,8 +6042,8 @@
             <w:r/>
             <w:r>
               <w:rPr>
-                <w:rFonts w:ascii="맑은 고딕" w:hAnsi="맑은 고딕" w:eastAsia="맑은 고딕"/>
                 <w:sz w:val="20"/>
+                <w:rFonts w:eastAsia="맑은 고딕" w:ascii="맑은 고딕" w:hAnsi="맑은 고딕"/>
               </w:rPr>
               <w:t>12, 1, 2</w:t>
             </w:r>
@@ -5359,10 +6057,10 @@
             <w:r/>
             <w:r>
               <w:rPr>
-                <w:rFonts w:ascii="맑은 고딕" w:hAnsi="맑은 고딕" w:eastAsia="맑은 고딕"/>
                 <w:sz w:val="20"/>
+                <w:rFonts w:eastAsia="맑은 고딕" w:ascii="맑은 고딕" w:hAnsi="맑은 고딕"/>
               </w:rPr>
-              <w:t>북반구 한겨울 (연도 경계)</w:t>
+              <w:t>★ 연도 경계 — year 는 12월의 연도</w:t>
             </w:r>
           </w:p>
         </w:tc>
@@ -5370,12 +6068,285 @@
     </w:tbl>
     <w:p>
       <w:r>
+        <w:br w:type="page"/>
+      </w:r>
+    </w:p>
+    <w:p>
+      <w:pPr>
+        <w:pStyle w:val="Heading1"/>
+      </w:pPr>
+      <w:r>
         <w:rPr>
-          <w:rFonts w:ascii="맑은 고딕" w:hAnsi="맑은 고딕" w:eastAsia="맑은 고딕"/>
+          <w:rFonts w:eastAsia="맑은 고딕" w:ascii="맑은 고딕" w:hAnsi="맑은 고딕"/>
+          <w:color w:val="1F4E79"/>
+        </w:rPr>
+        <w:t>11. 트러블슈팅</w:t>
+      </w:r>
+    </w:p>
+    <w:p>
+      <w:pPr>
+        <w:pStyle w:val="Heading2"/>
+      </w:pPr>
+      <w:r>
+        <w:rPr>
+          <w:rFonts w:eastAsia="맑은 고딕" w:ascii="맑은 고딕" w:hAnsi="맑은 고딕"/>
+        </w:rPr>
+        <w:t>11.1 "acidwg-run: command not found"</w:t>
+      </w:r>
+    </w:p>
+    <w:p>
+      <w:r>
+        <w:rPr>
           <w:b w:val="0"/>
           <w:sz w:val="22"/>
+          <w:rFonts w:eastAsia="맑은 고딕" w:ascii="맑은 고딕" w:hAnsi="맑은 고딕"/>
         </w:rPr>
-        <w:t>남반구 (예: Cook Islands) 는 동일 코드를 시간 축 그대로 사용 — JFM 은 남반구 한여름이 됩니다.</w:t>
+        <w:t>Python Scripts 폴더가 PATH 에 없습니다. 2.3 절 참고.</w:t>
+      </w:r>
+    </w:p>
+    <w:p>
+      <w:pPr>
+        <w:pStyle w:val="Heading2"/>
+      </w:pPr>
+      <w:r>
+        <w:rPr>
+          <w:rFonts w:eastAsia="맑은 고딕" w:ascii="맑은 고딕" w:hAnsi="맑은 고딕"/>
+        </w:rPr>
+        <w:t>11.2 "설정 파일을 찾을 수 없음"</w:t>
+      </w:r>
+    </w:p>
+    <w:p>
+      <w:r>
+        <w:rPr>
+          <w:b w:val="0"/>
+          <w:sz w:val="22"/>
+          <w:rFonts w:eastAsia="맑은 고딕" w:ascii="맑은 고딕" w:hAnsi="맑은 고딕"/>
+        </w:rPr>
+        <w:t>acidwg_py.yaml 위치 알리는 방법 (우선순위):</w:t>
+      </w:r>
+    </w:p>
+    <w:p>
+      <w:pPr>
+        <w:pStyle w:val="ListBullet"/>
+      </w:pPr>
+      <w:r>
+        <w:rPr>
+          <w:sz w:val="22"/>
+          <w:rFonts w:eastAsia="맑은 고딕" w:ascii="맑은 고딕" w:hAnsi="맑은 고딕"/>
+        </w:rPr>
+        <w:t>환경변수 ACIDWG_PY_CONFIG=경로</w:t>
+      </w:r>
+    </w:p>
+    <w:p>
+      <w:pPr>
+        <w:pStyle w:val="ListBullet"/>
+      </w:pPr>
+      <w:r>
+        <w:rPr>
+          <w:sz w:val="22"/>
+          <w:rFonts w:eastAsia="맑은 고딕" w:ascii="맑은 고딕" w:hAnsi="맑은 고딕"/>
+        </w:rPr>
+        <w:t>현재 디렉토리 또는 그 상위에 acidwg_py.yaml 배치</w:t>
+      </w:r>
+    </w:p>
+    <w:p>
+      <w:pPr>
+        <w:pStyle w:val="ListBullet"/>
+      </w:pPr>
+      <w:r>
+        <w:rPr>
+          <w:sz w:val="22"/>
+          <w:rFonts w:eastAsia="맑은 고딕" w:ascii="맑은 고딕" w:hAnsi="맑은 고딕"/>
+        </w:rPr>
+        <w:t>$PICASO_ROOT/1_acidwg/config/acidwg_py.yaml (권장 위치)</w:t>
+      </w:r>
+    </w:p>
+    <w:p>
+      <w:pPr>
+        <w:pStyle w:val="ListBullet"/>
+      </w:pPr>
+      <w:r>
+        <w:rPr>
+          <w:sz w:val="22"/>
+          <w:rFonts w:eastAsia="맑은 고딕" w:ascii="맑은 고딕" w:hAnsi="맑은 고딕"/>
+        </w:rPr>
+        <w:t>명령행 인자 acidwg-run /path/to/my.yaml</w:t>
+      </w:r>
+    </w:p>
+    <w:p>
+      <w:pPr>
+        <w:pStyle w:val="Heading2"/>
+      </w:pPr>
+      <w:r>
+        <w:rPr>
+          <w:rFonts w:eastAsia="맑은 고딕" w:ascii="맑은 고딕" w:hAnsi="맑은 고딕"/>
+        </w:rPr>
+        <w:t>11.3 "yaml 의 'forecast:' 키는 'operational:' 으로 변경되었습니다"</w:t>
+      </w:r>
+    </w:p>
+    <w:p>
+      <w:r>
+        <w:rPr>
+          <w:b w:val="0"/>
+          <w:sz w:val="22"/>
+          <w:rFonts w:eastAsia="맑은 고딕" w:ascii="맑은 고딕" w:hAnsi="맑은 고딕"/>
+        </w:rPr>
+        <w:t>옛 yaml 사용 시 발생. 다음과 같이 수정:</w:t>
+      </w:r>
+    </w:p>
+    <w:p>
+      <w:pPr>
+        <w:spacing w:before="80" w:after="80"/>
+        <w:ind w:left="283"/>
+        <w:shd w:val="clear" w:color="auto" w:fill="F2F2F2"/>
+      </w:pPr>
+      <w:r>
+        <w:rPr>
+          <w:rFonts w:ascii="Consolas" w:hAnsi="Consolas"/>
+          <w:sz w:val="20"/>
+        </w:rPr>
+        <w:t># 변경 전</w:t>
+        <w:br/>
+        <w:t>forecast:</w:t>
+        <w:br/>
+        <w:t xml:space="preserve">  year: 2024</w:t>
+        <w:br/>
+        <w:t xml:space="preserve">  season: JFM</w:t>
+        <w:br/>
+        <w:br/>
+        <w:t># 변경 후</w:t>
+        <w:br/>
+        <w:t>operational:</w:t>
+        <w:br/>
+        <w:t xml:space="preserve">  year:   2024</w:t>
+        <w:br/>
+        <w:t xml:space="preserve">  season: "JFM"</w:t>
+      </w:r>
+    </w:p>
+    <w:p>
+      <w:pPr>
+        <w:pStyle w:val="Heading2"/>
+      </w:pPr>
+      <w:r>
+        <w:rPr>
+          <w:rFonts w:eastAsia="맑은 고딕" w:ascii="맑은 고딕" w:hAnsi="맑은 고딕"/>
+        </w:rPr>
+        <w:t>11.4 "util_py 표준 daily 포맷 미준수: 'date' 컬럼 없음"</w:t>
+      </w:r>
+    </w:p>
+    <w:p>
+      <w:r>
+        <w:rPr>
+          <w:b w:val="0"/>
+          <w:sz w:val="22"/>
+          <w:rFonts w:eastAsia="맑은 고딕" w:ascii="맑은 고딕" w:hAnsi="맑은 고딕"/>
+        </w:rPr>
+        <w:t>관측 자료가 옛 R 포맷 (Year/Mon/Day/prec/tmax/tmin) 으로 작성됨. util-weather-standardize 로 표준 포맷으로 변환하세요. 4.2 절 참고.</w:t>
+      </w:r>
+    </w:p>
+    <w:p>
+      <w:pPr>
+        <w:pStyle w:val="Heading2"/>
+      </w:pPr>
+      <w:r>
+        <w:rPr>
+          <w:rFonts w:eastAsia="맑은 고딕" w:ascii="맑은 고딕" w:hAnsi="맑은 고딕"/>
+        </w:rPr>
+        <w:t>11.5 "hindcast.years 는 [start, end] 또는 [y1, y2, ...] 형식"</w:t>
+      </w:r>
+    </w:p>
+    <w:p>
+      <w:r>
+        <w:rPr>
+          <w:b w:val="0"/>
+          <w:sz w:val="22"/>
+          <w:rFonts w:eastAsia="맑은 고딕" w:ascii="맑은 고딕" w:hAnsi="맑은 고딕"/>
+        </w:rPr>
+        <w:t>yaml hindcast.years 형식 오류. [1991, 2020] (연속 범위) 또는 [1991, 1995, 2010] (3개 이상 명시 리스트) 사용.</w:t>
+      </w:r>
+    </w:p>
+    <w:p>
+      <w:pPr>
+        <w:pStyle w:val="Heading2"/>
+      </w:pPr>
+      <w:r>
+        <w:rPr>
+          <w:rFonts w:eastAsia="맑은 고딕" w:ascii="맑은 고딕" w:hAnsi="맑은 고딕"/>
+        </w:rPr>
+        <w:t>11.6 hindcast 가 일부 시즌을 "forecast CSV 없음" 으로 건너뜀</w:t>
+      </w:r>
+    </w:p>
+    <w:p>
+      <w:r>
+        <w:rPr>
+          <w:b w:val="0"/>
+          <w:sz w:val="22"/>
+          <w:rFonts w:eastAsia="맑은 고딕" w:ascii="맑은 고딕" w:hAnsi="맑은 고딕"/>
+        </w:rPr>
+        <w:t>PICASO 원본이 그 (year, season) 조합에 없거나, acidwg-picaso-convert 가 그 조합을 변환하지 못한 경우. dry-run 으로 어떤 조합이 누락됐는지 확인 후 PICASO 자료 보완.</w:t>
+      </w:r>
+    </w:p>
+    <w:p>
+      <w:pPr>
+        <w:pStyle w:val="Heading2"/>
+      </w:pPr>
+      <w:r>
+        <w:rPr>
+          <w:rFonts w:eastAsia="맑은 고딕" w:ascii="맑은 고딕" w:hAnsi="맑은 고딕"/>
+        </w:rPr>
+        <w:t>11.7 "AN+NN+BN 합이 100이 아닌 행"</w:t>
+      </w:r>
+    </w:p>
+    <w:p>
+      <w:r>
+        <w:rPr>
+          <w:b w:val="0"/>
+          <w:sz w:val="22"/>
+          <w:rFonts w:eastAsia="맑은 고딕" w:ascii="맑은 고딕" w:hAnsi="맑은 고딕"/>
+        </w:rPr>
+        <w:t>forecast CSV 데이터 무결성 오류. acidwg-picaso-convert 결과면 PICASO 원본 확인. 수동 작성 시 각 행 합이 정확히 100.</w:t>
+      </w:r>
+    </w:p>
+    <w:p>
+      <w:pPr>
+        <w:pStyle w:val="Heading2"/>
+      </w:pPr>
+      <w:r>
+        <w:rPr>
+          <w:rFonts w:eastAsia="맑은 고딕" w:ascii="맑은 고딕" w:hAnsi="맑은 고딕"/>
+        </w:rPr>
+        <w:t>11.8 시나리오 값이 비현실적</w:t>
+      </w:r>
+    </w:p>
+    <w:p>
+      <w:r>
+        <w:rPr>
+          <w:b w:val="0"/>
+          <w:sz w:val="22"/>
+          <w:rFonts w:eastAsia="맑은 고딕" w:ascii="맑은 고딕" w:hAnsi="맑은 고딕"/>
+        </w:rPr>
+        <w:t>관측 자료가 너무 짧거나 결측 비율 높음. observation.syear/eyear 기간을 늘리거나 결측 보간 후 재실행.</w:t>
+      </w:r>
+    </w:p>
+    <w:p>
+      <w:pPr>
+        <w:pStyle w:val="Heading2"/>
+      </w:pPr>
+      <w:r>
+        <w:rPr>
+          <w:rFonts w:eastAsia="맑은 고딕" w:ascii="맑은 고딕" w:hAnsi="맑은 고딕"/>
+        </w:rPr>
+        <w:t>11.9 "관측 기간 부족" hindcast skip</w:t>
+      </w:r>
+    </w:p>
+    <w:p>
+      <w:r>
+        <w:rPr>
+          <w:b w:val="0"/>
+          <w:sz w:val="22"/>
+          <w:rFonts w:eastAsia="맑은 고딕" w:ascii="맑은 고딕" w:hAnsi="맑은 고딕"/>
+        </w:rPr>
+        <w:t>observation_eyear_cap=true 인데 hindcast 연도가 syear+1 이하인 경우 발생. 예: syear=1981, hindcast year=1981 → eyear_cap=1980 &lt; syear → 건너뜀. 더 이른 연도 hindcast 가 필요하면 syear 를 더 일찍 설정.</w:t>
       </w:r>
     </w:p>
     <w:p>
@@ -5389,10 +6360,20 @@
       </w:pPr>
       <w:r>
         <w:rPr>
-          <w:rFonts w:ascii="맑은 고딕" w:hAnsi="맑은 고딕" w:eastAsia="맑은 고딕"/>
+          <w:rFonts w:eastAsia="맑은 고딕" w:ascii="맑은 고딕" w:hAnsi="맑은 고딕"/>
           <w:color w:val="1F4E79"/>
         </w:rPr>
-        <w:t>9. 트러블슈팅</w:t>
+        <w:t>12. Cook Islands 적용 예시</w:t>
+      </w:r>
+    </w:p>
+    <w:p>
+      <w:r>
+        <w:rPr>
+          <w:b w:val="0"/>
+          <w:sz w:val="22"/>
+          <w:rFonts w:eastAsia="맑은 고딕" w:ascii="맑은 고딕" w:hAnsi="맑은 고딕"/>
+        </w:rPr>
+        <w:t>쿡제도(라로통가) 의 operational + hindcast 통합 적용 절차.</w:t>
       </w:r>
     </w:p>
     <w:p>
@@ -5401,40 +6382,9 @@
       </w:pPr>
       <w:r>
         <w:rPr>
-          <w:rFonts w:ascii="맑은 고딕" w:hAnsi="맑은 고딕" w:eastAsia="맑은 고딕"/>
+          <w:rFonts w:eastAsia="맑은 고딕" w:ascii="맑은 고딕" w:hAnsi="맑은 고딕"/>
         </w:rPr>
-        <w:t>9.1 "acidwg-run: command not found"</w:t>
-      </w:r>
-    </w:p>
-    <w:p>
-      <w:r>
-        <w:rPr>
-          <w:rFonts w:ascii="맑은 고딕" w:hAnsi="맑은 고딕" w:eastAsia="맑은 고딕"/>
-          <w:b w:val="0"/>
-          <w:sz w:val="22"/>
-        </w:rPr>
-        <w:t>Python Scripts 폴더가 PATH 에 없습니다. 2.3 절 참고.</w:t>
-      </w:r>
-    </w:p>
-    <w:p>
-      <w:pPr>
-        <w:pStyle w:val="Heading2"/>
-      </w:pPr>
-      <w:r>
-        <w:rPr>
-          <w:rFonts w:ascii="맑은 고딕" w:hAnsi="맑은 고딕" w:eastAsia="맑은 고딕"/>
-        </w:rPr>
-        <w:t>9.2 "설정 파일을 찾을 수 없음"</w:t>
-      </w:r>
-    </w:p>
-    <w:p>
-      <w:r>
-        <w:rPr>
-          <w:rFonts w:ascii="맑은 고딕" w:hAnsi="맑은 고딕" w:eastAsia="맑은 고딕"/>
-          <w:b w:val="0"/>
-          <w:sz w:val="22"/>
-        </w:rPr>
-        <w:t>다음 셋 중 하나로 위치를 알려주세요:</w:t>
+        <w:t>12.1 사전 자료</w:t>
       </w:r>
     </w:p>
     <w:p>
@@ -5443,10 +6393,10 @@
       </w:pPr>
       <w:r>
         <w:rPr>
-          <w:rFonts w:ascii="맑은 고딕" w:hAnsi="맑은 고딕" w:eastAsia="맑은 고딕"/>
           <w:sz w:val="22"/>
+          <w:rFonts w:eastAsia="맑은 고딕" w:ascii="맑은 고딕" w:hAnsi="맑은 고딕"/>
         </w:rPr>
-        <w:t>현재 작업 디렉토리 또는 그 상위에 acidwg_py.yaml 배치</w:t>
+        <w:t>관측: GSOD 91843099999 (Rarotonga AP), 1981–2010, util_py 표준화 완료</w:t>
       </w:r>
     </w:p>
     <w:p>
@@ -5455,10 +6405,10 @@
       </w:pPr>
       <w:r>
         <w:rPr>
-          <w:rFonts w:ascii="맑은 고딕" w:hAnsi="맑은 고딕" w:eastAsia="맑은 고딕"/>
           <w:sz w:val="22"/>
+          <w:rFonts w:eastAsia="맑은 고딕" w:ascii="맑은 고딕" w:hAnsi="맑은 고딕"/>
         </w:rPr>
-        <w:t>환경변수 ACIDWG_PY_CONFIG=경로 설정</w:t>
+        <w:t>예보: APCC 2024 JFM (operational) + 1991–2020 전 계절 (hindcast)</w:t>
       </w:r>
     </w:p>
     <w:p>
@@ -5467,187 +6417,8 @@
       </w:pPr>
       <w:r>
         <w:rPr>
-          <w:rFonts w:ascii="맑은 고딕" w:hAnsi="맑은 고딕" w:eastAsia="맑은 고딕"/>
           <w:sz w:val="22"/>
-        </w:rPr>
-        <w:t>명령행 인자 acidwg-run /path/to/my.yaml</w:t>
-      </w:r>
-    </w:p>
-    <w:p>
-      <w:pPr>
-        <w:pStyle w:val="Heading2"/>
-      </w:pPr>
-      <w:r>
-        <w:rPr>
-          <w:rFonts w:ascii="맑은 고딕" w:hAnsi="맑은 고딕" w:eastAsia="맑은 고딕"/>
-        </w:rPr>
-        <w:t>9.3 "AN+NN+BN 합이 100이 아닌 행"</w:t>
-      </w:r>
-    </w:p>
-    <w:p>
-      <w:r>
-        <w:rPr>
-          <w:rFonts w:ascii="맑은 고딕" w:hAnsi="맑은 고딕" w:eastAsia="맑은 고딕"/>
-          <w:b w:val="0"/>
-          <w:sz w:val="22"/>
-        </w:rPr>
-        <w:t>forecast CSV 의 데이터 무결성 오류. acidwg-picaso-convert 결과면 입력 PICASO 원본을 확인. 수동 작성한 경우 각 행의 합이 정확히 100 이 되도록 정수 반올림 처리.</w:t>
-      </w:r>
-    </w:p>
-    <w:p>
-      <w:pPr>
-        <w:pStyle w:val="Heading2"/>
-      </w:pPr>
-      <w:r>
-        <w:rPr>
-          <w:rFonts w:ascii="맑은 고딕" w:hAnsi="맑은 고딕" w:eastAsia="맑은 고딕"/>
-        </w:rPr>
-        <w:t>9.4 "교차참조 키 'paths.xxx' 를 찾을 수 없습니다"</w:t>
-      </w:r>
-    </w:p>
-    <w:p>
-      <w:r>
-        <w:rPr>
-          <w:rFonts w:ascii="맑은 고딕" w:hAnsi="맑은 고딕" w:eastAsia="맑은 고딕"/>
-          <w:b w:val="0"/>
-          <w:sz w:val="22"/>
-        </w:rPr>
-        <w:t>yaml 의 $(...) 안 키 이름 오타. paths 섹션 안에 정의된 키만 참조 가능.</w:t>
-      </w:r>
-    </w:p>
-    <w:p>
-      <w:pPr>
-        <w:pStyle w:val="Heading2"/>
-      </w:pPr>
-      <w:r>
-        <w:rPr>
-          <w:rFonts w:ascii="맑은 고딕" w:hAnsi="맑은 고딕" w:eastAsia="맑은 고딕"/>
-        </w:rPr>
-        <w:t>9.5 시나리오 값이 비현실적 (음수, 너무 큰 값)</w:t>
-      </w:r>
-    </w:p>
-    <w:p>
-      <w:r>
-        <w:rPr>
-          <w:rFonts w:ascii="맑은 고딕" w:hAnsi="맑은 고딕" w:eastAsia="맑은 고딕"/>
-          <w:b w:val="0"/>
-          <w:sz w:val="22"/>
-        </w:rPr>
-        <w:t>관측 자료가 너무 짧거나 결측 비율이 높을 때 발생할 수 있습니다. observation.syear/eyear 기간을 늘리거나 결측 보간 후 재실행.</w:t>
-      </w:r>
-    </w:p>
-    <w:p>
-      <w:pPr>
-        <w:pStyle w:val="Heading2"/>
-      </w:pPr>
-      <w:r>
-        <w:rPr>
-          <w:rFonts w:ascii="맑은 고딕" w:hAnsi="맑은 고딕" w:eastAsia="맑은 고딕"/>
-        </w:rPr>
-        <w:t>9.6 "FileNotFoundError: ... STN001.csv"</w:t>
-      </w:r>
-    </w:p>
-    <w:p>
-      <w:r>
-        <w:rPr>
-          <w:rFonts w:ascii="맑은 고딕" w:hAnsi="맑은 고딕" w:eastAsia="맑은 고딕"/>
-          <w:b w:val="0"/>
-          <w:sz w:val="22"/>
-        </w:rPr>
-        <w:t>obs_dir 에 stations.csv ID 와 동일한 이름의 CSV 가 없습니다. ID 컬럼 (예: 91843099999) 과 파일명 (91843099999.csv) 이 정확히 일치하는지 확인.</w:t>
-      </w:r>
-    </w:p>
-    <w:p>
-      <w:pPr>
-        <w:pStyle w:val="Heading2"/>
-      </w:pPr>
-      <w:r>
-        <w:rPr>
-          <w:rFonts w:ascii="맑은 고딕" w:hAnsi="맑은 고딕" w:eastAsia="맑은 고딕"/>
-        </w:rPr>
-        <w:t>9.7 실행이 너무 느림</w:t>
-      </w:r>
-    </w:p>
-    <w:p>
-      <w:r>
-        <w:rPr>
-          <w:rFonts w:ascii="맑은 고딕" w:hAnsi="맑은 고딕" w:eastAsia="맑은 고딕"/>
-          <w:b w:val="0"/>
-          <w:sz w:val="22"/>
-        </w:rPr>
-        <w:t>model.retrieve: true 로 캐시 사용. 첫 적합 이후 재실행 시 큰 단축. 관측소 수가 매우 많으면 advanced.n_cores 를 늘려 병렬화.</w:t>
-      </w:r>
-    </w:p>
-    <w:p>
-      <w:r>
-        <w:br w:type="page"/>
-      </w:r>
-    </w:p>
-    <w:p>
-      <w:pPr>
-        <w:pStyle w:val="Heading1"/>
-      </w:pPr>
-      <w:r>
-        <w:rPr>
-          <w:rFonts w:ascii="맑은 고딕" w:hAnsi="맑은 고딕" w:eastAsia="맑은 고딕"/>
-          <w:color w:val="1F4E79"/>
-        </w:rPr>
-        <w:t>10. Cook Islands 적용 예시</w:t>
-      </w:r>
-    </w:p>
-    <w:p>
-      <w:r>
-        <w:rPr>
-          <w:rFonts w:ascii="맑은 고딕" w:hAnsi="맑은 고딕" w:eastAsia="맑은 고딕"/>
-          <w:b w:val="0"/>
-          <w:sz w:val="22"/>
-        </w:rPr>
-        <w:t>쿡제도(라로통가) 의 2024 년 1-3월 시나리오 생성 전체 절차.</w:t>
-      </w:r>
-    </w:p>
-    <w:p>
-      <w:pPr>
-        <w:pStyle w:val="Heading2"/>
-      </w:pPr>
-      <w:r>
-        <w:rPr>
-          <w:rFonts w:ascii="맑은 고딕" w:hAnsi="맑은 고딕" w:eastAsia="맑은 고딕"/>
-        </w:rPr>
-        <w:t>10.1 사전 자료</w:t>
-      </w:r>
-    </w:p>
-    <w:p>
-      <w:pPr>
-        <w:pStyle w:val="ListBullet"/>
-      </w:pPr>
-      <w:r>
-        <w:rPr>
-          <w:rFonts w:ascii="맑은 고딕" w:hAnsi="맑은 고딕" w:eastAsia="맑은 고딕"/>
-          <w:sz w:val="22"/>
-        </w:rPr>
-        <w:t>관측: GSOD 91843099999 (Rarotonga AP), 1981–2010 30년</w:t>
-      </w:r>
-    </w:p>
-    <w:p>
-      <w:pPr>
-        <w:pStyle w:val="ListBullet"/>
-      </w:pPr>
-      <w:r>
-        <w:rPr>
-          <w:rFonts w:ascii="맑은 고딕" w:hAnsi="맑은 고딕" w:eastAsia="맑은 고딕"/>
-          <w:sz w:val="22"/>
-        </w:rPr>
-        <w:t>예보: APCC 2024 JFM tercile 확률 (사업단 제공)</w:t>
-      </w:r>
-    </w:p>
-    <w:p>
-      <w:pPr>
-        <w:pStyle w:val="ListBullet"/>
-      </w:pPr>
-      <w:r>
-        <w:rPr>
-          <w:rFonts w:ascii="맑은 고딕" w:hAnsi="맑은 고딕" w:eastAsia="맑은 고딕"/>
-          <w:sz w:val="22"/>
+          <w:rFonts w:eastAsia="맑은 고딕" w:ascii="맑은 고딕" w:hAnsi="맑은 고딕"/>
         </w:rPr>
         <w:t>관측소 1개</w:t>
       </w:r>
@@ -5658,9 +6429,9 @@
       </w:pPr>
       <w:r>
         <w:rPr>
-          <w:rFonts w:ascii="맑은 고딕" w:hAnsi="맑은 고딕" w:eastAsia="맑은 고딕"/>
+          <w:rFonts w:eastAsia="맑은 고딕" w:ascii="맑은 고딕" w:hAnsi="맑은 고딕"/>
         </w:rPr>
-        <w:t>10.2 폴더 준비</w:t>
+        <w:t>12.2 폴더 + stations.csv</w:t>
       </w:r>
     </w:p>
     <w:p>
@@ -5676,32 +6447,15 @@
         </w:rPr>
         <w:t>I:\2025-APCC_Cook\PICASO-Hydro\</w:t>
         <w:br/>
-        <w:t>├─ 0_database\</w:t>
+        <w:t>├─ 0_database\obs\weather\daily_std\91843099999.csv  (date,pcp_mm,tmax_c,...)</w:t>
         <w:br/>
-        <w:t>│   ├─ picaso\prcp\Jan-1\Jan-2024.csv  (사업단 또는 APCC)</w:t>
+        <w:t>├─ 0_database\picaso\...                              (사업단 제공)</w:t>
         <w:br/>
-        <w:t>│   ├─ picaso\prcp\Feb-2\Feb-2024.csv</w:t>
+        <w:t>└─ 1_acidwg\config\</w:t>
         <w:br/>
-        <w:t>│   ├─ picaso\t2m\...</w:t>
+        <w:t xml:space="preserve">    ├─ stations.csv                                     # 1행</w:t>
         <w:br/>
-        <w:t>│   └─ obs\weather\91843099999.csv     (util_py 표준화 결과 활용)</w:t>
-        <w:br/>
-        <w:t>├─ 1_acidwg\</w:t>
-        <w:br/>
-        <w:t>│   └─ config\stations.csv             (Lon, Lat, Elev, ID, Ename)</w:t>
-        <w:br/>
-        <w:t>└─ acidwg_py.yaml</w:t>
-      </w:r>
-    </w:p>
-    <w:p>
-      <w:pPr>
-        <w:pStyle w:val="Heading2"/>
-      </w:pPr>
-      <w:r>
-        <w:rPr>
-          <w:rFonts w:ascii="맑은 고딕" w:hAnsi="맑은 고딕" w:eastAsia="맑은 고딕"/>
-        </w:rPr>
-        <w:t>10.3 stations.csv 내용 (1행)</w:t>
+        <w:t xml:space="preserve">    └─ acidwg_py.yaml</w:t>
       </w:r>
     </w:p>
     <w:p>
@@ -5715,6 +6469,8 @@
           <w:rFonts w:ascii="Consolas" w:hAnsi="Consolas"/>
           <w:sz w:val="20"/>
         </w:rPr>
+        <w:t># stations.csv</w:t>
+        <w:br/>
         <w:t>Lon,Lat,Elev,ID,Ename,SYear</w:t>
         <w:br/>
         <w:t>-159.81,-21.20,5,91843099999,Rarotonga,1981</w:t>
@@ -5726,9 +6482,9 @@
       </w:pPr>
       <w:r>
         <w:rPr>
-          <w:rFonts w:ascii="맑은 고딕" w:hAnsi="맑은 고딕" w:eastAsia="맑은 고딕"/>
+          <w:rFonts w:eastAsia="맑은 고딕" w:ascii="맑은 고딕" w:hAnsi="맑은 고딕"/>
         </w:rPr>
-        <w:t>10.4 acidwg_py.yaml 내용</w:t>
+        <w:t>12.3 acidwg_py.yaml (operational + hindcast)</w:t>
       </w:r>
     </w:p>
     <w:p>
@@ -5744,28 +6500,43 @@
         </w:rPr>
         <w:t>paths:</w:t>
         <w:br/>
-        <w:t xml:space="preserve">  base_dir:     "${env:PICASO_ROOT}"</w:t>
+        <w:t xml:space="preserve">  base_dir:    "${env:PICASO_ROOT}"</w:t>
         <w:br/>
-        <w:t xml:space="preserve">  station_csv:  "$(paths.base_dir)/1_acidwg/config/stations.csv"</w:t>
+        <w:t xml:space="preserve">  station_csv: "$(paths.base_dir)/1_acidwg/config/stations.csv"</w:t>
         <w:br/>
-        <w:t xml:space="preserve">  forecast_csv: "$(paths.base_dir)/1_acidwg/picaso/2024_JFM_picaso.csv"</w:t>
+        <w:t xml:space="preserve">  obs_dir:     "$(paths.base_dir)/0_database/obs/weather/daily_std"</w:t>
         <w:br/>
-        <w:t xml:space="preserve">  obs_dir:      "$(paths.base_dir)/0_database/obs/weather"</w:t>
+        <w:t xml:space="preserve">  picaso_dir:  "$(paths.base_dir)/1_acidwg/picaso"</w:t>
         <w:br/>
-        <w:t xml:space="preserve">  output_dir:   "$(paths.base_dir)/1_acidwg/operational/2024/JFM"</w:t>
+        <w:t xml:space="preserve">  output_root: "$(paths.base_dir)/1_acidwg"</w:t>
         <w:br/>
-        <w:t xml:space="preserve">  model_file:   "$(paths.base_dir)/1_acidwg/cache/acidwg_model.pkl"</w:t>
+        <w:t xml:space="preserve">  model_file:  "$(paths.base_dir)/1_acidwg/cache/acidwg_model.pkl"</w:t>
         <w:br/>
         <w:br/>
         <w:t>observation: { syear: 1981, eyear: 2010 }</w:t>
         <w:br/>
-        <w:t>forecast:    { year: 2024, season: "JFM" }</w:t>
         <w:br/>
-        <w:t>ensemble:    { n_members: 1000, random_seed: 1 }</w:t>
+        <w:t>operational:</w:t>
         <w:br/>
-        <w:t>model:       { retrieve: true }</w:t>
+        <w:t xml:space="preserve">  year:   2024</w:t>
         <w:br/>
-        <w:t>output:      { overwrite: false, variables: [prcp, tmax, tmin] }</w:t>
+        <w:t xml:space="preserve">  season: "JFM"</w:t>
+        <w:br/>
+        <w:br/>
+        <w:t>hindcast:</w:t>
+        <w:br/>
+        <w:t xml:space="preserve">  years:   [1991, 2020]              # 30년 hindcast</w:t>
+        <w:br/>
+        <w:t xml:space="preserve">  seasons: "all"                      # 12 계절</w:t>
+        <w:br/>
+        <w:t xml:space="preserve">  observation_eyear_cap: true</w:t>
+        <w:br/>
+        <w:br/>
+        <w:t>ensemble: { n_members: 1000, random_seed: 1 }</w:t>
+        <w:br/>
+        <w:t>model:    { retrieve: true }</w:t>
+        <w:br/>
+        <w:t>output:   { overwrite: false, variables: [prcp, tmax, tmin] }</w:t>
       </w:r>
     </w:p>
     <w:p>
@@ -5774,9 +6545,9 @@
       </w:pPr>
       <w:r>
         <w:rPr>
-          <w:rFonts w:ascii="맑은 고딕" w:hAnsi="맑은 고딕" w:eastAsia="맑은 고딕"/>
+          <w:rFonts w:eastAsia="맑은 고딕" w:ascii="맑은 고딕" w:hAnsi="맑은 고딕"/>
         </w:rPr>
-        <w:t>10.5 실행</w:t>
+        <w:t>12.4 Operational 실행</w:t>
       </w:r>
     </w:p>
     <w:p>
@@ -5795,6 +6566,9 @@
         <w:t>acidwg-picaso-convert --seasons JFM --years 2024</w:t>
         <w:br/>
         <w:t>acidwg-run</w:t>
+        <w:br/>
+        <w:br/>
+        <w:t># 결과: 1_acidwg\operational\2024\JFM\member_NNNN\91843099999.csv (1000개)</w:t>
       </w:r>
     </w:p>
     <w:p>
@@ -5803,9 +6577,41 @@
       </w:pPr>
       <w:r>
         <w:rPr>
-          <w:rFonts w:ascii="맑은 고딕" w:hAnsi="맑은 고딕" w:eastAsia="맑은 고딕"/>
+          <w:rFonts w:eastAsia="맑은 고딕" w:ascii="맑은 고딕" w:hAnsi="맑은 고딕"/>
         </w:rPr>
-        <w:t>10.6 결과 검증</w:t>
+        <w:t>12.5 Hindcast 실행</w:t>
+      </w:r>
+    </w:p>
+    <w:p>
+      <w:pPr>
+        <w:spacing w:before="80" w:after="80"/>
+        <w:ind w:left="283"/>
+        <w:shd w:val="clear" w:color="auto" w:fill="F2F2F2"/>
+      </w:pPr>
+      <w:r>
+        <w:rPr>
+          <w:rFonts w:ascii="Consolas" w:hAnsi="Consolas"/>
+          <w:sz w:val="20"/>
+        </w:rPr>
+        <w:t>acidwg-picaso-convert --years 1991 1992 1993 ... 2020   # 또는 인자 없이</w:t>
+        <w:br/>
+        <w:t>acidwg-run --hindcast --dry-run                         # 처리 대상 미리 확인</w:t>
+        <w:br/>
+        <w:t>acidwg-run --hindcast                                    # 30 × 12 = 360 시즌 실행</w:t>
+        <w:br/>
+        <w:br/>
+        <w:t># 결과: 1_acidwg\hindcast\{1991..2020}\{12 seasons}\member_NNNN\91843099999.csv</w:t>
+      </w:r>
+    </w:p>
+    <w:p>
+      <w:pPr>
+        <w:pStyle w:val="Heading2"/>
+      </w:pPr>
+      <w:r>
+        <w:rPr>
+          <w:rFonts w:eastAsia="맑은 고딕" w:ascii="맑은 고딕" w:hAnsi="맑은 고딕"/>
+        </w:rPr>
+        <w:t>12.6 결과 검증</w:t>
       </w:r>
     </w:p>
     <w:p>
@@ -5824,15 +6630,9 @@
         <w:t xml:space="preserve">   91843099999.csv</w:t>
         <w:br/>
         <w:br/>
-        <w:t>type 1_acidwg\operational\2024\JFM\member_0001\91843099999.csv</w:t>
+        <w:t>dir 1_acidwg\hindcast\2010\JFM\member_0001\</w:t>
         <w:br/>
-        <w:t xml:space="preserve">   year,mon,day,prcp,tmax,tmin</w:t>
-        <w:br/>
-        <w:t xml:space="preserve">   2024,1,1,0.5,29.7,24.1</w:t>
-        <w:br/>
-        <w:t xml:space="preserve">   2024,1,2,2.3,30.1,24.5</w:t>
-        <w:br/>
-        <w:t xml:space="preserve">   ...</w:t>
+        <w:t xml:space="preserve">   91843099999.csv</w:t>
       </w:r>
     </w:p>
     <w:p>
@@ -5846,10 +6646,21 @@
       </w:pPr>
       <w:r>
         <w:rPr>
-          <w:rFonts w:ascii="맑은 고딕" w:hAnsi="맑은 고딕" w:eastAsia="맑은 고딕"/>
+          <w:rFonts w:eastAsia="맑은 고딕" w:ascii="맑은 고딕" w:hAnsi="맑은 고딕"/>
           <w:color w:val="1F4E79"/>
         </w:rPr>
         <w:t>부록 A. 다른 국가 적용 체크리스트</w:t>
+      </w:r>
+    </w:p>
+    <w:p>
+      <w:pPr>
+        <w:pStyle w:val="Heading2"/>
+      </w:pPr>
+      <w:r>
+        <w:rPr>
+          <w:rFonts w:eastAsia="맑은 고딕" w:ascii="맑은 고딕" w:hAnsi="맑은 고딕"/>
+        </w:rPr>
+        <w:t>A.1 Operational (단일 시즌)</w:t>
       </w:r>
     </w:p>
     <w:p>
@@ -5858,10 +6669,10 @@
       </w:pPr>
       <w:r>
         <w:rPr>
-          <w:rFonts w:ascii="맑은 고딕" w:hAnsi="맑은 고딕" w:eastAsia="맑은 고딕"/>
           <w:sz w:val="22"/>
+          <w:rFonts w:eastAsia="맑은 고딕" w:ascii="맑은 고딕" w:hAnsi="맑은 고딕"/>
         </w:rPr>
-        <w:t>PICASO_ROOT 환경변수 설정 (또는 yaml base_dir 절대경로)</w:t>
+        <w:t>PICASO_ROOT 환경변수 설정</w:t>
       </w:r>
     </w:p>
     <w:p>
@@ -5870,10 +6681,10 @@
       </w:pPr>
       <w:r>
         <w:rPr>
-          <w:rFonts w:ascii="맑은 고딕" w:hAnsi="맑은 고딕" w:eastAsia="맑은 고딕"/>
           <w:sz w:val="22"/>
+          <w:rFonts w:eastAsia="맑은 고딕" w:ascii="맑은 고딕" w:hAnsi="맑은 고딕"/>
         </w:rPr>
-        <w:t>1_acidwg/config/stations.csv 작성 (관측소 1개 이상)</w:t>
+        <w:t>1_acidwg/config/stations.csv 작성</w:t>
       </w:r>
     </w:p>
     <w:p>
@@ -5882,10 +6693,10 @@
       </w:pPr>
       <w:r>
         <w:rPr>
-          <w:rFonts w:ascii="맑은 고딕" w:hAnsi="맑은 고딕" w:eastAsia="맑은 고딕"/>
           <w:sz w:val="22"/>
+          <w:rFonts w:eastAsia="맑은 고딕" w:ascii="맑은 고딕" w:hAnsi="맑은 고딕"/>
         </w:rPr>
-        <w:t>0_database/obs/weather/{ID}.csv 배치 (관측 30년)</w:t>
+        <w:t>0_database/obs/weather/daily_std/{ID}.csv 표준 daily 포맷 (util-weather-standardize)</w:t>
       </w:r>
     </w:p>
     <w:p>
@@ -5894,10 +6705,10 @@
       </w:pPr>
       <w:r>
         <w:rPr>
-          <w:rFonts w:ascii="맑은 고딕" w:hAnsi="맑은 고딕" w:eastAsia="맑은 고딕"/>
           <w:sz w:val="22"/>
+          <w:rFonts w:eastAsia="맑은 고딕" w:ascii="맑은 고딕" w:hAnsi="맑은 고딕"/>
         </w:rPr>
-        <w:t>0_database/picaso/{변수}/{Mon}-{lt}/ 폴더 안 PICASO 원본 자료 배치</w:t>
+        <w:t>0_database/picaso/ 에 PICASO 원본 자료</w:t>
       </w:r>
     </w:p>
     <w:p>
@@ -5906,10 +6717,10 @@
       </w:pPr>
       <w:r>
         <w:rPr>
-          <w:rFonts w:ascii="맑은 고딕" w:hAnsi="맑은 고딕" w:eastAsia="맑은 고딕"/>
           <w:sz w:val="22"/>
+          <w:rFonts w:eastAsia="맑은 고딕" w:ascii="맑은 고딕" w:hAnsi="맑은 고딕"/>
         </w:rPr>
-        <w:t>acidwg-picaso-convert 로 forecast CSV 생성</w:t>
+        <w:t>acidwg-picaso-convert 로 forecast CSV 생성 (해당 year/season)</w:t>
       </w:r>
     </w:p>
     <w:p>
@@ -5918,10 +6729,10 @@
       </w:pPr>
       <w:r>
         <w:rPr>
-          <w:rFonts w:ascii="맑은 고딕" w:hAnsi="맑은 고딕" w:eastAsia="맑은 고딕"/>
           <w:sz w:val="22"/>
+          <w:rFonts w:eastAsia="맑은 고딕" w:ascii="맑은 고딕" w:hAnsi="맑은 고딕"/>
         </w:rPr>
-        <w:t>acidwg_py.yaml 의 forecast.year, forecast.season, observation.{syear,eyear} 수정</w:t>
+        <w:t>1_acidwg/config/acidwg_py.yaml 작성 (operational 블록)</w:t>
       </w:r>
     </w:p>
     <w:p>
@@ -5930,10 +6741,21 @@
       </w:pPr>
       <w:r>
         <w:rPr>
-          <w:rFonts w:ascii="맑은 고딕" w:hAnsi="맑은 고딕" w:eastAsia="맑은 고딕"/>
           <w:sz w:val="22"/>
+          <w:rFonts w:eastAsia="맑은 고딕" w:ascii="맑은 고딕" w:hAnsi="맑은 고딕"/>
         </w:rPr>
         <w:t>acidwg-run 실행</w:t>
+      </w:r>
+    </w:p>
+    <w:p>
+      <w:pPr>
+        <w:pStyle w:val="Heading2"/>
+      </w:pPr>
+      <w:r>
+        <w:rPr>
+          <w:rFonts w:eastAsia="맑은 고딕" w:ascii="맑은 고딕" w:hAnsi="맑은 고딕"/>
+        </w:rPr>
+        <w:t>A.2 Hindcast (다년 × 다계절)</w:t>
       </w:r>
     </w:p>
     <w:p>
@@ -5942,10 +6764,70 @@
       </w:pPr>
       <w:r>
         <w:rPr>
-          <w:rFonts w:ascii="맑은 고딕" w:hAnsi="맑은 고딕" w:eastAsia="맑은 고딕"/>
           <w:sz w:val="22"/>
+          <w:rFonts w:eastAsia="맑은 고딕" w:ascii="맑은 고딕" w:hAnsi="맑은 고딕"/>
         </w:rPr>
-        <w:t>출력 1_acidwg/operational/{year}/{season}/member_NNNN/{ID}.csv 확인</w:t>
+        <w:t>위 A.1 의 1~4 모두 동일</w:t>
+      </w:r>
+    </w:p>
+    <w:p>
+      <w:pPr>
+        <w:pStyle w:val="ListBullet"/>
+      </w:pPr>
+      <w:r>
+        <w:rPr>
+          <w:sz w:val="22"/>
+          <w:rFonts w:eastAsia="맑은 고딕" w:ascii="맑은 고딕" w:hAnsi="맑은 고딕"/>
+        </w:rPr>
+        <w:t>acidwg-picaso-convert 로 hindcast 기간 전체 forecast CSV 생성</w:t>
+      </w:r>
+    </w:p>
+    <w:p>
+      <w:pPr>
+        <w:pStyle w:val="ListBullet"/>
+      </w:pPr>
+      <w:r>
+        <w:rPr>
+          <w:sz w:val="22"/>
+          <w:rFonts w:eastAsia="맑은 고딕" w:ascii="맑은 고딕" w:hAnsi="맑은 고딕"/>
+        </w:rPr>
+        <w:t>yaml 에 hindcast 블록 추가 (years, seasons, observation_eyear_cap)</w:t>
+      </w:r>
+    </w:p>
+    <w:p>
+      <w:pPr>
+        <w:pStyle w:val="ListBullet"/>
+      </w:pPr>
+      <w:r>
+        <w:rPr>
+          <w:sz w:val="22"/>
+          <w:rFonts w:eastAsia="맑은 고딕" w:ascii="맑은 고딕" w:hAnsi="맑은 고딕"/>
+        </w:rPr>
+        <w:t>디스크 공간 확인 (관측소 1개 ×30년 ×12계절 ×1000멤버 ×90일 ≒ 수 GB ~ 수십 GB)</w:t>
+      </w:r>
+    </w:p>
+    <w:p>
+      <w:pPr>
+        <w:pStyle w:val="ListBullet"/>
+      </w:pPr>
+      <w:r>
+        <w:rPr>
+          <w:sz w:val="22"/>
+          <w:rFonts w:eastAsia="맑은 고딕" w:ascii="맑은 고딕" w:hAnsi="맑은 고딕"/>
+        </w:rPr>
+        <w:t>acidwg-run --hindcast --dry-run 으로 대상 미리 확인</w:t>
+      </w:r>
+    </w:p>
+    <w:p>
+      <w:pPr>
+        <w:pStyle w:val="ListBullet"/>
+      </w:pPr>
+      <w:r>
+        <w:rPr>
+          <w:sz w:val="22"/>
+          <w:rFonts w:eastAsia="맑은 고딕" w:ascii="맑은 고딕" w:hAnsi="맑은 고딕"/>
+        </w:rPr>
+        <w:t>acidwg-run --hindcast 실행 (수 시간 ~ 수 일)</w:t>
       </w:r>
     </w:p>
     <w:p>
@@ -5954,7 +6836,7 @@
       </w:pPr>
       <w:r>
         <w:rPr>
-          <w:rFonts w:ascii="맑은 고딕" w:hAnsi="맑은 고딕" w:eastAsia="맑은 고딕"/>
+          <w:rFonts w:eastAsia="맑은 고딕" w:ascii="맑은 고딕" w:hAnsi="맑은 고딕"/>
           <w:color w:val="1F4E79"/>
         </w:rPr>
         <w:t>부록 B. 자주 쓰는 명령 요약</w:t>
@@ -5979,9 +6861,9 @@
             <w:r/>
             <w:r>
               <w:rPr>
-                <w:rFonts w:ascii="맑은 고딕" w:hAnsi="맑은 고딕" w:eastAsia="맑은 고딕"/>
                 <w:b/>
                 <w:sz w:val="20"/>
+                <w:rFonts w:eastAsia="맑은 고딕" w:ascii="맑은 고딕" w:hAnsi="맑은 고딕"/>
               </w:rPr>
               <w:t>명령</w:t>
             </w:r>
@@ -5995,9 +6877,9 @@
             <w:r/>
             <w:r>
               <w:rPr>
-                <w:rFonts w:ascii="맑은 고딕" w:hAnsi="맑은 고딕" w:eastAsia="맑은 고딕"/>
                 <w:b/>
                 <w:sz w:val="20"/>
+                <w:rFonts w:eastAsia="맑은 고딕" w:ascii="맑은 고딕" w:hAnsi="맑은 고딕"/>
               </w:rPr>
               <w:t>용도</w:t>
             </w:r>
@@ -6013,8 +6895,8 @@
             <w:r/>
             <w:r>
               <w:rPr>
-                <w:rFonts w:ascii="맑은 고딕" w:hAnsi="맑은 고딕" w:eastAsia="맑은 고딕"/>
                 <w:sz w:val="20"/>
+                <w:rFonts w:eastAsia="맑은 고딕" w:ascii="맑은 고딕" w:hAnsi="맑은 고딕"/>
               </w:rPr>
               <w:t>acidwg-picaso-convert</w:t>
             </w:r>
@@ -6028,10 +6910,10 @@
             <w:r/>
             <w:r>
               <w:rPr>
-                <w:rFonts w:ascii="맑은 고딕" w:hAnsi="맑은 고딕" w:eastAsia="맑은 고딕"/>
                 <w:sz w:val="20"/>
+                <w:rFonts w:eastAsia="맑은 고딕" w:ascii="맑은 고딕" w:hAnsi="맑은 고딕"/>
               </w:rPr>
-              <w:t>PICASO 원본 → forecast CSV (Step 1)</w:t>
+              <w:t>PICASO 원본 → forecast CSV (전체)</w:t>
             </w:r>
           </w:p>
         </w:tc>
@@ -6045,8 +6927,8 @@
             <w:r/>
             <w:r>
               <w:rPr>
-                <w:rFonts w:ascii="맑은 고딕" w:hAnsi="맑은 고딕" w:eastAsia="맑은 고딕"/>
                 <w:sz w:val="20"/>
+                <w:rFonts w:eastAsia="맑은 고딕" w:ascii="맑은 고딕" w:hAnsi="맑은 고딕"/>
               </w:rPr>
               <w:t>acidwg-picaso-convert --seasons JFM</w:t>
             </w:r>
@@ -6060,10 +6942,10 @@
             <w:r/>
             <w:r>
               <w:rPr>
-                <w:rFonts w:ascii="맑은 고딕" w:hAnsi="맑은 고딕" w:eastAsia="맑은 고딕"/>
                 <w:sz w:val="20"/>
+                <w:rFonts w:eastAsia="맑은 고딕" w:ascii="맑은 고딕" w:hAnsi="맑은 고딕"/>
               </w:rPr>
-              <w:t>특정 계절만 변환</w:t>
+              <w:t>특정 계절만</w:t>
             </w:r>
           </w:p>
         </w:tc>
@@ -6077,10 +6959,10 @@
             <w:r/>
             <w:r>
               <w:rPr>
-                <w:rFonts w:ascii="맑은 고딕" w:hAnsi="맑은 고딕" w:eastAsia="맑은 고딕"/>
                 <w:sz w:val="20"/>
+                <w:rFonts w:eastAsia="맑은 고딕" w:ascii="맑은 고딕" w:hAnsi="맑은 고딕"/>
               </w:rPr>
-              <w:t>acidwg-picaso-convert --years 2024 2025</w:t>
+              <w:t>acidwg-picaso-convert --years 2024</w:t>
             </w:r>
           </w:p>
         </w:tc>
@@ -6092,10 +6974,10 @@
             <w:r/>
             <w:r>
               <w:rPr>
-                <w:rFonts w:ascii="맑은 고딕" w:hAnsi="맑은 고딕" w:eastAsia="맑은 고딕"/>
                 <w:sz w:val="20"/>
+                <w:rFonts w:eastAsia="맑은 고딕" w:ascii="맑은 고딕" w:hAnsi="맑은 고딕"/>
               </w:rPr>
-              <w:t>특정 연도만 변환</w:t>
+              <w:t>특정 연도만</w:t>
             </w:r>
           </w:p>
         </w:tc>
@@ -6109,8 +6991,8 @@
             <w:r/>
             <w:r>
               <w:rPr>
-                <w:rFonts w:ascii="맑은 고딕" w:hAnsi="맑은 고딕" w:eastAsia="맑은 고딕"/>
                 <w:sz w:val="20"/>
+                <w:rFonts w:eastAsia="맑은 고딕" w:ascii="맑은 고딕" w:hAnsi="맑은 고딕"/>
               </w:rPr>
               <w:t>acidwg-run</w:t>
             </w:r>
@@ -6124,10 +7006,10 @@
             <w:r/>
             <w:r>
               <w:rPr>
-                <w:rFonts w:ascii="맑은 고딕" w:hAnsi="맑은 고딕" w:eastAsia="맑은 고딕"/>
                 <w:sz w:val="20"/>
+                <w:rFonts w:eastAsia="맑은 고딕" w:ascii="맑은 고딕" w:hAnsi="맑은 고딕"/>
               </w:rPr>
-              <w:t>yaml 자동 탐색 후 시나리오 생성 (Step 3)</w:t>
+              <w:t>operational 단발 (yaml operational 블록)</w:t>
             </w:r>
           </w:p>
         </w:tc>
@@ -6141,8 +7023,8 @@
             <w:r/>
             <w:r>
               <w:rPr>
-                <w:rFonts w:ascii="맑은 고딕" w:hAnsi="맑은 고딕" w:eastAsia="맑은 고딕"/>
                 <w:sz w:val="20"/>
+                <w:rFonts w:eastAsia="맑은 고딕" w:ascii="맑은 고딕" w:hAnsi="맑은 고딕"/>
               </w:rPr>
               <w:t>acidwg-run /path/to/my.yaml</w:t>
             </w:r>
@@ -6156,10 +7038,10 @@
             <w:r/>
             <w:r>
               <w:rPr>
-                <w:rFonts w:ascii="맑은 고딕" w:hAnsi="맑은 고딕" w:eastAsia="맑은 고딕"/>
                 <w:sz w:val="20"/>
+                <w:rFonts w:eastAsia="맑은 고딕" w:ascii="맑은 고딕" w:hAnsi="맑은 고딕"/>
               </w:rPr>
-              <w:t>특정 yaml 명시</w:t>
+              <w:t>특정 yaml</w:t>
             </w:r>
           </w:p>
         </w:tc>
@@ -6173,10 +7055,10 @@
             <w:r/>
             <w:r>
               <w:rPr>
-                <w:rFonts w:ascii="맑은 고딕" w:hAnsi="맑은 고딕" w:eastAsia="맑은 고딕"/>
                 <w:sz w:val="20"/>
+                <w:rFonts w:eastAsia="맑은 고딕" w:ascii="맑은 고딕" w:hAnsi="맑은 고딕"/>
               </w:rPr>
-              <w:t>acidwg-run --config /path/to/my.yaml</w:t>
+              <w:t>acidwg-run --hindcast</w:t>
             </w:r>
           </w:p>
         </w:tc>
@@ -6188,10 +7070,106 @@
             <w:r/>
             <w:r>
               <w:rPr>
-                <w:rFonts w:ascii="맑은 고딕" w:hAnsi="맑은 고딕" w:eastAsia="맑은 고딕"/>
                 <w:sz w:val="20"/>
+                <w:rFonts w:eastAsia="맑은 고딕" w:ascii="맑은 고딕" w:hAnsi="맑은 고딕"/>
               </w:rPr>
-              <w:t>동일 (--config 형태)</w:t>
+              <w:t>hindcast 일괄 (yaml hindcast 블록 전체)</w:t>
+            </w:r>
+          </w:p>
+        </w:tc>
+      </w:tr>
+      <w:tr>
+        <w:tc>
+          <w:tcPr>
+            <w:tcW w:type="dxa" w:w="4252"/>
+          </w:tcPr>
+          <w:p>
+            <w:r/>
+            <w:r>
+              <w:rPr>
+                <w:sz w:val="20"/>
+                <w:rFonts w:eastAsia="맑은 고딕" w:ascii="맑은 고딕" w:hAnsi="맑은 고딕"/>
+              </w:rPr>
+              <w:t>acidwg-run --hindcast --dry-run</w:t>
+            </w:r>
+          </w:p>
+        </w:tc>
+        <w:tc>
+          <w:tcPr>
+            <w:tcW w:type="dxa" w:w="4535"/>
+          </w:tcPr>
+          <w:p>
+            <w:r/>
+            <w:r>
+              <w:rPr>
+                <w:sz w:val="20"/>
+                <w:rFonts w:eastAsia="맑은 고딕" w:ascii="맑은 고딕" w:hAnsi="맑은 고딕"/>
+              </w:rPr>
+              <w:t>처리 대상 미리 확인 (실행 X)</w:t>
+            </w:r>
+          </w:p>
+        </w:tc>
+      </w:tr>
+      <w:tr>
+        <w:tc>
+          <w:tcPr>
+            <w:tcW w:type="dxa" w:w="4252"/>
+          </w:tcPr>
+          <w:p>
+            <w:r/>
+            <w:r>
+              <w:rPr>
+                <w:sz w:val="20"/>
+                <w:rFonts w:eastAsia="맑은 고딕" w:ascii="맑은 고딕" w:hAnsi="맑은 고딕"/>
+              </w:rPr>
+              <w:t>acidwg-run --hindcast --years 2010 2015</w:t>
+            </w:r>
+          </w:p>
+        </w:tc>
+        <w:tc>
+          <w:tcPr>
+            <w:tcW w:type="dxa" w:w="4535"/>
+          </w:tcPr>
+          <w:p>
+            <w:r/>
+            <w:r>
+              <w:rPr>
+                <w:sz w:val="20"/>
+                <w:rFonts w:eastAsia="맑은 고딕" w:ascii="맑은 고딕" w:hAnsi="맑은 고딕"/>
+              </w:rPr>
+              <w:t>hindcast 일부 연도만</w:t>
+            </w:r>
+          </w:p>
+        </w:tc>
+      </w:tr>
+      <w:tr>
+        <w:tc>
+          <w:tcPr>
+            <w:tcW w:type="dxa" w:w="4252"/>
+          </w:tcPr>
+          <w:p>
+            <w:r/>
+            <w:r>
+              <w:rPr>
+                <w:sz w:val="20"/>
+                <w:rFonts w:eastAsia="맑은 고딕" w:ascii="맑은 고딕" w:hAnsi="맑은 고딕"/>
+              </w:rPr>
+              <w:t>acidwg-run --hindcast --seasons JFM FMA</w:t>
+            </w:r>
+          </w:p>
+        </w:tc>
+        <w:tc>
+          <w:tcPr>
+            <w:tcW w:type="dxa" w:w="4535"/>
+          </w:tcPr>
+          <w:p>
+            <w:r/>
+            <w:r>
+              <w:rPr>
+                <w:sz w:val="20"/>
+                <w:rFonts w:eastAsia="맑은 고딕" w:ascii="맑은 고딕" w:hAnsi="맑은 고딕"/>
+              </w:rPr>
+              <w:t>hindcast 일부 계절만</w:t>
             </w:r>
           </w:p>
         </w:tc>
@@ -6203,7 +7181,7 @@
       </w:pPr>
       <w:r>
         <w:rPr>
-          <w:rFonts w:ascii="맑은 고딕" w:hAnsi="맑은 고딕" w:eastAsia="맑은 고딕"/>
+          <w:rFonts w:eastAsia="맑은 고딕" w:ascii="맑은 고딕" w:hAnsi="맑은 고딕"/>
           <w:color w:val="1F4E79"/>
         </w:rPr>
         <w:t>부록 C. 의존 패키지</w:t>
@@ -6212,11 +7190,11 @@
     <w:p>
       <w:r>
         <w:rPr>
-          <w:rFonts w:ascii="맑은 고딕" w:hAnsi="맑은 고딕" w:eastAsia="맑은 고딕"/>
           <w:b w:val="0"/>
           <w:sz w:val="22"/>
+          <w:rFonts w:eastAsia="맑은 고딕" w:ascii="맑은 고딕" w:hAnsi="맑은 고딕"/>
         </w:rPr>
-        <w:t>acidwg_py 설치 시 자동으로 함께 설치되는 외부 라이브러리:</w:t>
+        <w:t>acidwg_py 설치 시 자동 설치되는 외부 라이브러리:</w:t>
       </w:r>
     </w:p>
     <w:p>
@@ -6225,8 +7203,8 @@
       </w:pPr>
       <w:r>
         <w:rPr>
-          <w:rFonts w:ascii="맑은 고딕" w:hAnsi="맑은 고딕" w:eastAsia="맑은 고딕"/>
           <w:sz w:val="22"/>
+          <w:rFonts w:eastAsia="맑은 고딕" w:ascii="맑은 고딕" w:hAnsi="맑은 고딕"/>
         </w:rPr>
         <w:t>numpy, pandas — 수치·표 처리</w:t>
       </w:r>
@@ -6237,8 +7215,8 @@
       </w:pPr>
       <w:r>
         <w:rPr>
-          <w:rFonts w:ascii="맑은 고딕" w:hAnsi="맑은 고딕" w:eastAsia="맑은 고딕"/>
           <w:sz w:val="22"/>
+          <w:rFonts w:eastAsia="맑은 고딕" w:ascii="맑은 고딕" w:hAnsi="맑은 고딕"/>
         </w:rPr>
         <w:t>scipy, scikit-learn, statsmodels — 통계 모델</w:t>
       </w:r>
@@ -6249,10 +7227,22 @@
       </w:pPr>
       <w:r>
         <w:rPr>
-          <w:rFonts w:ascii="맑은 고딕" w:hAnsi="맑은 고딕" w:eastAsia="맑은 고딕"/>
           <w:sz w:val="22"/>
+          <w:rFonts w:eastAsia="맑은 고딕" w:ascii="맑은 고딕" w:hAnsi="맑은 고딕"/>
         </w:rPr>
         <w:t>pyyaml — 설정 파일</w:t>
+      </w:r>
+    </w:p>
+    <w:p>
+      <w:pPr>
+        <w:pStyle w:val="ListBullet"/>
+      </w:pPr>
+      <w:r>
+        <w:rPr>
+          <w:sz w:val="22"/>
+          <w:rFonts w:eastAsia="맑은 고딕" w:ascii="맑은 고딕" w:hAnsi="맑은 고딕"/>
+        </w:rPr>
+        <w:t>tqdm — 진행률 표시</w:t>
       </w:r>
     </w:p>
     <w:p>
@@ -6261,7 +7251,7 @@
       </w:pPr>
       <w:r>
         <w:rPr>
-          <w:rFonts w:ascii="맑은 고딕" w:hAnsi="맑은 고딕" w:eastAsia="맑은 고딕"/>
+          <w:rFonts w:eastAsia="맑은 고딕" w:ascii="맑은 고딕" w:hAnsi="맑은 고딕"/>
           <w:color w:val="1F4E79"/>
         </w:rPr>
         <w:t>부록 D. 참고 자료</w:t>
@@ -6273,8 +7263,8 @@
       </w:pPr>
       <w:r>
         <w:rPr>
-          <w:rFonts w:ascii="맑은 고딕" w:hAnsi="맑은 고딕" w:eastAsia="맑은 고딕"/>
           <w:sz w:val="22"/>
+          <w:rFonts w:eastAsia="맑은 고딕" w:ascii="맑은 고딕" w:hAnsi="맑은 고딕"/>
         </w:rPr>
         <w:t>코드 저장소: https://github.com/IWMI-KR/picaso-hydro</w:t>
       </w:r>
@@ -6285,8 +7275,8 @@
       </w:pPr>
       <w:r>
         <w:rPr>
-          <w:rFonts w:ascii="맑은 고딕" w:hAnsi="맑은 고딕" w:eastAsia="맑은 고딕"/>
           <w:sz w:val="22"/>
+          <w:rFonts w:eastAsia="맑은 고딕" w:ascii="맑은 고딕" w:hAnsi="맑은 고딕"/>
         </w:rPr>
         <w:t>원본 R 패키지: rACID (APCC 내부)</w:t>
       </w:r>
@@ -6297,8 +7287,8 @@
       </w:pPr>
       <w:r>
         <w:rPr>
-          <w:rFonts w:ascii="맑은 고딕" w:hAnsi="맑은 고딕" w:eastAsia="맑은 고딕"/>
           <w:sz w:val="22"/>
+          <w:rFonts w:eastAsia="맑은 고딕" w:ascii="맑은 고딕" w:hAnsi="맑은 고딕"/>
         </w:rPr>
         <w:t>APCC 계절예측: https://www.apcc21.org</w:t>
       </w:r>
@@ -6309,10 +7299,10 @@
       </w:pPr>
       <w:r>
         <w:rPr>
-          <w:rFonts w:ascii="맑은 고딕" w:hAnsi="맑은 고딕" w:eastAsia="맑은 고딕"/>
           <w:sz w:val="22"/>
+          <w:rFonts w:eastAsia="맑은 고딕" w:ascii="맑은 고딕" w:hAnsi="맑은 고딕"/>
         </w:rPr>
-        <w:t>관련 문서: util_py 사용자 매뉴얼 (관측·예보 자료 준비)</w:t>
+        <w:t>관측 자료 표준화: util_py 사용자 매뉴얼 (4장 표준 daily 포맷)</w:t>
       </w:r>
     </w:p>
     <w:p>
@@ -6321,7 +7311,7 @@
       </w:pPr>
       <w:r>
         <w:rPr>
-          <w:rFonts w:ascii="맑은 고딕" w:hAnsi="맑은 고딕" w:eastAsia="맑은 고딕"/>
+          <w:rFonts w:eastAsia="맑은 고딕" w:ascii="맑은 고딕" w:hAnsi="맑은 고딕"/>
           <w:color w:val="1F4E79"/>
         </w:rPr>
         <w:t>부록 E. 연락처</w:t>
@@ -6330,9 +7320,9 @@
     <w:p>
       <w:r>
         <w:rPr>
-          <w:rFonts w:ascii="맑은 고딕" w:hAnsi="맑은 고딕" w:eastAsia="맑은 고딕"/>
           <w:b w:val="0"/>
           <w:sz w:val="22"/>
+          <w:rFonts w:eastAsia="맑은 고딕" w:ascii="맑은 고딕" w:hAnsi="맑은 고딕"/>
         </w:rPr>
         <w:t>유역통합관리연구원 (IWMI-KR)</w:t>
       </w:r>
@@ -6340,9 +7330,9 @@
     <w:p>
       <w:r>
         <w:rPr>
-          <w:rFonts w:ascii="맑은 고딕" w:hAnsi="맑은 고딕" w:eastAsia="맑은 고딕"/>
           <w:b w:val="0"/>
           <w:sz w:val="22"/>
+          <w:rFonts w:eastAsia="맑은 고딕" w:ascii="맑은 고딕" w:hAnsi="맑은 고딕"/>
         </w:rPr>
         <w:t>E-mail: iwmi.kr@gmail.com</w:t>
       </w:r>
@@ -6350,9 +7340,9 @@
     <w:p>
       <w:r>
         <w:rPr>
-          <w:rFonts w:ascii="맑은 고딕" w:hAnsi="맑은 고딕" w:eastAsia="맑은 고딕"/>
           <w:b w:val="0"/>
           <w:sz w:val="22"/>
+          <w:rFonts w:eastAsia="맑은 고딕" w:ascii="맑은 고딕" w:hAnsi="맑은 고딕"/>
         </w:rPr>
         <w:t>사업: APCC 계절예측 기반 PICASO-Hydro</w:t>
       </w:r>

--- a/docs/acidwg_py_사용자매뉴얼.docx
+++ b/docs/acidwg_py_사용자매뉴얼.docx
@@ -46,7 +46,7 @@
         <w:br/>
         <w:t>PICASO-Hydro 사업</w:t>
         <w:br/>
-        <w:t>v2 — 2026-05</w:t>
+        <w:t>v3 — 2026-05</w:t>
       </w:r>
     </w:p>
     <w:p>
@@ -95,7 +95,7 @@
           <w:sz w:val="22"/>
           <w:rFonts w:eastAsia="맑은 고딕" w:ascii="맑은 고딕" w:hAnsi="맑은 고딕"/>
         </w:rPr>
-        <w:t>operational — 미래 한 시즌 (예: 2024 JFM) 시나리오 생성. 정책·운영 의사결정용</w:t>
+        <w:t>operational — 미래 (또는 현재) 시나리오. 단일 시즌 또는 한 해의 여러 시즌 일괄. 정책·운영 의사결정용</w:t>
       </w:r>
     </w:p>
     <w:p>
@@ -362,7 +362,7 @@
           <w:sz w:val="22"/>
           <w:rFonts w:eastAsia="맑은 고딕" w:ascii="맑은 고딕" w:hAnsi="맑은 고딕"/>
         </w:rPr>
-        <w:t>operational (단일) 또는 hindcast (일괄) 실행 후 다음 구조의 출력을 생성:</w:t>
+        <w:t>operational (단일/일괄) 또는 hindcast (다년 일괄) 실행 후 다음 구조의 출력을 생성:</w:t>
       </w:r>
     </w:p>
     <w:p>
@@ -378,19 +378,25 @@
         </w:rPr>
         <w:t>1_acidwg/</w:t>
         <w:br/>
-        <w:t>├─ operational/2024/JFM/                     ← acidwg-run</w:t>
+        <w:t>├─ operational/</w:t>
         <w:br/>
-        <w:t>│   ├─ member_0001/91843099999.csv  (90일 일자료)</w:t>
+        <w:t>│   ├─ 2024/JFM/                            ← acidwg-run               (단일)</w:t>
         <w:br/>
-        <w:t>│   ├─ member_0002/...</w:t>
+        <w:t>│   │   ├─ member_0001/91843099999.csv</w:t>
         <w:br/>
-        <w:t>│   └─ member_1000/</w:t>
+        <w:t>│   │   └─ ... member_1000/</w:t>
         <w:br/>
-        <w:t>└─ hindcast/                                ← acidwg-run --hindcast</w:t>
+        <w:t>│   └─ 2025/                                ← acidwg-run --seasons all (일괄)</w:t>
+        <w:br/>
+        <w:t>│       ├─ JFM/member_0001/...</w:t>
+        <w:br/>
+        <w:t>│       ├─ FMA/member_0001/...</w:t>
+        <w:br/>
+        <w:t>│       └─ ... (12 계절)</w:t>
+        <w:br/>
+        <w:t>└─ hindcast/                                ← acidwg-run --hindcast    (다년)</w:t>
         <w:br/>
         <w:t xml:space="preserve">    ├─ 1991/JFM/member_0001/...</w:t>
-        <w:br/>
-        <w:t xml:space="preserve">    ├─ 1991/FMA/member_0001/...</w:t>
         <w:br/>
         <w:t xml:space="preserve">    ├─ ...</w:t>
         <w:br/>
@@ -800,7 +806,7 @@
                 <w:sz w:val="20"/>
                 <w:rFonts w:eastAsia="맑은 고딕" w:ascii="맑은 고딕" w:hAnsi="맑은 고딕"/>
               </w:rPr>
-              <w:t>0_database/obs/weather/daily_std/</w:t>
+              <w:t>0_database/obs/weather/daily_std/ 또는 gsod/daily_std/</w:t>
             </w:r>
           </w:p>
         </w:tc>
@@ -1003,7 +1009,7 @@
                 <w:sz w:val="20"/>
                 <w:rFonts w:eastAsia="맑은 고딕" w:ascii="맑은 고딕" w:hAnsi="맑은 고딕"/>
               </w:rPr>
-              <w:t>★ operational 1000-멤버 시나리오 (단일 시즌)</w:t>
+              <w:t>★ operational 1000-멤버 시나리오 (단일 또는 일괄)</w:t>
             </w:r>
           </w:p>
         </w:tc>
@@ -1018,7 +1024,7 @@
                 <w:sz w:val="20"/>
                 <w:rFonts w:eastAsia="맑은 고딕" w:ascii="맑은 고딕" w:hAnsi="맑은 고딕"/>
               </w:rPr>
-              <w:t>Step 2: acidwg-run</w:t>
+              <w:t>Step 2: acidwg-run [--seasons ...]</w:t>
             </w:r>
           </w:p>
         </w:tc>
@@ -1174,21 +1180,25 @@
         <w:br/>
         <w:t xml:space="preserve">    │   ├─ 2024_JFM_picaso.csv</w:t>
         <w:br/>
-        <w:t xml:space="preserve">    │   └─ 1991_JFM_picaso.csv         (hindcast 시 30년치 필요)</w:t>
+        <w:t xml:space="preserve">    │   └─ ...</w:t>
         <w:br/>
         <w:t xml:space="preserve">    ├─ operational\                   ★ Step 2 — operational 결과</w:t>
         <w:br/>
-        <w:t xml:space="preserve">    │   └─ 2024\JFM\member_NNNN\</w:t>
+        <w:t xml:space="preserve">    │   └─ 2025\</w:t>
+        <w:br/>
+        <w:t xml:space="preserve">    │       ├─ JFM\member_NNNN\</w:t>
+        <w:br/>
+        <w:t xml:space="preserve">    │       ├─ FMA\member_NNNN\</w:t>
+        <w:br/>
+        <w:t xml:space="preserve">    │       └─ ... (12 계절)</w:t>
         <w:br/>
         <w:t xml:space="preserve">    ├─ hindcast\                      ★ Step 2 — hindcast 결과</w:t>
         <w:br/>
         <w:t xml:space="preserve">    │   ├─ 1991\JFM\member_NNNN\</w:t>
         <w:br/>
-        <w:t xml:space="preserve">    │   ├─ 1991\FMA\...</w:t>
+        <w:t xml:space="preserve">    │   └─ ... (다년 × 다계절)</w:t>
         <w:br/>
-        <w:t xml:space="preserve">    │   └─ 2020\DJF\...</w:t>
-        <w:br/>
-        <w:t xml:space="preserve">    └─ cache\acidwg_model.pkl          모델 캐시 (operational only)</w:t>
+        <w:t xml:space="preserve">    └─ cache\acidwg_model.pkl          모델 캐시</w:t>
       </w:r>
     </w:p>
     <w:p>
@@ -1483,7 +1493,7 @@
                 <w:sz w:val="20"/>
                 <w:rFonts w:eastAsia="맑은 고딕" w:ascii="맑은 고딕" w:hAnsi="맑은 고딕"/>
               </w:rPr>
-              <w:t>91843099999 또는 918430</w:t>
+              <w:t>918430 (USAF 6자) 또는 91843099999 (USAF+WBAN 11자)</w:t>
             </w:r>
           </w:p>
         </w:tc>
@@ -1590,7 +1600,7 @@
           <w:sz w:val="22"/>
           <w:rFonts w:eastAsia="맑은 고딕" w:ascii="맑은 고딕" w:hAnsi="맑은 고딕"/>
         </w:rPr>
-        <w:t>ID 는 stations.csv·관측 CSV 파일명·PICASO 격자 추출 모두 정확히 동일해야 합니다. GSOD 에서는 USAF 6자 (예: 918430) 또는 USAF+WBAN 11자 (예: 91843099999) — util_py 의 util-gsod-download 가 자동으로 생성한 파일명을 그대로 사용 권장.</w:t>
+        <w:t>ID 는 stations.csv·관측 CSV 파일명·PICASO 격자 추출 모두 정확히 동일해야 합니다. GSOD 에서는 USAF 6자 (예: 918430) 또는 USAF+WBAN 11자 (예: 91843099999) — util_py 의 util-gsod-download 가 자동 생성한 파일명을 그대로 사용 권장.</w:t>
       </w:r>
     </w:p>
     <w:p>
@@ -1611,7 +1621,7 @@
           <w:sz w:val="22"/>
           <w:rFonts w:eastAsia="맑은 고딕" w:ascii="맑은 고딕" w:hAnsi="맑은 고딕"/>
         </w:rPr>
-        <w:t>위치: 0_database/obs/weather/daily_std/{ID}.csv</w:t>
+        <w:t>위치: 0_database/obs/weather/daily_std/{ID}.csv (또는 gsod/daily_std/)</w:t>
       </w:r>
     </w:p>
     <w:p>
@@ -1918,8 +1928,6 @@
         <w:t>util-weather-standardize --source gsod</w:t>
         <w:br/>
         <w:t xml:space="preserve">  → 0_database/gsod/daily_std/{ID}.csv 생성</w:t>
-        <w:br/>
-        <w:t xml:space="preserve">  (또는 acidwg_py.yaml 의 obs_dir 를 daily_std 위치로 설정)</w:t>
       </w:r>
     </w:p>
     <w:p>
@@ -2173,7 +2181,7 @@
                 <w:sz w:val="20"/>
                 <w:rFonts w:eastAsia="맑은 고딕" w:ascii="맑은 고딕" w:hAnsi="맑은 고딕"/>
               </w:rPr>
-              <w:t>실제 미래</w:t>
+              <w:t>실제 미래 (또는 현재)</w:t>
             </w:r>
           </w:p>
         </w:tc>
@@ -2375,7 +2383,7 @@
         <w:rPr>
           <w:rFonts w:eastAsia="맑은 고딕" w:ascii="맑은 고딕" w:hAnsi="맑은 고딕"/>
         </w:rPr>
-        <w:t>5.3 한 폴더로 합치면 안 되는 4가지 실무적 이유</w:t>
+        <w:t>5.3 한 폴더로 합치면 안 되는 4가지 이유</w:t>
       </w:r>
     </w:p>
     <w:p>
@@ -2415,7 +2423,7 @@
           <w:sz w:val="22"/>
           <w:rFonts w:eastAsia="맑은 고딕" w:ascii="맑은 고딕" w:hAnsi="맑은 고딕"/>
         </w:rPr>
-        <w:t>Hindcast 결과를 별도로 두고 그 시점 관측과 비교 → CRPS, BSS 같은 skill score 산출. Operational 시나리오에 이 skill 정보를 사후 적용 (bias 보정, 신뢰구간 폭 조정). 두 흐름이 분리되어야 깨끗한 평가→보정→적용 파이프라인 가능.</w:t>
+        <w:t>Hindcast 결과를 별도로 두고 그 시점 관측과 비교 → CRPS, BSS 같은 skill score 산출. Operational 시나리오에 이 skill 정보를 사후 적용 (bias 보정, 신뢰구간 폭 조정).</w:t>
       </w:r>
     </w:p>
     <w:p>
@@ -2455,7 +2463,7 @@
           <w:sz w:val="22"/>
           <w:rFonts w:eastAsia="맑은 고딕" w:ascii="맑은 고딕" w:hAnsi="맑은 고딕"/>
         </w:rPr>
-        <w:t>Hindcast: 한 번에 30년 × 12 계절 = 360 시즌 일괄 → 오래 걸리는 배치 잡 (수 시간 ~ 수 일). Operational: 매 계절 1개씩 운영 스케줄에 맞춰 실행. 다른 트리거, 다른 로깅, 다른 알람.</w:t>
+        <w:t>Hindcast: 한 번에 30년 × 12 계절 = 360 시즌 일괄 → 오래 걸리는 배치 잡 (수 시간 ~ 수 일). Operational: 매 계절 1개씩 (또는 한 해 12 계절) 운영 스케줄에 맞춰 실행. 다른 트리거, 다른 로깅, 다른 알람.</w:t>
       </w:r>
     </w:p>
     <w:p>
@@ -2494,7 +2502,7 @@
       <w:tr>
         <w:tc>
           <w:tcPr>
-            <w:tcW w:type="dxa" w:w="1417"/>
+            <w:tcW w:type="dxa" w:w="1984"/>
           </w:tcPr>
           <w:p>
             <w:r/>
@@ -2526,7 +2534,7 @@
         </w:tc>
         <w:tc>
           <w:tcPr>
-            <w:tcW w:type="dxa" w:w="2551"/>
+            <w:tcW w:type="dxa" w:w="2835"/>
           </w:tcPr>
           <w:p>
             <w:r/>
@@ -2542,7 +2550,7 @@
         </w:tc>
         <w:tc>
           <w:tcPr>
-            <w:tcW w:type="dxa" w:w="3402"/>
+            <w:tcW w:type="dxa" w:w="2835"/>
           </w:tcPr>
           <w:p>
             <w:r/>
@@ -2560,7 +2568,7 @@
       <w:tr>
         <w:tc>
           <w:tcPr>
-            <w:tcW w:type="dxa" w:w="1417"/>
+            <w:tcW w:type="dxa" w:w="1984"/>
           </w:tcPr>
           <w:p>
             <w:r/>
@@ -2569,7 +2577,7 @@
                 <w:sz w:val="20"/>
                 <w:rFonts w:eastAsia="맑은 고딕" w:ascii="맑은 고딕" w:hAnsi="맑은 고딕"/>
               </w:rPr>
-              <w:t>operational</w:t>
+              <w:t>operational (단일)</w:t>
             </w:r>
           </w:p>
         </w:tc>
@@ -2590,7 +2598,7 @@
         </w:tc>
         <w:tc>
           <w:tcPr>
-            <w:tcW w:type="dxa" w:w="2551"/>
+            <w:tcW w:type="dxa" w:w="2835"/>
           </w:tcPr>
           <w:p>
             <w:r/>
@@ -2605,7 +2613,7 @@
         </w:tc>
         <w:tc>
           <w:tcPr>
-            <w:tcW w:type="dxa" w:w="3402"/>
+            <w:tcW w:type="dxa" w:w="2835"/>
           </w:tcPr>
           <w:p>
             <w:r/>
@@ -2614,7 +2622,7 @@
                 <w:sz w:val="20"/>
                 <w:rFonts w:eastAsia="맑은 고딕" w:ascii="맑은 고딕" w:hAnsi="맑은 고딕"/>
               </w:rPr>
-              <w:t>1_acidwg/operational/{year}/{season}/</w:t>
+              <w:t>operational/{year}/{season}/</w:t>
             </w:r>
           </w:p>
         </w:tc>
@@ -2622,7 +2630,69 @@
       <w:tr>
         <w:tc>
           <w:tcPr>
-            <w:tcW w:type="dxa" w:w="1417"/>
+            <w:tcW w:type="dxa" w:w="1984"/>
+          </w:tcPr>
+          <w:p>
+            <w:r/>
+            <w:r>
+              <w:rPr>
+                <w:sz w:val="20"/>
+                <w:rFonts w:eastAsia="맑은 고딕" w:ascii="맑은 고딕" w:hAnsi="맑은 고딕"/>
+              </w:rPr>
+              <w:t>operational (일괄)</w:t>
+            </w:r>
+          </w:p>
+        </w:tc>
+        <w:tc>
+          <w:tcPr>
+            <w:tcW w:type="dxa" w:w="1701"/>
+          </w:tcPr>
+          <w:p>
+            <w:r/>
+            <w:r>
+              <w:rPr>
+                <w:sz w:val="20"/>
+                <w:rFonts w:eastAsia="맑은 고딕" w:ascii="맑은 고딕" w:hAnsi="맑은 고딕"/>
+              </w:rPr>
+              <w:t>operational:</w:t>
+            </w:r>
+          </w:p>
+        </w:tc>
+        <w:tc>
+          <w:tcPr>
+            <w:tcW w:type="dxa" w:w="2835"/>
+          </w:tcPr>
+          <w:p>
+            <w:r/>
+            <w:r>
+              <w:rPr>
+                <w:sz w:val="20"/>
+                <w:rFonts w:eastAsia="맑은 고딕" w:ascii="맑은 고딕" w:hAnsi="맑은 고딕"/>
+              </w:rPr>
+              <w:t>acidwg-run --seasons all</w:t>
+            </w:r>
+          </w:p>
+        </w:tc>
+        <w:tc>
+          <w:tcPr>
+            <w:tcW w:type="dxa" w:w="2835"/>
+          </w:tcPr>
+          <w:p>
+            <w:r/>
+            <w:r>
+              <w:rPr>
+                <w:sz w:val="20"/>
+                <w:rFonts w:eastAsia="맑은 고딕" w:ascii="맑은 고딕" w:hAnsi="맑은 고딕"/>
+              </w:rPr>
+              <w:t>operational/{year}/{season}/</w:t>
+            </w:r>
+          </w:p>
+        </w:tc>
+      </w:tr>
+      <w:tr>
+        <w:tc>
+          <w:tcPr>
+            <w:tcW w:type="dxa" w:w="1984"/>
           </w:tcPr>
           <w:p>
             <w:r/>
@@ -2652,7 +2722,7 @@
         </w:tc>
         <w:tc>
           <w:tcPr>
-            <w:tcW w:type="dxa" w:w="2551"/>
+            <w:tcW w:type="dxa" w:w="2835"/>
           </w:tcPr>
           <w:p>
             <w:r/>
@@ -2667,7 +2737,7 @@
         </w:tc>
         <w:tc>
           <w:tcPr>
-            <w:tcW w:type="dxa" w:w="3402"/>
+            <w:tcW w:type="dxa" w:w="2835"/>
           </w:tcPr>
           <w:p>
             <w:r/>
@@ -2676,7 +2746,7 @@
                 <w:sz w:val="20"/>
                 <w:rFonts w:eastAsia="맑은 고딕" w:ascii="맑은 고딕" w:hAnsi="맑은 고딕"/>
               </w:rPr>
-              <w:t>1_acidwg/hindcast/{year}/{season}/</w:t>
+              <w:t>hindcast/{year}/{season}/</w:t>
             </w:r>
           </w:p>
         </w:tc>
@@ -2706,7 +2776,7 @@
           <w:rFonts w:eastAsia="맑은 고딕" w:ascii="맑은 고딕" w:hAnsi="맑은 고딕"/>
           <w:color w:val="1F4E79"/>
         </w:rPr>
-        <w:t>6. Operational 워크플로우 (단일 시즌)</w:t>
+        <w:t>6. Operational 워크플로우</w:t>
       </w:r>
     </w:p>
     <w:p>
@@ -2716,7 +2786,7 @@
           <w:sz w:val="22"/>
           <w:rFonts w:eastAsia="맑은 고딕" w:ascii="맑은 고딕" w:hAnsi="맑은 고딕"/>
         </w:rPr>
-        <w:t>예시: 2024년 1-3월 (JFM) 시나리오 1000 멤버 생성</w:t>
+        <w:t>Operational 모드는 "단일 시즌" 또는 "한 해의 여러 시즌" 두 가지 사용 패턴을 지원합니다.</w:t>
       </w:r>
     </w:p>
     <w:p>
@@ -2727,7 +2797,7 @@
         <w:rPr>
           <w:rFonts w:eastAsia="맑은 고딕" w:ascii="맑은 고딕" w:hAnsi="맑은 고딕"/>
         </w:rPr>
-        <w:t>6.1 Step 1 — PICASO 원본 → forecast CSV</w:t>
+        <w:t>6.1 패턴 A — 단일 시즌 (예: 2024 JFM)</w:t>
       </w:r>
     </w:p>
     <w:p>
@@ -2744,6 +2814,10 @@
         <w:t>set PICASO_ROOT=I:\2025-APCC_Cook\PICASO-Hydro</w:t>
         <w:br/>
         <w:t>acidwg-picaso-convert --seasons JFM --years 2024</w:t>
+        <w:br/>
+        <w:t># yaml.operational.year=2024, season="JFM" 으로 설정</w:t>
+        <w:br/>
+        <w:t>acidwg-run</w:t>
       </w:r>
     </w:p>
     <w:p>
@@ -2753,7 +2827,7 @@
           <w:sz w:val="22"/>
           <w:rFonts w:eastAsia="맑은 고딕" w:ascii="맑은 고딕" w:hAnsi="맑은 고딕"/>
         </w:rPr>
-        <w:t>출력: 1_acidwg/picaso/2024_JFM_picaso.csv</w:t>
+        <w:t>결과: 1_acidwg/operational/2024/JFM/member_0001 ~ member_1000/</w:t>
       </w:r>
     </w:p>
     <w:p>
@@ -2764,7 +2838,129 @@
         <w:rPr>
           <w:rFonts w:eastAsia="맑은 고딕" w:ascii="맑은 고딕" w:hAnsi="맑은 고딕"/>
         </w:rPr>
-        <w:t>6.2 Step 2 — acidwg_py.yaml 작성 (operational 블록만)</w:t>
+        <w:t>6.2 패턴 B — 한 해 여러 시즌 일괄 (★ 신규)</w:t>
+      </w:r>
+    </w:p>
+    <w:p>
+      <w:r>
+        <w:rPr>
+          <w:b w:val="0"/>
+          <w:sz w:val="22"/>
+          <w:rFonts w:eastAsia="맑은 고딕" w:ascii="맑은 고딕" w:hAnsi="맑은 고딕"/>
+        </w:rPr>
+        <w:t>yaml 의 operational.year 는 그대로 두고, --seasons 플래그로 일괄 실행:</w:t>
+      </w:r>
+    </w:p>
+    <w:p>
+      <w:pPr>
+        <w:spacing w:before="80" w:after="80"/>
+        <w:ind w:left="283"/>
+        <w:shd w:val="clear" w:color="auto" w:fill="F2F2F2"/>
+      </w:pPr>
+      <w:r>
+        <w:rPr>
+          <w:rFonts w:ascii="Consolas" w:hAnsi="Consolas"/>
+          <w:sz w:val="20"/>
+        </w:rPr>
+        <w:t>set PICASO_ROOT=I:\2025-APCC_Cook\PICASO-Hydro</w:t>
+        <w:br/>
+        <w:br/>
+        <w:t># 처리 대상 + forecast CSV 존재 여부 미리 확인</w:t>
+        <w:br/>
+        <w:t>acidwg-run --seasons all --dry-run</w:t>
+        <w:br/>
+        <w:br/>
+        <w:t># 12 계절 모두 실행 (한 해)</w:t>
+        <w:br/>
+        <w:t>acidwg-run --seasons all</w:t>
+        <w:br/>
+        <w:br/>
+        <w:t># 일부 계절만</w:t>
+        <w:br/>
+        <w:t>acidwg-run --seasons JFM FMA MAM</w:t>
+        <w:br/>
+        <w:t>acidwg-run --seasons jfm fma          # 대소문자 무관</w:t>
+      </w:r>
+    </w:p>
+    <w:p>
+      <w:r>
+        <w:rPr>
+          <w:b w:val="0"/>
+          <w:sz w:val="22"/>
+          <w:rFonts w:eastAsia="맑은 고딕" w:ascii="맑은 고딕" w:hAnsi="맑은 고딕"/>
+        </w:rPr>
+        <w:t>동작:</w:t>
+      </w:r>
+    </w:p>
+    <w:p>
+      <w:pPr>
+        <w:pStyle w:val="ListBullet"/>
+      </w:pPr>
+      <w:r>
+        <w:rPr>
+          <w:sz w:val="22"/>
+          <w:rFonts w:eastAsia="맑은 고딕" w:ascii="맑은 고딕" w:hAnsi="맑은 고딕"/>
+        </w:rPr>
+        <w:t>yaml.operational.year (예: 2025) 가 그대로 사용됨</w:t>
+      </w:r>
+    </w:p>
+    <w:p>
+      <w:pPr>
+        <w:pStyle w:val="ListBullet"/>
+      </w:pPr>
+      <w:r>
+        <w:rPr>
+          <w:sz w:val="22"/>
+          <w:rFonts w:eastAsia="맑은 고딕" w:ascii="맑은 고딕" w:hAnsi="맑은 고딕"/>
+        </w:rPr>
+        <w:t>지정한 계절들을 순차 처리, 각각 1000 멤버 생성</w:t>
+      </w:r>
+    </w:p>
+    <w:p>
+      <w:pPr>
+        <w:pStyle w:val="ListBullet"/>
+      </w:pPr>
+      <w:r>
+        <w:rPr>
+          <w:sz w:val="22"/>
+          <w:rFonts w:eastAsia="맑은 고딕" w:ascii="맑은 고딕" w:hAnsi="맑은 고딕"/>
+        </w:rPr>
+        <w:t>출력은 operational/{year}/{season}/ 별로 자동 분리</w:t>
+      </w:r>
+    </w:p>
+    <w:p>
+      <w:pPr>
+        <w:pStyle w:val="ListBullet"/>
+      </w:pPr>
+      <w:r>
+        <w:rPr>
+          <w:sz w:val="22"/>
+          <w:rFonts w:eastAsia="맑은 고딕" w:ascii="맑은 고딕" w:hAnsi="맑은 고딕"/>
+        </w:rPr>
+        <w:t>forecast CSV ({year}_{season}_picaso.csv) 가 없는 시즌은 [SKIP] 자동 처리 — 에러 X</w:t>
+      </w:r>
+    </w:p>
+    <w:p>
+      <w:pPr>
+        <w:pStyle w:val="ListBullet"/>
+      </w:pPr>
+      <w:r>
+        <w:rPr>
+          <w:sz w:val="22"/>
+          <w:rFonts w:eastAsia="맑은 고딕" w:ascii="맑은 고딕" w:hAnsi="맑은 고딕"/>
+        </w:rPr>
+        <w:t>model.retrieve=true 일 경우 첫 시즌이 모델 적합·캐시 저장, 나머지 11 시즌은 캐시 재사용 (빠름)</w:t>
+      </w:r>
+    </w:p>
+    <w:p>
+      <w:pPr>
+        <w:pStyle w:val="Heading2"/>
+      </w:pPr>
+      <w:r>
+        <w:rPr>
+          <w:rFonts w:eastAsia="맑은 고딕" w:ascii="맑은 고딕" w:hAnsi="맑은 고딕"/>
+        </w:rPr>
+        <w:t>6.3 acidwg_py.yaml — operational 블록 작성</w:t>
       </w:r>
     </w:p>
     <w:p>
@@ -2794,7 +2990,7 @@
         <w:br/>
         <w:t xml:space="preserve">  station_csv: "$(paths.base_dir)/1_acidwg/config/stations.csv"</w:t>
         <w:br/>
-        <w:t xml:space="preserve">  obs_dir:     "$(paths.base_dir)/0_database/obs/weather/daily_std"</w:t>
+        <w:t xml:space="preserve">  obs_dir:     "$(paths.base_dir)/0_database/gsod/daily_std"</w:t>
         <w:br/>
         <w:t xml:space="preserve">  picaso_dir:  "$(paths.base_dir)/1_acidwg/picaso"</w:t>
         <w:br/>
@@ -2803,14 +2999,14 @@
         <w:t xml:space="preserve">  model_file:  "$(paths.base_dir)/1_acidwg/cache/acidwg_model.pkl"</w:t>
         <w:br/>
         <w:br/>
-        <w:t>observation: { syear: 1981, eyear: 2010 }</w:t>
+        <w:t>observation: { syear: 1981, eyear: 2024 }</w:t>
         <w:br/>
         <w:br/>
         <w:t>operational:</w:t>
         <w:br/>
-        <w:t xml:space="preserve">  year:   2024</w:t>
+        <w:t xml:space="preserve">  year:   2025</w:t>
         <w:br/>
-        <w:t xml:space="preserve">  season: "JFM"</w:t>
+        <w:t xml:space="preserve">  season: "JFM"     # 단일 실행 시 사용. --seasons 가 있으면 무시되고 CLI 인자 우선</w:t>
         <w:br/>
         <w:br/>
         <w:t>ensemble: { n_members: 1000, random_seed: 1 }</w:t>
@@ -2828,31 +3024,7 @@
         <w:rPr>
           <w:rFonts w:eastAsia="맑은 고딕" w:ascii="맑은 고딕" w:hAnsi="맑은 고딕"/>
         </w:rPr>
-        <w:t>6.3 Step 3 — 시나리오 생성</w:t>
-      </w:r>
-    </w:p>
-    <w:p>
-      <w:pPr>
-        <w:spacing w:before="80" w:after="80"/>
-        <w:ind w:left="283"/>
-        <w:shd w:val="clear" w:color="auto" w:fill="F2F2F2"/>
-      </w:pPr>
-      <w:r>
-        <w:rPr>
-          <w:rFonts w:ascii="Consolas" w:hAnsi="Consolas"/>
-          <w:sz w:val="20"/>
-        </w:rPr>
-        <w:t>acidwg-run</w:t>
-      </w:r>
-    </w:p>
-    <w:p>
-      <w:r>
-        <w:rPr>
-          <w:b w:val="0"/>
-          <w:sz w:val="22"/>
-          <w:rFonts w:eastAsia="맑은 고딕" w:ascii="맑은 고딕" w:hAnsi="맑은 고딕"/>
-        </w:rPr>
-        <w:t>yaml 자동 탐색 우선순위:</w:t>
+        <w:t>6.4 yaml 자동 탐색 우선순위</w:t>
       </w:r>
     </w:p>
     <w:p>
@@ -2888,7 +3060,7 @@
           <w:sz w:val="22"/>
           <w:rFonts w:eastAsia="맑은 고딕" w:ascii="맑은 고딕" w:hAnsi="맑은 고딕"/>
         </w:rPr>
-        <w:t>$PICASO_ROOT/1_acidwg/config/acidwg_py.yaml (권장 위치)</w:t>
+        <w:t>$PICASO_ROOT/1_acidwg/config/acidwg_py.yaml (★ 권장 위치)</w:t>
       </w:r>
     </w:p>
     <w:p>
@@ -2904,36 +3076,6 @@
       </w:r>
     </w:p>
     <w:p>
-      <w:r>
-        <w:rPr>
-          <w:b w:val="0"/>
-          <w:sz w:val="22"/>
-          <w:rFonts w:eastAsia="맑은 고딕" w:ascii="맑은 고딕" w:hAnsi="맑은 고딕"/>
-        </w:rPr>
-        <w:t>결과:</w:t>
-      </w:r>
-    </w:p>
-    <w:p>
-      <w:pPr>
-        <w:spacing w:before="80" w:after="80"/>
-        <w:ind w:left="283"/>
-        <w:shd w:val="clear" w:color="auto" w:fill="F2F2F2"/>
-      </w:pPr>
-      <w:r>
-        <w:rPr>
-          <w:rFonts w:ascii="Consolas" w:hAnsi="Consolas"/>
-          <w:sz w:val="20"/>
-        </w:rPr>
-        <w:t>1_acidwg/operational/2024/JFM/</w:t>
-        <w:br/>
-        <w:t xml:space="preserve">  member_0001/91843099999.csv</w:t>
-        <w:br/>
-        <w:t xml:space="preserve">  ...</w:t>
-        <w:br/>
-        <w:t xml:space="preserve">  member_1000/91843099999.csv</w:t>
-      </w:r>
-    </w:p>
-    <w:p>
       <w:pPr>
         <w:pStyle w:val="Heading2"/>
       </w:pPr>
@@ -2941,7 +3083,7 @@
         <w:rPr>
           <w:rFonts w:eastAsia="맑은 고딕" w:ascii="맑은 고딕" w:hAnsi="맑은 고딕"/>
         </w:rPr>
-        <w:t>6.4 Step 4 — SWAT-Plus 입력으로 사용</w:t>
+        <w:t>6.5 Step 4 — SWAT-Plus 입력으로 사용</w:t>
       </w:r>
     </w:p>
     <w:p>
@@ -3015,7 +3157,7 @@
           <w:sz w:val="22"/>
           <w:rFonts w:eastAsia="맑은 고딕" w:ascii="맑은 고딕" w:hAnsi="맑은 고딕"/>
         </w:rPr>
-        <w:t>출력: 1_acidwg/picaso/{year}_{season}_picaso.csv 약 360개. PICASO 원본이 없는 (year, season) 조합은 자동 건너뜀 (hindcast 실행 시에도 자동 skip).</w:t>
+        <w:t>출력: 1_acidwg/picaso/{year}_{season}_picaso.csv 약 360개. PICASO 원본이 없는 (year, season) 조합은 자동 건너뜀.</w:t>
       </w:r>
     </w:p>
     <w:p>
@@ -3026,7 +3168,7 @@
         <w:rPr>
           <w:rFonts w:eastAsia="맑은 고딕" w:ascii="맑은 고딕" w:hAnsi="맑은 고딕"/>
         </w:rPr>
-        <w:t>7.2 Step 2 — acidwg_py.yaml 에 hindcast 블록 추가</w:t>
+        <w:t>7.2 Step 2 — yaml 에 hindcast 블록 추가</w:t>
       </w:r>
     </w:p>
     <w:p>
@@ -3050,29 +3192,7 @@
           <w:rFonts w:ascii="Consolas" w:hAnsi="Consolas"/>
           <w:sz w:val="20"/>
         </w:rPr>
-        <w:t>paths:</w:t>
-        <w:br/>
-        <w:t xml:space="preserve">  base_dir:    "${env:PICASO_ROOT}"</w:t>
-        <w:br/>
-        <w:t xml:space="preserve">  station_csv: "$(paths.base_dir)/1_acidwg/config/stations.csv"</w:t>
-        <w:br/>
-        <w:t xml:space="preserve">  obs_dir:     "$(paths.base_dir)/0_database/obs/weather/daily_std"</w:t>
-        <w:br/>
-        <w:t xml:space="preserve">  picaso_dir:  "$(paths.base_dir)/1_acidwg/picaso"</w:t>
-        <w:br/>
-        <w:t xml:space="preserve">  output_root: "$(paths.base_dir)/1_acidwg"</w:t>
-        <w:br/>
-        <w:t xml:space="preserve">  model_file:  "$(paths.base_dir)/1_acidwg/cache/acidwg_model.pkl"</w:t>
-        <w:br/>
-        <w:br/>
-        <w:t>observation: { syear: 1981, eyear: 2010 }</w:t>
-        <w:br/>
-        <w:br/>
-        <w:t>operational:</w:t>
-        <w:br/>
-        <w:t xml:space="preserve">  year:   2024</w:t>
-        <w:br/>
-        <w:t xml:space="preserve">  season: "JFM"</w:t>
+        <w:t># (paths/observation/operational/ensemble/model/output 동일)</w:t>
         <w:br/>
         <w:br/>
         <w:t>hindcast:</w:t>
@@ -3082,13 +3202,6 @@
         <w:t xml:space="preserve">  seasons: "all"                      # 12 계절 전체</w:t>
         <w:br/>
         <w:t xml:space="preserve">  observation_eyear_cap: true         # 누설 방지 자동</w:t>
-        <w:br/>
-        <w:br/>
-        <w:t>ensemble: { n_members: 1000, random_seed: 1 }</w:t>
-        <w:br/>
-        <w:t>model:    { retrieve: true }</w:t>
-        <w:br/>
-        <w:t>output:   { overwrite: false, variables: [prcp, tmax, tmin] }</w:t>
       </w:r>
     </w:p>
     <w:p>
@@ -3113,7 +3226,7 @@
           <w:rFonts w:ascii="Consolas" w:hAnsi="Consolas"/>
           <w:sz w:val="20"/>
         </w:rPr>
-        <w:t>acidwg-run --hindcast              # yaml hindcast 블록 전체 (360 시즌)</w:t>
+        <w:t>acidwg-run --hindcast              # yaml hindcast 블록 전체 (예: 360 시즌)</w:t>
       </w:r>
     </w:p>
     <w:p>
@@ -3164,6 +3277,8 @@
         <w:t>acidwg-run --hindcast --years 2010 2015          # 특정 연도만</w:t>
         <w:br/>
         <w:t>acidwg-run --hindcast --seasons JFM FMA          # 특정 계절만</w:t>
+        <w:br/>
+        <w:t>acidwg-run --hindcast --seasons all              # all (operational 과 동일 문법)</w:t>
         <w:br/>
         <w:t>acidwg-run --hindcast --years 2015 --seasons JJA # 한 시즌만</w:t>
       </w:r>
@@ -3217,7 +3332,7 @@
         <w:rPr>
           <w:rFonts w:eastAsia="맑은 고딕" w:ascii="맑은 고딕" w:hAnsi="맑은 고딕"/>
         </w:rPr>
-        <w:t>7.5 결과 — 360 시즌 누적 폴더</w:t>
+        <w:t>7.5 결과 — 다년 × 다계절 누적 폴더</w:t>
       </w:r>
     </w:p>
     <w:p>
@@ -3233,17 +3348,9 @@
         </w:rPr>
         <w:t>1_acidwg/hindcast/</w:t>
         <w:br/>
-        <w:t xml:space="preserve">  1991/</w:t>
+        <w:t xml:space="preserve">  1991/JFM/member_0001 ~ member_1000/</w:t>
         <w:br/>
-        <w:t xml:space="preserve">    JFM/member_0001/91843099999.csv ~ member_1000/...</w:t>
-        <w:br/>
-        <w:t xml:space="preserve">    FMA/member_0001/...</w:t>
-        <w:br/>
-        <w:t xml:space="preserve">    ...</w:t>
-        <w:br/>
-        <w:t xml:space="preserve">    DJF/member_1000/...</w:t>
-        <w:br/>
-        <w:t xml:space="preserve">  1992/...</w:t>
+        <w:t xml:space="preserve">  1991/FMA/...</w:t>
         <w:br/>
         <w:t xml:space="preserve">  ...</w:t>
         <w:br/>
@@ -3257,7 +3364,7 @@
           <w:sz w:val="22"/>
           <w:rFonts w:eastAsia="맑은 고딕" w:ascii="맑은 고딕" w:hAnsi="맑은 고딕"/>
         </w:rPr>
-        <w:t>총 30 × 12 × 1000 = 360,000 멤버 CSV. 디스크 공간을 미리 확인하세요 (관측소 1개 기준 약 수 GB).</w:t>
+        <w:t>디스크 공간을 미리 확인하세요 (관측소 수 × 연도 × 계절 × 1000멤버 × 90일 ≒ 수 GB ~ 수십 GB).</w:t>
       </w:r>
     </w:p>
     <w:p>
@@ -3299,10 +3406,8 @@
         <w:br/>
         <w:t>base = Path("1_acidwg/hindcast")</w:t>
         <w:br/>
-        <w:t>year, season, station = 2010, "JFM", "91843099999"</w:t>
+        <w:t>year, season, station = 2010, "JFM", "918430"</w:t>
         <w:br/>
-        <w:br/>
-        <w:t># 1000 멤버 일강수량 행렬</w:t>
         <w:br/>
         <w:t>prcp_ens = []</w:t>
         <w:br/>
@@ -3315,14 +3420,10 @@
         <w:t>ens = np.stack(prcp_ens)        # (1000, n_days)</w:t>
         <w:br/>
         <w:br/>
-        <w:t># 실제 관측</w:t>
-        <w:br/>
-        <w:t>obs = pd.read_csv(f"0_database/obs/weather/daily_std/{station}.csv")</w:t>
+        <w:t>obs = pd.read_csv(f"0_database/gsod/daily_std/{station}.csv")</w:t>
         <w:br/>
         <w:t>obs = obs[(obs.date &gt;= f"{year}-01-01") &amp; (obs.date &lt;= f"{year}-03-31")]</w:t>
         <w:br/>
-        <w:br/>
-        <w:t># 시즌 합계 비교</w:t>
         <w:br/>
         <w:t>ens_total = ens.sum(axis=1)</w:t>
         <w:br/>
@@ -3558,7 +3659,7 @@
                 <w:sz w:val="20"/>
                 <w:rFonts w:eastAsia="맑은 고딕" w:ascii="맑은 고딕" w:hAnsi="맑은 고딕"/>
               </w:rPr>
-              <w:t>0_database/obs/weather/daily_std</w:t>
+              <w:t>obs/weather/daily_std 또는 gsod/daily_std</w:t>
             </w:r>
           </w:p>
         </w:tc>
@@ -3728,7 +3829,7 @@
         </w:rPr>
         <w:t>forecast_csv = picaso_dir/{year}_{season}_picaso.csv</w:t>
         <w:br/>
-        <w:t>output_dir   = output_root/operational/{year}/{season}/</w:t>
+        <w:t>output_dir   = output_root/{operational|hindcast}/{year}/{season}/</w:t>
       </w:r>
     </w:p>
     <w:p>
@@ -3845,7 +3946,7 @@
                 <w:sz w:val="20"/>
                 <w:rFonts w:eastAsia="맑은 고딕" w:ascii="맑은 고딕" w:hAnsi="맑은 고딕"/>
               </w:rPr>
-              <w:t>관측 종료 연도 (예: 2010)</w:t>
+              <w:t>관측 종료 연도 (예: 2024)</w:t>
             </w:r>
           </w:p>
         </w:tc>
@@ -3869,7 +3970,7 @@
         <w:rPr>
           <w:rFonts w:eastAsia="맑은 고딕" w:ascii="맑은 고딕" w:hAnsi="맑은 고딕"/>
         </w:rPr>
-        <w:t>8.3 operational — 단일 시즌 (acidwg-run)</w:t>
+        <w:t>8.3 operational — 단일/일괄 시즌</w:t>
       </w:r>
     </w:p>
     <w:tbl>
@@ -3975,7 +4076,7 @@
                 <w:sz w:val="20"/>
                 <w:rFonts w:eastAsia="맑은 고딕" w:ascii="맑은 고딕" w:hAnsi="맑은 고딕"/>
               </w:rPr>
-              <w:t>2024</w:t>
+              <w:t>2025</w:t>
             </w:r>
           </w:p>
         </w:tc>
@@ -4007,7 +4108,7 @@
                 <w:sz w:val="20"/>
                 <w:rFonts w:eastAsia="맑은 고딕" w:ascii="맑은 고딕" w:hAnsi="맑은 고딕"/>
               </w:rPr>
-              <w:t>12개 계절 코드 중 하나</w:t>
+              <w:t>yaml 단일 실행 기본 — CLI --seasons 사용 시 무시</w:t>
             </w:r>
           </w:p>
         </w:tc>
@@ -4054,7 +4155,7 @@
                 <w:sz w:val="20"/>
                 <w:rFonts w:eastAsia="맑은 고딕" w:ascii="맑은 고딕" w:hAnsi="맑은 고딕"/>
               </w:rPr>
-              <w:t>직접 월 목록 (season 무시)</w:t>
+              <w:t>직접 월 목록 (season 무시, --seasons 와는 비호환)</w:t>
             </w:r>
           </w:p>
         </w:tc>
@@ -4083,6 +4184,16 @@
           <w:rFonts w:eastAsia="맑은 고딕" w:ascii="맑은 고딕" w:hAnsi="맑은 고딕"/>
         </w:rPr>
         <w:t>DJF/NDJ 등 연도 경계 시즌은 year 가 시즌 첫 월의 연도 (예: NDJ 2024 → 2024-11 + 2024-12 + 2025-01).</w:t>
+      </w:r>
+    </w:p>
+    <w:p>
+      <w:r>
+        <w:rPr>
+          <w:b w:val="0"/>
+          <w:sz w:val="22"/>
+          <w:rFonts w:eastAsia="맑은 고딕" w:ascii="맑은 고딕" w:hAnsi="맑은 고딕"/>
+        </w:rPr>
+        <w:t>★ CLI --seasons 플래그로 일괄 실행 시 yaml.operational.season 은 무시되고 CLI 인자가 적용됩니다. 즉 yaml 한 파일로 단일/일괄 모두 가능 — yaml 수정 불필요.</w:t>
       </w:r>
     </w:p>
     <w:p>
@@ -4562,7 +4673,9 @@
               </w:rPr>
               <w:t>true: model_file 캐시 사용 (operational 빠름).</w:t>
               <w:br/>
-              <w:t>hindcast + observation_eyear_cap=true → 자동 false (관측이 매년 다르므로 캐시 무의미)</w:t>
+              <w:t xml:space="preserve">  - operational --seasons 일괄: 첫 시즌 적합·저장, 나머지는 캐시 로드</w:t>
+              <w:br/>
+              <w:t xml:space="preserve">  - hindcast + observation_eyear_cap=true: 자동 false (관측이 매년 다르므로 캐시 무의미)</w:t>
             </w:r>
           </w:p>
         </w:tc>
@@ -4984,7 +5097,7 @@
           <w:sz w:val="22"/>
           <w:rFonts w:eastAsia="맑은 고딕" w:ascii="맑은 고딕" w:hAnsi="맑은 고딕"/>
         </w:rPr>
-        <w:t>Operational:</w:t>
+        <w:t>Operational (단일 또는 일괄):</w:t>
       </w:r>
     </w:p>
     <w:p>
@@ -5399,7 +5512,7 @@
           <w:sz w:val="22"/>
           <w:rFonts w:eastAsia="맑은 고딕" w:ascii="맑은 고딕" w:hAnsi="맑은 고딕"/>
         </w:rPr>
-        <w:t>행 수 = 시즌 일수 (JFM = 31+29 또는 28+31 = 90 또는 89). 각 멤버는 동일 확률 분포로부터 독립 샘플.</w:t>
+        <w:t>행 수 = 시즌 일수 (JFM = 31+28+31 = 90일). 각 멤버는 동일 확률 분포로부터 독립 샘플.</w:t>
       </w:r>
     </w:p>
     <w:p>
@@ -6252,7 +6365,28 @@
         <w:rPr>
           <w:rFonts w:eastAsia="맑은 고딕" w:ascii="맑은 고딕" w:hAnsi="맑은 고딕"/>
         </w:rPr>
-        <w:t>11.5 "hindcast.years 는 [start, end] 또는 [y1, y2, ...] 형식"</w:t>
+        <w:t>11.5 "지원하지 않는 계절 코드 'XYZ'"</w:t>
+      </w:r>
+    </w:p>
+    <w:p>
+      <w:r>
+        <w:rPr>
+          <w:b w:val="0"/>
+          <w:sz w:val="22"/>
+          <w:rFonts w:eastAsia="맑은 고딕" w:ascii="맑은 고딕" w:hAnsi="맑은 고딕"/>
+        </w:rPr>
+        <w:t>--seasons 인자에 12 계절 코드 (JFM, FMA, ..., DJF) 또는 'all' 사용. 대소문자 무관 (jfm 도 인식).</w:t>
+      </w:r>
+    </w:p>
+    <w:p>
+      <w:pPr>
+        <w:pStyle w:val="Heading2"/>
+      </w:pPr>
+      <w:r>
+        <w:rPr>
+          <w:rFonts w:eastAsia="맑은 고딕" w:ascii="맑은 고딕" w:hAnsi="맑은 고딕"/>
+        </w:rPr>
+        <w:t>11.6 "hindcast.years 는 [start, end] 또는 [y1, y2, ...] 형식"</w:t>
       </w:r>
     </w:p>
     <w:p>
@@ -6273,7 +6407,7 @@
         <w:rPr>
           <w:rFonts w:eastAsia="맑은 고딕" w:ascii="맑은 고딕" w:hAnsi="맑은 고딕"/>
         </w:rPr>
-        <w:t>11.6 hindcast 가 일부 시즌을 "forecast CSV 없음" 으로 건너뜀</w:t>
+        <w:t>11.7 일부 시즌이 "forecast CSV 없음" 으로 건너뜀</w:t>
       </w:r>
     </w:p>
     <w:p>
@@ -6283,7 +6417,7 @@
           <w:sz w:val="22"/>
           <w:rFonts w:eastAsia="맑은 고딕" w:ascii="맑은 고딕" w:hAnsi="맑은 고딕"/>
         </w:rPr>
-        <w:t>PICASO 원본이 그 (year, season) 조합에 없거나, acidwg-picaso-convert 가 그 조합을 변환하지 못한 경우. dry-run 으로 어떤 조합이 누락됐는지 확인 후 PICASO 자료 보완.</w:t>
+        <w:t>PICASO 원본이 그 (year, season) 조합에 없거나, acidwg-picaso-convert 가 그 조합을 변환하지 못한 경우. --dry-run 으로 어떤 조합이 누락됐는지 확인 후 PICASO 자료 보완.</w:t>
       </w:r>
     </w:p>
     <w:p>
@@ -6294,7 +6428,7 @@
         <w:rPr>
           <w:rFonts w:eastAsia="맑은 고딕" w:ascii="맑은 고딕" w:hAnsi="맑은 고딕"/>
         </w:rPr>
-        <w:t>11.7 "AN+NN+BN 합이 100이 아닌 행"</w:t>
+        <w:t>11.8 "AN+NN+BN 합이 100이 아닌 행"</w:t>
       </w:r>
     </w:p>
     <w:p>
@@ -6315,7 +6449,7 @@
         <w:rPr>
           <w:rFonts w:eastAsia="맑은 고딕" w:ascii="맑은 고딕" w:hAnsi="맑은 고딕"/>
         </w:rPr>
-        <w:t>11.8 시나리오 값이 비현실적</w:t>
+        <w:t>11.9 시나리오 값이 비현실적</w:t>
       </w:r>
     </w:p>
     <w:p>
@@ -6336,7 +6470,7 @@
         <w:rPr>
           <w:rFonts w:eastAsia="맑은 고딕" w:ascii="맑은 고딕" w:hAnsi="맑은 고딕"/>
         </w:rPr>
-        <w:t>11.9 "관측 기간 부족" hindcast skip</w:t>
+        <w:t>11.10 "관측 기간 부족" hindcast skip</w:t>
       </w:r>
     </w:p>
     <w:p>
@@ -6347,6 +6481,27 @@
           <w:rFonts w:eastAsia="맑은 고딕" w:ascii="맑은 고딕" w:hAnsi="맑은 고딕"/>
         </w:rPr>
         <w:t>observation_eyear_cap=true 인데 hindcast 연도가 syear+1 이하인 경우 발생. 예: syear=1981, hindcast year=1981 → eyear_cap=1980 &lt; syear → 건너뜀. 더 이른 연도 hindcast 가 필요하면 syear 를 더 일찍 설정.</w:t>
+      </w:r>
+    </w:p>
+    <w:p>
+      <w:pPr>
+        <w:pStyle w:val="Heading2"/>
+      </w:pPr>
+      <w:r>
+        <w:rPr>
+          <w:rFonts w:eastAsia="맑은 고딕" w:ascii="맑은 고딕" w:hAnsi="맑은 고딕"/>
+        </w:rPr>
+        <w:t>11.11 "yaml.operational 에 'months' 직접 지정한 경우 --seasons 일괄 모드 사용 불가"</w:t>
+      </w:r>
+    </w:p>
+    <w:p>
+      <w:r>
+        <w:rPr>
+          <w:b w:val="0"/>
+          <w:sz w:val="22"/>
+          <w:rFonts w:eastAsia="맑은 고딕" w:ascii="맑은 고딕" w:hAnsi="맑은 고딕"/>
+        </w:rPr>
+        <w:t>yaml 의 operational.months 와 CLI --seasons 는 비호환. months 를 season 코드로 변경 후 --seasons 사용.</w:t>
       </w:r>
     </w:p>
     <w:p>
@@ -6396,7 +6551,7 @@
           <w:sz w:val="22"/>
           <w:rFonts w:eastAsia="맑은 고딕" w:ascii="맑은 고딕" w:hAnsi="맑은 고딕"/>
         </w:rPr>
-        <w:t>관측: GSOD 91843099999 (Rarotonga AP), 1981–2010, util_py 표준화 완료</w:t>
+        <w:t>관측: GSOD 918430 (Rarotonga AP, USAF 6자), 1981–2024, util_py 표준화 완료</w:t>
       </w:r>
     </w:p>
     <w:p>
@@ -6408,7 +6563,7 @@
           <w:sz w:val="22"/>
           <w:rFonts w:eastAsia="맑은 고딕" w:ascii="맑은 고딕" w:hAnsi="맑은 고딕"/>
         </w:rPr>
-        <w:t>예보: APCC 2024 JFM (operational) + 1991–2020 전 계절 (hindcast)</w:t>
+        <w:t>예보: 2025 운영 + 2013–2024 hindcast</w:t>
       </w:r>
     </w:p>
     <w:p>
@@ -6447,13 +6602,13 @@
         </w:rPr>
         <w:t>I:\2025-APCC_Cook\PICASO-Hydro\</w:t>
         <w:br/>
-        <w:t>├─ 0_database\obs\weather\daily_std\91843099999.csv  (date,pcp_mm,tmax_c,...)</w:t>
+        <w:t>├─ 0_database\gsod\daily_std\918430.csv  (date,pcp_mm,tmax_c,...)</w:t>
         <w:br/>
-        <w:t>├─ 0_database\picaso\...                              (사업단 제공)</w:t>
+        <w:t>├─ 0_database\picaso\...                  (사업단 제공)</w:t>
         <w:br/>
         <w:t>└─ 1_acidwg\config\</w:t>
         <w:br/>
-        <w:t xml:space="preserve">    ├─ stations.csv                                     # 1행</w:t>
+        <w:t xml:space="preserve">    ├─ stations.csv                         # 1행</w:t>
         <w:br/>
         <w:t xml:space="preserve">    └─ acidwg_py.yaml</w:t>
       </w:r>
@@ -6473,7 +6628,7 @@
         <w:br/>
         <w:t>Lon,Lat,Elev,ID,Ename,SYear</w:t>
         <w:br/>
-        <w:t>-159.81,-21.20,5,91843099999,Rarotonga,1981</w:t>
+        <w:t>-159.806,-21.203,5.8,918430,RAROTONGA INTL,1973</w:t>
       </w:r>
     </w:p>
     <w:p>
@@ -6504,7 +6659,7 @@
         <w:br/>
         <w:t xml:space="preserve">  station_csv: "$(paths.base_dir)/1_acidwg/config/stations.csv"</w:t>
         <w:br/>
-        <w:t xml:space="preserve">  obs_dir:     "$(paths.base_dir)/0_database/obs/weather/daily_std"</w:t>
+        <w:t xml:space="preserve">  obs_dir:     "$(paths.base_dir)/0_database/gsod/daily_std"</w:t>
         <w:br/>
         <w:t xml:space="preserve">  picaso_dir:  "$(paths.base_dir)/1_acidwg/picaso"</w:t>
         <w:br/>
@@ -6513,19 +6668,19 @@
         <w:t xml:space="preserve">  model_file:  "$(paths.base_dir)/1_acidwg/cache/acidwg_model.pkl"</w:t>
         <w:br/>
         <w:br/>
-        <w:t>observation: { syear: 1981, eyear: 2010 }</w:t>
+        <w:t>observation: { syear: 1981, eyear: 2024 }</w:t>
         <w:br/>
         <w:br/>
         <w:t>operational:</w:t>
         <w:br/>
-        <w:t xml:space="preserve">  year:   2024</w:t>
+        <w:t xml:space="preserve">  year:   2025</w:t>
         <w:br/>
         <w:t xml:space="preserve">  season: "JFM"</w:t>
         <w:br/>
         <w:br/>
         <w:t>hindcast:</w:t>
         <w:br/>
-        <w:t xml:space="preserve">  years:   [1991, 2020]              # 30년 hindcast</w:t>
+        <w:t xml:space="preserve">  years:   [2013, 2024]              # 12년</w:t>
         <w:br/>
         <w:t xml:space="preserve">  seasons: "all"                      # 12 계절</w:t>
         <w:br/>
@@ -6547,7 +6702,7 @@
         <w:rPr>
           <w:rFonts w:eastAsia="맑은 고딕" w:ascii="맑은 고딕" w:hAnsi="맑은 고딕"/>
         </w:rPr>
-        <w:t>12.4 Operational 실행</w:t>
+        <w:t>12.4 Operational — 단일 (2025 JFM)</w:t>
       </w:r>
     </w:p>
     <w:p>
@@ -6563,12 +6718,12 @@
         </w:rPr>
         <w:t>set PICASO_ROOT=I:\2025-APCC_Cook\PICASO-Hydro</w:t>
         <w:br/>
-        <w:t>acidwg-picaso-convert --seasons JFM --years 2024</w:t>
+        <w:t>acidwg-picaso-convert --seasons JFM --years 2025</w:t>
         <w:br/>
         <w:t>acidwg-run</w:t>
         <w:br/>
         <w:br/>
-        <w:t># 결과: 1_acidwg\operational\2024\JFM\member_NNNN\91843099999.csv (1000개)</w:t>
+        <w:t># 결과: 1_acidwg\operational\2025\JFM\member_NNNN\918430.csv (1000개)</w:t>
       </w:r>
     </w:p>
     <w:p>
@@ -6579,7 +6734,7 @@
         <w:rPr>
           <w:rFonts w:eastAsia="맑은 고딕" w:ascii="맑은 고딕" w:hAnsi="맑은 고딕"/>
         </w:rPr>
-        <w:t>12.5 Hindcast 실행</w:t>
+        <w:t>12.5 Operational — 한 해 12 계절 일괄 (★ 신규)</w:t>
       </w:r>
     </w:p>
     <w:p>
@@ -6593,14 +6748,24 @@
           <w:rFonts w:ascii="Consolas" w:hAnsi="Consolas"/>
           <w:sz w:val="20"/>
         </w:rPr>
-        <w:t>acidwg-picaso-convert --years 1991 1992 1993 ... 2020   # 또는 인자 없이</w:t>
+        <w:t>set PICASO_ROOT=I:\2025-APCC_Cook\PICASO-Hydro</w:t>
         <w:br/>
-        <w:t>acidwg-run --hindcast --dry-run                         # 처리 대상 미리 확인</w:t>
+        <w:t>acidwg-picaso-convert --years 2025</w:t>
         <w:br/>
-        <w:t>acidwg-run --hindcast                                    # 30 × 12 = 360 시즌 실행</w:t>
+        <w:t>acidwg-run --seasons all --dry-run        # 처리 대상 미리 확인</w:t>
+        <w:br/>
+        <w:t>acidwg-run --seasons all                   # 12 계절 모두 실행</w:t>
         <w:br/>
         <w:br/>
-        <w:t># 결과: 1_acidwg\hindcast\{1991..2020}\{12 seasons}\member_NNNN\91843099999.csv</w:t>
+        <w:t># 결과:</w:t>
+        <w:br/>
+        <w:t>#   1_acidwg\operational\2025\JFM\member_NNNN\918430.csv</w:t>
+        <w:br/>
+        <w:t>#   1_acidwg\operational\2025\FMA\...</w:t>
+        <w:br/>
+        <w:t>#   ...</w:t>
+        <w:br/>
+        <w:t>#   1_acidwg\operational\2025\DJF\member_NNNN\918430.csv</w:t>
       </w:r>
     </w:p>
     <w:p>
@@ -6611,7 +6776,7 @@
         <w:rPr>
           <w:rFonts w:eastAsia="맑은 고딕" w:ascii="맑은 고딕" w:hAnsi="맑은 고딕"/>
         </w:rPr>
-        <w:t>12.6 결과 검증</w:t>
+        <w:t>12.6 Hindcast — 12년 × 12 계절</w:t>
       </w:r>
     </w:p>
     <w:p>
@@ -6625,14 +6790,46 @@
           <w:rFonts w:ascii="Consolas" w:hAnsi="Consolas"/>
           <w:sz w:val="20"/>
         </w:rPr>
-        <w:t>dir 1_acidwg\operational\2024\JFM\member_0001\</w:t>
+        <w:t>acidwg-picaso-convert --years 2013 2014 ... 2024  # 또는 인자 없이 (전체)</w:t>
         <w:br/>
-        <w:t xml:space="preserve">   91843099999.csv</w:t>
+        <w:t>acidwg-run --hindcast --dry-run                   # 144 시즌 대상 확인</w:t>
+        <w:br/>
+        <w:t>acidwg-run --hindcast                              # 12 × 12 = 144 시즌 실행</w:t>
         <w:br/>
         <w:br/>
-        <w:t>dir 1_acidwg\hindcast\2010\JFM\member_0001\</w:t>
+        <w:t># 결과: 1_acidwg\hindcast\{2013..2024}\{12 seasons}\member_NNNN\918430.csv</w:t>
+      </w:r>
+    </w:p>
+    <w:p>
+      <w:pPr>
+        <w:pStyle w:val="Heading2"/>
+      </w:pPr>
+      <w:r>
+        <w:rPr>
+          <w:rFonts w:eastAsia="맑은 고딕" w:ascii="맑은 고딕" w:hAnsi="맑은 고딕"/>
+        </w:rPr>
+        <w:t>12.7 결과 검증</w:t>
+      </w:r>
+    </w:p>
+    <w:p>
+      <w:pPr>
+        <w:spacing w:before="80" w:after="80"/>
+        <w:ind w:left="283"/>
+        <w:shd w:val="clear" w:color="auto" w:fill="F2F2F2"/>
+      </w:pPr>
+      <w:r>
+        <w:rPr>
+          <w:rFonts w:ascii="Consolas" w:hAnsi="Consolas"/>
+          <w:sz w:val="20"/>
+        </w:rPr>
+        <w:t>dir 1_acidwg\operational\2025\JFM\member_0001\</w:t>
         <w:br/>
-        <w:t xml:space="preserve">   91843099999.csv</w:t>
+        <w:t xml:space="preserve">   918430.csv</w:t>
+        <w:br/>
+        <w:br/>
+        <w:t>dir 1_acidwg\hindcast\2020\JFM\member_0001\</w:t>
+        <w:br/>
+        <w:t xml:space="preserve">   918430.csv</w:t>
       </w:r>
     </w:p>
     <w:p>
@@ -6660,7 +6857,7 @@
         <w:rPr>
           <w:rFonts w:eastAsia="맑은 고딕" w:ascii="맑은 고딕" w:hAnsi="맑은 고딕"/>
         </w:rPr>
-        <w:t>A.1 Operational (단일 시즌)</w:t>
+        <w:t>A.1 Operational (단일 또는 일괄)</w:t>
       </w:r>
     </w:p>
     <w:p>
@@ -6696,7 +6893,7 @@
           <w:sz w:val="22"/>
           <w:rFonts w:eastAsia="맑은 고딕" w:ascii="맑은 고딕" w:hAnsi="맑은 고딕"/>
         </w:rPr>
-        <w:t>0_database/obs/weather/daily_std/{ID}.csv 표준 daily 포맷 (util-weather-standardize)</w:t>
+        <w:t>0_database/{obs/weather,gsod}/daily_std/{ID}.csv (util-weather-standardize 출력)</w:t>
       </w:r>
     </w:p>
     <w:p>
@@ -6720,7 +6917,7 @@
           <w:sz w:val="22"/>
           <w:rFonts w:eastAsia="맑은 고딕" w:ascii="맑은 고딕" w:hAnsi="맑은 고딕"/>
         </w:rPr>
-        <w:t>acidwg-picaso-convert 로 forecast CSV 생성 (해당 year/season)</w:t>
+        <w:t>acidwg-picaso-convert 로 forecast CSV 생성</w:t>
       </w:r>
     </w:p>
     <w:p>
@@ -6732,7 +6929,7 @@
           <w:sz w:val="22"/>
           <w:rFonts w:eastAsia="맑은 고딕" w:ascii="맑은 고딕" w:hAnsi="맑은 고딕"/>
         </w:rPr>
-        <w:t>1_acidwg/config/acidwg_py.yaml 작성 (operational 블록)</w:t>
+        <w:t>1_acidwg/config/acidwg_py.yaml 작성 (operational 블록 + 선택적 hindcast 블록)</w:t>
       </w:r>
     </w:p>
     <w:p>
@@ -6744,7 +6941,7 @@
           <w:sz w:val="22"/>
           <w:rFonts w:eastAsia="맑은 고딕" w:ascii="맑은 고딕" w:hAnsi="맑은 고딕"/>
         </w:rPr>
-        <w:t>acidwg-run 실행</w:t>
+        <w:t>단일: acidwg-run / 일괄: acidwg-run --seasons all</w:t>
       </w:r>
     </w:p>
     <w:p>
@@ -6767,19 +6964,7 @@
           <w:sz w:val="22"/>
           <w:rFonts w:eastAsia="맑은 고딕" w:ascii="맑은 고딕" w:hAnsi="맑은 고딕"/>
         </w:rPr>
-        <w:t>위 A.1 의 1~4 모두 동일</w:t>
-      </w:r>
-    </w:p>
-    <w:p>
-      <w:pPr>
-        <w:pStyle w:val="ListBullet"/>
-      </w:pPr>
-      <w:r>
-        <w:rPr>
-          <w:sz w:val="22"/>
-          <w:rFonts w:eastAsia="맑은 고딕" w:ascii="맑은 고딕" w:hAnsi="맑은 고딕"/>
-        </w:rPr>
-        <w:t>acidwg-picaso-convert 로 hindcast 기간 전체 forecast CSV 생성</w:t>
+        <w:t>위 A.1 의 1~5 모두 동일 + hindcast 기간 전체 forecast CSV 생성</w:t>
       </w:r>
     </w:p>
     <w:p>
@@ -6803,7 +6988,7 @@
           <w:sz w:val="22"/>
           <w:rFonts w:eastAsia="맑은 고딕" w:ascii="맑은 고딕" w:hAnsi="맑은 고딕"/>
         </w:rPr>
-        <w:t>디스크 공간 확인 (관측소 1개 ×30년 ×12계절 ×1000멤버 ×90일 ≒ 수 GB ~ 수십 GB)</w:t>
+        <w:t>디스크 공간 확인 (관측소 수 × 연도 × 계절 × 1000멤버 × 90일 ≒ 수 GB ~ 수십 GB)</w:t>
       </w:r>
     </w:p>
     <w:p>
@@ -7009,7 +7194,103 @@
                 <w:sz w:val="20"/>
                 <w:rFonts w:eastAsia="맑은 고딕" w:ascii="맑은 고딕" w:hAnsi="맑은 고딕"/>
               </w:rPr>
-              <w:t>operational 단발 (yaml operational 블록)</w:t>
+              <w:t>operational 단발 (yaml.operational 단일)</w:t>
+            </w:r>
+          </w:p>
+        </w:tc>
+      </w:tr>
+      <w:tr>
+        <w:tc>
+          <w:tcPr>
+            <w:tcW w:type="dxa" w:w="4252"/>
+          </w:tcPr>
+          <w:p>
+            <w:r/>
+            <w:r>
+              <w:rPr>
+                <w:sz w:val="20"/>
+                <w:rFonts w:eastAsia="맑은 고딕" w:ascii="맑은 고딕" w:hAnsi="맑은 고딕"/>
+              </w:rPr>
+              <w:t>acidwg-run --seasons all</w:t>
+            </w:r>
+          </w:p>
+        </w:tc>
+        <w:tc>
+          <w:tcPr>
+            <w:tcW w:type="dxa" w:w="4535"/>
+          </w:tcPr>
+          <w:p>
+            <w:r/>
+            <w:r>
+              <w:rPr>
+                <w:sz w:val="20"/>
+                <w:rFonts w:eastAsia="맑은 고딕" w:ascii="맑은 고딕" w:hAnsi="맑은 고딕"/>
+              </w:rPr>
+              <w:t>★ operational 일괄 (한 해 12 계절)</w:t>
+            </w:r>
+          </w:p>
+        </w:tc>
+      </w:tr>
+      <w:tr>
+        <w:tc>
+          <w:tcPr>
+            <w:tcW w:type="dxa" w:w="4252"/>
+          </w:tcPr>
+          <w:p>
+            <w:r/>
+            <w:r>
+              <w:rPr>
+                <w:sz w:val="20"/>
+                <w:rFonts w:eastAsia="맑은 고딕" w:ascii="맑은 고딕" w:hAnsi="맑은 고딕"/>
+              </w:rPr>
+              <w:t>acidwg-run --seasons JFM FMA</w:t>
+            </w:r>
+          </w:p>
+        </w:tc>
+        <w:tc>
+          <w:tcPr>
+            <w:tcW w:type="dxa" w:w="4535"/>
+          </w:tcPr>
+          <w:p>
+            <w:r/>
+            <w:r>
+              <w:rPr>
+                <w:sz w:val="20"/>
+                <w:rFonts w:eastAsia="맑은 고딕" w:ascii="맑은 고딕" w:hAnsi="맑은 고딕"/>
+              </w:rPr>
+              <w:t>★ operational 일괄 (특정 계절들)</w:t>
+            </w:r>
+          </w:p>
+        </w:tc>
+      </w:tr>
+      <w:tr>
+        <w:tc>
+          <w:tcPr>
+            <w:tcW w:type="dxa" w:w="4252"/>
+          </w:tcPr>
+          <w:p>
+            <w:r/>
+            <w:r>
+              <w:rPr>
+                <w:sz w:val="20"/>
+                <w:rFonts w:eastAsia="맑은 고딕" w:ascii="맑은 고딕" w:hAnsi="맑은 고딕"/>
+              </w:rPr>
+              <w:t>acidwg-run --seasons all --dry-run</w:t>
+            </w:r>
+          </w:p>
+        </w:tc>
+        <w:tc>
+          <w:tcPr>
+            <w:tcW w:type="dxa" w:w="4535"/>
+          </w:tcPr>
+          <w:p>
+            <w:r/>
+            <w:r>
+              <w:rPr>
+                <w:sz w:val="20"/>
+                <w:rFonts w:eastAsia="맑은 고딕" w:ascii="맑은 고딕" w:hAnsi="맑은 고딕"/>
+              </w:rPr>
+              <w:t>★ operational 처리 대상 미리 확인</w:t>
             </w:r>
           </w:p>
         </w:tc>
@@ -7041,7 +7322,7 @@
                 <w:sz w:val="20"/>
                 <w:rFonts w:eastAsia="맑은 고딕" w:ascii="맑은 고딕" w:hAnsi="맑은 고딕"/>
               </w:rPr>
-              <w:t>특정 yaml</w:t>
+              <w:t>특정 yaml 명시</w:t>
             </w:r>
           </w:p>
         </w:tc>
@@ -7073,7 +7354,7 @@
                 <w:sz w:val="20"/>
                 <w:rFonts w:eastAsia="맑은 고딕" w:ascii="맑은 고딕" w:hAnsi="맑은 고딕"/>
               </w:rPr>
-              <w:t>hindcast 일괄 (yaml hindcast 블록 전체)</w:t>
+              <w:t>hindcast 일괄 (yaml.hindcast 블록 전체)</w:t>
             </w:r>
           </w:p>
         </w:tc>
@@ -7105,7 +7386,7 @@
                 <w:sz w:val="20"/>
                 <w:rFonts w:eastAsia="맑은 고딕" w:ascii="맑은 고딕" w:hAnsi="맑은 고딕"/>
               </w:rPr>
-              <w:t>처리 대상 미리 확인 (실행 X)</w:t>
+              <w:t>hindcast 대상 미리 확인</w:t>
             </w:r>
           </w:p>
         </w:tc>
@@ -7170,6 +7451,38 @@
                 <w:rFonts w:eastAsia="맑은 고딕" w:ascii="맑은 고딕" w:hAnsi="맑은 고딕"/>
               </w:rPr>
               <w:t>hindcast 일부 계절만</w:t>
+            </w:r>
+          </w:p>
+        </w:tc>
+      </w:tr>
+      <w:tr>
+        <w:tc>
+          <w:tcPr>
+            <w:tcW w:type="dxa" w:w="4252"/>
+          </w:tcPr>
+          <w:p>
+            <w:r/>
+            <w:r>
+              <w:rPr>
+                <w:sz w:val="20"/>
+                <w:rFonts w:eastAsia="맑은 고딕" w:ascii="맑은 고딕" w:hAnsi="맑은 고딕"/>
+              </w:rPr>
+              <w:t>acidwg-run --hindcast --years 2020 --seasons all</w:t>
+            </w:r>
+          </w:p>
+        </w:tc>
+        <w:tc>
+          <w:tcPr>
+            <w:tcW w:type="dxa" w:w="4535"/>
+          </w:tcPr>
+          <w:p>
+            <w:r/>
+            <w:r>
+              <w:rPr>
+                <w:sz w:val="20"/>
+                <w:rFonts w:eastAsia="맑은 고딕" w:ascii="맑은 고딕" w:hAnsi="맑은 고딕"/>
+              </w:rPr>
+              <w:t>hindcast 한 해 전 계절만</w:t>
             </w:r>
           </w:p>
         </w:tc>
